--- a/downloads/student/ai-2-week-13.docx
+++ b/downloads/student/ai-2-week-13.docx
@@ -2208,6 +2208,16 @@
     <w:p>
       <w:r>
         <w:t>Reference labels can themselves be disputed; a true-positive name does not guarantee the annotation is infallible.</w:t>
+      </w:r>
+    </w:p>
+    <w:p>
+      <w:r>
+        <w:t>Read the labelled picture: Which error causes a sound book to be sent for unnecessary repair review?</w:t>
+      </w:r>
+    </w:p>
+    <w:p>
+      <w:r>
+        <w:t>Change one thing: Change one repair/sound prediction to repair/repair after a real model revision. Predict the result before checking the explanation. What remains the same?</w:t>
       </w:r>
     </w:p>
     <w:p>
@@ -4242,6 +4252,187 @@
     <w:p>
       <w:r>
         <w:t>Attempt the independent case before hints. Record whether you worked alone, used a hint or followed a model. After feedback, fix the first unsupported step and explain why it changed. A later check uses a changed case, not a copied answer.</w:t>
+      </w:r>
+    </w:p>
+    <w:p>
+      <w:pPr>
+        <w:pStyle w:val="Heading1"/>
+      </w:pPr>
+      <w:r>
+        <w:t>15. Your lesson route</w:t>
+      </w:r>
+    </w:p>
+    <w:p>
+      <w:r>
+        <w:t>Start with this question: A fictional book-condition checker predicts repair or sound.</w:t>
+      </w:r>
+    </w:p>
+    <w:tbl>
+      <w:tblPr>
+        <w:tblStyle w:val="LightShading-Accent1"/>
+        <w:tblW w:type="auto" w:w="0"/>
+        <w:tblLook w:firstColumn="1" w:firstRow="1" w:lastColumn="0" w:lastRow="0" w:noHBand="0" w:noVBand="1" w:val="04A0"/>
+      </w:tblPr>
+      <w:tblGrid>
+        <w:gridCol w:w="5112"/>
+        <w:gridCol w:w="5112"/>
+      </w:tblGrid>
+      <w:tr>
+        <w:trPr>
+          <w:tblHeader/>
+        </w:trPr>
+        <w:tc>
+          <w:tcPr>
+            <w:tcW w:type="dxa" w:w="5112"/>
+          </w:tcPr>
+          <w:p>
+            <w:r>
+              <w:t>By the end, I can</w:t>
+            </w:r>
+          </w:p>
+        </w:tc>
+        <w:tc>
+          <w:tcPr>
+            <w:tcW w:type="dxa" w:w="5112"/>
+          </w:tcPr>
+          <w:p>
+            <w:r>
+              <w:t>How I will show it</w:t>
+            </w:r>
+          </w:p>
+        </w:tc>
+      </w:tr>
+      <w:tr>
+        <w:tc>
+          <w:tcPr>
+            <w:tcW w:type="dxa" w:w="5112"/>
+          </w:tcPr>
+          <w:p>
+            <w:r>
+              <w:t>Build a labelled confusion matrix from matched reference and prediction pairs</w:t>
+            </w:r>
+          </w:p>
+        </w:tc>
+        <w:tc>
+          <w:tcPr>
+            <w:tcW w:type="dxa" w:w="5112"/>
+          </w:tcPr>
+          <w:p>
+            <w:r>
+              <w:t>Explain the deciding step, show a trace or test, and state one limit.</w:t>
+            </w:r>
+          </w:p>
+        </w:tc>
+      </w:tr>
+      <w:tr>
+        <w:tc>
+          <w:tcPr>
+            <w:tcW w:type="dxa" w:w="5112"/>
+          </w:tcPr>
+          <w:p>
+            <w:r>
+              <w:t>Distinguish false positives from false negatives using a declared positive class</w:t>
+            </w:r>
+          </w:p>
+        </w:tc>
+        <w:tc>
+          <w:tcPr>
+            <w:tcW w:type="dxa" w:w="5112"/>
+          </w:tcPr>
+          <w:p>
+            <w:r>
+              <w:t>Explain the deciding step, show a trace or test, and state one limit.</w:t>
+            </w:r>
+          </w:p>
+        </w:tc>
+      </w:tr>
+      <w:tr>
+        <w:tc>
+          <w:tcPr>
+            <w:tcW w:type="dxa" w:w="5112"/>
+          </w:tcPr>
+          <w:p>
+            <w:r>
+              <w:t>Check matrix totals and explain why equal accuracy can hide different errors</w:t>
+            </w:r>
+          </w:p>
+        </w:tc>
+        <w:tc>
+          <w:tcPr>
+            <w:tcW w:type="dxa" w:w="5112"/>
+          </w:tcPr>
+          <w:p>
+            <w:r>
+              <w:t>Explain the deciding step, show a trace or test, and state one limit.</w:t>
+            </w:r>
+          </w:p>
+        </w:tc>
+      </w:tr>
+    </w:tbl>
+    <w:p>
+      <w:r>
+        <w:t>Remember → watch and explain → try with help → investigate → try independently → keep project evidence. Your teacher may spread this lesson across several classes.</w:t>
+      </w:r>
+    </w:p>
+    <w:p>
+      <w:r>
+        <w:t>Keep your first prediction. Compare it with what the evidence shows and explain any change.</w:t>
+      </w:r>
+    </w:p>
+    <w:p>
+      <w:pPr>
+        <w:pStyle w:val="Heading1"/>
+      </w:pPr>
+      <w:r>
+        <w:t>16. Finish and return</w:t>
+      </w:r>
+    </w:p>
+    <w:p>
+      <w:r>
+        <w:t>Close your notes. Explain this goal in your own words: Build a labelled confusion matrix from matched reference and prediction pairs</w:t>
+      </w:r>
+    </w:p>
+    <w:p>
+      <w:pPr>
+        <w:pStyle w:val="Heading3"/>
+      </w:pPr>
+      <w:r>
+        <w:t>My deciding step, evidence and one remaining question</w:t>
+      </w:r>
+    </w:p>
+    <w:p>
+      <w:r>
+        <w:t>________________________________________________________________</w:t>
+      </w:r>
+    </w:p>
+    <w:p>
+      <w:r>
+        <w:t>________________________________________________________________</w:t>
+      </w:r>
+    </w:p>
+    <w:p>
+      <w:r>
+        <w:t>________________________________________________________________</w:t>
+      </w:r>
+    </w:p>
+    <w:p>
+      <w:r>
+        <w:t>________________________________________________________________</w:t>
+      </w:r>
+    </w:p>
+    <w:p>
+      <w:r>
+        <w:t>________________________________________________________________</w:t>
+      </w:r>
+    </w:p>
+    <w:p>
+      <w:r>
+        <w:t>If you are unsure, return to the worked picture and explain one arrow. If you are ready, change an input or assumption and justify your prediction.</w:t>
+      </w:r>
+    </w:p>
+    <w:p>
+      <w:r>
+        <w:t>Save your workbook evidence. At the next review, try a different case before opening your old answer.</w:t>
       </w:r>
     </w:p>
     <w:sectPr>

--- a/downloads/student/ai-2-week-13.docx
+++ b/downloads/student/ai-2-week-13.docx
@@ -4433,6 +4433,220 @@
     <w:p>
       <w:r>
         <w:t>Save your workbook evidence. At the next review, try a different case before opening your old answer.</w:t>
+      </w:r>
+    </w:p>
+    <w:p>
+      <w:pPr>
+        <w:pStyle w:val="Heading1"/>
+      </w:pPr>
+      <w:r>
+        <w:t>17. Supported practice, repair and portfolio</w:t>
+      </w:r>
+    </w:p>
+    <w:p>
+      <w:r>
+        <w:t>Use this supported practice once, in the browser or on paper. Keep the reserved independent assessment for a separate first attempt before teacher feedback.</w:t>
+      </w:r>
+    </w:p>
+    <w:p>
+      <w:r>
+        <w:t>A fictional book-condition checker predicts repair or sound.</w:t>
+      </w:r>
+    </w:p>
+    <w:p>
+      <w:pPr>
+        <w:pStyle w:val="Heading3"/>
+      </w:pPr>
+      <w:r>
+        <w:t>Practice 1: explain the deciding evidence</w:t>
+      </w:r>
+    </w:p>
+    <w:p>
+      <w:r>
+        <w:t>Which labelled step matches this detail? Matrix [[2,1],[1,2]]: agreement 4/6, repair recall 2/3.</w:t>
+      </w:r>
+    </w:p>
+    <w:p>
+      <w:r>
+        <w:t>1. Declare axes</w:t>
+      </w:r>
+    </w:p>
+    <w:p>
+      <w:r>
+        <w:t>2. Read result</w:t>
+      </w:r>
+    </w:p>
+    <w:p>
+      <w:r>
+        <w:t>3. Fill repair row</w:t>
+      </w:r>
+    </w:p>
+    <w:p>
+      <w:r>
+        <w:t>4. Fill sound row</w:t>
+      </w:r>
+    </w:p>
+    <w:p>
+      <w:pPr>
+        <w:pStyle w:val="Heading3"/>
+      </w:pPr>
+      <w:r>
+        <w:t>My selected conclusion, deciding fact and explanation</w:t>
+      </w:r>
+    </w:p>
+    <w:p>
+      <w:r>
+        <w:t>________________________________________________________________</w:t>
+      </w:r>
+    </w:p>
+    <w:p>
+      <w:r>
+        <w:t>________________________________________________________________</w:t>
+      </w:r>
+    </w:p>
+    <w:p>
+      <w:r>
+        <w:t>________________________________________________________________</w:t>
+      </w:r>
+    </w:p>
+    <w:p>
+      <w:r>
+        <w:t>________________________________________________________________</w:t>
+      </w:r>
+    </w:p>
+    <w:p>
+      <w:r>
+        <w:t>________________________________________________________________</w:t>
+      </w:r>
+    </w:p>
+    <w:p>
+      <w:r>
+        <w:t>Hint if needed: Read the steps in the pictorial case. Match the supplied detail to the stage that performs or records it.</w:t>
+      </w:r>
+    </w:p>
+    <w:p>
+      <w:r>
+        <w:t>After your attempt, compare with the supported explanation: Read result Matrix [[2,1],[1,2]]: agreement 4/6, repair recall 2/3. Each case enters one cell according to its reference and predicted label. The off-diagonal cells represent different mistakes: a false alarm on a sound book versus a missed repair. Trace the cell definitions before naming rates; swapping axes changes the table’s interpretation even if its diagonal sum remains unchanged.</w:t>
+      </w:r>
+    </w:p>
+    <w:p>
+      <w:pPr>
+        <w:pStyle w:val="Heading3"/>
+      </w:pPr>
+      <w:r>
+        <w:t>Practice 2: explain the deciding evidence</w:t>
+      </w:r>
+    </w:p>
+    <w:p>
+      <w:r>
+        <w:t>Changed-case practice: Change one repair/sound prediction to repair/repair after a real model revision. Which conclusion is supported by the supplied facts?</w:t>
+      </w:r>
+    </w:p>
+    <w:p>
+      <w:r>
+        <w:t>1. Repair row becomes [0,3]; agreement becomes 5/6.</w:t>
+      </w:r>
+    </w:p>
+    <w:p>
+      <w:r>
+        <w:t>2. We can decide the result without examining the changed input or the procedure.</w:t>
+      </w:r>
+    </w:p>
+    <w:p>
+      <w:r>
+        <w:t>3. This one example guarantees correct results for every future input.</w:t>
+      </w:r>
+    </w:p>
+    <w:p>
+      <w:pPr>
+        <w:pStyle w:val="Heading3"/>
+      </w:pPr>
+      <w:r>
+        <w:t>My selected conclusion, deciding fact and explanation</w:t>
+      </w:r>
+    </w:p>
+    <w:p>
+      <w:r>
+        <w:t>________________________________________________________________</w:t>
+      </w:r>
+    </w:p>
+    <w:p>
+      <w:r>
+        <w:t>________________________________________________________________</w:t>
+      </w:r>
+    </w:p>
+    <w:p>
+      <w:r>
+        <w:t>________________________________________________________________</w:t>
+      </w:r>
+    </w:p>
+    <w:p>
+      <w:r>
+        <w:t>________________________________________________________________</w:t>
+      </w:r>
+    </w:p>
+    <w:p>
+      <w:r>
+        <w:t>________________________________________________________________</w:t>
+      </w:r>
+    </w:p>
+    <w:p>
+      <w:r>
+        <w:t>Hint if needed: Use the changed condition and the deciding step in the pictorial trace. The answer must say what follows from those facts.</w:t>
+      </w:r>
+    </w:p>
+    <w:p>
+      <w:r>
+        <w:t>After your attempt, compare with the supported explanation: Repair row becomes [0,3]; agreement becomes 5/6. One false negative moves to true positive; the sound row stays [2,1].</w:t>
+      </w:r>
+    </w:p>
+    <w:p>
+      <w:pPr>
+        <w:pStyle w:val="Heading3"/>
+      </w:pPr>
+      <w:r>
+        <w:t>Repair a missing building block</w:t>
+      </w:r>
+    </w:p>
+    <w:p>
+      <w:r>
+        <w:t>Review Accuracy as a Fraction (ai-2/12). Goal: Explain why overall accuracy can hide failure on a less common class. Short practice: Why is 100% repair detection not sufficient to declare the changed classifier best?. Return to this week and explain what you changed.</w:t>
+      </w:r>
+    </w:p>
+    <w:p>
+      <w:r>
+        <w:t>Review Human Classifier Simulation (ai-2/10). Goal: Construct a classifier with a stated input format, selected rule and recorded output. Short practice: Why are J and M initially treated differently even though both are illustrated mysteries?. Return to this week and explain what you changed.</w:t>
+      </w:r>
+    </w:p>
+    <w:p>
+      <w:r>
+        <w:t>Review Rows Columns and Data Types (ai-2/7). Goal: Specify a table schema. Short practice: Which two rows originally fail, and do they fail for the same reason?. Return to this week and explain what you changed.</w:t>
+      </w:r>
+    </w:p>
+    <w:p>
+      <w:pPr>
+        <w:pStyle w:val="Heading3"/>
+      </w:pPr>
+      <w:r>
+        <w:t>Predict, run and debug</w:t>
+      </w:r>
+    </w:p>
+    <w:p>
+      <w:r>
+        <w:t>The browser lab lets you edit the supported Python examples already included in this lesson. Predict first, run, inspect the actual output or error, change one input, then run again. Keep code, predictions, actual results and a reasoned revision together. On paper, label your result as a trace rather than an execution.</w:t>
+      </w:r>
+    </w:p>
+    <w:p>
+      <w:pPr>
+        <w:pStyle w:val="Heading3"/>
+      </w:pPr>
+      <w:r>
+        <w:t>Keep your completed work</w:t>
+      </w:r>
+    </w:p>
+    <w:p>
+      <w:r>
+        <w:t>Use Download completed work in the hosted lesson to export your answers, reflections, practice feedback and code-run evidence. Open the HTML copy to read or print it. Drafts stay in this browser when storage is available; clear drafts on a shared device.</w:t>
       </w:r>
     </w:p>
     <w:sectPr>

--- a/downloads/student/ai-2-week-13.docx
+++ b/downloads/student/ai-2-week-13.docx
@@ -42,6 +42,11 @@
       </w:r>
     </w:p>
     <w:p>
+      <w:r>
+        <w:t>Start with the target: Build a labelled confusion matrix from matched reference and prediction pairs. Try the recall before opening notes.</w:t>
+      </w:r>
+    </w:p>
+    <w:p>
       <w:pPr>
         <w:pStyle w:val="Heading3"/>
       </w:pPr>
@@ -50,17 +55,95 @@
       </w:r>
     </w:p>
     <w:p>
-      <w:r>
-        <w:t>I can build a labelled confusion matrix from matched reference and prediction pairs.</w:t>
-      </w:r>
-    </w:p>
-    <w:p>
-      <w:r>
-        <w:t>I can distinguish false positives from false negatives using a declared positive class.</w:t>
-      </w:r>
-    </w:p>
-    <w:p>
-      <w:r>
+      <w:pPr>
+        <w:spacing w:line="336" w:lineRule="auto" w:after="180"/>
+      </w:pPr>
+      <w:r>
+        <w:rPr>
+          <w:b w:val="0"/>
+        </w:rPr>
+        <w:t xml:space="preserve">I can build a labelled </w:t>
+      </w:r>
+      <w:r>
+        <w:rPr>
+          <w:b/>
+        </w:rPr>
+        <w:t>confusion matrix</w:t>
+      </w:r>
+      <w:r>
+        <w:rPr>
+          <w:b w:val="0"/>
+        </w:rPr>
+        <w:t xml:space="preserve"> from matched reference and </w:t>
+      </w:r>
+      <w:r>
+        <w:rPr>
+          <w:b/>
+        </w:rPr>
+        <w:t>prediction</w:t>
+      </w:r>
+      <w:r>
+        <w:rPr>
+          <w:b w:val="0"/>
+        </w:rPr>
+        <w:t xml:space="preserve"> pairs.</w:t>
+      </w:r>
+    </w:p>
+    <w:p>
+      <w:pPr>
+        <w:spacing w:line="336" w:lineRule="auto" w:after="180"/>
+      </w:pPr>
+      <w:r>
+        <w:rPr>
+          <w:b w:val="0"/>
+        </w:rPr>
+        <w:t xml:space="preserve">I can distinguish </w:t>
+      </w:r>
+      <w:r>
+        <w:rPr>
+          <w:b/>
+        </w:rPr>
+        <w:t>false positive</w:t>
+      </w:r>
+      <w:r>
+        <w:rPr>
+          <w:b w:val="0"/>
+        </w:rPr>
+        <w:t xml:space="preserve">s from </w:t>
+      </w:r>
+      <w:r>
+        <w:rPr>
+          <w:b/>
+        </w:rPr>
+        <w:t>false negative</w:t>
+      </w:r>
+      <w:r>
+        <w:rPr>
+          <w:b w:val="0"/>
+        </w:rPr>
+        <w:t xml:space="preserve">s using a declared </w:t>
+      </w:r>
+      <w:r>
+        <w:rPr>
+          <w:b/>
+        </w:rPr>
+        <w:t>positive class</w:t>
+      </w:r>
+      <w:r>
+        <w:rPr>
+          <w:b w:val="0"/>
+        </w:rPr>
+        <w:t>.</w:t>
+      </w:r>
+    </w:p>
+    <w:p>
+      <w:pPr>
+        <w:spacing w:line="336" w:lineRule="auto" w:after="180"/>
+      </w:pPr>
+      <w:r>
+        <w:rPr>
+          <w:b w:val="0"/>
+        </w:rPr>
         <w:t>I can check matrix totals and explain why equal accuracy can hide different errors.</w:t>
       </w:r>
     </w:p>
@@ -73,37 +156,91 @@
       </w:r>
     </w:p>
     <w:p>
-      <w:r>
+      <w:pPr>
+        <w:spacing w:line="336" w:lineRule="auto" w:after="180"/>
+      </w:pPr>
+      <w:r>
+        <w:rPr>
+          <w:b w:val="0"/>
+        </w:rPr>
         <w:t>Close your notes first. A rough first answer helps us choose the right starting point; it is not a score for your ability.</w:t>
       </w:r>
     </w:p>
     <w:p>
-      <w:r>
+      <w:pPr>
+        <w:spacing w:line="336" w:lineRule="auto" w:after="180"/>
+      </w:pPr>
+      <w:r>
+        <w:rPr>
+          <w:b w:val="0"/>
+        </w:rPr>
         <w:t>Without opening the old lesson, explain one key idea from Accuracy as a Fraction. Give an example and a mistake that the idea helps you avoid.</w:t>
       </w:r>
     </w:p>
     <w:p>
-      <w:r>
+      <w:pPr>
+        <w:spacing w:line="336" w:lineRule="auto" w:after="180"/>
+      </w:pPr>
+      <w:r>
+        <w:rPr>
+          <w:b w:val="0"/>
+        </w:rPr>
         <w:t>Without opening the old lesson, explain one key idea from Human Classifier Simulation. Give an example and a mistake that the idea helps you avoid.</w:t>
       </w:r>
     </w:p>
     <w:p>
-      <w:r>
+      <w:pPr>
+        <w:spacing w:line="336" w:lineRule="auto" w:after="180"/>
+      </w:pPr>
+      <w:r>
+        <w:rPr>
+          <w:b w:val="0"/>
+        </w:rPr>
         <w:t>Without opening the old lesson, explain one key idea from Rows Columns and Data Types. Give an example and a mistake that the idea helps you avoid.</w:t>
       </w:r>
     </w:p>
     <w:p>
-      <w:r>
-        <w:t>After trying, check the relevant lesson or ask your teacher. Change the part of your explanation that the evidence shows was wrong.</w:t>
-      </w:r>
-    </w:p>
-    <w:p>
-      <w:r>
+      <w:pPr>
+        <w:spacing w:line="336" w:lineRule="auto" w:after="180"/>
+      </w:pPr>
+      <w:r>
+        <w:rPr>
+          <w:b w:val="0"/>
+        </w:rPr>
+        <w:t xml:space="preserve">After trying, check the relevant lesson or ask your teacher. Change the part of your explanation that the </w:t>
+      </w:r>
+      <w:r>
+        <w:rPr>
+          <w:b/>
+        </w:rPr>
+        <w:t>evidence</w:t>
+      </w:r>
+      <w:r>
+        <w:rPr>
+          <w:b w:val="0"/>
+        </w:rPr>
+        <w:t xml:space="preserve"> shows was wrong.</w:t>
+      </w:r>
+    </w:p>
+    <w:p>
+      <w:pPr>
+        <w:spacing w:line="336" w:lineRule="auto" w:after="180"/>
+      </w:pPr>
+      <w:r>
+        <w:rPr>
+          <w:b w:val="0"/>
+        </w:rPr>
         <w:t>Week 13: Types of Classification Error</w:t>
       </w:r>
     </w:p>
     <w:p>
-      <w:r>
+      <w:pPr>
+        <w:spacing w:line="336" w:lineRule="auto" w:after="180"/>
+      </w:pPr>
+      <w:r>
+        <w:rPr>
+          <w:b w:val="0"/>
+        </w:rPr>
         <w:t>False alarms and misses can have different costs.</w:t>
       </w:r>
     </w:p>
@@ -144,17 +281,47 @@
       </w:r>
     </w:p>
     <w:p>
-      <w:r>
+      <w:pPr>
+        <w:spacing w:line="336" w:lineRule="auto" w:after="180"/>
+      </w:pPr>
+      <w:r>
+        <w:rPr>
+          <w:b/>
+        </w:rPr>
         <w:t>THINKER MISSION</w:t>
       </w:r>
     </w:p>
     <w:p>
-      <w:r>
-        <w:t>Sort 12 predictions into four outcome boxes.</w:t>
-      </w:r>
-    </w:p>
-    <w:p>
-      <w:r>
+      <w:pPr>
+        <w:spacing w:line="336" w:lineRule="auto" w:after="180"/>
+      </w:pPr>
+      <w:r>
+        <w:rPr>
+          <w:b w:val="0"/>
+        </w:rPr>
+        <w:t xml:space="preserve">Sort 12 </w:t>
+      </w:r>
+      <w:r>
+        <w:rPr>
+          <w:b/>
+        </w:rPr>
+        <w:t>prediction</w:t>
+      </w:r>
+      <w:r>
+        <w:rPr>
+          <w:b w:val="0"/>
+        </w:rPr>
+        <w:t>s into four outcome boxes.</w:t>
+      </w:r>
+    </w:p>
+    <w:p>
+      <w:pPr>
+        <w:spacing w:line="336" w:lineRule="auto" w:after="180"/>
+      </w:pPr>
+      <w:r>
+        <w:rPr>
+          <w:b w:val="0"/>
+        </w:rPr>
         <w:t>Thinker name and date:</w:t>
       </w:r>
     </w:p>
@@ -200,8 +367,27 @@
       </w:r>
     </w:p>
     <w:p>
-      <w:r>
-        <w:t>Why should a reproducible run save predictions linked to example IDs rather than only an accuracy score?</w:t>
+      <w:pPr>
+        <w:spacing w:line="336" w:lineRule="auto" w:after="180"/>
+        <w:shd w:fill="F5F1FB"/>
+      </w:pPr>
+      <w:r>
+        <w:rPr>
+          <w:b w:val="0"/>
+        </w:rPr>
+        <w:t xml:space="preserve">Why should a reproducible run save </w:t>
+      </w:r>
+      <w:r>
+        <w:rPr>
+          <w:b/>
+        </w:rPr>
+        <w:t>prediction</w:t>
+      </w:r>
+      <w:r>
+        <w:rPr>
+          <w:b w:val="0"/>
+        </w:rPr>
+        <w:t>s linked to example IDs rather than only an accuracy score?</w:t>
       </w:r>
     </w:p>
     <w:p>
@@ -213,8 +399,26 @@
       </w:r>
     </w:p>
     <w:p>
-      <w:r>
-        <w:t>By the end, I can construct a confusion matrix with declared axes and name both error types.</w:t>
+      <w:pPr>
+        <w:spacing w:line="336" w:lineRule="auto" w:after="180"/>
+      </w:pPr>
+      <w:r>
+        <w:rPr>
+          <w:b w:val="0"/>
+        </w:rPr>
+        <w:t xml:space="preserve">By the end, I can construct a </w:t>
+      </w:r>
+      <w:r>
+        <w:rPr>
+          <w:b/>
+        </w:rPr>
+        <w:t>confusion matrix</w:t>
+      </w:r>
+      <w:r>
+        <w:rPr>
+          <w:b w:val="0"/>
+        </w:rPr>
+        <w:t xml:space="preserve"> with declared axes and name both error types.</w:t>
       </w:r>
     </w:p>
     <w:p>
@@ -227,17 +431,52 @@
     </w:p>
     <w:p>
       <w:r>
+        <w:t>Investigate the supplied Types of Classification Error case. Separate observations, given facts and assumptions before choosing an explanation.</w:t>
+      </w:r>
+    </w:p>
+    <w:p>
+      <w:pPr>
+        <w:spacing w:line="336" w:lineRule="auto" w:after="180"/>
+      </w:pPr>
+      <w:r>
+        <w:rPr>
+          <w:b/>
+        </w:rPr>
         <w:t>PICTURE STORY</w:t>
       </w:r>
     </w:p>
     <w:p>
-      <w:r>
+      <w:pPr>
+        <w:spacing w:line="336" w:lineRule="auto" w:after="180"/>
+      </w:pPr>
+      <w:r>
+        <w:rPr>
+          <w:b w:val="0"/>
+        </w:rPr>
         <w:t>Notice → Predict → Explain</w:t>
       </w:r>
     </w:p>
     <w:p>
-      <w:r>
-        <w:t>Begin with visible evidence. Do not explain more than the picture and information support.</w:t>
+      <w:pPr>
+        <w:spacing w:line="336" w:lineRule="auto" w:after="180"/>
+      </w:pPr>
+      <w:r>
+        <w:rPr>
+          <w:b w:val="0"/>
+        </w:rPr>
+        <w:t xml:space="preserve">Begin with visible </w:t>
+      </w:r>
+      <w:r>
+        <w:rPr>
+          <w:b/>
+        </w:rPr>
+        <w:t>evidence</w:t>
+      </w:r>
+      <w:r>
+        <w:rPr>
+          <w:b w:val="0"/>
+        </w:rPr>
+        <w:t>. Do not explain more than the picture and information support.</w:t>
       </w:r>
     </w:p>
     <w:p>
@@ -277,18 +516,70 @@
       </w:r>
     </w:p>
     <w:p>
-      <w:r>
+      <w:pPr>
+        <w:pStyle w:val="Heading3"/>
+      </w:pPr>
+      <w:r>
+        <w:t>Start with this puzzle</w:t>
+      </w:r>
+    </w:p>
+    <w:p>
+      <w:pPr>
+        <w:spacing w:line="336" w:lineRule="auto" w:after="180"/>
+        <w:shd w:fill="F1F6FC"/>
+      </w:pPr>
+      <w:r>
+        <w:rPr>
+          <w:b w:val="0"/>
+        </w:rPr>
         <w:t>MYSTERY</w:t>
       </w:r>
     </w:p>
     <w:p>
-      <w:r>
-        <w:t>The learners must use types of classification error to solve a problem. What information do they have? What decision or calculation do they make? What would count as evidence that it worked?</w:t>
-      </w:r>
-    </w:p>
-    <w:p>
-      <w:r>
-        <w:t>Three observations (what you can point to):</w:t>
+      <w:pPr>
+        <w:spacing w:line="336" w:lineRule="auto" w:after="180"/>
+        <w:shd w:fill="F5F1FB"/>
+      </w:pPr>
+      <w:r>
+        <w:rPr>
+          <w:b w:val="0"/>
+        </w:rPr>
+        <w:t xml:space="preserve">The learners must use types of classification error to solve a problem. What information do they have? What decision or calculation do they make? What would count as </w:t>
+      </w:r>
+      <w:r>
+        <w:rPr>
+          <w:b/>
+        </w:rPr>
+        <w:t>evidence</w:t>
+      </w:r>
+      <w:r>
+        <w:rPr>
+          <w:b w:val="0"/>
+        </w:rPr>
+        <w:t xml:space="preserve"> that it worked?</w:t>
+      </w:r>
+    </w:p>
+    <w:p>
+      <w:pPr>
+        <w:spacing w:line="336" w:lineRule="auto" w:after="180"/>
+      </w:pPr>
+      <w:r>
+        <w:rPr>
+          <w:b w:val="0"/>
+        </w:rPr>
+        <w:t xml:space="preserve">Three </w:t>
+      </w:r>
+      <w:r>
+        <w:rPr>
+          <w:b/>
+        </w:rPr>
+        <w:t>observation</w:t>
+      </w:r>
+      <w:r>
+        <w:rPr>
+          <w:b w:val="0"/>
+        </w:rPr>
+        <w:t>s (what you can point to):</w:t>
       </w:r>
     </w:p>
     <w:p>
@@ -325,8 +616,26 @@
       </w:r>
     </w:p>
     <w:p>
-      <w:r>
-        <w:t>My prediction and the clue supporting it:</w:t>
+      <w:pPr>
+        <w:spacing w:line="336" w:lineRule="auto" w:after="180"/>
+      </w:pPr>
+      <w:r>
+        <w:rPr>
+          <w:b w:val="0"/>
+        </w:rPr>
+        <w:t xml:space="preserve">My </w:t>
+      </w:r>
+      <w:r>
+        <w:rPr>
+          <w:b/>
+        </w:rPr>
+        <w:t>prediction</w:t>
+      </w:r>
+      <w:r>
+        <w:rPr>
+          <w:b w:val="0"/>
+        </w:rPr>
+        <w:t xml:space="preserve"> and the clue supporting it:</w:t>
       </w:r>
     </w:p>
     <w:p>
@@ -371,13 +680,119 @@
       </w:r>
     </w:p>
     <w:p>
-      <w:r>
-        <w:t>A confusion matrix shows which labels a classifier mixes up. It counts examples after predictions are made; it does not fit or repair the classifier. Week 12 had reference/prediction pairs clear/clear, blocked/blocked, clear/blocked. A labelled table can preserve the type of that error as well as the total score.</w:t>
-      </w:r>
-    </w:p>
-    <w:p>
-      <w:r>
-        <w:t>This week uses eight new fictional evaluation records from a frozen classifier. They are not extra predictions from the Week 12 code. Each ID appears once with a reviewed reference and one prediction. The grouped table below lists every ID. Keep reference and prediction paired by ID before counting.</w:t>
+      <w:pPr>
+        <w:spacing w:line="336" w:lineRule="auto" w:after="180"/>
+      </w:pPr>
+      <w:r>
+        <w:rPr>
+          <w:b w:val="0"/>
+        </w:rPr>
+        <w:t xml:space="preserve">A </w:t>
+      </w:r>
+      <w:r>
+        <w:rPr>
+          <w:b/>
+        </w:rPr>
+        <w:t>confusion matrix</w:t>
+      </w:r>
+      <w:r>
+        <w:rPr>
+          <w:b w:val="0"/>
+        </w:rPr>
+        <w:t xml:space="preserve"> shows which labels a classifier mixes up. It counts examples after </w:t>
+      </w:r>
+      <w:r>
+        <w:rPr>
+          <w:b/>
+        </w:rPr>
+        <w:t>prediction</w:t>
+      </w:r>
+      <w:r>
+        <w:rPr>
+          <w:b w:val="0"/>
+        </w:rPr>
+        <w:t>s are made; it does not fit or repair the classifier.</w:t>
+      </w:r>
+    </w:p>
+    <w:p>
+      <w:pPr>
+        <w:spacing w:line="336" w:lineRule="auto" w:after="180"/>
+      </w:pPr>
+      <w:r>
+        <w:rPr>
+          <w:b w:val="0"/>
+        </w:rPr>
+        <w:t>Week 12 had reference/</w:t>
+      </w:r>
+      <w:r>
+        <w:rPr>
+          <w:b/>
+        </w:rPr>
+        <w:t>prediction</w:t>
+      </w:r>
+      <w:r>
+        <w:rPr>
+          <w:b w:val="0"/>
+        </w:rPr>
+        <w:t xml:space="preserve"> pairs clear/clear, blocked/blocked, clear/blocked. A labelled table can preserve the type of that error as well as the total score.</w:t>
+      </w:r>
+    </w:p>
+    <w:p>
+      <w:pPr>
+        <w:spacing w:line="336" w:lineRule="auto" w:after="180"/>
+      </w:pPr>
+      <w:r>
+        <w:rPr>
+          <w:b w:val="0"/>
+        </w:rPr>
+        <w:t xml:space="preserve">This week uses eight new fictional evaluation records from a frozen classifier. They are not extra </w:t>
+      </w:r>
+      <w:r>
+        <w:rPr>
+          <w:b/>
+        </w:rPr>
+        <w:t>prediction</w:t>
+      </w:r>
+      <w:r>
+        <w:rPr>
+          <w:b w:val="0"/>
+        </w:rPr>
+        <w:t xml:space="preserve">s from the Week 12 code. Each ID appears once with a reviewed reference and one </w:t>
+      </w:r>
+      <w:r>
+        <w:rPr>
+          <w:b/>
+        </w:rPr>
+        <w:t>prediction</w:t>
+      </w:r>
+      <w:r>
+        <w:rPr>
+          <w:b w:val="0"/>
+        </w:rPr>
+        <w:t>.</w:t>
+      </w:r>
+    </w:p>
+    <w:p>
+      <w:pPr>
+        <w:spacing w:line="336" w:lineRule="auto" w:after="180"/>
+      </w:pPr>
+      <w:r>
+        <w:rPr>
+          <w:b w:val="0"/>
+        </w:rPr>
+        <w:t xml:space="preserve">The grouped table below lists every ID. Keep reference and </w:t>
+      </w:r>
+      <w:r>
+        <w:rPr>
+          <w:b/>
+        </w:rPr>
+        <w:t>prediction</w:t>
+      </w:r>
+      <w:r>
+        <w:rPr>
+          <w:b w:val="0"/>
+        </w:rPr>
+        <w:t xml:space="preserve"> paired by ID before counting.</w:t>
       </w:r>
     </w:p>
     <w:tbl>
@@ -556,8 +971,37 @@
       </w:tr>
     </w:tbl>
     <w:p>
-      <w:r>
-        <w:t>Use reference labels for rows and predicted labels for columns. On both axes the order is clear, then blocked. Declare blocked as the positive class and clear as negative. Positive means the condition of interest, not good or safe. A missed blocked case and a false alarm are different errors.</w:t>
+      <w:pPr>
+        <w:spacing w:line="336" w:lineRule="auto" w:after="180"/>
+      </w:pPr>
+      <w:r>
+        <w:rPr>
+          <w:b w:val="0"/>
+        </w:rPr>
+        <w:t xml:space="preserve">Use reference labels for rows and predicted labels for columns. On both axes the order is clear, then blocked. Declare blocked as the </w:t>
+      </w:r>
+      <w:r>
+        <w:rPr>
+          <w:b/>
+        </w:rPr>
+        <w:t>positive class</w:t>
+      </w:r>
+      <w:r>
+        <w:rPr>
+          <w:b w:val="0"/>
+        </w:rPr>
+        <w:t xml:space="preserve"> and clear as negative.</w:t>
+      </w:r>
+    </w:p>
+    <w:p>
+      <w:pPr>
+        <w:spacing w:line="336" w:lineRule="auto" w:after="180"/>
+      </w:pPr>
+      <w:r>
+        <w:rPr>
+          <w:b w:val="0"/>
+        </w:rPr>
+        <w:t>Positive means the condition of interest, not good or safe. A missed blocked case and a false alarm are different errors.</w:t>
       </w:r>
     </w:p>
     <w:p>
@@ -570,16 +1014,69 @@
     </w:p>
     <w:p>
       <w:r>
-        <w:t>VISUAL MECHANISM</w:t>
-      </w:r>
-    </w:p>
-    <w:p>
-      <w:r>
-        <w:t>Input → Process → Output</w:t>
-      </w:r>
-    </w:p>
-    <w:p>
-      <w:r>
+        <w:t>Follow the mechanism for Types of Classification Error. Connect each labelled input, deciding step and result.</w:t>
+      </w:r>
+    </w:p>
+    <w:p>
+      <w:pPr>
+        <w:spacing w:line="336" w:lineRule="auto" w:after="180"/>
+      </w:pPr>
+      <w:r>
+        <w:rPr>
+          <w:b/>
+        </w:rPr>
+        <w:t xml:space="preserve">VISUAL </w:t>
+      </w:r>
+      <w:r>
+        <w:rPr>
+          <w:b/>
+        </w:rPr>
+        <w:t>MECHANISM</w:t>
+      </w:r>
+    </w:p>
+    <w:p>
+      <w:pPr>
+        <w:spacing w:line="336" w:lineRule="auto" w:after="180"/>
+      </w:pPr>
+      <w:r>
+        <w:rPr>
+          <w:b/>
+        </w:rPr>
+        <w:t>Input</w:t>
+      </w:r>
+      <w:r>
+        <w:rPr>
+          <w:b w:val="0"/>
+        </w:rPr>
+        <w:t xml:space="preserve"> → </w:t>
+      </w:r>
+      <w:r>
+        <w:rPr>
+          <w:b/>
+        </w:rPr>
+        <w:t>Process</w:t>
+      </w:r>
+      <w:r>
+        <w:rPr>
+          <w:b w:val="0"/>
+        </w:rPr>
+        <w:t xml:space="preserve"> → </w:t>
+      </w:r>
+      <w:r>
+        <w:rPr>
+          <w:b/>
+        </w:rPr>
+        <w:t>Output</w:t>
+      </w:r>
+    </w:p>
+    <w:p>
+      <w:pPr>
+        <w:spacing w:line="336" w:lineRule="auto" w:after="180"/>
+      </w:pPr>
+      <w:r>
+        <w:rPr>
+          <w:b w:val="0"/>
+        </w:rPr>
         <w:t>Trace the information. At each stage, ask what changed and how you could test it.</w:t>
       </w:r>
     </w:p>
@@ -620,7 +1117,13 @@
       </w:r>
     </w:p>
     <w:p>
-      <w:r>
+      <w:pPr>
+        <w:spacing w:line="336" w:lineRule="auto" w:after="180"/>
+      </w:pPr>
+      <w:r>
+        <w:rPr>
+          <w:b w:val="0"/>
+        </w:rPr>
         <w:t>↓</w:t>
       </w:r>
     </w:p>
@@ -661,7 +1164,13 @@
       </w:r>
     </w:p>
     <w:p>
-      <w:r>
+      <w:pPr>
+        <w:spacing w:line="336" w:lineRule="auto" w:after="180"/>
+      </w:pPr>
+      <w:r>
+        <w:rPr>
+          <w:b w:val="0"/>
+        </w:rPr>
         <w:t>↓</w:t>
       </w:r>
     </w:p>
@@ -702,7 +1211,13 @@
       </w:r>
     </w:p>
     <w:p>
-      <w:r>
+      <w:pPr>
+        <w:spacing w:line="336" w:lineRule="auto" w:after="180"/>
+      </w:pPr>
+      <w:r>
+        <w:rPr>
+          <w:b w:val="0"/>
+        </w:rPr>
         <w:t>Which stage could fail even when the other two are correct? Explain:</w:t>
       </w:r>
     </w:p>
@@ -787,8 +1302,37 @@
       </w:r>
     </w:p>
     <w:p>
-      <w:r>
-        <w:t>index maps clear to 0 and blocked to 1. Each paired record adds one to its reference row and prediction column. The script prints [[2, 1], [2, 3]] then 5 8. It assumes unique IDs and only these two labels. Check IDs and missing or unresolved references before counting; the code does not validate all those conditions.</w:t>
+      <w:pPr>
+        <w:spacing w:line="336" w:lineRule="auto" w:after="180"/>
+      </w:pPr>
+      <w:r>
+        <w:rPr>
+          <w:b w:val="0"/>
+        </w:rPr>
+        <w:t xml:space="preserve">index maps clear to 0 and blocked to 1. Each paired record adds one to its reference row and </w:t>
+      </w:r>
+      <w:r>
+        <w:rPr>
+          <w:b/>
+        </w:rPr>
+        <w:t>prediction</w:t>
+      </w:r>
+      <w:r>
+        <w:rPr>
+          <w:b w:val="0"/>
+        </w:rPr>
+        <w:t xml:space="preserve"> column. The script prints [[2, 1], [2, 3]] then 5 8. It assumes unique IDs and only these two labels.</w:t>
+      </w:r>
+    </w:p>
+    <w:p>
+      <w:pPr>
+        <w:spacing w:line="336" w:lineRule="auto" w:after="180"/>
+      </w:pPr>
+      <w:r>
+        <w:rPr>
+          <w:b w:val="0"/>
+        </w:rPr>
+        <w:t>Check IDs and missing or unresolved references before counting; the code does not validate all those conditions.</w:t>
       </w:r>
     </w:p>
     <w:tbl>
@@ -903,8 +1447,37 @@
       </w:tr>
     </w:tbl>
     <w:p>
-      <w:r>
-        <w:t>The diagonal cells count correct predictions: 2+3=5. Off-diagonal cells count mistakes: 1+2=3. Every record must contribute exactly once. This is a count matrix, not percentages or probabilities. Keep the axis labels even when copying the numbers.</w:t>
+      <w:pPr>
+        <w:spacing w:line="336" w:lineRule="auto" w:after="180"/>
+      </w:pPr>
+      <w:r>
+        <w:rPr>
+          <w:b w:val="0"/>
+        </w:rPr>
+        <w:t xml:space="preserve">The diagonal cells count correct </w:t>
+      </w:r>
+      <w:r>
+        <w:rPr>
+          <w:b/>
+        </w:rPr>
+        <w:t>prediction</w:t>
+      </w:r>
+      <w:r>
+        <w:rPr>
+          <w:b w:val="0"/>
+        </w:rPr>
+        <w:t>s: 2+3=5. Off-diagonal cells count mistakes: 1+2=3. Every record must contribute exactly once. This is a count matrix, not percentages or probabilities.</w:t>
+      </w:r>
+    </w:p>
+    <w:p>
+      <w:pPr>
+        <w:spacing w:line="336" w:lineRule="auto" w:after="180"/>
+      </w:pPr>
+      <w:r>
+        <w:rPr>
+          <w:b w:val="0"/>
+        </w:rPr>
+        <w:t>Keep the axis labels even when copying the numbers.</w:t>
       </w:r>
     </w:p>
     <w:p>
@@ -916,8 +1489,26 @@
       </w:r>
     </w:p>
     <w:p>
-      <w:r>
-        <w:t>Point to the input, the deciding step and the result in this week’s visual. Explain the same step in ordinary words. A picture helps when you can say what each part represents.</w:t>
+      <w:pPr>
+        <w:spacing w:line="336" w:lineRule="auto" w:after="180"/>
+      </w:pPr>
+      <w:r>
+        <w:rPr>
+          <w:b w:val="0"/>
+        </w:rPr>
+        <w:t xml:space="preserve">Point to the </w:t>
+      </w:r>
+      <w:r>
+        <w:rPr>
+          <w:b/>
+        </w:rPr>
+        <w:t>input</w:t>
+      </w:r>
+      <w:r>
+        <w:rPr>
+          <w:b w:val="0"/>
+        </w:rPr>
+        <w:t>, the deciding step and the result in this week’s visual. Explain the same step in ordinary words. A picture helps when you can say what each part represents.</w:t>
       </w:r>
     </w:p>
     <w:p>
@@ -930,16 +1521,54 @@
     </w:p>
     <w:p>
       <w:r>
+        <w:t>Compare the supplied cases for Types of Classification Error. Identify the detail that changes the conclusion.</w:t>
+      </w:r>
+    </w:p>
+    <w:p>
+      <w:pPr>
+        <w:pStyle w:val="Heading3"/>
+      </w:pPr>
+      <w:r>
+        <w:t>The case to investigate</w:t>
+      </w:r>
+    </w:p>
+    <w:p>
+      <w:pPr>
+        <w:spacing w:line="336" w:lineRule="auto" w:after="180"/>
+        <w:shd w:fill="F1F6FC"/>
+      </w:pPr>
+      <w:r>
+        <w:rPr>
+          <w:b w:val="0"/>
+        </w:rPr>
         <w:t>CASE GALLERY</w:t>
       </w:r>
     </w:p>
     <w:p>
-      <w:r>
-        <w:t>Four Tests, Four Kinds of Evidence</w:t>
-      </w:r>
-    </w:p>
-    <w:p>
-      <w:r>
+      <w:pPr>
+        <w:spacing w:line="336" w:lineRule="auto" w:after="180"/>
+      </w:pPr>
+      <w:r>
+        <w:rPr>
+          <w:b w:val="0"/>
+        </w:rPr>
+        <w:t xml:space="preserve">Four Tests, Four Kinds of </w:t>
+      </w:r>
+      <w:r>
+        <w:rPr>
+          <w:b/>
+        </w:rPr>
+        <w:t>Evidence</w:t>
+      </w:r>
+    </w:p>
+    <w:p>
+      <w:pPr>
+        <w:spacing w:line="336" w:lineRule="auto" w:after="180"/>
+      </w:pPr>
+      <w:r>
+        <w:rPr>
+          <w:b w:val="0"/>
+        </w:rPr>
         <w:t>A system is not understood until it survives more than one comfortable example.</w:t>
       </w:r>
     </w:p>
@@ -1016,8 +1645,47 @@
       </w:r>
     </w:p>
     <w:p>
-      <w:r>
-        <w:t>NORMAL CASE: predict and name evidence.     BOUNDARY CASE: predict and name evidence.</w:t>
+      <w:pPr>
+        <w:pStyle w:val="Heading3"/>
+      </w:pPr>
+      <w:r>
+        <w:t>The normal case</w:t>
+      </w:r>
+    </w:p>
+    <w:p>
+      <w:pPr>
+        <w:spacing w:line="336" w:lineRule="auto" w:after="180"/>
+        <w:shd w:fill="F1F6FC"/>
+      </w:pPr>
+      <w:r>
+        <w:rPr>
+          <w:b w:val="0"/>
+        </w:rPr>
+        <w:t xml:space="preserve">NORMAL CASE: predict and name </w:t>
+      </w:r>
+      <w:r>
+        <w:rPr>
+          <w:b/>
+        </w:rPr>
+        <w:t>evidence</w:t>
+      </w:r>
+      <w:r>
+        <w:rPr>
+          <w:b w:val="0"/>
+        </w:rPr>
+        <w:t xml:space="preserve">.     BOUNDARY CASE: predict and name </w:t>
+      </w:r>
+      <w:r>
+        <w:rPr>
+          <w:b/>
+        </w:rPr>
+        <w:t>evidence</w:t>
+      </w:r>
+      <w:r>
+        <w:rPr>
+          <w:b w:val="0"/>
+        </w:rPr>
+        <w:t>.</w:t>
       </w:r>
     </w:p>
     <w:p>
@@ -1093,12 +1761,58 @@
       </w:r>
     </w:p>
     <w:p>
-      <w:r>
-        <w:t>MISSING INFORMATION: predict and name evidence.     TRANSFER CASE: predict and name evidence.</w:t>
-      </w:r>
-    </w:p>
-    <w:p>
-      <w:r>
+      <w:pPr>
+        <w:pStyle w:val="Heading3"/>
+      </w:pPr>
+      <w:r>
+        <w:t>Check missing information</w:t>
+      </w:r>
+    </w:p>
+    <w:p>
+      <w:pPr>
+        <w:spacing w:line="336" w:lineRule="auto" w:after="180"/>
+        <w:shd w:fill="FFF5E6"/>
+      </w:pPr>
+      <w:r>
+        <w:rPr>
+          <w:b w:val="0"/>
+        </w:rPr>
+        <w:t xml:space="preserve">MISSING INFORMATION: predict and name </w:t>
+      </w:r>
+      <w:r>
+        <w:rPr>
+          <w:b/>
+        </w:rPr>
+        <w:t>evidence</w:t>
+      </w:r>
+      <w:r>
+        <w:rPr>
+          <w:b w:val="0"/>
+        </w:rPr>
+        <w:t xml:space="preserve">.     TRANSFER CASE: predict and name </w:t>
+      </w:r>
+      <w:r>
+        <w:rPr>
+          <w:b/>
+        </w:rPr>
+        <w:t>evidence</w:t>
+      </w:r>
+      <w:r>
+        <w:rPr>
+          <w:b w:val="0"/>
+        </w:rPr>
+        <w:t>.</w:t>
+      </w:r>
+    </w:p>
+    <w:p>
+      <w:pPr>
+        <w:spacing w:line="336" w:lineRule="auto" w:after="180"/>
+        <w:shd w:fill="F5F1FB"/>
+      </w:pPr>
+      <w:r>
+        <w:rPr>
+          <w:b w:val="0"/>
+        </w:rPr>
         <w:t>Which case is most likely to reveal a hidden assumption? Why?</w:t>
       </w:r>
     </w:p>
@@ -1144,18 +1858,105 @@
       </w:r>
     </w:p>
     <w:p>
-      <w:r>
-        <w:t>Change: Change one repair/sound prediction to repair/repair after a real model revision.</w:t>
-      </w:r>
-    </w:p>
-    <w:p>
-      <w:r>
-        <w:t>Prediction: Repair row becomes [0,3]; agreement becomes 5/6.</w:t>
-      </w:r>
-    </w:p>
-    <w:p>
-      <w:r>
-        <w:t>Reason: One false negative moves to true positive; the sound row stays [2,1].</w:t>
+      <w:pPr>
+        <w:pStyle w:val="Heading3"/>
+      </w:pPr>
+      <w:r>
+        <w:t>Change one thing</w:t>
+      </w:r>
+    </w:p>
+    <w:p>
+      <w:pPr>
+        <w:spacing w:line="336" w:lineRule="auto" w:after="180"/>
+        <w:shd w:fill="F5F1FB"/>
+      </w:pPr>
+      <w:r>
+        <w:rPr>
+          <w:b w:val="0"/>
+        </w:rPr>
+        <w:t xml:space="preserve">Change: Change one repair/sound </w:t>
+      </w:r>
+      <w:r>
+        <w:rPr>
+          <w:b/>
+        </w:rPr>
+        <w:t>prediction</w:t>
+      </w:r>
+      <w:r>
+        <w:rPr>
+          <w:b w:val="0"/>
+        </w:rPr>
+        <w:t xml:space="preserve"> to repair/repair after a real model revision.</w:t>
+      </w:r>
+    </w:p>
+    <w:p>
+      <w:pPr>
+        <w:pStyle w:val="Heading3"/>
+      </w:pPr>
+      <w:r>
+        <w:t>Predicted result</w:t>
+      </w:r>
+    </w:p>
+    <w:p>
+      <w:pPr>
+        <w:spacing w:line="336" w:lineRule="auto" w:after="180"/>
+        <w:shd w:fill="F1F6FC"/>
+      </w:pPr>
+      <w:r>
+        <w:rPr>
+          <w:b/>
+        </w:rPr>
+        <w:t>Prediction</w:t>
+      </w:r>
+      <w:r>
+        <w:rPr>
+          <w:b w:val="0"/>
+        </w:rPr>
+        <w:t>: Repair row becomes [0,3]; agreement becomes 5/6.</w:t>
+      </w:r>
+    </w:p>
+    <w:p>
+      <w:pPr>
+        <w:pStyle w:val="Heading3"/>
+      </w:pPr>
+      <w:r>
+        <w:t>Why the result follows</w:t>
+      </w:r>
+    </w:p>
+    <w:p>
+      <w:pPr>
+        <w:spacing w:line="336" w:lineRule="auto" w:after="180"/>
+        <w:shd w:fill="F1F6FC"/>
+      </w:pPr>
+      <w:r>
+        <w:rPr>
+          <w:b w:val="0"/>
+        </w:rPr>
+        <w:t xml:space="preserve">Reason: One </w:t>
+      </w:r>
+      <w:r>
+        <w:rPr>
+          <w:b/>
+        </w:rPr>
+        <w:t>false negative</w:t>
+      </w:r>
+      <w:r>
+        <w:rPr>
+          <w:b w:val="0"/>
+        </w:rPr>
+        <w:t xml:space="preserve"> moves to </w:t>
+      </w:r>
+      <w:r>
+        <w:rPr>
+          <w:b/>
+        </w:rPr>
+        <w:t>true positive</w:t>
+      </w:r>
+      <w:r>
+        <w:rPr>
+          <w:b w:val="0"/>
+        </w:rPr>
+        <w:t>; the sound row stays [2,1].</w:t>
       </w:r>
     </w:p>
     <w:p>
@@ -1168,16 +1969,39 @@
     </w:p>
     <w:p>
       <w:r>
+        <w:t>Use the vocabulary of Types of Classification Error to explain a concrete decision, rather than only memorising definitions.</w:t>
+      </w:r>
+    </w:p>
+    <w:p>
+      <w:pPr>
+        <w:spacing w:line="336" w:lineRule="auto" w:after="180"/>
+      </w:pPr>
+      <w:r>
+        <w:rPr>
+          <w:b/>
+        </w:rPr>
         <w:t>VOCABULARY LAB</w:t>
       </w:r>
     </w:p>
     <w:p>
-      <w:r>
+      <w:pPr>
+        <w:spacing w:line="336" w:lineRule="auto" w:after="180"/>
+      </w:pPr>
+      <w:r>
+        <w:rPr>
+          <w:b w:val="0"/>
+        </w:rPr>
         <w:t>Words You Can Use to Reason</w:t>
       </w:r>
     </w:p>
     <w:p>
-      <w:r>
+      <w:pPr>
+        <w:spacing w:line="336" w:lineRule="auto" w:after="180"/>
+      </w:pPr>
+      <w:r>
+        <w:rPr>
+          <w:b w:val="0"/>
+        </w:rPr>
         <w:t>A definition matters when you can recognize the idea, use it, and contrast it with a near-miss.</w:t>
       </w:r>
     </w:p>
@@ -1590,17 +2414,58 @@
     </w:p>
     <w:p>
       <w:r>
-        <w:t>WORKED EVIDENCE</w:t>
-      </w:r>
-    </w:p>
-    <w:p>
-      <w:r>
+        <w:t>Follow the worked trace for Types of Classification Error, predict a step, then compare with its explanation.</w:t>
+      </w:r>
+    </w:p>
+    <w:p>
+      <w:pPr>
+        <w:spacing w:line="336" w:lineRule="auto" w:after="180"/>
+      </w:pPr>
+      <w:r>
+        <w:rPr>
+          <w:b/>
+        </w:rPr>
+        <w:t xml:space="preserve">WORKED </w:t>
+      </w:r>
+      <w:r>
+        <w:rPr>
+          <w:b/>
+        </w:rPr>
+        <w:t>EVIDENCE</w:t>
+      </w:r>
+    </w:p>
+    <w:p>
+      <w:pPr>
+        <w:spacing w:line="336" w:lineRule="auto" w:after="180"/>
+      </w:pPr>
+      <w:r>
+        <w:rPr>
+          <w:b w:val="0"/>
+        </w:rPr>
         <w:t>Reason Step by Step</w:t>
       </w:r>
     </w:p>
     <w:p>
-      <w:r>
-        <w:t>Predict first. Then check each step. A correct answer without visible reasoning is incomplete evidence.</w:t>
+      <w:pPr>
+        <w:spacing w:line="336" w:lineRule="auto" w:after="180"/>
+      </w:pPr>
+      <w:r>
+        <w:rPr>
+          <w:b w:val="0"/>
+        </w:rPr>
+        <w:t xml:space="preserve">Predict first. Then check each step. A correct answer without visible reasoning is incomplete </w:t>
+      </w:r>
+      <w:r>
+        <w:rPr>
+          <w:b/>
+        </w:rPr>
+        <w:t>evidence</w:t>
+      </w:r>
+      <w:r>
+        <w:rPr>
+          <w:b w:val="0"/>
+        </w:rPr>
+        <w:t>.</w:t>
       </w:r>
     </w:p>
     <w:p>
@@ -1640,27 +2505,73 @@
       </w:r>
     </w:p>
     <w:p>
-      <w:r>
-        <w:t>1. Evidence record: TP=4, TN=5, FP=2, FN=1.</w:t>
-      </w:r>
-    </w:p>
-    <w:p>
-      <w:r>
+      <w:pPr>
+        <w:spacing w:line="336" w:lineRule="auto" w:after="180"/>
+        <w:shd w:fill="F4F9FC"/>
+      </w:pPr>
+      <w:r>
+        <w:rPr>
+          <w:b w:val="0"/>
+        </w:rPr>
+        <w:t xml:space="preserve">1. </w:t>
+      </w:r>
+      <w:r>
+        <w:rPr>
+          <w:b/>
+        </w:rPr>
+        <w:t>Evidence</w:t>
+      </w:r>
+      <w:r>
+        <w:rPr>
+          <w:b w:val="0"/>
+        </w:rPr>
+        <w:t xml:space="preserve"> record: TP=4, TN=5, FP=2, FN=1.</w:t>
+      </w:r>
+    </w:p>
+    <w:p>
+      <w:pPr>
+        <w:spacing w:line="336" w:lineRule="auto" w:after="180"/>
+        <w:shd w:fill="F4F9FC"/>
+      </w:pPr>
+      <w:r>
+        <w:rPr>
+          <w:b w:val="0"/>
+        </w:rPr>
         <w:t>2. Correct = TP + TN = 9; all = 12; accuracy = 9/12 = 75%.</w:t>
       </w:r>
     </w:p>
     <w:p>
-      <w:r>
+      <w:pPr>
+        <w:spacing w:line="336" w:lineRule="auto" w:after="180"/>
+        <w:shd w:fill="F4F9FC"/>
+      </w:pPr>
+      <w:r>
+        <w:rPr>
+          <w:b w:val="0"/>
+        </w:rPr>
         <w:t>3. False alarms = 2; misses = 1.</w:t>
       </w:r>
     </w:p>
     <w:p>
-      <w:r>
+      <w:pPr>
+        <w:spacing w:line="336" w:lineRule="auto" w:after="180"/>
+        <w:shd w:fill="F4F9FC"/>
+      </w:pPr>
+      <w:r>
+        <w:rPr>
+          <w:b w:val="0"/>
+        </w:rPr>
         <w:t>4. Which error matters more depends on the decision’s consequence.</w:t>
       </w:r>
     </w:p>
     <w:p>
-      <w:r>
+      <w:pPr>
+        <w:spacing w:line="336" w:lineRule="auto" w:after="180"/>
+      </w:pPr>
+      <w:r>
+        <w:rPr>
+          <w:b w:val="0"/>
+        </w:rPr>
         <w:t>Recalculate, retrace, or restate the reasoning in your own representation:</w:t>
       </w:r>
     </w:p>
@@ -1698,8 +2609,27 @@
       </w:r>
     </w:p>
     <w:p>
-      <w:r>
-        <w:t>CHECK  Did the evidence answer the exact question? Did the total, path, or source record stay consistent?</w:t>
+      <w:pPr>
+        <w:spacing w:line="336" w:lineRule="auto" w:after="180"/>
+        <w:shd w:fill="F5F1FB"/>
+      </w:pPr>
+      <w:r>
+        <w:rPr>
+          <w:b w:val="0"/>
+        </w:rPr>
+        <w:t xml:space="preserve">CHECK  Did the </w:t>
+      </w:r>
+      <w:r>
+        <w:rPr>
+          <w:b/>
+        </w:rPr>
+        <w:t>evidence</w:t>
+      </w:r>
+      <w:r>
+        <w:rPr>
+          <w:b w:val="0"/>
+        </w:rPr>
+        <w:t xml:space="preserve"> answer the exact question? Did the total, path, or source record stay consistent?</w:t>
       </w:r>
     </w:p>
     <w:p>
@@ -1927,8 +2857,38 @@
       </w:r>
     </w:p>
     <w:p>
-      <w:r>
-        <w:t>True means prediction agrees with the reference. It does not prove that the reference annotation is infallible. Resolve disputed labels with the documented review policy rather than silently changing them to match predictions.</w:t>
+      <w:pPr>
+        <w:spacing w:line="336" w:lineRule="auto" w:after="180"/>
+      </w:pPr>
+      <w:r>
+        <w:rPr>
+          <w:b w:val="0"/>
+        </w:rPr>
+        <w:t xml:space="preserve">True means </w:t>
+      </w:r>
+      <w:r>
+        <w:rPr>
+          <w:b/>
+        </w:rPr>
+        <w:t>prediction</w:t>
+      </w:r>
+      <w:r>
+        <w:rPr>
+          <w:b w:val="0"/>
+        </w:rPr>
+        <w:t xml:space="preserve"> agrees with the reference. It does not prove that the reference annotation is infallible. Resolve disputed labels with the documented review policy rather than silently changing them to match </w:t>
+      </w:r>
+      <w:r>
+        <w:rPr>
+          <w:b/>
+        </w:rPr>
+        <w:t>prediction</w:t>
+      </w:r>
+      <w:r>
+        <w:rPr>
+          <w:b w:val="0"/>
+        </w:rPr>
+        <w:t>s.</w:t>
       </w:r>
     </w:p>
     <w:p>
@@ -1940,7 +2900,13 @@
       </w:r>
     </w:p>
     <w:p>
-      <w:r>
+      <w:pPr>
+        <w:spacing w:line="336" w:lineRule="auto" w:after="180"/>
+      </w:pPr>
+      <w:r>
+        <w:rPr>
+          <w:b w:val="0"/>
+        </w:rPr>
         <w:t>Cover the result before checking it. Say what is given, choose the procedure, and follow one step at a time. Then uncover the result and explain your first mismatch. Ask why a step is allowed, not only what number it produces.</w:t>
       </w:r>
     </w:p>
@@ -1953,7 +2919,13 @@
       </w:r>
     </w:p>
     <w:p>
-      <w:r>
+      <w:pPr>
+        <w:spacing w:line="336" w:lineRule="auto" w:after="180"/>
+      </w:pPr>
+      <w:r>
+        <w:rPr>
+          <w:b w:val="0"/>
+        </w:rPr>
         <w:t>A fictional book-condition checker predicts repair or sound.</w:t>
       </w:r>
     </w:p>
@@ -1966,13 +2938,67 @@
       </w:r>
     </w:p>
     <w:p>
-      <w:r>
-        <w:t>Use reference rows and prediction columns in order sound,repair. Repair is positive.</w:t>
-      </w:r>
-    </w:p>
-    <w:p>
-      <w:r>
-        <w:t>Six reference/prediction pairs: sound/sound twice; sound/repair once; repair/sound once; repair/repair twice.</w:t>
+      <w:pPr>
+        <w:pStyle w:val="Heading3"/>
+      </w:pPr>
+      <w:r>
+        <w:t>Supplied facts</w:t>
+      </w:r>
+    </w:p>
+    <w:p>
+      <w:pPr>
+        <w:spacing w:line="336" w:lineRule="auto" w:after="180"/>
+        <w:shd w:fill="F1F6FC"/>
+      </w:pPr>
+      <w:r>
+        <w:rPr>
+          <w:b w:val="0"/>
+        </w:rPr>
+        <w:t xml:space="preserve">Use reference rows and </w:t>
+      </w:r>
+      <w:r>
+        <w:rPr>
+          <w:b/>
+        </w:rPr>
+        <w:t>prediction</w:t>
+      </w:r>
+      <w:r>
+        <w:rPr>
+          <w:b w:val="0"/>
+        </w:rPr>
+        <w:t xml:space="preserve"> columns in order sound,repair. Repair is positive.</w:t>
+      </w:r>
+    </w:p>
+    <w:p>
+      <w:pPr>
+        <w:pStyle w:val="Heading3"/>
+      </w:pPr>
+      <w:r>
+        <w:t>Supplied facts</w:t>
+      </w:r>
+    </w:p>
+    <w:p>
+      <w:pPr>
+        <w:spacing w:line="336" w:lineRule="auto" w:after="180"/>
+        <w:shd w:fill="F1F6FC"/>
+      </w:pPr>
+      <w:r>
+        <w:rPr>
+          <w:b w:val="0"/>
+        </w:rPr>
+        <w:t>Six reference/</w:t>
+      </w:r>
+      <w:r>
+        <w:rPr>
+          <w:b/>
+        </w:rPr>
+        <w:t>prediction</w:t>
+      </w:r>
+      <w:r>
+        <w:rPr>
+          <w:b w:val="0"/>
+        </w:rPr>
+        <w:t xml:space="preserve"> pairs: sound/sound twice; sound/repair once; repair/sound once; repair/repair twice.</w:t>
       </w:r>
     </w:p>
     <w:p>
@@ -2193,31 +3219,115 @@
       </w:r>
     </w:p>
     <w:p>
-      <w:r>
-        <w:t>Each case enters one cell according to its reference and predicted label. The off-diagonal cells represent different mistakes: a false alarm on a sound book versus a missed repair. Trace the cell definitions before naming rates; swapping axes changes the table’s interpretation even if its diagonal sum remains unchanged.</w:t>
-      </w:r>
-    </w:p>
-    <w:p>
       <w:pPr>
         <w:pStyle w:val="Heading3"/>
       </w:pPr>
       <w:r>
+        <w:t>Why the result follows</w:t>
+      </w:r>
+    </w:p>
+    <w:p>
+      <w:pPr>
+        <w:spacing w:line="336" w:lineRule="auto" w:after="180"/>
+        <w:shd w:fill="F1F6FC"/>
+      </w:pPr>
+      <w:r>
+        <w:rPr>
+          <w:b w:val="0"/>
+        </w:rPr>
+        <w:t>Each case enters one cell according to its reference and predicted label. The off-diagonal cells represent different mistakes: a false alarm on a sound book versus a missed repair.</w:t>
+      </w:r>
+    </w:p>
+    <w:p>
+      <w:pPr>
+        <w:spacing w:line="336" w:lineRule="auto" w:after="180"/>
+        <w:shd w:fill="F1F6FC"/>
+      </w:pPr>
+      <w:r>
+        <w:rPr>
+          <w:b w:val="0"/>
+        </w:rPr>
+        <w:t>Trace the cell definitions before naming rates; swapping axes changes the table’s interpretation even if its diagonal sum remains unchanged.</w:t>
+      </w:r>
+    </w:p>
+    <w:p>
+      <w:pPr>
+        <w:pStyle w:val="Heading3"/>
+      </w:pPr>
+      <w:r>
         <w:t>What this example does not establish</w:t>
       </w:r>
     </w:p>
     <w:p>
-      <w:r>
+      <w:pPr>
+        <w:pStyle w:val="Heading3"/>
+      </w:pPr>
+      <w:r>
+        <w:t>Keep the stated limit</w:t>
+      </w:r>
+    </w:p>
+    <w:p>
+      <w:pPr>
+        <w:spacing w:line="336" w:lineRule="auto" w:after="180"/>
+        <w:shd w:fill="FFF5E6"/>
+      </w:pPr>
+      <w:r>
+        <w:rPr>
+          <w:b w:val="0"/>
+        </w:rPr>
         <w:t>Reference labels can themselves be disputed; a true-positive name does not guarantee the annotation is infallible.</w:t>
       </w:r>
     </w:p>
     <w:p>
-      <w:r>
+      <w:pPr>
+        <w:pStyle w:val="Heading3"/>
+      </w:pPr>
+      <w:r>
+        <w:t>Keep the stated limit</w:t>
+      </w:r>
+    </w:p>
+    <w:p>
+      <w:pPr>
+        <w:spacing w:line="336" w:lineRule="auto" w:after="180"/>
+        <w:shd w:fill="FFF5E6"/>
+      </w:pPr>
+      <w:r>
+        <w:rPr>
+          <w:b w:val="0"/>
+        </w:rPr>
         <w:t>Read the labelled picture: Which error causes a sound book to be sent for unnecessary repair review?</w:t>
       </w:r>
     </w:p>
     <w:p>
-      <w:r>
-        <w:t>Change one thing: Change one repair/sound prediction to repair/repair after a real model revision. Predict the result before checking the explanation. What remains the same?</w:t>
+      <w:pPr>
+        <w:pStyle w:val="Heading3"/>
+      </w:pPr>
+      <w:r>
+        <w:t>Keep the stated limit</w:t>
+      </w:r>
+    </w:p>
+    <w:p>
+      <w:pPr>
+        <w:spacing w:line="336" w:lineRule="auto" w:after="180"/>
+        <w:shd w:fill="FFF5E6"/>
+      </w:pPr>
+      <w:r>
+        <w:rPr>
+          <w:b w:val="0"/>
+        </w:rPr>
+        <w:t xml:space="preserve">Change one thing: Change one repair/sound </w:t>
+      </w:r>
+      <w:r>
+        <w:rPr>
+          <w:b/>
+        </w:rPr>
+        <w:t>prediction</w:t>
+      </w:r>
+      <w:r>
+        <w:rPr>
+          <w:b w:val="0"/>
+        </w:rPr>
+        <w:t xml:space="preserve"> to repair/repair after a real model revision. Predict the result before checking the explanation. What remains the same?</w:t>
       </w:r>
     </w:p>
     <w:p>
@@ -2230,17 +3340,61 @@
     </w:p>
     <w:p>
       <w:r>
+        <w:t>Find the unsupported step in the Types of Classification Error claim and explain a repair using the supplied evidence.</w:t>
+      </w:r>
+    </w:p>
+    <w:p>
+      <w:pPr>
+        <w:pStyle w:val="Heading3"/>
+      </w:pPr>
+      <w:r>
+        <w:t>Find the first error</w:t>
+      </w:r>
+    </w:p>
+    <w:p>
+      <w:pPr>
+        <w:spacing w:line="336" w:lineRule="auto" w:after="180"/>
+        <w:shd w:fill="FFF5E6"/>
+      </w:pPr>
+      <w:r>
+        <w:rPr>
+          <w:b w:val="0"/>
+        </w:rPr>
         <w:t>ERROR DETECTIVE</w:t>
       </w:r>
     </w:p>
     <w:p>
-      <w:r>
+      <w:pPr>
+        <w:spacing w:line="336" w:lineRule="auto" w:after="180"/>
+      </w:pPr>
+      <w:r>
+        <w:rPr>
+          <w:b w:val="0"/>
+        </w:rPr>
         <w:t>Compare → Diagnose → Repair</w:t>
       </w:r>
     </w:p>
     <w:p>
-      <w:r>
-        <w:t>Do not patch the answer. Find the earliest unsupported assumption, wrong step, or weak evidence.</w:t>
+      <w:pPr>
+        <w:spacing w:line="336" w:lineRule="auto" w:after="180"/>
+      </w:pPr>
+      <w:r>
+        <w:rPr>
+          <w:b w:val="0"/>
+        </w:rPr>
+        <w:t xml:space="preserve">Do not patch the answer. Find the earliest unsupported assumption, wrong step, or weak </w:t>
+      </w:r>
+      <w:r>
+        <w:rPr>
+          <w:b/>
+        </w:rPr>
+        <w:t>evidence</w:t>
+      </w:r>
+      <w:r>
+        <w:rPr>
+          <w:b w:val="0"/>
+        </w:rPr>
+        <w:t>.</w:t>
       </w:r>
     </w:p>
     <w:p>
@@ -2490,7 +3644,14 @@
       </w:tr>
     </w:tbl>
     <w:p>
-      <w:r>
+      <w:pPr>
+        <w:spacing w:line="336" w:lineRule="auto" w:after="180"/>
+        <w:shd w:fill="F5F1FB"/>
+      </w:pPr>
+      <w:r>
+        <w:rPr>
+          <w:b w:val="0"/>
+        </w:rPr>
         <w:t>Repair one cause. Why is this repair better than changing several things?</w:t>
       </w:r>
     </w:p>
@@ -2536,20 +3697,110 @@
       </w:r>
     </w:p>
     <w:p>
-      <w:r>
-        <w:t>Always report the evaluated split, number of records, reference and prediction axes, label order and positive class. Reversing the axis order changes positions, not the underlying outcomes. Transposing rows and columns swaps the two kinds of error unless the labels are corrected. Read the headers before interpreting a diagram from another source.</w:t>
-      </w:r>
-    </w:p>
-    <w:p>
-      <w:r>
-        <w:t>A zero cell means no such event in this evaluated set, not that it is impossible. A confusion matrix does not show the cause of errors, label quality or performance on future data. Keep the ID-level records for investigation. Next week examines accuracy when class counts are unequal.</w:t>
-      </w:r>
-    </w:p>
-    <w:p>
       <w:pPr>
         <w:pStyle w:val="Heading3"/>
       </w:pPr>
       <w:r>
+        <w:t>Check the claim against the facts</w:t>
+      </w:r>
+    </w:p>
+    <w:p>
+      <w:pPr>
+        <w:spacing w:line="336" w:lineRule="auto" w:after="180"/>
+        <w:shd w:fill="FFF5E6"/>
+      </w:pPr>
+      <w:r>
+        <w:rPr>
+          <w:b w:val="0"/>
+        </w:rPr>
+        <w:t xml:space="preserve">Always report the evaluated split, number of records, reference and </w:t>
+      </w:r>
+      <w:r>
+        <w:rPr>
+          <w:b/>
+        </w:rPr>
+        <w:t>prediction</w:t>
+      </w:r>
+      <w:r>
+        <w:rPr>
+          <w:b w:val="0"/>
+        </w:rPr>
+        <w:t xml:space="preserve"> axes, label order and </w:t>
+      </w:r>
+      <w:r>
+        <w:rPr>
+          <w:b/>
+        </w:rPr>
+        <w:t>positive class</w:t>
+      </w:r>
+      <w:r>
+        <w:rPr>
+          <w:b w:val="0"/>
+        </w:rPr>
+        <w:t>. Reversing the axis order changes positions, not the underlying outcomes.</w:t>
+      </w:r>
+    </w:p>
+    <w:p>
+      <w:pPr>
+        <w:spacing w:line="336" w:lineRule="auto" w:after="180"/>
+        <w:shd w:fill="FFF5E6"/>
+      </w:pPr>
+      <w:r>
+        <w:rPr>
+          <w:b w:val="0"/>
+        </w:rPr>
+        <w:t>Transposing rows and columns swaps the two kinds of error unless the labels are corrected. Read the headers before interpreting a diagram from another source.</w:t>
+      </w:r>
+    </w:p>
+    <w:p>
+      <w:pPr>
+        <w:pStyle w:val="Heading3"/>
+      </w:pPr>
+      <w:r>
+        <w:t>Check the claim against the facts</w:t>
+      </w:r>
+    </w:p>
+    <w:p>
+      <w:pPr>
+        <w:spacing w:line="336" w:lineRule="auto" w:after="180"/>
+        <w:shd w:fill="FFF5E6"/>
+      </w:pPr>
+      <w:r>
+        <w:rPr>
+          <w:b w:val="0"/>
+        </w:rPr>
+        <w:t xml:space="preserve">A zero cell means no such event in this evaluated set, not that it is impossible. A </w:t>
+      </w:r>
+      <w:r>
+        <w:rPr>
+          <w:b/>
+        </w:rPr>
+        <w:t>confusion matrix</w:t>
+      </w:r>
+      <w:r>
+        <w:rPr>
+          <w:b w:val="0"/>
+        </w:rPr>
+        <w:t xml:space="preserve"> does not show the cause of errors, label quality or performance on future data. Keep the ID-level records for investigation.</w:t>
+      </w:r>
+    </w:p>
+    <w:p>
+      <w:pPr>
+        <w:spacing w:line="336" w:lineRule="auto" w:after="180"/>
+        <w:shd w:fill="FFF5E6"/>
+      </w:pPr>
+      <w:r>
+        <w:rPr>
+          <w:b w:val="0"/>
+        </w:rPr>
+        <w:t>Next week examines accuracy when class counts are unequal.</w:t>
+      </w:r>
+    </w:p>
+    <w:p>
+      <w:pPr>
+        <w:pStyle w:val="Heading3"/>
+      </w:pPr>
+      <w:r>
         <w:t>Two classifiers have accuracy 5/8. One misses two blocked records and the other misses three. Explain how both statements can be true and what must accompany their matrices for a fair comparison.</w:t>
       </w:r>
     </w:p>
@@ -2583,16 +3834,39 @@
     </w:p>
     <w:p>
       <w:r>
+        <w:t>Practise Types of Classification Error with support, then explain the deciding step in your own words.</w:t>
+      </w:r>
+    </w:p>
+    <w:p>
+      <w:pPr>
+        <w:spacing w:line="336" w:lineRule="auto" w:after="180"/>
+      </w:pPr>
+      <w:r>
+        <w:rPr>
+          <w:b/>
+        </w:rPr>
         <w:t>LOGIC STUDIO</w:t>
       </w:r>
     </w:p>
     <w:p>
-      <w:r>
+      <w:pPr>
+        <w:spacing w:line="336" w:lineRule="auto" w:after="180"/>
+      </w:pPr>
+      <w:r>
+        <w:rPr>
+          <w:b w:val="0"/>
+        </w:rPr>
         <w:t>Trace Before You Run</w:t>
       </w:r>
     </w:p>
     <w:p>
-      <w:r>
+      <w:pPr>
+        <w:spacing w:line="336" w:lineRule="auto" w:after="180"/>
+      </w:pPr>
+      <w:r>
+        <w:rPr>
+          <w:b w:val="0"/>
+        </w:rPr>
         <w:t>Block code, pseudocode, tables, and diagrams are different ways to expose the same reasoning.</w:t>
       </w:r>
     </w:p>
@@ -2633,8 +3907,26 @@
       </w:r>
     </w:p>
     <w:p>
-      <w:r>
-        <w:t>SET evidence_record</w:t>
+      <w:pPr>
+        <w:spacing w:line="336" w:lineRule="auto" w:after="180"/>
+      </w:pPr>
+      <w:r>
+        <w:rPr>
+          <w:b w:val="0"/>
+        </w:rPr>
+        <w:t xml:space="preserve">SET </w:t>
+      </w:r>
+      <w:r>
+        <w:rPr>
+          <w:b/>
+        </w:rPr>
+        <w:t>evidence</w:t>
+      </w:r>
+      <w:r>
+        <w:rPr>
+          <w:b w:val="0"/>
+        </w:rPr>
+        <w:t>_record</w:t>
         <w:br/>
         <w:t>PREDICT expected_result</w:t>
         <w:br/>
@@ -2648,8 +3940,27 @@
       </w:r>
     </w:p>
     <w:p>
-      <w:r>
-        <w:t>Trace one input. Which line changes the state or chooses a path?</w:t>
+      <w:pPr>
+        <w:spacing w:line="336" w:lineRule="auto" w:after="180"/>
+        <w:shd w:fill="F5F1FB"/>
+      </w:pPr>
+      <w:r>
+        <w:rPr>
+          <w:b w:val="0"/>
+        </w:rPr>
+        <w:t xml:space="preserve">Trace one </w:t>
+      </w:r>
+      <w:r>
+        <w:rPr>
+          <w:b/>
+        </w:rPr>
+        <w:t>input</w:t>
+      </w:r>
+      <w:r>
+        <w:rPr>
+          <w:b w:val="0"/>
+        </w:rPr>
+        <w:t>. Which line changes the state or chooses a path?</w:t>
       </w:r>
     </w:p>
     <w:p>
@@ -2694,13 +4005,107 @@
       </w:r>
     </w:p>
     <w:p>
-      <w:r>
-        <w:t>Row totals are 3 reference-clear and 5 reference-blocked. Column totals are 4 predicted-clear and 4 predicted-blocked. All four cells sum to 8. Accuracy is the diagonal total divided by the total: 5/8, or 62.5 percent. The Week 12 three-record matrix was [[1,1],[0,1]] in this same axis order, giving 2/3.</w:t>
-      </w:r>
-    </w:p>
-    <w:p>
-      <w:r>
-        <w:t>Another classifier on these same eight reference-labelled records could have matrix [[3,0],[3,2]]. It also gets 5/8 correct, but has zero false positives and three false negatives. Our worked classifier has one false positive and two false negatives. Equal accuracy does not settle which error pattern is preferable; consider the task and evidence before choosing.</w:t>
+      <w:pPr>
+        <w:spacing w:line="336" w:lineRule="auto" w:after="180"/>
+      </w:pPr>
+      <w:r>
+        <w:rPr>
+          <w:b w:val="0"/>
+        </w:rPr>
+        <w:t>Row totals are 3 reference-clear and 5 reference-blocked. Column totals are 4 predicted-clear and 4 predicted-blocked. All four cells sum to 8. Accuracy is the diagonal total divided by the total: 5/8, or 62.5 percent.</w:t>
+      </w:r>
+    </w:p>
+    <w:p>
+      <w:pPr>
+        <w:spacing w:line="336" w:lineRule="auto" w:after="180"/>
+      </w:pPr>
+      <w:r>
+        <w:rPr>
+          <w:b w:val="0"/>
+        </w:rPr>
+        <w:t>The Week 12 three-record matrix was [[1,1],[0,1]] in this same axis order, giving 2/3.</w:t>
+      </w:r>
+    </w:p>
+    <w:p>
+      <w:pPr>
+        <w:spacing w:line="336" w:lineRule="auto" w:after="180"/>
+      </w:pPr>
+      <w:r>
+        <w:rPr>
+          <w:b w:val="0"/>
+        </w:rPr>
+        <w:t xml:space="preserve">Another classifier on these same eight reference-labelled records could have matrix [[3,0],[3,2]]. It also gets 5/8 correct, but has zero </w:t>
+      </w:r>
+      <w:r>
+        <w:rPr>
+          <w:b/>
+        </w:rPr>
+        <w:t>false positive</w:t>
+      </w:r>
+      <w:r>
+        <w:rPr>
+          <w:b w:val="0"/>
+        </w:rPr>
+        <w:t xml:space="preserve">s and three </w:t>
+      </w:r>
+      <w:r>
+        <w:rPr>
+          <w:b/>
+        </w:rPr>
+        <w:t>false negative</w:t>
+      </w:r>
+      <w:r>
+        <w:rPr>
+          <w:b w:val="0"/>
+        </w:rPr>
+        <w:t>s.</w:t>
+      </w:r>
+    </w:p>
+    <w:p>
+      <w:pPr>
+        <w:spacing w:line="336" w:lineRule="auto" w:after="180"/>
+      </w:pPr>
+      <w:r>
+        <w:rPr>
+          <w:b w:val="0"/>
+        </w:rPr>
+        <w:t xml:space="preserve">Our worked classifier has one </w:t>
+      </w:r>
+      <w:r>
+        <w:rPr>
+          <w:b/>
+        </w:rPr>
+        <w:t>false positive</w:t>
+      </w:r>
+      <w:r>
+        <w:rPr>
+          <w:b w:val="0"/>
+        </w:rPr>
+        <w:t xml:space="preserve"> and two </w:t>
+      </w:r>
+      <w:r>
+        <w:rPr>
+          <w:b/>
+        </w:rPr>
+        <w:t>false negative</w:t>
+      </w:r>
+      <w:r>
+        <w:rPr>
+          <w:b w:val="0"/>
+        </w:rPr>
+        <w:t xml:space="preserve">s. Equal accuracy does not settle which error pattern is preferable; consider the task and </w:t>
+      </w:r>
+      <w:r>
+        <w:rPr>
+          <w:b/>
+        </w:rPr>
+        <w:t>evidence</w:t>
+      </w:r>
+      <w:r>
+        <w:rPr>
+          <w:b w:val="0"/>
+        </w:rPr>
+        <w:t xml:space="preserve"> before choosing.</w:t>
       </w:r>
     </w:p>
     <w:p>
@@ -2712,8 +4117,26 @@
       </w:r>
     </w:p>
     <w:p>
-      <w:r>
-        <w:t>Use workbook W2 for the connected example “Confusion matrices”. First fill the input and rule boxes. Try the middle steps before asking for a hint. After a hint, try the next step yourself.</w:t>
+      <w:pPr>
+        <w:spacing w:line="336" w:lineRule="auto" w:after="180"/>
+      </w:pPr>
+      <w:r>
+        <w:rPr>
+          <w:b w:val="0"/>
+        </w:rPr>
+        <w:t xml:space="preserve">Use workbook W2 for the connected example “Confusion matrices”. First fill the </w:t>
+      </w:r>
+      <w:r>
+        <w:rPr>
+          <w:b/>
+        </w:rPr>
+        <w:t>input</w:t>
+      </w:r>
+      <w:r>
+        <w:rPr>
+          <w:b w:val="0"/>
+        </w:rPr>
+        <w:t xml:space="preserve"> and rule boxes. Try the middle steps before asking for a hint. After a hint, try the next step yourself.</w:t>
       </w:r>
     </w:p>
     <w:tbl>
@@ -2796,7 +4219,13 @@
       </w:tr>
     </w:tbl>
     <w:p>
-      <w:r>
+      <w:pPr>
+        <w:spacing w:line="336" w:lineRule="auto" w:after="180"/>
+      </w:pPr>
+      <w:r>
+        <w:rPr>
+          <w:b w:val="0"/>
+        </w:rPr>
         <w:t>Explain your trace to a partner. Your partner points to one step to check. Swap roles on the next case. Each person writes their own explanation.</w:t>
       </w:r>
     </w:p>
@@ -2809,12 +4238,24 @@
       </w:r>
     </w:p>
     <w:p>
-      <w:r>
+      <w:pPr>
+        <w:spacing w:line="336" w:lineRule="auto" w:after="180"/>
+      </w:pPr>
+      <w:r>
+        <w:rPr>
+          <w:b w:val="0"/>
+        </w:rPr>
         <w:t>Use the worked case for Confusion matrices. Proposed explanation: “Positive means good”. Decide whether this explanation is supported. Point to the step or supplied fact that decides; explain your repair if needed.</w:t>
       </w:r>
     </w:p>
     <w:p>
-      <w:r>
+      <w:pPr>
+        <w:spacing w:line="336" w:lineRule="auto" w:after="180"/>
+      </w:pPr>
+      <w:r>
+        <w:rPr>
+          <w:b w:val="0"/>
+        </w:rPr>
         <w:t>Answer on your own before discussion. If you are unsure, say which step you need help with.</w:t>
       </w:r>
     </w:p>
@@ -2827,7 +4268,14 @@
       </w:r>
     </w:p>
     <w:p>
-      <w:r>
+      <w:pPr>
+        <w:spacing w:line="336" w:lineRule="auto" w:after="180"/>
+        <w:shd w:fill="F5F1FB"/>
+      </w:pPr>
+      <w:r>
+        <w:rPr>
+          <w:b w:val="0"/>
+        </w:rPr>
         <w:t>Which error causes a sound book to be sent for unnecessary repair review?</w:t>
       </w:r>
     </w:p>
@@ -2860,7 +4308,13 @@
       </w:r>
     </w:p>
     <w:p>
-      <w:r>
+      <w:pPr>
+        <w:spacing w:line="336" w:lineRule="auto" w:after="180"/>
+      </w:pPr>
+      <w:r>
+        <w:rPr>
+          <w:b w:val="0"/>
+        </w:rPr>
         <w:t>This is supported practice. Keep the separately named independent case for an attempt before feedback.</w:t>
       </w:r>
     </w:p>
@@ -2874,16 +4328,45 @@
     </w:p>
     <w:p>
       <w:r>
-        <w:t>EVIDENCE LAB</w:t>
-      </w:r>
-    </w:p>
-    <w:p>
-      <w:r>
+        <w:t>Investigate Types of Classification Error. Record the prediction, actual observation or labelled paper trace, explanation and next test separately.</w:t>
+      </w:r>
+    </w:p>
+    <w:p>
+      <w:pPr>
+        <w:spacing w:line="336" w:lineRule="auto" w:after="180"/>
+      </w:pPr>
+      <w:r>
+        <w:rPr>
+          <w:b/>
+        </w:rPr>
+        <w:t>EVIDENCE</w:t>
+      </w:r>
+      <w:r>
+        <w:rPr>
+          <w:b/>
+        </w:rPr>
+        <w:t xml:space="preserve"> LAB</w:t>
+      </w:r>
+    </w:p>
+    <w:p>
+      <w:pPr>
+        <w:spacing w:line="336" w:lineRule="auto" w:after="180"/>
+      </w:pPr>
+      <w:r>
+        <w:rPr>
+          <w:b w:val="0"/>
+        </w:rPr>
         <w:t>Predict → Test → Record → Explain</w:t>
       </w:r>
     </w:p>
     <w:p>
-      <w:r>
+      <w:pPr>
+        <w:spacing w:line="336" w:lineRule="auto" w:after="180"/>
+      </w:pPr>
+      <w:r>
+        <w:rPr>
+          <w:b w:val="0"/>
+        </w:rPr>
         <w:t>Keep expected and actual results separate. Surprises are useful data when recorded honestly.</w:t>
       </w:r>
     </w:p>
@@ -2924,7 +4407,13 @@
       </w:r>
     </w:p>
     <w:p>
-      <w:r>
+      <w:pPr>
+        <w:spacing w:line="336" w:lineRule="auto" w:after="180"/>
+      </w:pPr>
+      <w:r>
+        <w:rPr>
+          <w:b w:val="0"/>
+        </w:rPr>
         <w:t>Place 12 actual/predicted pairs into a 2×2 grid, total each cell, check the total equals 12, and explain one error cost.</w:t>
       </w:r>
     </w:p>
@@ -3174,7 +4663,14 @@
       </w:tr>
     </w:tbl>
     <w:p>
-      <w:r>
+      <w:pPr>
+        <w:spacing w:line="336" w:lineRule="auto" w:after="180"/>
+        <w:shd w:fill="F5F1FB"/>
+      </w:pPr>
+      <w:r>
+        <w:rPr>
+          <w:b w:val="0"/>
+        </w:rPr>
         <w:t>What did the hardest test teach you that the normal test did not?</w:t>
       </w:r>
     </w:p>
@@ -3220,7 +4716,13 @@
       </w:r>
     </w:p>
     <w:p>
-      <w:r>
+      <w:pPr>
+        <w:spacing w:line="336" w:lineRule="auto" w:after="180"/>
+      </w:pPr>
+      <w:r>
+        <w:rPr>
+          <w:b w:val="0"/>
+        </w:rPr>
         <w:t>Before trying: what do I expect, and why? While trying: which step could first go wrong? Afterwards: what did I actually observe, and what should change? Keep “not run” if you only traced the procedure.</w:t>
       </w:r>
     </w:p>
@@ -3234,17 +4736,52 @@
     </w:p>
     <w:p>
       <w:r>
+        <w:t>Move from recall to tracing, diagnosis and transfer in Types of Classification Error. Explain why each step is justified.</w:t>
+      </w:r>
+    </w:p>
+    <w:p>
+      <w:pPr>
+        <w:spacing w:line="336" w:lineRule="auto" w:after="180"/>
+      </w:pPr>
+      <w:r>
+        <w:rPr>
+          <w:b/>
+        </w:rPr>
         <w:t>MASTERY</w:t>
       </w:r>
     </w:p>
     <w:p>
-      <w:r>
+      <w:pPr>
+        <w:spacing w:line="336" w:lineRule="auto" w:after="180"/>
+      </w:pPr>
+      <w:r>
+        <w:rPr>
+          <w:b w:val="0"/>
+        </w:rPr>
         <w:t>From Knowing the Word to Owning the Idea</w:t>
       </w:r>
     </w:p>
     <w:p>
-      <w:r>
-        <w:t>Move upward only when you can produce evidence without copying the worked example.</w:t>
+      <w:pPr>
+        <w:spacing w:line="336" w:lineRule="auto" w:after="180"/>
+      </w:pPr>
+      <w:r>
+        <w:rPr>
+          <w:b w:val="0"/>
+        </w:rPr>
+        <w:t xml:space="preserve">Move upward only when you can produce </w:t>
+      </w:r>
+      <w:r>
+        <w:rPr>
+          <w:b/>
+        </w:rPr>
+        <w:t>evidence</w:t>
+      </w:r>
+      <w:r>
+        <w:rPr>
+          <w:b w:val="0"/>
+        </w:rPr>
+        <w:t xml:space="preserve"> without copying the worked example.</w:t>
       </w:r>
     </w:p>
     <w:p>
@@ -3284,33 +4821,93 @@
       </w:r>
     </w:p>
     <w:p>
-      <w:r>
+      <w:pPr>
+        <w:spacing w:line="336" w:lineRule="auto" w:after="180"/>
+      </w:pPr>
+      <w:r>
+        <w:rPr>
+          <w:b w:val="0"/>
+        </w:rPr>
         <w:t>1 • NAME: Define the concept without repeating the textbook.</w:t>
       </w:r>
     </w:p>
     <w:p>
-      <w:r>
-        <w:t>2 • TRACE: Show the information, state, branch, calculation, or evidence path.</w:t>
-      </w:r>
-    </w:p>
-    <w:p>
-      <w:r>
+      <w:pPr>
+        <w:spacing w:line="336" w:lineRule="auto" w:after="180"/>
+      </w:pPr>
+      <w:r>
+        <w:rPr>
+          <w:b w:val="0"/>
+        </w:rPr>
+        <w:t xml:space="preserve">2 • TRACE: Show the information, state, branch, calculation, or </w:t>
+      </w:r>
+      <w:r>
+        <w:rPr>
+          <w:b/>
+        </w:rPr>
+        <w:t>evidence</w:t>
+      </w:r>
+      <w:r>
+        <w:rPr>
+          <w:b w:val="0"/>
+        </w:rPr>
+        <w:t xml:space="preserve"> path.</w:t>
+      </w:r>
+    </w:p>
+    <w:p>
+      <w:pPr>
+        <w:spacing w:line="336" w:lineRule="auto" w:after="180"/>
+      </w:pPr>
+      <w:r>
+        <w:rPr>
+          <w:b w:val="0"/>
+        </w:rPr>
         <w:t>3 • APPLY: Solve a different example independently.</w:t>
       </w:r>
     </w:p>
     <w:p>
-      <w:r>
+      <w:pPr>
+        <w:spacing w:line="336" w:lineRule="auto" w:after="180"/>
+      </w:pPr>
+      <w:r>
+        <w:rPr>
+          <w:b w:val="0"/>
+        </w:rPr>
         <w:t>4 • CHALLENGE: Find a boundary case, counterexample, or unfair outcome.</w:t>
       </w:r>
     </w:p>
     <w:p>
-      <w:r>
+      <w:pPr>
+        <w:spacing w:line="336" w:lineRule="auto" w:after="180"/>
+      </w:pPr>
+      <w:r>
+        <w:rPr>
+          <w:b w:val="0"/>
+        </w:rPr>
         <w:t>5 • EXPLAIN LIMITS: Say when the result should not be trusted or used alone.</w:t>
       </w:r>
     </w:p>
     <w:p>
-      <w:r>
-        <w:t>My strongest evidence of independent understanding:</w:t>
+      <w:pPr>
+        <w:spacing w:line="336" w:lineRule="auto" w:after="180"/>
+      </w:pPr>
+      <w:r>
+        <w:rPr>
+          <w:b w:val="0"/>
+        </w:rPr>
+        <w:t xml:space="preserve">My strongest </w:t>
+      </w:r>
+      <w:r>
+        <w:rPr>
+          <w:b/>
+        </w:rPr>
+        <w:t>evidence</w:t>
+      </w:r>
+      <w:r>
+        <w:rPr>
+          <w:b w:val="0"/>
+        </w:rPr>
+        <w:t xml:space="preserve"> of independent understanding:</w:t>
       </w:r>
     </w:p>
     <w:p>
@@ -3356,16 +4953,39 @@
     </w:p>
     <w:p>
       <w:r>
+        <w:t>Apply this week’s idea to Transparent Book Recommender. Keep an annotated decision and the evidence supporting it.</w:t>
+      </w:r>
+    </w:p>
+    <w:p>
+      <w:pPr>
+        <w:spacing w:line="336" w:lineRule="auto" w:after="180"/>
+      </w:pPr>
+      <w:r>
+        <w:rPr>
+          <w:b/>
+        </w:rPr>
         <w:t>CUMULATIVE PROJECT</w:t>
       </w:r>
     </w:p>
     <w:p>
-      <w:r>
+      <w:pPr>
+        <w:spacing w:line="336" w:lineRule="auto" w:after="180"/>
+      </w:pPr>
+      <w:r>
+        <w:rPr>
+          <w:b w:val="0"/>
+        </w:rPr>
         <w:t>Transparent Book Recommender</w:t>
       </w:r>
     </w:p>
     <w:p>
-      <w:r>
+      <w:pPr>
+        <w:spacing w:line="336" w:lineRule="auto" w:after="180"/>
+      </w:pPr>
+      <w:r>
+        <w:rPr>
+          <w:b w:val="0"/>
+        </w:rPr>
         <w:t>Every week adds one inspectable piece. The system must show how it reached a result.</w:t>
       </w:r>
     </w:p>
@@ -3406,17 +5026,63 @@
       </w:r>
     </w:p>
     <w:p>
-      <w:r>
+      <w:pPr>
+        <w:spacing w:line="336" w:lineRule="auto" w:after="180"/>
+      </w:pPr>
+      <w:r>
+        <w:rPr>
+          <w:b w:val="0"/>
+        </w:rPr>
         <w:t>THIS WEEK’S CHECKPOINT  Separate recommending an unsuitable book from failing to surface a suitable one.</w:t>
       </w:r>
     </w:p>
     <w:p>
-      <w:r>
-        <w:t>SYSTEM MAP  Reader need → allowed inputs → transparent rule or score → ranked candidates → explanation → test record → human decision</w:t>
-      </w:r>
-    </w:p>
-    <w:p>
-      <w:r>
+      <w:pPr>
+        <w:pStyle w:val="Heading3"/>
+      </w:pPr>
+      <w:r>
+        <w:t>Trace the system</w:t>
+      </w:r>
+    </w:p>
+    <w:p>
+      <w:pPr>
+        <w:spacing w:line="336" w:lineRule="auto" w:after="180"/>
+        <w:shd w:fill="EDF7F3"/>
+      </w:pPr>
+      <w:r>
+        <w:rPr>
+          <w:b w:val="0"/>
+        </w:rPr>
+        <w:t xml:space="preserve">SYSTEM MAP  Reader need → allowed </w:t>
+      </w:r>
+      <w:r>
+        <w:rPr>
+          <w:b/>
+        </w:rPr>
+        <w:t>input</w:t>
+      </w:r>
+      <w:r>
+        <w:rPr>
+          <w:b w:val="0"/>
+        </w:rPr>
+        <w:t xml:space="preserve">s → transparent rule or score → ranked candidates → explanation → test record → </w:t>
+      </w:r>
+      <w:r>
+        <w:rPr>
+          <w:b/>
+        </w:rPr>
+        <w:t>human decision</w:t>
+      </w:r>
+    </w:p>
+    <w:p>
+      <w:pPr>
+        <w:spacing w:line="336" w:lineRule="auto" w:after="180"/>
+        <w:shd w:fill="F5F1FB"/>
+      </w:pPr>
+      <w:r>
+        <w:rPr>
+          <w:b w:val="0"/>
+        </w:rPr>
         <w:t>What will you add, change, or verify in the project this week?</w:t>
       </w:r>
     </w:p>
@@ -3454,8 +5120,27 @@
       </w:r>
     </w:p>
     <w:p>
-      <w:r>
-        <w:t>What should remain under human control?</w:t>
+      <w:pPr>
+        <w:spacing w:line="336" w:lineRule="auto" w:after="180"/>
+        <w:shd w:fill="F5F1FB"/>
+      </w:pPr>
+      <w:r>
+        <w:rPr>
+          <w:b w:val="0"/>
+        </w:rPr>
+        <w:t xml:space="preserve">What should remain under </w:t>
+      </w:r>
+      <w:r>
+        <w:rPr>
+          <w:b/>
+        </w:rPr>
+        <w:t>human control</w:t>
+      </w:r>
+      <w:r>
+        <w:rPr>
+          <w:b w:val="0"/>
+        </w:rPr>
+        <w:t>?</w:t>
       </w:r>
     </w:p>
     <w:p>
@@ -3492,7 +5177,22 @@
       </w:r>
     </w:p>
     <w:p>
-      <w:r>
+      <w:pPr>
+        <w:pStyle w:val="Heading3"/>
+      </w:pPr>
+      <w:r>
+        <w:t>Responsible design</w:t>
+      </w:r>
+    </w:p>
+    <w:p>
+      <w:pPr>
+        <w:spacing w:line="336" w:lineRule="auto" w:after="180"/>
+        <w:shd w:fill="FFF5E6"/>
+      </w:pPr>
+      <w:r>
+        <w:rPr>
+          <w:b w:val="0"/>
+        </w:rPr>
         <w:t>RESPONSIBLE DESIGN  Collect only necessary information. Show uncertainty and limits. Never confuse a ranking with a fact about a person.</w:t>
       </w:r>
     </w:p>
@@ -3505,8 +5205,26 @@
       </w:r>
     </w:p>
     <w:p>
-      <w:r>
-        <w:t>Use a confusion table when evaluating recommender category predictions and attach concrete consequences to each error.</w:t>
+      <w:pPr>
+        <w:spacing w:line="336" w:lineRule="auto" w:after="180"/>
+      </w:pPr>
+      <w:r>
+        <w:rPr>
+          <w:b w:val="0"/>
+        </w:rPr>
+        <w:t xml:space="preserve">Use a confusion table when evaluating recommender category </w:t>
+      </w:r>
+      <w:r>
+        <w:rPr>
+          <w:b/>
+        </w:rPr>
+        <w:t>prediction</w:t>
+      </w:r>
+      <w:r>
+        <w:rPr>
+          <w:b w:val="0"/>
+        </w:rPr>
+        <w:t>s and attach concrete consequences to each error.</w:t>
       </w:r>
     </w:p>
     <w:p>
@@ -3519,16 +5237,48 @@
     </w:p>
     <w:p>
       <w:r>
+        <w:t>Use a genuinely new case for independent evidence. Previously discussed examples remain practice; use the separately named independent case before feedback.</w:t>
+      </w:r>
+    </w:p>
+    <w:p>
+      <w:pPr>
+        <w:pStyle w:val="Heading3"/>
+      </w:pPr>
+      <w:r>
+        <w:t>Independent evidence</w:t>
+      </w:r>
+    </w:p>
+    <w:p>
+      <w:pPr>
+        <w:spacing w:line="336" w:lineRule="auto" w:after="180"/>
+        <w:shd w:fill="FFF5E6"/>
+      </w:pPr>
+      <w:r>
+        <w:rPr>
+          <w:b w:val="0"/>
+        </w:rPr>
         <w:t>INDEPENDENT MASTERY PROOF</w:t>
       </w:r>
     </w:p>
     <w:p>
-      <w:r>
+      <w:pPr>
+        <w:spacing w:line="336" w:lineRule="auto" w:after="180"/>
+      </w:pPr>
+      <w:r>
+        <w:rPr>
+          <w:b w:val="0"/>
+        </w:rPr>
         <w:t>Explain • Transfer • Test • Defend</w:t>
       </w:r>
     </w:p>
     <w:p>
-      <w:r>
+      <w:pPr>
+        <w:spacing w:line="336" w:lineRule="auto" w:after="180"/>
+      </w:pPr>
+      <w:r>
+        <w:rPr>
+          <w:b w:val="0"/>
+        </w:rPr>
         <w:t>Complete this page without copying the worked example. Your reasoning matters more than decoration.</w:t>
       </w:r>
     </w:p>
@@ -3569,12 +5319,46 @@
       </w:r>
     </w:p>
     <w:p>
-      <w:r>
-        <w:t>CHALLENGE  Sort 12 predictions into four outcome boxes.</w:t>
-      </w:r>
-    </w:p>
-    <w:p>
-      <w:r>
+      <w:pPr>
+        <w:pStyle w:val="Heading3"/>
+      </w:pPr>
+      <w:r>
+        <w:t>Try a more demanding case</w:t>
+      </w:r>
+    </w:p>
+    <w:p>
+      <w:pPr>
+        <w:spacing w:line="336" w:lineRule="auto" w:after="180"/>
+        <w:shd w:fill="F5F1FB"/>
+      </w:pPr>
+      <w:r>
+        <w:rPr>
+          <w:b w:val="0"/>
+        </w:rPr>
+        <w:t xml:space="preserve">CHALLENGE  Sort 12 </w:t>
+      </w:r>
+      <w:r>
+        <w:rPr>
+          <w:b/>
+        </w:rPr>
+        <w:t>prediction</w:t>
+      </w:r>
+      <w:r>
+        <w:rPr>
+          <w:b w:val="0"/>
+        </w:rPr>
+        <w:t>s into four outcome boxes.</w:t>
+      </w:r>
+    </w:p>
+    <w:p>
+      <w:pPr>
+        <w:spacing w:line="336" w:lineRule="auto" w:after="180"/>
+        <w:shd w:fill="F4F9FC"/>
+      </w:pPr>
+      <w:r>
+        <w:rPr>
+          <w:b w:val="0"/>
+        </w:rPr>
         <w:t>1. My fresh example, trace, calculation, or design:</w:t>
       </w:r>
     </w:p>
@@ -3612,8 +5396,27 @@
       </w:r>
     </w:p>
     <w:p>
-      <w:r>
-        <w:t>2. My evidence that it works (include a boundary or missing-data case):</w:t>
+      <w:pPr>
+        <w:spacing w:line="336" w:lineRule="auto" w:after="180"/>
+        <w:shd w:fill="F4F9FC"/>
+      </w:pPr>
+      <w:r>
+        <w:rPr>
+          <w:b w:val="0"/>
+        </w:rPr>
+        <w:t xml:space="preserve">2. My </w:t>
+      </w:r>
+      <w:r>
+        <w:rPr>
+          <w:b/>
+        </w:rPr>
+        <w:t>evidence</w:t>
+      </w:r>
+      <w:r>
+        <w:rPr>
+          <w:b w:val="0"/>
+        </w:rPr>
+        <w:t xml:space="preserve"> that it works (include a boundary or missing-data case):</w:t>
       </w:r>
     </w:p>
     <w:p>
@@ -3650,7 +5453,14 @@
       </w:r>
     </w:p>
     <w:p>
-      <w:r>
+      <w:pPr>
+        <w:spacing w:line="336" w:lineRule="auto" w:after="180"/>
+        <w:shd w:fill="F4F9FC"/>
+      </w:pPr>
+      <w:r>
+        <w:rPr>
+          <w:b w:val="0"/>
+        </w:rPr>
         <w:t>3. One limitation, fairness concern, or situation needing human review:</w:t>
       </w:r>
     </w:p>
@@ -3688,8 +5498,47 @@
       </w:r>
     </w:p>
     <w:p>
-      <w:r>
-        <w:t>SELF-CHECK  □ I explained the mechanism  □ I used evidence  □ I tested a fresh case  □ I named a limitation  □ I can answer ‘why?’</w:t>
+      <w:pPr>
+        <w:pStyle w:val="Heading3"/>
+      </w:pPr>
+      <w:r>
+        <w:t>Check your explanation</w:t>
+      </w:r>
+    </w:p>
+    <w:p>
+      <w:pPr>
+        <w:spacing w:line="336" w:lineRule="auto" w:after="180"/>
+        <w:shd w:fill="F5F1FB"/>
+      </w:pPr>
+      <w:r>
+        <w:rPr>
+          <w:b w:val="0"/>
+        </w:rPr>
+        <w:t xml:space="preserve">SELF-CHECK  □ I explained the </w:t>
+      </w:r>
+      <w:r>
+        <w:rPr>
+          <w:b/>
+        </w:rPr>
+        <w:t>mechanism</w:t>
+      </w:r>
+      <w:r>
+        <w:rPr>
+          <w:b w:val="0"/>
+        </w:rPr>
+        <w:t xml:space="preserve">  □ I used </w:t>
+      </w:r>
+      <w:r>
+        <w:rPr>
+          <w:b/>
+        </w:rPr>
+        <w:t>evidence</w:t>
+      </w:r>
+      <w:r>
+        <w:rPr>
+          <w:b w:val="0"/>
+        </w:rPr>
+        <w:t xml:space="preserve">  □ I tested a fresh case  □ I named a limitation  □ I can answer ‘why?’</w:t>
       </w:r>
     </w:p>
     <w:p>
@@ -3701,6 +5550,11 @@
       </w:r>
     </w:p>
     <w:p>
+      <w:r>
+        <w:t>Revisit the complete Types of Classification Error case for supported practice. Repeated examples do not become fresh assessments.</w:t>
+      </w:r>
+    </w:p>
+    <w:p>
       <w:pPr>
         <w:pStyle w:val="Heading3"/>
       </w:pPr>
@@ -3709,7 +5563,13 @@
       </w:r>
     </w:p>
     <w:p>
-      <w:r>
+      <w:pPr>
+        <w:spacing w:line="336" w:lineRule="auto" w:after="180"/>
+      </w:pPr>
+      <w:r>
+        <w:rPr>
+          <w:b w:val="0"/>
+        </w:rPr>
         <w:t>Use the supplied details to practise the weekly concept before attempting the independent question. This case extends the illustrated lesson.</w:t>
       </w:r>
     </w:p>
@@ -3722,7 +5582,13 @@
       </w:r>
     </w:p>
     <w:p>
-      <w:r>
+      <w:pPr>
+        <w:spacing w:line="336" w:lineRule="auto" w:after="180"/>
+      </w:pPr>
+      <w:r>
+        <w:rPr>
+          <w:b w:val="0"/>
+        </w:rPr>
         <w:t>Positive means should recommend. Actual/predicted pairs are yes/yes, no/yes, yes/no, no/no.</w:t>
       </w:r>
     </w:p>
@@ -3735,7 +5601,13 @@
       </w:r>
     </w:p>
     <w:p>
-      <w:r>
+      <w:pPr>
+        <w:spacing w:line="336" w:lineRule="auto" w:after="180"/>
+      </w:pPr>
+      <w:r>
+        <w:rPr>
+          <w:b w:val="0"/>
+        </w:rPr>
         <w:t>Name the four outcomes.</w:t>
       </w:r>
     </w:p>
@@ -3748,8 +5620,56 @@
       </w:r>
     </w:p>
     <w:p>
-      <w:r>
-        <w:t>True positive, false positive, false negative, true negative. Define positive before naming errors.</w:t>
+      <w:pPr>
+        <w:spacing w:line="336" w:lineRule="auto" w:after="180"/>
+      </w:pPr>
+      <w:r>
+        <w:rPr>
+          <w:b/>
+        </w:rPr>
+        <w:t>True positive</w:t>
+      </w:r>
+      <w:r>
+        <w:rPr>
+          <w:b w:val="0"/>
+        </w:rPr>
+        <w:t xml:space="preserve">, </w:t>
+      </w:r>
+      <w:r>
+        <w:rPr>
+          <w:b/>
+        </w:rPr>
+        <w:t>false positive</w:t>
+      </w:r>
+      <w:r>
+        <w:rPr>
+          <w:b w:val="0"/>
+        </w:rPr>
+        <w:t xml:space="preserve">, </w:t>
+      </w:r>
+      <w:r>
+        <w:rPr>
+          <w:b/>
+        </w:rPr>
+        <w:t>false negative</w:t>
+      </w:r>
+      <w:r>
+        <w:rPr>
+          <w:b w:val="0"/>
+        </w:rPr>
+        <w:t xml:space="preserve">, </w:t>
+      </w:r>
+      <w:r>
+        <w:rPr>
+          <w:b/>
+        </w:rPr>
+        <w:t>true negative</w:t>
+      </w:r>
+      <w:r>
+        <w:rPr>
+          <w:b w:val="0"/>
+        </w:rPr>
+        <w:t>. Define positive before naming errors.</w:t>
       </w:r>
     </w:p>
     <w:p>
@@ -3761,7 +5681,14 @@
       </w:r>
     </w:p>
     <w:p>
-      <w:r>
+      <w:pPr>
+        <w:spacing w:line="336" w:lineRule="auto" w:after="180"/>
+        <w:shd w:fill="F5F1FB"/>
+      </w:pPr>
+      <w:r>
+        <w:rPr>
+          <w:b w:val="0"/>
+        </w:rPr>
         <w:t>Which detail supports the answer, and why does it matter?</w:t>
       </w:r>
     </w:p>
@@ -3939,18 +5866,78 @@
       </w:tr>
     </w:tbl>
     <w:p>
-      <w:r>
+      <w:pPr>
+        <w:spacing w:line="336" w:lineRule="auto" w:after="180"/>
+      </w:pPr>
+      <w:r>
+        <w:rPr>
+          <w:b w:val="0"/>
+        </w:rPr>
         <w:t>Positive means should recommend. Actual/predicted pairs are yes/yes, no/yes, yes/no, no/no.</w:t>
       </w:r>
     </w:p>
     <w:p>
-      <w:r>
+      <w:pPr>
+        <w:spacing w:line="336" w:lineRule="auto" w:after="180"/>
+      </w:pPr>
+      <w:r>
+        <w:rPr>
+          <w:b w:val="0"/>
+        </w:rPr>
         <w:t>Name the four outcomes.</w:t>
       </w:r>
     </w:p>
     <w:p>
-      <w:r>
-        <w:t>True positive, false positive, false negative, true negative. Define positive before naming errors.</w:t>
+      <w:pPr>
+        <w:spacing w:line="336" w:lineRule="auto" w:after="180"/>
+      </w:pPr>
+      <w:r>
+        <w:rPr>
+          <w:b/>
+        </w:rPr>
+        <w:t>True positive</w:t>
+      </w:r>
+      <w:r>
+        <w:rPr>
+          <w:b w:val="0"/>
+        </w:rPr>
+        <w:t xml:space="preserve">, </w:t>
+      </w:r>
+      <w:r>
+        <w:rPr>
+          <w:b/>
+        </w:rPr>
+        <w:t>false positive</w:t>
+      </w:r>
+      <w:r>
+        <w:rPr>
+          <w:b w:val="0"/>
+        </w:rPr>
+        <w:t xml:space="preserve">, </w:t>
+      </w:r>
+      <w:r>
+        <w:rPr>
+          <w:b/>
+        </w:rPr>
+        <w:t>false negative</w:t>
+      </w:r>
+      <w:r>
+        <w:rPr>
+          <w:b w:val="0"/>
+        </w:rPr>
+        <w:t xml:space="preserve">, </w:t>
+      </w:r>
+      <w:r>
+        <w:rPr>
+          <w:b/>
+        </w:rPr>
+        <w:t>true negative</w:t>
+      </w:r>
+      <w:r>
+        <w:rPr>
+          <w:b w:val="0"/>
+        </w:rPr>
+        <w:t>. Define positive before naming errors.</w:t>
       </w:r>
     </w:p>
     <w:p>
@@ -3962,6 +5949,11 @@
       </w:r>
     </w:p>
     <w:p>
+      <w:r>
+        <w:t>Attempt the reserved new case before feedback. Record support; the earlier examples below remain additional practice.</w:t>
+      </w:r>
+    </w:p>
+    <w:p>
       <w:pPr>
         <w:pStyle w:val="Heading3"/>
       </w:pPr>
@@ -3970,8 +5962,37 @@
       </w:r>
     </w:p>
     <w:p>
-      <w:r>
-        <w:t>Each pair below is reference then prediction: R1 clear/clear, R2 clear/blocked, R3 clear/blocked, R4 blocked/blocked, R5 blocked/clear, R6 blocked/blocked. Use clear then blocked on both axes and reference rows. Build the matrix, give row and column totals, name TP,TN,FP,FN with blocked positive, and calculate accuracy.</w:t>
+      <w:pPr>
+        <w:spacing w:line="336" w:lineRule="auto" w:after="180"/>
+      </w:pPr>
+      <w:r>
+        <w:rPr>
+          <w:b w:val="0"/>
+        </w:rPr>
+        <w:t xml:space="preserve">Each pair below is reference then </w:t>
+      </w:r>
+      <w:r>
+        <w:rPr>
+          <w:b/>
+        </w:rPr>
+        <w:t>prediction</w:t>
+      </w:r>
+      <w:r>
+        <w:rPr>
+          <w:b w:val="0"/>
+        </w:rPr>
+        <w:t>: R1 clear/clear, R2 clear/blocked, R3 clear/blocked, R4 blocked/blocked, R5 blocked/clear, R6 blocked/blocked. Use clear then blocked on both axes and reference rows.</w:t>
+      </w:r>
+    </w:p>
+    <w:p>
+      <w:pPr>
+        <w:spacing w:line="336" w:lineRule="auto" w:after="180"/>
+      </w:pPr>
+      <w:r>
+        <w:rPr>
+          <w:b w:val="0"/>
+        </w:rPr>
+        <w:t>Build the matrix, give row and column totals, name TP,TN,FP,FN with blocked positive, and calculate accuracy.</w:t>
       </w:r>
     </w:p>
     <w:p>
@@ -4018,7 +6039,13 @@
       </w:r>
     </w:p>
     <w:p>
-      <w:r>
+      <w:pPr>
+        <w:spacing w:line="336" w:lineRule="auto" w:after="180"/>
+      </w:pPr>
+      <w:r>
+        <w:rPr>
+          <w:b w:val="0"/>
+        </w:rPr>
         <w:t>Attempt this case before feedback. Record any help. Earlier examples below are further practice; a case already practised with feedback cannot establish fresh transfer.</w:t>
       </w:r>
     </w:p>
@@ -4031,18 +6058,42 @@
       </w:r>
     </w:p>
     <w:p>
-      <w:r>
+      <w:pPr>
+        <w:spacing w:line="336" w:lineRule="auto" w:after="180"/>
+      </w:pPr>
+      <w:r>
+        <w:rPr>
+          <w:b w:val="0"/>
+        </w:rPr>
         <w:t>Close the worked explanation. Apply the idea to this different question without copying.</w:t>
       </w:r>
     </w:p>
     <w:p>
-      <w:r>
+      <w:pPr>
+        <w:spacing w:line="336" w:lineRule="auto" w:after="180"/>
+      </w:pPr>
+      <w:r>
+        <w:rPr>
+          <w:b w:val="0"/>
+        </w:rPr>
         <w:t>Positive means sports. A sports book predicted other and a non-sports book predicted sports occur. Name each error and its consequence for the sports shelf.</w:t>
       </w:r>
     </w:p>
     <w:p>
-      <w:r>
-        <w:t>My answer, with a trace, calculation or supporting evidence</w:t>
+      <w:pPr>
+        <w:spacing w:line="336" w:lineRule="auto" w:after="180"/>
+      </w:pPr>
+      <w:r>
+        <w:rPr>
+          <w:b w:val="0"/>
+        </w:rPr>
+        <w:t xml:space="preserve">My answer, with a trace, calculation or supporting </w:t>
+      </w:r>
+      <w:r>
+        <w:rPr>
+          <w:b/>
+        </w:rPr>
+        <w:t>evidence</w:t>
       </w:r>
     </w:p>
     <w:p>
@@ -4087,13 +6138,37 @@
       </w:r>
     </w:p>
     <w:p>
-      <w:r>
+      <w:pPr>
+        <w:spacing w:line="336" w:lineRule="auto" w:after="180"/>
+      </w:pPr>
+      <w:r>
+        <w:rPr>
+          <w:b w:val="0"/>
+        </w:rPr>
         <w:t>Change one relevant detail. Predict the result before testing. Include a boundary or missing-information case when it helps reveal a limit.</w:t>
       </w:r>
     </w:p>
     <w:p>
-      <w:r>
-        <w:t>My changed input and expected result</w:t>
+      <w:pPr>
+        <w:spacing w:line="336" w:lineRule="auto" w:after="180"/>
+      </w:pPr>
+      <w:r>
+        <w:rPr>
+          <w:b w:val="0"/>
+        </w:rPr>
+        <w:t xml:space="preserve">My changed </w:t>
+      </w:r>
+      <w:r>
+        <w:rPr>
+          <w:b/>
+        </w:rPr>
+        <w:t>input</w:t>
+      </w:r>
+      <w:r>
+        <w:rPr>
+          <w:b w:val="0"/>
+        </w:rPr>
+        <w:t xml:space="preserve"> and expected result</w:t>
       </w:r>
     </w:p>
     <w:p>
@@ -4138,13 +6213,37 @@
       </w:r>
     </w:p>
     <w:p>
-      <w:r>
+      <w:pPr>
+        <w:spacing w:line="336" w:lineRule="auto" w:after="180"/>
+      </w:pPr>
+      <w:r>
+        <w:rPr>
+          <w:b w:val="0"/>
+        </w:rPr>
         <w:t>Separate recommending an unsuitable book from failing to surface a suitable one.</w:t>
       </w:r>
     </w:p>
     <w:p>
-      <w:r>
-        <w:t>The evidence I will keep</w:t>
+      <w:pPr>
+        <w:spacing w:line="336" w:lineRule="auto" w:after="180"/>
+      </w:pPr>
+      <w:r>
+        <w:rPr>
+          <w:b w:val="0"/>
+        </w:rPr>
+        <w:t xml:space="preserve">The </w:t>
+      </w:r>
+      <w:r>
+        <w:rPr>
+          <w:b/>
+        </w:rPr>
+        <w:t>evidence</w:t>
+      </w:r>
+      <w:r>
+        <w:rPr>
+          <w:b w:val="0"/>
+        </w:rPr>
+        <w:t xml:space="preserve"> I will keep</w:t>
       </w:r>
     </w:p>
     <w:p>
@@ -4181,8 +6280,26 @@
       </w:r>
     </w:p>
     <w:p>
-      <w:r>
-        <w:t>Your teacher has the independent answer and scoring criteria. Complete the matching workbook week to keep your practice evidence together.</w:t>
+      <w:pPr>
+        <w:spacing w:line="336" w:lineRule="auto" w:after="180"/>
+      </w:pPr>
+      <w:r>
+        <w:rPr>
+          <w:b w:val="0"/>
+        </w:rPr>
+        <w:t xml:space="preserve">Your teacher has the independent answer and scoring criteria. Complete the matching workbook week to keep your practice </w:t>
+      </w:r>
+      <w:r>
+        <w:rPr>
+          <w:b/>
+        </w:rPr>
+        <w:t>evidence</w:t>
+      </w:r>
+      <w:r>
+        <w:rPr>
+          <w:b w:val="0"/>
+        </w:rPr>
+        <w:t xml:space="preserve"> together.</w:t>
       </w:r>
     </w:p>
     <w:p>
@@ -4194,7 +6311,13 @@
       </w:r>
     </w:p>
     <w:p>
-      <w:r>
+      <w:pPr>
+        <w:spacing w:line="336" w:lineRule="auto" w:after="180"/>
+      </w:pPr>
+      <w:r>
+        <w:rPr>
+          <w:b w:val="0"/>
+        </w:rPr>
         <w:t>Positive means 'should recommend'. A book that should be recommended is rejected; a book that should not be recommended is accepted. Name both errors and explain who experiences each consequence.</w:t>
       </w:r>
     </w:p>
@@ -4250,8 +6373,25 @@
       </w:r>
     </w:p>
     <w:p>
-      <w:r>
-        <w:t>Attempt the independent case before hints. Record whether you worked alone, used a hint or followed a model. After feedback, fix the first unsupported step and explain why it changed. A later check uses a changed case, not a copied answer.</w:t>
+      <w:pPr>
+        <w:spacing w:line="336" w:lineRule="auto" w:after="180"/>
+      </w:pPr>
+      <w:r>
+        <w:rPr>
+          <w:b w:val="0"/>
+        </w:rPr>
+        <w:t>Attempt the independent case before hints. Record whether you worked alone, used a hint or followed a model. After feedback, fix the first unsupported step and explain why it changed.</w:t>
+      </w:r>
+    </w:p>
+    <w:p>
+      <w:pPr>
+        <w:spacing w:line="336" w:lineRule="auto" w:after="180"/>
+      </w:pPr>
+      <w:r>
+        <w:rPr>
+          <w:b w:val="0"/>
+        </w:rPr>
+        <w:t>A later check uses a changed case, not a copied answer.</w:t>
       </w:r>
     </w:p>
     <w:p>
@@ -4264,6 +6404,17 @@
     </w:p>
     <w:p>
       <w:r>
+        <w:t>Use this map to navigate Types of Classification Error, connect the goals to tasks and keep one evidence record for each attempt.</w:t>
+      </w:r>
+    </w:p>
+    <w:p>
+      <w:pPr>
+        <w:spacing w:line="336" w:lineRule="auto" w:after="180"/>
+      </w:pPr>
+      <w:r>
+        <w:rPr>
+          <w:b w:val="0"/>
+        </w:rPr>
         <w:t>Start with this question: A fictional book-condition checker predicts repair or sound.</w:t>
       </w:r>
     </w:p>
@@ -4370,13 +6521,61 @@
       </w:tr>
     </w:tbl>
     <w:p>
-      <w:r>
-        <w:t>Remember → watch and explain → try with help → investigate → try independently → keep project evidence. Your teacher may spread this lesson across several classes.</w:t>
-      </w:r>
-    </w:p>
-    <w:p>
-      <w:r>
-        <w:t>Keep your first prediction. Compare it with what the evidence shows and explain any change.</w:t>
+      <w:pPr>
+        <w:spacing w:line="336" w:lineRule="auto" w:after="180"/>
+      </w:pPr>
+      <w:r>
+        <w:rPr>
+          <w:b w:val="0"/>
+        </w:rPr>
+        <w:t xml:space="preserve">Remember → watch and explain → try with help → investigate → try independently → keep project </w:t>
+      </w:r>
+      <w:r>
+        <w:rPr>
+          <w:b/>
+        </w:rPr>
+        <w:t>evidence</w:t>
+      </w:r>
+      <w:r>
+        <w:rPr>
+          <w:b w:val="0"/>
+        </w:rPr>
+        <w:t>. Your teacher may spread this lesson across several classes.</w:t>
+      </w:r>
+    </w:p>
+    <w:p>
+      <w:pPr>
+        <w:spacing w:line="336" w:lineRule="auto" w:after="180"/>
+      </w:pPr>
+      <w:r>
+        <w:rPr>
+          <w:b w:val="0"/>
+        </w:rPr>
+        <w:t xml:space="preserve">Keep your first </w:t>
+      </w:r>
+      <w:r>
+        <w:rPr>
+          <w:b/>
+        </w:rPr>
+        <w:t>prediction</w:t>
+      </w:r>
+      <w:r>
+        <w:rPr>
+          <w:b w:val="0"/>
+        </w:rPr>
+        <w:t xml:space="preserve">. Compare it with what the </w:t>
+      </w:r>
+      <w:r>
+        <w:rPr>
+          <w:b/>
+        </w:rPr>
+        <w:t>evidence</w:t>
+      </w:r>
+      <w:r>
+        <w:rPr>
+          <w:b w:val="0"/>
+        </w:rPr>
+        <w:t xml:space="preserve"> shows and explain any change.</w:t>
       </w:r>
     </w:p>
     <w:p>
@@ -4389,7 +6588,42 @@
     </w:p>
     <w:p>
       <w:r>
-        <w:t>Close your notes. Explain this goal in your own words: Build a labelled confusion matrix from matched reference and prediction pairs</w:t>
+        <w:t>Explain Types of Classification Error without notes, identify a remaining question and plan a later check with a changed case.</w:t>
+      </w:r>
+    </w:p>
+    <w:p>
+      <w:pPr>
+        <w:spacing w:line="336" w:lineRule="auto" w:after="180"/>
+      </w:pPr>
+      <w:r>
+        <w:rPr>
+          <w:b w:val="0"/>
+        </w:rPr>
+        <w:t xml:space="preserve">Close your notes. Explain this goal in your own words: Build a labelled </w:t>
+      </w:r>
+      <w:r>
+        <w:rPr>
+          <w:b/>
+        </w:rPr>
+        <w:t>confusion matrix</w:t>
+      </w:r>
+      <w:r>
+        <w:rPr>
+          <w:b w:val="0"/>
+        </w:rPr>
+        <w:t xml:space="preserve"> from matched reference and </w:t>
+      </w:r>
+      <w:r>
+        <w:rPr>
+          <w:b/>
+        </w:rPr>
+        <w:t>prediction</w:t>
+      </w:r>
+      <w:r>
+        <w:rPr>
+          <w:b w:val="0"/>
+        </w:rPr>
+        <w:t xml:space="preserve"> pairs</w:t>
       </w:r>
     </w:p>
     <w:p>
@@ -4426,13 +6660,61 @@
       </w:r>
     </w:p>
     <w:p>
-      <w:r>
-        <w:t>If you are unsure, return to the worked picture and explain one arrow. If you are ready, change an input or assumption and justify your prediction.</w:t>
-      </w:r>
-    </w:p>
-    <w:p>
-      <w:r>
-        <w:t>Save your workbook evidence. At the next review, try a different case before opening your old answer.</w:t>
+      <w:pPr>
+        <w:spacing w:line="336" w:lineRule="auto" w:after="180"/>
+      </w:pPr>
+      <w:r>
+        <w:rPr>
+          <w:b w:val="0"/>
+        </w:rPr>
+        <w:t xml:space="preserve">If you are unsure, return to the worked picture and explain one arrow. If you are ready, change an </w:t>
+      </w:r>
+      <w:r>
+        <w:rPr>
+          <w:b/>
+        </w:rPr>
+        <w:t>input</w:t>
+      </w:r>
+      <w:r>
+        <w:rPr>
+          <w:b w:val="0"/>
+        </w:rPr>
+        <w:t xml:space="preserve"> or assumption and justify your </w:t>
+      </w:r>
+      <w:r>
+        <w:rPr>
+          <w:b/>
+        </w:rPr>
+        <w:t>prediction</w:t>
+      </w:r>
+      <w:r>
+        <w:rPr>
+          <w:b w:val="0"/>
+        </w:rPr>
+        <w:t>.</w:t>
+      </w:r>
+    </w:p>
+    <w:p>
+      <w:pPr>
+        <w:spacing w:line="336" w:lineRule="auto" w:after="180"/>
+      </w:pPr>
+      <w:r>
+        <w:rPr>
+          <w:b w:val="0"/>
+        </w:rPr>
+        <w:t xml:space="preserve">Save your workbook </w:t>
+      </w:r>
+      <w:r>
+        <w:rPr>
+          <w:b/>
+        </w:rPr>
+        <w:t>evidence</w:t>
+      </w:r>
+      <w:r>
+        <w:rPr>
+          <w:b w:val="0"/>
+        </w:rPr>
+        <w:t>. At the next review, try a different case before opening your old answer.</w:t>
       </w:r>
     </w:p>
     <w:p>
@@ -4445,11 +6727,28 @@
     </w:p>
     <w:p>
       <w:r>
+        <w:t>Attempt supported questions before using hints or feedback. Review a missing building block, then keep the completed work.</w:t>
+      </w:r>
+    </w:p>
+    <w:p>
+      <w:pPr>
+        <w:spacing w:line="336" w:lineRule="auto" w:after="180"/>
+      </w:pPr>
+      <w:r>
+        <w:rPr>
+          <w:b w:val="0"/>
+        </w:rPr>
         <w:t>Use this supported practice once, in the browser or on paper. Keep the reserved independent assessment for a separate first attempt before teacher feedback.</w:t>
       </w:r>
     </w:p>
     <w:p>
-      <w:r>
+      <w:pPr>
+        <w:spacing w:line="336" w:lineRule="auto" w:after="180"/>
+      </w:pPr>
+      <w:r>
+        <w:rPr>
+          <w:b w:val="0"/>
+        </w:rPr>
         <w:t>A fictional book-condition checker predicts repair or sound.</w:t>
       </w:r>
     </w:p>
@@ -4462,27 +6761,61 @@
       </w:r>
     </w:p>
     <w:p>
-      <w:r>
+      <w:pPr>
+        <w:spacing w:line="336" w:lineRule="auto" w:after="180"/>
+      </w:pPr>
+      <w:r>
+        <w:rPr>
+          <w:b w:val="0"/>
+        </w:rPr>
         <w:t>Which labelled step matches this detail? Matrix [[2,1],[1,2]]: agreement 4/6, repair recall 2/3.</w:t>
       </w:r>
     </w:p>
     <w:p>
-      <w:r>
+      <w:pPr>
+        <w:spacing w:line="336" w:lineRule="auto" w:after="180"/>
+        <w:shd w:fill="F4F9FC"/>
+      </w:pPr>
+      <w:r>
+        <w:rPr>
+          <w:b w:val="0"/>
+        </w:rPr>
         <w:t>1. Declare axes</w:t>
       </w:r>
     </w:p>
     <w:p>
-      <w:r>
+      <w:pPr>
+        <w:spacing w:line="336" w:lineRule="auto" w:after="180"/>
+        <w:shd w:fill="F4F9FC"/>
+      </w:pPr>
+      <w:r>
+        <w:rPr>
+          <w:b w:val="0"/>
+        </w:rPr>
         <w:t>2. Read result</w:t>
       </w:r>
     </w:p>
     <w:p>
-      <w:r>
+      <w:pPr>
+        <w:spacing w:line="336" w:lineRule="auto" w:after="180"/>
+        <w:shd w:fill="F4F9FC"/>
+      </w:pPr>
+      <w:r>
+        <w:rPr>
+          <w:b w:val="0"/>
+        </w:rPr>
         <w:t>3. Fill repair row</w:t>
       </w:r>
     </w:p>
     <w:p>
-      <w:r>
+      <w:pPr>
+        <w:spacing w:line="336" w:lineRule="auto" w:after="180"/>
+        <w:shd w:fill="F4F9FC"/>
+      </w:pPr>
+      <w:r>
+        <w:rPr>
+          <w:b w:val="0"/>
+        </w:rPr>
         <w:t>4. Fill sound row</w:t>
       </w:r>
     </w:p>
@@ -4520,41 +6853,167 @@
       </w:r>
     </w:p>
     <w:p>
-      <w:r>
+      <w:pPr>
+        <w:pStyle w:val="Heading3"/>
+      </w:pPr>
+      <w:r>
+        <w:t>Hint · try first</w:t>
+      </w:r>
+    </w:p>
+    <w:p>
+      <w:pPr>
+        <w:spacing w:line="336" w:lineRule="auto" w:after="180"/>
+        <w:shd w:fill="F1F6F8"/>
+      </w:pPr>
+      <w:r>
+        <w:rPr>
+          <w:b w:val="0"/>
+        </w:rPr>
         <w:t>Hint if needed: Read the steps in the pictorial case. Match the supplied detail to the stage that performs or records it.</w:t>
       </w:r>
     </w:p>
     <w:p>
-      <w:r>
-        <w:t>After your attempt, compare with the supported explanation: Read result Matrix [[2,1],[1,2]]: agreement 4/6, repair recall 2/3. Each case enters one cell according to its reference and predicted label. The off-diagonal cells represent different mistakes: a false alarm on a sound book versus a missed repair. Trace the cell definitions before naming rates; swapping axes changes the table’s interpretation even if its diagonal sum remains unchanged.</w:t>
-      </w:r>
-    </w:p>
-    <w:p>
       <w:pPr>
         <w:pStyle w:val="Heading3"/>
       </w:pPr>
       <w:r>
+        <w:t>Feedback · compare after trying</w:t>
+      </w:r>
+    </w:p>
+    <w:p>
+      <w:pPr>
+        <w:spacing w:line="336" w:lineRule="auto" w:after="180"/>
+        <w:shd w:fill="F1F6FC"/>
+      </w:pPr>
+      <w:r>
+        <w:rPr>
+          <w:b w:val="0"/>
+        </w:rPr>
+        <w:t>After your attempt, compare with the supported explanation: Read result Matrix [[2,1],[1,2]]: agreement 4/6, repair recall 2/3. Each case enters one cell according to its reference and predicted label.</w:t>
+      </w:r>
+    </w:p>
+    <w:p>
+      <w:pPr>
+        <w:spacing w:line="336" w:lineRule="auto" w:after="180"/>
+        <w:shd w:fill="F1F6FC"/>
+      </w:pPr>
+      <w:r>
+        <w:rPr>
+          <w:b w:val="0"/>
+        </w:rPr>
+        <w:t>The off-diagonal cells represent different mistakes: a false alarm on a sound book versus a missed repair.</w:t>
+      </w:r>
+    </w:p>
+    <w:p>
+      <w:pPr>
+        <w:spacing w:line="336" w:lineRule="auto" w:after="180"/>
+        <w:shd w:fill="F1F6FC"/>
+      </w:pPr>
+      <w:r>
+        <w:rPr>
+          <w:b w:val="0"/>
+        </w:rPr>
+        <w:t>Trace the cell definitions before naming rates; swapping axes changes the table’s interpretation even if its diagonal sum remains unchanged.</w:t>
+      </w:r>
+    </w:p>
+    <w:p>
+      <w:pPr>
+        <w:pStyle w:val="Heading3"/>
+      </w:pPr>
+      <w:r>
         <w:t>Practice 2: explain the deciding evidence</w:t>
       </w:r>
     </w:p>
     <w:p>
-      <w:r>
-        <w:t>Changed-case practice: Change one repair/sound prediction to repair/repair after a real model revision. Which conclusion is supported by the supplied facts?</w:t>
-      </w:r>
-    </w:p>
-    <w:p>
-      <w:r>
+      <w:pPr>
+        <w:pStyle w:val="Heading3"/>
+      </w:pPr>
+      <w:r>
+        <w:t>Changed case · predict first</w:t>
+      </w:r>
+    </w:p>
+    <w:p>
+      <w:pPr>
+        <w:spacing w:line="336" w:lineRule="auto" w:after="180"/>
+        <w:shd w:fill="F5F1FB"/>
+      </w:pPr>
+      <w:r>
+        <w:rPr>
+          <w:b w:val="0"/>
+        </w:rPr>
+        <w:t xml:space="preserve">Changed-case practice: Change one repair/sound </w:t>
+      </w:r>
+      <w:r>
+        <w:rPr>
+          <w:b/>
+        </w:rPr>
+        <w:t>prediction</w:t>
+      </w:r>
+      <w:r>
+        <w:rPr>
+          <w:b w:val="0"/>
+        </w:rPr>
+        <w:t xml:space="preserve"> to repair/repair after a real model revision. Which conclusion is supported by the supplied facts?</w:t>
+      </w:r>
+    </w:p>
+    <w:p>
+      <w:pPr>
+        <w:spacing w:line="336" w:lineRule="auto" w:after="180"/>
+        <w:shd w:fill="F4F9FC"/>
+      </w:pPr>
+      <w:r>
+        <w:rPr>
+          <w:b w:val="0"/>
+        </w:rPr>
         <w:t>1. Repair row becomes [0,3]; agreement becomes 5/6.</w:t>
       </w:r>
     </w:p>
     <w:p>
-      <w:r>
-        <w:t>2. We can decide the result without examining the changed input or the procedure.</w:t>
-      </w:r>
-    </w:p>
-    <w:p>
-      <w:r>
-        <w:t>3. This one example guarantees correct results for every future input.</w:t>
+      <w:pPr>
+        <w:spacing w:line="336" w:lineRule="auto" w:after="180"/>
+        <w:shd w:fill="F4F9FC"/>
+      </w:pPr>
+      <w:r>
+        <w:rPr>
+          <w:b w:val="0"/>
+        </w:rPr>
+        <w:t xml:space="preserve">2. We can decide the result without examining the changed </w:t>
+      </w:r>
+      <w:r>
+        <w:rPr>
+          <w:b/>
+        </w:rPr>
+        <w:t>input</w:t>
+      </w:r>
+      <w:r>
+        <w:rPr>
+          <w:b w:val="0"/>
+        </w:rPr>
+        <w:t xml:space="preserve"> or the procedure.</w:t>
+      </w:r>
+    </w:p>
+    <w:p>
+      <w:pPr>
+        <w:spacing w:line="336" w:lineRule="auto" w:after="180"/>
+        <w:shd w:fill="F4F9FC"/>
+      </w:pPr>
+      <w:r>
+        <w:rPr>
+          <w:b w:val="0"/>
+        </w:rPr>
+        <w:t xml:space="preserve">3. This one example guarantees correct results for every future </w:t>
+      </w:r>
+      <w:r>
+        <w:rPr>
+          <w:b/>
+        </w:rPr>
+        <w:t>input</w:t>
+      </w:r>
+      <w:r>
+        <w:rPr>
+          <w:b w:val="0"/>
+        </w:rPr>
+        <w:t>.</w:t>
       </w:r>
     </w:p>
     <w:p>
@@ -4591,35 +7050,153 @@
       </w:r>
     </w:p>
     <w:p>
-      <w:r>
+      <w:pPr>
+        <w:pStyle w:val="Heading3"/>
+      </w:pPr>
+      <w:r>
+        <w:t>Hint · try first</w:t>
+      </w:r>
+    </w:p>
+    <w:p>
+      <w:pPr>
+        <w:spacing w:line="336" w:lineRule="auto" w:after="180"/>
+        <w:shd w:fill="F1F6F8"/>
+      </w:pPr>
+      <w:r>
+        <w:rPr>
+          <w:b w:val="0"/>
+        </w:rPr>
         <w:t>Hint if needed: Use the changed condition and the deciding step in the pictorial trace. The answer must say what follows from those facts.</w:t>
       </w:r>
     </w:p>
     <w:p>
-      <w:r>
-        <w:t>After your attempt, compare with the supported explanation: Repair row becomes [0,3]; agreement becomes 5/6. One false negative moves to true positive; the sound row stays [2,1].</w:t>
-      </w:r>
-    </w:p>
-    <w:p>
       <w:pPr>
         <w:pStyle w:val="Heading3"/>
       </w:pPr>
       <w:r>
+        <w:t>Feedback · compare after trying</w:t>
+      </w:r>
+    </w:p>
+    <w:p>
+      <w:pPr>
+        <w:spacing w:line="336" w:lineRule="auto" w:after="180"/>
+        <w:shd w:fill="F1F6FC"/>
+      </w:pPr>
+      <w:r>
+        <w:rPr>
+          <w:b w:val="0"/>
+        </w:rPr>
+        <w:t xml:space="preserve">After your attempt, compare with the supported explanation: Repair row becomes [0,3]; agreement becomes 5/6. One </w:t>
+      </w:r>
+      <w:r>
+        <w:rPr>
+          <w:b/>
+        </w:rPr>
+        <w:t>false negative</w:t>
+      </w:r>
+      <w:r>
+        <w:rPr>
+          <w:b w:val="0"/>
+        </w:rPr>
+        <w:t xml:space="preserve"> moves to </w:t>
+      </w:r>
+      <w:r>
+        <w:rPr>
+          <w:b/>
+        </w:rPr>
+        <w:t>true positive</w:t>
+      </w:r>
+      <w:r>
+        <w:rPr>
+          <w:b w:val="0"/>
+        </w:rPr>
+        <w:t>; the sound row stays [2,1].</w:t>
+      </w:r>
+    </w:p>
+    <w:p>
+      <w:pPr>
+        <w:pStyle w:val="Heading3"/>
+      </w:pPr>
+      <w:r>
         <w:t>Repair a missing building block</w:t>
       </w:r>
     </w:p>
     <w:p>
-      <w:r>
-        <w:t>Review Accuracy as a Fraction (ai-2/12). Goal: Explain why overall accuracy can hide failure on a less common class. Short practice: Why is 100% repair detection not sufficient to declare the changed classifier best?. Return to this week and explain what you changed.</w:t>
-      </w:r>
-    </w:p>
-    <w:p>
-      <w:r>
-        <w:t>Review Human Classifier Simulation (ai-2/10). Goal: Construct a classifier with a stated input format, selected rule and recorded output. Short practice: Why are J and M initially treated differently even though both are illustrated mysteries?. Return to this week and explain what you changed.</w:t>
-      </w:r>
-    </w:p>
-    <w:p>
-      <w:r>
+      <w:pPr>
+        <w:spacing w:line="336" w:lineRule="auto" w:after="180"/>
+      </w:pPr>
+      <w:r>
+        <w:rPr>
+          <w:b w:val="0"/>
+        </w:rPr>
+        <w:t>Review Accuracy as a Fraction (ai-2/12). Goal: Explain why overall accuracy can hide failure on a less common class. Short practice: Why is 100% repair detection not sufficient to declare the changed classifier best?.</w:t>
+      </w:r>
+    </w:p>
+    <w:p>
+      <w:pPr>
+        <w:spacing w:line="336" w:lineRule="auto" w:after="180"/>
+      </w:pPr>
+      <w:r>
+        <w:rPr>
+          <w:b w:val="0"/>
+        </w:rPr>
+        <w:t>Return to this week and explain what you changed.</w:t>
+      </w:r>
+    </w:p>
+    <w:p>
+      <w:pPr>
+        <w:spacing w:line="336" w:lineRule="auto" w:after="180"/>
+      </w:pPr>
+      <w:r>
+        <w:rPr>
+          <w:b w:val="0"/>
+        </w:rPr>
+        <w:t xml:space="preserve">Review Human Classifier Simulation (ai-2/10). Goal: Construct a classifier with a stated </w:t>
+      </w:r>
+      <w:r>
+        <w:rPr>
+          <w:b/>
+        </w:rPr>
+        <w:t>input</w:t>
+      </w:r>
+      <w:r>
+        <w:rPr>
+          <w:b w:val="0"/>
+        </w:rPr>
+        <w:t xml:space="preserve"> format, selected rule and recorded </w:t>
+      </w:r>
+      <w:r>
+        <w:rPr>
+          <w:b/>
+        </w:rPr>
+        <w:t>output</w:t>
+      </w:r>
+      <w:r>
+        <w:rPr>
+          <w:b w:val="0"/>
+        </w:rPr>
+        <w:t>.</w:t>
+      </w:r>
+    </w:p>
+    <w:p>
+      <w:pPr>
+        <w:spacing w:line="336" w:lineRule="auto" w:after="180"/>
+      </w:pPr>
+      <w:r>
+        <w:rPr>
+          <w:b w:val="0"/>
+        </w:rPr>
+        <w:t>Short practice: Why are J and M initially treated differently even though both are illustrated mysteries?. Return to this week and explain what you changed.</w:t>
+      </w:r>
+    </w:p>
+    <w:p>
+      <w:pPr>
+        <w:spacing w:line="336" w:lineRule="auto" w:after="180"/>
+      </w:pPr>
+      <w:r>
+        <w:rPr>
+          <w:b w:val="0"/>
+        </w:rPr>
         <w:t>Review Rows Columns and Data Types (ai-2/7). Goal: Specify a table schema. Short practice: Which two rows originally fail, and do they fail for the same reason?. Return to this week and explain what you changed.</w:t>
       </w:r>
     </w:p>
@@ -4632,8 +7209,61 @@
       </w:r>
     </w:p>
     <w:p>
-      <w:r>
-        <w:t>The browser lab lets you edit the supported Python examples already included in this lesson. Predict first, run, inspect the actual output or error, change one input, then run again. Keep code, predictions, actual results and a reasoned revision together. On paper, label your result as a trace rather than an execution.</w:t>
+      <w:pPr>
+        <w:spacing w:line="336" w:lineRule="auto" w:after="180"/>
+      </w:pPr>
+      <w:r>
+        <w:rPr>
+          <w:b w:val="0"/>
+        </w:rPr>
+        <w:t xml:space="preserve">The browser lab lets you edit the supported Python examples already included in this lesson. Predict first, run, inspect the actual </w:t>
+      </w:r>
+      <w:r>
+        <w:rPr>
+          <w:b/>
+        </w:rPr>
+        <w:t>output</w:t>
+      </w:r>
+      <w:r>
+        <w:rPr>
+          <w:b w:val="0"/>
+        </w:rPr>
+        <w:t xml:space="preserve"> or error, change one </w:t>
+      </w:r>
+      <w:r>
+        <w:rPr>
+          <w:b/>
+        </w:rPr>
+        <w:t>input</w:t>
+      </w:r>
+      <w:r>
+        <w:rPr>
+          <w:b w:val="0"/>
+        </w:rPr>
+        <w:t>, then run again.</w:t>
+      </w:r>
+    </w:p>
+    <w:p>
+      <w:pPr>
+        <w:spacing w:line="336" w:lineRule="auto" w:after="180"/>
+      </w:pPr>
+      <w:r>
+        <w:rPr>
+          <w:b w:val="0"/>
+        </w:rPr>
+        <w:t xml:space="preserve">Keep code, </w:t>
+      </w:r>
+      <w:r>
+        <w:rPr>
+          <w:b/>
+        </w:rPr>
+        <w:t>prediction</w:t>
+      </w:r>
+      <w:r>
+        <w:rPr>
+          <w:b w:val="0"/>
+        </w:rPr>
+        <w:t>s, actual results and a reasoned revision together. On paper, label your result as a trace rather than an execution.</w:t>
       </w:r>
     </w:p>
     <w:p>
@@ -4645,8 +7275,686 @@
       </w:r>
     </w:p>
     <w:p>
-      <w:r>
-        <w:t>Use Download completed work in the hosted lesson to export your answers, reflections, practice feedback and code-run evidence. Open the HTML copy to read or print it. Drafts stay in this browser when storage is available; clear drafts on a shared device.</w:t>
+      <w:pPr>
+        <w:spacing w:line="336" w:lineRule="auto" w:after="180"/>
+      </w:pPr>
+      <w:r>
+        <w:rPr>
+          <w:b w:val="0"/>
+        </w:rPr>
+        <w:t xml:space="preserve">Use Download completed work in the hosted lesson to export your answers, reflections, practice feedback and code-run </w:t>
+      </w:r>
+      <w:r>
+        <w:rPr>
+          <w:b/>
+        </w:rPr>
+        <w:t>evidence</w:t>
+      </w:r>
+      <w:r>
+        <w:rPr>
+          <w:b w:val="0"/>
+        </w:rPr>
+        <w:t>. Open the HTML copy to read or print it.</w:t>
+      </w:r>
+    </w:p>
+    <w:p>
+      <w:pPr>
+        <w:spacing w:line="336" w:lineRule="auto" w:after="180"/>
+      </w:pPr>
+      <w:r>
+        <w:rPr>
+          <w:b w:val="0"/>
+        </w:rPr>
+        <w:t>Drafts stay in this browser when storage is available; clear drafts on a shared device.</w:t>
+      </w:r>
+    </w:p>
+    <w:p>
+      <w:pPr>
+        <w:pStyle w:val="Heading1"/>
+      </w:pPr>
+      <w:r>
+        <w:t>18. Visual concept journey</w:t>
+      </w:r>
+    </w:p>
+    <w:p>
+      <w:r>
+        <w:t>Explain each Types of Classification Error graphic using its labels, deciding evidence and relevant limitation.</w:t>
+      </w:r>
+    </w:p>
+    <w:p>
+      <w:pPr>
+        <w:pStyle w:val="Heading3"/>
+      </w:pPr>
+      <w:r>
+        <w:t>01. Types of Classification Error: the case</w:t>
+      </w:r>
+    </w:p>
+    <w:p>
+      <w:r>
+        <w:drawing>
+          <wp:inline xmlns:a="http://schemas.openxmlformats.org/drawingml/2006/main" xmlns:pic="http://schemas.openxmlformats.org/drawingml/2006/picture">
+            <wp:extent cx="5486400" cy="2840736"/>
+            <wp:docPr id="23" name="Picture 23" descr="A fictional book-condition checker predicts repair or sound. Supplied facts: Use reference rows and prediction columns in order sound,repair. Repair is positive. Six reference/prediction pairs: sound/sound twice; sound/repair once; repair/sound once; repair/repair twice."/>
+            <wp:cNvGraphicFramePr>
+              <a:graphicFrameLocks noChangeAspect="1"/>
+            </wp:cNvGraphicFramePr>
+            <a:graphic>
+              <a:graphicData uri="http://schemas.openxmlformats.org/drawingml/2006/picture">
+                <pic:pic>
+                  <pic:nvPicPr>
+                    <pic:cNvPr id="0" name="academy-story-ai-2-13-01.png"/>
+                    <pic:cNvPicPr/>
+                  </pic:nvPicPr>
+                  <pic:blipFill>
+                    <a:blip r:embed="rId30"/>
+                    <a:stretch>
+                      <a:fillRect/>
+                    </a:stretch>
+                  </pic:blipFill>
+                  <pic:spPr>
+                    <a:xfrm>
+                      <a:off x="0" y="0"/>
+                      <a:ext cx="5486400" cy="2840736"/>
+                    </a:xfrm>
+                    <a:prstGeom prst="rect"/>
+                  </pic:spPr>
+                </pic:pic>
+              </a:graphicData>
+            </a:graphic>
+          </wp:inline>
+        </w:drawing>
+      </w:r>
+    </w:p>
+    <w:p>
+      <w:pPr>
+        <w:spacing w:line="336" w:lineRule="auto" w:after="180"/>
+      </w:pPr>
+      <w:r>
+        <w:rPr>
+          <w:b w:val="0"/>
+        </w:rPr>
+        <w:t xml:space="preserve">A fictional book-condition checker predicts repair or sound. Supplied facts: Use reference rows and </w:t>
+      </w:r>
+      <w:r>
+        <w:rPr>
+          <w:b/>
+        </w:rPr>
+        <w:t>prediction</w:t>
+      </w:r>
+      <w:r>
+        <w:rPr>
+          <w:b w:val="0"/>
+        </w:rPr>
+        <w:t xml:space="preserve"> columns in order sound,repair. Repair is positive.</w:t>
+      </w:r>
+    </w:p>
+    <w:p>
+      <w:pPr>
+        <w:spacing w:line="336" w:lineRule="auto" w:after="180"/>
+      </w:pPr>
+      <w:r>
+        <w:rPr>
+          <w:b w:val="0"/>
+        </w:rPr>
+        <w:t>Six reference/</w:t>
+      </w:r>
+      <w:r>
+        <w:rPr>
+          <w:b/>
+        </w:rPr>
+        <w:t>prediction</w:t>
+      </w:r>
+      <w:r>
+        <w:rPr>
+          <w:b w:val="0"/>
+        </w:rPr>
+        <w:t xml:space="preserve"> pairs: sound/sound twice; sound/repair once; repair/sound once; repair/repair twice.</w:t>
+      </w:r>
+    </w:p>
+    <w:p>
+      <w:pPr>
+        <w:spacing w:line="336" w:lineRule="auto" w:after="180"/>
+        <w:shd w:fill="F5F1FB"/>
+      </w:pPr>
+      <w:r>
+        <w:rPr>
+          <w:b w:val="0"/>
+        </w:rPr>
+        <w:t>Point to the given fact that matters most. Explain why it matters.</w:t>
+      </w:r>
+    </w:p>
+    <w:p>
+      <w:pPr>
+        <w:pStyle w:val="Heading3"/>
+      </w:pPr>
+      <w:r>
+        <w:t>02. Follow the deciding steps</w:t>
+      </w:r>
+    </w:p>
+    <w:p>
+      <w:r>
+        <w:drawing>
+          <wp:inline xmlns:a="http://schemas.openxmlformats.org/drawingml/2006/main" xmlns:pic="http://schemas.openxmlformats.org/drawingml/2006/picture">
+            <wp:extent cx="5486400" cy="4005072"/>
+            <wp:docPr id="24" name="Picture 24" descr="Declare axes: Rows: reference sound,repair. Columns: predicted sound,repair. → Fill sound row: Two true negatives and one false positive: [2,1]. → Fill repair row: One false negative and two true positives: [1,2]. → Read result: Matrix [[2,1],[1,2]]: agreement 4/6, repair recall 2/3."/>
+            <wp:cNvGraphicFramePr>
+              <a:graphicFrameLocks noChangeAspect="1"/>
+            </wp:cNvGraphicFramePr>
+            <a:graphic>
+              <a:graphicData uri="http://schemas.openxmlformats.org/drawingml/2006/picture">
+                <pic:pic>
+                  <pic:nvPicPr>
+                    <pic:cNvPr id="0" name="academy-story-ai-2-13-02.png"/>
+                    <pic:cNvPicPr/>
+                  </pic:nvPicPr>
+                  <pic:blipFill>
+                    <a:blip r:embed="rId31"/>
+                    <a:stretch>
+                      <a:fillRect/>
+                    </a:stretch>
+                  </pic:blipFill>
+                  <pic:spPr>
+                    <a:xfrm>
+                      <a:off x="0" y="0"/>
+                      <a:ext cx="5486400" cy="4005072"/>
+                    </a:xfrm>
+                    <a:prstGeom prst="rect"/>
+                  </pic:spPr>
+                </pic:pic>
+              </a:graphicData>
+            </a:graphic>
+          </wp:inline>
+        </w:drawing>
+      </w:r>
+    </w:p>
+    <w:p>
+      <w:pPr>
+        <w:spacing w:line="336" w:lineRule="auto" w:after="180"/>
+      </w:pPr>
+      <w:r>
+        <w:rPr>
+          <w:b w:val="0"/>
+        </w:rPr>
+        <w:t>Declare axes: Rows: reference sound,repair.</w:t>
+      </w:r>
+    </w:p>
+    <w:p>
+      <w:pPr>
+        <w:spacing w:line="336" w:lineRule="auto" w:after="180"/>
+      </w:pPr>
+      <w:r>
+        <w:rPr>
+          <w:b w:val="0"/>
+        </w:rPr>
+        <w:t xml:space="preserve">Columns: predicted sound,repair. → Fill sound row: Two </w:t>
+      </w:r>
+      <w:r>
+        <w:rPr>
+          <w:b/>
+        </w:rPr>
+        <w:t>true negative</w:t>
+      </w:r>
+      <w:r>
+        <w:rPr>
+          <w:b w:val="0"/>
+        </w:rPr>
+        <w:t xml:space="preserve">s and one </w:t>
+      </w:r>
+      <w:r>
+        <w:rPr>
+          <w:b/>
+        </w:rPr>
+        <w:t>false positive</w:t>
+      </w:r>
+      <w:r>
+        <w:rPr>
+          <w:b w:val="0"/>
+        </w:rPr>
+        <w:t xml:space="preserve">: [2,1]. → Fill repair row: One </w:t>
+      </w:r>
+      <w:r>
+        <w:rPr>
+          <w:b/>
+        </w:rPr>
+        <w:t>false negative</w:t>
+      </w:r>
+      <w:r>
+        <w:rPr>
+          <w:b w:val="0"/>
+        </w:rPr>
+        <w:t xml:space="preserve"> and two </w:t>
+      </w:r>
+      <w:r>
+        <w:rPr>
+          <w:b/>
+        </w:rPr>
+        <w:t>true positive</w:t>
+      </w:r>
+      <w:r>
+        <w:rPr>
+          <w:b w:val="0"/>
+        </w:rPr>
+        <w:t>s: [1,2]. → Read result: Matrix [[2,1],[1,2]]: agreement 4/6, repair recall 2/3.</w:t>
+      </w:r>
+    </w:p>
+    <w:p>
+      <w:pPr>
+        <w:spacing w:line="336" w:lineRule="auto" w:after="180"/>
+        <w:shd w:fill="F5F1FB"/>
+      </w:pPr>
+      <w:r>
+        <w:rPr>
+          <w:b w:val="0"/>
+        </w:rPr>
+        <w:t xml:space="preserve">Point to each numbered stage and explain which recorded </w:t>
+      </w:r>
+      <w:r>
+        <w:rPr>
+          <w:b/>
+        </w:rPr>
+        <w:t>input</w:t>
+      </w:r>
+      <w:r>
+        <w:rPr>
+          <w:b w:val="0"/>
+        </w:rPr>
+        <w:t xml:space="preserve"> it uses.</w:t>
+      </w:r>
+    </w:p>
+    <w:p>
+      <w:pPr>
+        <w:pStyle w:val="Heading3"/>
+      </w:pPr>
+      <w:r>
+        <w:t>03. Reference rows, prediction columns</w:t>
+      </w:r>
+    </w:p>
+    <w:p>
+      <w:r>
+        <w:drawing>
+          <wp:inline xmlns:a="http://schemas.openxmlformats.org/drawingml/2006/main" xmlns:pic="http://schemas.openxmlformats.org/drawingml/2006/picture">
+            <wp:extent cx="5486400" cy="3096768"/>
+            <wp:docPr id="25" name="Picture 25" descr="Reference rows, prediction columns. Reference sound: Predicted sound = 2, Predicted repair = 1. Reference repair: Predicted sound = 1, Predicted repair = 2."/>
+            <wp:cNvGraphicFramePr>
+              <a:graphicFrameLocks noChangeAspect="1"/>
+            </wp:cNvGraphicFramePr>
+            <a:graphic>
+              <a:graphicData uri="http://schemas.openxmlformats.org/drawingml/2006/picture">
+                <pic:pic>
+                  <pic:nvPicPr>
+                    <pic:cNvPr id="0" name="academy-story-ai-2-13-03.png"/>
+                    <pic:cNvPicPr/>
+                  </pic:nvPicPr>
+                  <pic:blipFill>
+                    <a:blip r:embed="rId32"/>
+                    <a:stretch>
+                      <a:fillRect/>
+                    </a:stretch>
+                  </pic:blipFill>
+                  <pic:spPr>
+                    <a:xfrm>
+                      <a:off x="0" y="0"/>
+                      <a:ext cx="5486400" cy="3096768"/>
+                    </a:xfrm>
+                    <a:prstGeom prst="rect"/>
+                  </pic:spPr>
+                </pic:pic>
+              </a:graphicData>
+            </a:graphic>
+          </wp:inline>
+        </w:drawing>
+      </w:r>
+    </w:p>
+    <w:p>
+      <w:pPr>
+        <w:spacing w:line="336" w:lineRule="auto" w:after="180"/>
+      </w:pPr>
+      <w:r>
+        <w:rPr>
+          <w:b w:val="0"/>
+        </w:rPr>
+        <w:t xml:space="preserve">Reference rows, </w:t>
+      </w:r>
+      <w:r>
+        <w:rPr>
+          <w:b/>
+        </w:rPr>
+        <w:t>prediction</w:t>
+      </w:r>
+      <w:r>
+        <w:rPr>
+          <w:b w:val="0"/>
+        </w:rPr>
+        <w:t xml:space="preserve"> columns. Reference sound: Predicted sound = 2, Predicted repair = 1. Reference repair: Predicted sound = 1, Predicted repair = 2.</w:t>
+      </w:r>
+    </w:p>
+    <w:p>
+      <w:pPr>
+        <w:spacing w:line="336" w:lineRule="auto" w:after="180"/>
+        <w:shd w:fill="F5F1FB"/>
+      </w:pPr>
+      <w:r>
+        <w:rPr>
+          <w:b w:val="0"/>
+        </w:rPr>
+        <w:t>Read the labels and values. Explain the relationship the model shows.</w:t>
+      </w:r>
+    </w:p>
+    <w:p>
+      <w:pPr>
+        <w:pStyle w:val="Heading3"/>
+      </w:pPr>
+      <w:r>
+        <w:t>04. Change one thing. Trace what follows.</w:t>
+      </w:r>
+    </w:p>
+    <w:p>
+      <w:r>
+        <w:drawing>
+          <wp:inline xmlns:a="http://schemas.openxmlformats.org/drawingml/2006/main" xmlns:pic="http://schemas.openxmlformats.org/drawingml/2006/picture">
+            <wp:extent cx="5486400" cy="3026664"/>
+            <wp:docPr id="26" name="Picture 26" descr="Original case: Matrix [[2,1],[1,2]]: agreement 4/6, repair recall 2/3. Changed condition: Change one repair/sound prediction to repair/repair after a real model revision. Expected result: Repair row becomes [0,3]; agreement becomes 5/6. Reason: One false negative moves to true positive; the sound row stays [2,1]."/>
+            <wp:cNvGraphicFramePr>
+              <a:graphicFrameLocks noChangeAspect="1"/>
+            </wp:cNvGraphicFramePr>
+            <a:graphic>
+              <a:graphicData uri="http://schemas.openxmlformats.org/drawingml/2006/picture">
+                <pic:pic>
+                  <pic:nvPicPr>
+                    <pic:cNvPr id="0" name="academy-story-ai-2-13-04.png"/>
+                    <pic:cNvPicPr/>
+                  </pic:nvPicPr>
+                  <pic:blipFill>
+                    <a:blip r:embed="rId33"/>
+                    <a:stretch>
+                      <a:fillRect/>
+                    </a:stretch>
+                  </pic:blipFill>
+                  <pic:spPr>
+                    <a:xfrm>
+                      <a:off x="0" y="0"/>
+                      <a:ext cx="5486400" cy="3026664"/>
+                    </a:xfrm>
+                    <a:prstGeom prst="rect"/>
+                  </pic:spPr>
+                </pic:pic>
+              </a:graphicData>
+            </a:graphic>
+          </wp:inline>
+        </w:drawing>
+      </w:r>
+    </w:p>
+    <w:p>
+      <w:pPr>
+        <w:spacing w:line="336" w:lineRule="auto" w:after="180"/>
+      </w:pPr>
+      <w:r>
+        <w:rPr>
+          <w:b w:val="0"/>
+        </w:rPr>
+        <w:t xml:space="preserve">Original case: Matrix [[2,1],[1,2]]: agreement 4/6, repair recall 2/3. Changed condition: Change one repair/sound </w:t>
+      </w:r>
+      <w:r>
+        <w:rPr>
+          <w:b/>
+        </w:rPr>
+        <w:t>prediction</w:t>
+      </w:r>
+      <w:r>
+        <w:rPr>
+          <w:b w:val="0"/>
+        </w:rPr>
+        <w:t xml:space="preserve"> to repair/repair after a real model revision.</w:t>
+      </w:r>
+    </w:p>
+    <w:p>
+      <w:pPr>
+        <w:spacing w:line="336" w:lineRule="auto" w:after="180"/>
+      </w:pPr>
+      <w:r>
+        <w:rPr>
+          <w:b w:val="0"/>
+        </w:rPr>
+        <w:t xml:space="preserve">Expected result: Repair row becomes [0,3]; agreement becomes 5/6. Reason: One </w:t>
+      </w:r>
+      <w:r>
+        <w:rPr>
+          <w:b/>
+        </w:rPr>
+        <w:t>false negative</w:t>
+      </w:r>
+      <w:r>
+        <w:rPr>
+          <w:b w:val="0"/>
+        </w:rPr>
+        <w:t xml:space="preserve"> moves to </w:t>
+      </w:r>
+      <w:r>
+        <w:rPr>
+          <w:b/>
+        </w:rPr>
+        <w:t>true positive</w:t>
+      </w:r>
+      <w:r>
+        <w:rPr>
+          <w:b w:val="0"/>
+        </w:rPr>
+        <w:t>; the sound row stays [2,1].</w:t>
+      </w:r>
+    </w:p>
+    <w:p>
+      <w:pPr>
+        <w:spacing w:line="336" w:lineRule="auto" w:after="180"/>
+        <w:shd w:fill="F5F1FB"/>
+      </w:pPr>
+      <w:r>
+        <w:rPr>
+          <w:b w:val="0"/>
+        </w:rPr>
+        <w:t>Predict before checking the worked changed-case result. Name what changed and what the supplied facts allow you to conclude.</w:t>
+      </w:r>
+    </w:p>
+    <w:p>
+      <w:pPr>
+        <w:pStyle w:val="Heading3"/>
+      </w:pPr>
+      <w:r>
+        <w:t>05. Connect the explanation to its limit</w:t>
+      </w:r>
+    </w:p>
+    <w:p>
+      <w:r>
+        <w:drawing>
+          <wp:inline xmlns:a="http://schemas.openxmlformats.org/drawingml/2006/main" xmlns:pic="http://schemas.openxmlformats.org/drawingml/2006/picture">
+            <wp:extent cx="5486400" cy="2834640"/>
+            <wp:docPr id="27" name="Picture 27" descr="Each case enters one cell according to its reference and predicted label. The off-diagonal cells represent different mistakes: a false alarm on a sound book versus a missed repair. Trace the cell definitions before naming rates; swapping axes changes the table’s interpretation even if its diagonal sum remains unchanged. Limit: Reference labels can themselves be disputed; a true-positive name does not guarantee the annotation is infallible."/>
+            <wp:cNvGraphicFramePr>
+              <a:graphicFrameLocks noChangeAspect="1"/>
+            </wp:cNvGraphicFramePr>
+            <a:graphic>
+              <a:graphicData uri="http://schemas.openxmlformats.org/drawingml/2006/picture">
+                <pic:pic>
+                  <pic:nvPicPr>
+                    <pic:cNvPr id="0" name="academy-story-ai-2-13-05.png"/>
+                    <pic:cNvPicPr/>
+                  </pic:nvPicPr>
+                  <pic:blipFill>
+                    <a:blip r:embed="rId34"/>
+                    <a:stretch>
+                      <a:fillRect/>
+                    </a:stretch>
+                  </pic:blipFill>
+                  <pic:spPr>
+                    <a:xfrm>
+                      <a:off x="0" y="0"/>
+                      <a:ext cx="5486400" cy="2834640"/>
+                    </a:xfrm>
+                    <a:prstGeom prst="rect"/>
+                  </pic:spPr>
+                </pic:pic>
+              </a:graphicData>
+            </a:graphic>
+          </wp:inline>
+        </w:drawing>
+      </w:r>
+    </w:p>
+    <w:p>
+      <w:pPr>
+        <w:spacing w:line="336" w:lineRule="auto" w:after="180"/>
+      </w:pPr>
+      <w:r>
+        <w:rPr>
+          <w:b w:val="0"/>
+        </w:rPr>
+        <w:t>Each case enters one cell according to its reference and predicted label. The off-diagonal cells represent different mistakes: a false alarm on a sound book versus a missed repair.</w:t>
+      </w:r>
+    </w:p>
+    <w:p>
+      <w:pPr>
+        <w:spacing w:line="336" w:lineRule="auto" w:after="180"/>
+      </w:pPr>
+      <w:r>
+        <w:rPr>
+          <w:b w:val="0"/>
+        </w:rPr>
+        <w:t>Trace the cell definitions before naming rates; swapping axes changes the table’s interpretation even if its diagonal sum remains unchanged.</w:t>
+      </w:r>
+    </w:p>
+    <w:p>
+      <w:pPr>
+        <w:spacing w:line="336" w:lineRule="auto" w:after="180"/>
+      </w:pPr>
+      <w:r>
+        <w:rPr>
+          <w:b w:val="0"/>
+        </w:rPr>
+        <w:t>Limit: Reference labels can themselves be disputed; a true-positive name does not guarantee the annotation is infallible.</w:t>
+      </w:r>
+    </w:p>
+    <w:p>
+      <w:pPr>
+        <w:spacing w:line="336" w:lineRule="auto" w:after="180"/>
+        <w:shd w:fill="F5F1FB"/>
+      </w:pPr>
+      <w:r>
+        <w:rPr>
+          <w:b w:val="0"/>
+        </w:rPr>
+        <w:t>Explain the case, then point to a limit on the claim.</w:t>
+      </w:r>
+    </w:p>
+    <w:p>
+      <w:pPr>
+        <w:pStyle w:val="Heading3"/>
+      </w:pPr>
+      <w:r>
+        <w:t>06. Make the idea visible in your project</w:t>
+      </w:r>
+    </w:p>
+    <w:p>
+      <w:r>
+        <w:drawing>
+          <wp:inline xmlns:a="http://schemas.openxmlformats.org/drawingml/2006/main" xmlns:pic="http://schemas.openxmlformats.org/drawingml/2006/picture">
+            <wp:extent cx="5486400" cy="3380232"/>
+            <wp:docPr id="28" name="Picture 28" descr="Use a confusion table when evaluating recommender category predictions and attach concrete consequences to each error. Draw your input, deciding step, result and limit. Supported question: Which error causes a sound book to be sent for unnecessary repair review?"/>
+            <wp:cNvGraphicFramePr>
+              <a:graphicFrameLocks noChangeAspect="1"/>
+            </wp:cNvGraphicFramePr>
+            <a:graphic>
+              <a:graphicData uri="http://schemas.openxmlformats.org/drawingml/2006/picture">
+                <pic:pic>
+                  <pic:nvPicPr>
+                    <pic:cNvPr id="0" name="academy-story-ai-2-13-06.png"/>
+                    <pic:cNvPicPr/>
+                  </pic:nvPicPr>
+                  <pic:blipFill>
+                    <a:blip r:embed="rId35"/>
+                    <a:stretch>
+                      <a:fillRect/>
+                    </a:stretch>
+                  </pic:blipFill>
+                  <pic:spPr>
+                    <a:xfrm>
+                      <a:off x="0" y="0"/>
+                      <a:ext cx="5486400" cy="3380232"/>
+                    </a:xfrm>
+                    <a:prstGeom prst="rect"/>
+                  </pic:spPr>
+                </pic:pic>
+              </a:graphicData>
+            </a:graphic>
+          </wp:inline>
+        </w:drawing>
+      </w:r>
+    </w:p>
+    <w:p>
+      <w:pPr>
+        <w:spacing w:line="336" w:lineRule="auto" w:after="180"/>
+      </w:pPr>
+      <w:r>
+        <w:rPr>
+          <w:b w:val="0"/>
+        </w:rPr>
+        <w:t xml:space="preserve">Use a confusion table when evaluating recommender category </w:t>
+      </w:r>
+      <w:r>
+        <w:rPr>
+          <w:b/>
+        </w:rPr>
+        <w:t>prediction</w:t>
+      </w:r>
+      <w:r>
+        <w:rPr>
+          <w:b w:val="0"/>
+        </w:rPr>
+        <w:t xml:space="preserve">s and attach concrete consequences to each error. Draw your </w:t>
+      </w:r>
+      <w:r>
+        <w:rPr>
+          <w:b/>
+        </w:rPr>
+        <w:t>input</w:t>
+      </w:r>
+      <w:r>
+        <w:rPr>
+          <w:b w:val="0"/>
+        </w:rPr>
+        <w:t>, deciding step, result and limit.</w:t>
+      </w:r>
+    </w:p>
+    <w:p>
+      <w:pPr>
+        <w:spacing w:line="336" w:lineRule="auto" w:after="180"/>
+      </w:pPr>
+      <w:r>
+        <w:rPr>
+          <w:b w:val="0"/>
+        </w:rPr>
+        <w:t>Supported question: Which error causes a sound book to be sent for unnecessary repair review?</w:t>
+      </w:r>
+    </w:p>
+    <w:p>
+      <w:pPr>
+        <w:spacing w:line="336" w:lineRule="auto" w:after="180"/>
+        <w:shd w:fill="F5F1FB"/>
+      </w:pPr>
+      <w:r>
+        <w:rPr>
+          <w:b w:val="0"/>
+        </w:rPr>
+        <w:t xml:space="preserve">Draw your project trace and justify the deciding step using </w:t>
+      </w:r>
+      <w:r>
+        <w:rPr>
+          <w:b/>
+        </w:rPr>
+        <w:t>evidence</w:t>
+      </w:r>
+      <w:r>
+        <w:rPr>
+          <w:b w:val="0"/>
+        </w:rPr>
+        <w:t>.</w:t>
       </w:r>
     </w:p>
     <w:sectPr>

--- a/downloads/student/ai-2-week-13.docx
+++ b/downloads/student/ai-2-week-13.docx
@@ -25,12 +25,17 @@
         <w:pStyle w:val="Heading1"/>
       </w:pPr>
       <w:r>
-        <w:t>Before you start</w:t>
-      </w:r>
-    </w:p>
-    <w:p>
-      <w:r>
-        <w:t>Week 12: accuracy counts correct predictions over all scored cases.</w:t>
+        <w:t>Read the reference. Read the prediction. Name the mistake.</w:t>
+      </w:r>
+    </w:p>
+    <w:p>
+      <w:r>
+        <w:t>Build a labelled count matrix without losing example IDs or confusing a positive class with a desirable outcome.</w:t>
+      </w:r>
+    </w:p>
+    <w:p>
+      <w:r>
+        <w:t>Paired records → labelled cells → totals and error names → consequences and limits.</w:t>
       </w:r>
     </w:p>
     <w:p>
@@ -38,12 +43,176 @@
         <w:pStyle w:val="Heading1"/>
       </w:pPr>
       <w:r>
-        <w:t>01. Your mission</w:t>
-      </w:r>
-    </w:p>
-    <w:p>
-      <w:r>
-        <w:t>Start with the target: Build a labelled confusion matrix from matched reference and prediction pairs. Try the recall before opening notes.</w:t>
+        <w:t>01. Which mistake did the classifier make?</w:t>
+      </w:r>
+    </w:p>
+    <w:p>
+      <w:r>
+        <w:t>Keep each reference and prediction linked to its example ID.</w:t>
+      </w:r>
+    </w:p>
+    <w:p>
+      <w:pPr>
+        <w:pStyle w:val="Heading2"/>
+      </w:pPr>
+      <w:r>
+        <w:t>Your learning goals</w:t>
+      </w:r>
+    </w:p>
+    <w:p>
+      <w:pPr>
+        <w:spacing w:line="336" w:lineRule="auto" w:after="180"/>
+      </w:pPr>
+      <w:r>
+        <w:rPr>
+          <w:b w:val="0"/>
+        </w:rPr>
+        <w:t xml:space="preserve">I can build a labelled </w:t>
+      </w:r>
+      <w:r>
+        <w:rPr>
+          <w:b/>
+        </w:rPr>
+        <w:t>confusion matrix</w:t>
+      </w:r>
+      <w:r>
+        <w:rPr>
+          <w:b w:val="0"/>
+        </w:rPr>
+        <w:t xml:space="preserve"> from matched reference and </w:t>
+      </w:r>
+      <w:r>
+        <w:rPr>
+          <w:b/>
+        </w:rPr>
+        <w:t>prediction</w:t>
+      </w:r>
+      <w:r>
+        <w:rPr>
+          <w:b w:val="0"/>
+        </w:rPr>
+        <w:t xml:space="preserve"> pairs.</w:t>
+      </w:r>
+    </w:p>
+    <w:p>
+      <w:pPr>
+        <w:spacing w:line="336" w:lineRule="auto" w:after="180"/>
+      </w:pPr>
+      <w:r>
+        <w:rPr>
+          <w:b w:val="0"/>
+        </w:rPr>
+        <w:t xml:space="preserve">I can distinguish </w:t>
+      </w:r>
+      <w:r>
+        <w:rPr>
+          <w:b/>
+        </w:rPr>
+        <w:t>false positive</w:t>
+      </w:r>
+      <w:r>
+        <w:rPr>
+          <w:b w:val="0"/>
+        </w:rPr>
+        <w:t xml:space="preserve">s from </w:t>
+      </w:r>
+      <w:r>
+        <w:rPr>
+          <w:b/>
+        </w:rPr>
+        <w:t>false negative</w:t>
+      </w:r>
+      <w:r>
+        <w:rPr>
+          <w:b w:val="0"/>
+        </w:rPr>
+        <w:t xml:space="preserve">s using a declared </w:t>
+      </w:r>
+      <w:r>
+        <w:rPr>
+          <w:b/>
+        </w:rPr>
+        <w:t>positive class</w:t>
+      </w:r>
+      <w:r>
+        <w:rPr>
+          <w:b w:val="0"/>
+        </w:rPr>
+        <w:t>.</w:t>
+      </w:r>
+    </w:p>
+    <w:p>
+      <w:pPr>
+        <w:spacing w:line="336" w:lineRule="auto" w:after="180"/>
+      </w:pPr>
+      <w:r>
+        <w:rPr>
+          <w:b w:val="0"/>
+        </w:rPr>
+        <w:t>I can check matrix totals and explain why equal accuracy can hide different errors.</w:t>
+      </w:r>
+    </w:p>
+    <w:p>
+      <w:pPr>
+        <w:pStyle w:val="Heading2"/>
+      </w:pPr>
+      <w:r>
+        <w:t>Recall why a score alone loses evidence</w:t>
+      </w:r>
+    </w:p>
+    <w:p>
+      <w:pPr>
+        <w:pStyle w:val="ListBullet"/>
+      </w:pPr>
+      <w:r>
+        <w:t>Close your notes first. A rough first answer helps us choose the right starting point; it is not a score for your ability.</w:t>
+      </w:r>
+    </w:p>
+    <w:p>
+      <w:pPr>
+        <w:pStyle w:val="ListBullet"/>
+      </w:pPr>
+      <w:r>
+        <w:t>Why should a reproducible run save predictions linked to example IDs rather than only an accuracy score?</w:t>
+      </w:r>
+    </w:p>
+    <w:p>
+      <w:pPr>
+        <w:pStyle w:val="Heading2"/>
+      </w:pPr>
+      <w:r>
+        <w:t>Your end goal</w:t>
+      </w:r>
+    </w:p>
+    <w:p>
+      <w:pPr>
+        <w:spacing w:line="336" w:lineRule="auto" w:after="180"/>
+      </w:pPr>
+      <w:r>
+        <w:rPr>
+          <w:b w:val="0"/>
+        </w:rPr>
+        <w:t xml:space="preserve">By the end, I can construct a </w:t>
+      </w:r>
+      <w:r>
+        <w:rPr>
+          <w:b/>
+        </w:rPr>
+        <w:t>confusion matrix</w:t>
+      </w:r>
+      <w:r>
+        <w:rPr>
+          <w:b w:val="0"/>
+        </w:rPr>
+        <w:t xml:space="preserve"> with declared axes and name both error types.</w:t>
+      </w:r>
+    </w:p>
+    <w:p>
+      <w:pPr>
+        <w:pStyle w:val="Heading2"/>
+      </w:pPr>
+      <w:r>
+        <w:t>Earlier wording, alternatives and picture transcripts · reference / check after trying</w:t>
       </w:r>
     </w:p>
     <w:p>
@@ -56,114 +225,10 @@
     </w:p>
     <w:p>
       <w:pPr>
-        <w:spacing w:line="336" w:lineRule="auto" w:after="180"/>
-      </w:pPr>
-      <w:r>
-        <w:rPr>
-          <w:b w:val="0"/>
-        </w:rPr>
-        <w:t xml:space="preserve">I can build a labelled </w:t>
-      </w:r>
-      <w:r>
-        <w:rPr>
-          <w:b/>
-        </w:rPr>
-        <w:t>confusion matrix</w:t>
-      </w:r>
-      <w:r>
-        <w:rPr>
-          <w:b w:val="0"/>
-        </w:rPr>
-        <w:t xml:space="preserve"> from matched reference and </w:t>
-      </w:r>
-      <w:r>
-        <w:rPr>
-          <w:b/>
-        </w:rPr>
-        <w:t>prediction</w:t>
-      </w:r>
-      <w:r>
-        <w:rPr>
-          <w:b w:val="0"/>
-        </w:rPr>
-        <w:t xml:space="preserve"> pairs.</w:t>
-      </w:r>
-    </w:p>
-    <w:p>
-      <w:pPr>
-        <w:spacing w:line="336" w:lineRule="auto" w:after="180"/>
-      </w:pPr>
-      <w:r>
-        <w:rPr>
-          <w:b w:val="0"/>
-        </w:rPr>
-        <w:t xml:space="preserve">I can distinguish </w:t>
-      </w:r>
-      <w:r>
-        <w:rPr>
-          <w:b/>
-        </w:rPr>
-        <w:t>false positive</w:t>
-      </w:r>
-      <w:r>
-        <w:rPr>
-          <w:b w:val="0"/>
-        </w:rPr>
-        <w:t xml:space="preserve">s from </w:t>
-      </w:r>
-      <w:r>
-        <w:rPr>
-          <w:b/>
-        </w:rPr>
-        <w:t>false negative</w:t>
-      </w:r>
-      <w:r>
-        <w:rPr>
-          <w:b w:val="0"/>
-        </w:rPr>
-        <w:t xml:space="preserve">s using a declared </w:t>
-      </w:r>
-      <w:r>
-        <w:rPr>
-          <w:b/>
-        </w:rPr>
-        <w:t>positive class</w:t>
-      </w:r>
-      <w:r>
-        <w:rPr>
-          <w:b w:val="0"/>
-        </w:rPr>
-        <w:t>.</w:t>
-      </w:r>
-    </w:p>
-    <w:p>
-      <w:pPr>
-        <w:spacing w:line="336" w:lineRule="auto" w:after="180"/>
-      </w:pPr>
-      <w:r>
-        <w:rPr>
-          <w:b w:val="0"/>
-        </w:rPr>
-        <w:t>I can check matrix totals and explain why equal accuracy can hide different errors.</w:t>
-      </w:r>
-    </w:p>
-    <w:p>
-      <w:pPr>
         <w:pStyle w:val="Heading3"/>
       </w:pPr>
       <w:r>
         <w:t>Remember before reading</w:t>
-      </w:r>
-    </w:p>
-    <w:p>
-      <w:pPr>
-        <w:spacing w:line="336" w:lineRule="auto" w:after="180"/>
-      </w:pPr>
-      <w:r>
-        <w:rPr>
-          <w:b w:val="0"/>
-        </w:rPr>
-        <w:t>Close your notes first. A rough first answer helps us choose the right starting point; it is not a score for your ability.</w:t>
       </w:r>
     </w:p>
     <w:p>
@@ -286,9 +351,32 @@
       </w:pPr>
       <w:r>
         <w:rPr>
+          <w:b w:val="0"/>
+        </w:rPr>
+        <w:t>THINKER MISSION</w:t>
+      </w:r>
+    </w:p>
+    <w:p>
+      <w:pPr>
+        <w:spacing w:line="336" w:lineRule="auto" w:after="180"/>
+      </w:pPr>
+      <w:r>
+        <w:rPr>
+          <w:b w:val="0"/>
+        </w:rPr>
+        <w:t xml:space="preserve">Sort 12 </w:t>
+      </w:r>
+      <w:r>
+        <w:rPr>
           <w:b/>
         </w:rPr>
-        <w:t>THINKER MISSION</w:t>
+        <w:t>prediction</w:t>
+      </w:r>
+      <w:r>
+        <w:rPr>
+          <w:b w:val="0"/>
+        </w:rPr>
+        <w:t>s into four outcome boxes.</w:t>
       </w:r>
     </w:p>
     <w:p>
@@ -299,19 +387,112 @@
         <w:rPr>
           <w:b w:val="0"/>
         </w:rPr>
-        <w:t xml:space="preserve">Sort 12 </w:t>
+        <w:t>Thinker name and date:</w:t>
+      </w:r>
+    </w:p>
+    <w:p>
+      <w:pPr>
+        <w:pStyle w:val="Heading3"/>
+      </w:pPr>
+      <w:r>
+        <w:t>Write or draw your reasoning and evidence.</w:t>
+      </w:r>
+    </w:p>
+    <w:p>
+      <w:r>
+        <w:t>________________________________________________________________</w:t>
+      </w:r>
+    </w:p>
+    <w:p>
+      <w:r>
+        <w:t>________________________________________________________________</w:t>
+      </w:r>
+    </w:p>
+    <w:p>
+      <w:r>
+        <w:t>________________________________________________________________</w:t>
+      </w:r>
+    </w:p>
+    <w:p>
+      <w:r>
+        <w:t>________________________________________________________________</w:t>
+      </w:r>
+    </w:p>
+    <w:p>
+      <w:r>
+        <w:t>________________________________________________________________</w:t>
+      </w:r>
+    </w:p>
+    <w:p>
+      <w:pPr>
+        <w:pStyle w:val="Heading3"/>
+      </w:pPr>
+      <w:r>
+        <w:t>Readiness for the connected explanation</w:t>
+      </w:r>
+    </w:p>
+    <w:p>
+      <w:pPr>
+        <w:pStyle w:val="Heading3"/>
+      </w:pPr>
+      <w:r>
+        <w:t>This week’s end goal</w:t>
+      </w:r>
+    </w:p>
+    <w:p>
+      <w:pPr>
+        <w:pStyle w:val="Heading1"/>
+      </w:pPr>
+      <w:r>
+        <w:t>02. Read eight paired outcomes before counting</w:t>
+      </w:r>
+    </w:p>
+    <w:p>
+      <w:r>
+        <w:t>Declare axes, class order and the positive class first.</w:t>
+      </w:r>
+    </w:p>
+    <w:p>
+      <w:pPr>
+        <w:pStyle w:val="Heading2"/>
+      </w:pPr>
+      <w:r>
+        <w:t>What a confusion matrix records</w:t>
+      </w:r>
+    </w:p>
+    <w:p>
+      <w:pPr>
+        <w:spacing w:line="336" w:lineRule="auto" w:after="180"/>
+      </w:pPr>
+      <w:r>
+        <w:rPr>
+          <w:b w:val="0"/>
+        </w:rPr>
+        <w:t xml:space="preserve">A </w:t>
       </w:r>
       <w:r>
         <w:rPr>
           <w:b/>
         </w:rPr>
+        <w:t>confusion matrix</w:t>
+      </w:r>
+      <w:r>
+        <w:rPr>
+          <w:b w:val="0"/>
+        </w:rPr>
+        <w:t xml:space="preserve"> shows which labels a classifier mixes up. It counts examples after </w:t>
+      </w:r>
+      <w:r>
+        <w:rPr>
+          <w:b/>
+        </w:rPr>
         <w:t>prediction</w:t>
       </w:r>
       <w:r>
         <w:rPr>
           <w:b w:val="0"/>
         </w:rPr>
-        <w:t>s into four outcome boxes.</w:t>
+        <w:t>s are made; it does not fit or repair the classifier.</w:t>
       </w:r>
     </w:p>
     <w:p>
@@ -322,419 +503,27 @@
         <w:rPr>
           <w:b w:val="0"/>
         </w:rPr>
-        <w:t>Thinker name and date:</w:t>
-      </w:r>
-    </w:p>
-    <w:p>
-      <w:pPr>
-        <w:pStyle w:val="Heading3"/>
-      </w:pPr>
-      <w:r>
-        <w:t>Write or draw your reasoning and evidence.</w:t>
-      </w:r>
-    </w:p>
-    <w:p>
-      <w:r>
-        <w:t>________________________________________________________________</w:t>
-      </w:r>
-    </w:p>
-    <w:p>
-      <w:r>
-        <w:t>________________________________________________________________</w:t>
-      </w:r>
-    </w:p>
-    <w:p>
-      <w:r>
-        <w:t>________________________________________________________________</w:t>
-      </w:r>
-    </w:p>
-    <w:p>
-      <w:r>
-        <w:t>________________________________________________________________</w:t>
-      </w:r>
-    </w:p>
-    <w:p>
-      <w:r>
-        <w:t>________________________________________________________________</w:t>
-      </w:r>
-    </w:p>
-    <w:p>
-      <w:pPr>
-        <w:pStyle w:val="Heading3"/>
-      </w:pPr>
-      <w:r>
-        <w:t>Readiness for the connected explanation</w:t>
-      </w:r>
-    </w:p>
-    <w:p>
-      <w:pPr>
-        <w:spacing w:line="336" w:lineRule="auto" w:after="180"/>
-        <w:shd w:fill="F5F1FB"/>
-      </w:pPr>
+        <w:t>Week 12 had reference/</w:t>
+      </w:r>
+      <w:r>
+        <w:rPr>
+          <w:b/>
+        </w:rPr>
+        <w:t>prediction</w:t>
+      </w:r>
       <w:r>
         <w:rPr>
           <w:b w:val="0"/>
         </w:rPr>
-        <w:t xml:space="preserve">Why should a reproducible run save </w:t>
-      </w:r>
-      <w:r>
-        <w:rPr>
-          <w:b/>
-        </w:rPr>
-        <w:t>prediction</w:t>
-      </w:r>
-      <w:r>
-        <w:rPr>
-          <w:b w:val="0"/>
-        </w:rPr>
-        <w:t>s linked to example IDs rather than only an accuracy score?</w:t>
-      </w:r>
-    </w:p>
-    <w:p>
-      <w:pPr>
-        <w:pStyle w:val="Heading3"/>
-      </w:pPr>
-      <w:r>
-        <w:t>This week’s end goal</w:t>
-      </w:r>
-    </w:p>
-    <w:p>
-      <w:pPr>
-        <w:spacing w:line="336" w:lineRule="auto" w:after="180"/>
-      </w:pPr>
-      <w:r>
-        <w:rPr>
-          <w:b w:val="0"/>
-        </w:rPr>
-        <w:t xml:space="preserve">By the end, I can construct a </w:t>
-      </w:r>
-      <w:r>
-        <w:rPr>
-          <w:b/>
-        </w:rPr>
-        <w:t>confusion matrix</w:t>
-      </w:r>
-      <w:r>
-        <w:rPr>
-          <w:b w:val="0"/>
-        </w:rPr>
-        <w:t xml:space="preserve"> with declared axes and name both error types.</w:t>
-      </w:r>
-    </w:p>
-    <w:p>
-      <w:pPr>
-        <w:pStyle w:val="Heading1"/>
-      </w:pPr>
-      <w:r>
-        <w:t>02. Notice the evidence</w:t>
-      </w:r>
-    </w:p>
-    <w:p>
-      <w:r>
-        <w:t>Investigate the supplied Types of Classification Error case. Separate observations, given facts and assumptions before choosing an explanation.</w:t>
-      </w:r>
-    </w:p>
-    <w:p>
-      <w:pPr>
-        <w:spacing w:line="336" w:lineRule="auto" w:after="180"/>
-      </w:pPr>
-      <w:r>
-        <w:rPr>
-          <w:b/>
-        </w:rPr>
-        <w:t>PICTURE STORY</w:t>
-      </w:r>
-    </w:p>
-    <w:p>
-      <w:pPr>
-        <w:spacing w:line="336" w:lineRule="auto" w:after="180"/>
-      </w:pPr>
-      <w:r>
-        <w:rPr>
-          <w:b w:val="0"/>
-        </w:rPr>
-        <w:t>Notice → Predict → Explain</w:t>
-      </w:r>
-    </w:p>
-    <w:p>
-      <w:pPr>
-        <w:spacing w:line="336" w:lineRule="auto" w:after="180"/>
-      </w:pPr>
-      <w:r>
-        <w:rPr>
-          <w:b w:val="0"/>
-        </w:rPr>
-        <w:t xml:space="preserve">Begin with visible </w:t>
-      </w:r>
-      <w:r>
-        <w:rPr>
-          <w:b/>
-        </w:rPr>
-        <w:t>evidence</w:t>
-      </w:r>
-      <w:r>
-        <w:rPr>
-          <w:b w:val="0"/>
-        </w:rPr>
-        <w:t>. Do not explain more than the picture and information support.</w:t>
-      </w:r>
-    </w:p>
-    <w:p>
-      <w:r>
-        <w:drawing>
-          <wp:inline xmlns:a="http://schemas.openxmlformats.org/drawingml/2006/main" xmlns:pic="http://schemas.openxmlformats.org/drawingml/2006/picture">
-            <wp:extent cx="2942705" cy="2942705"/>
-            <wp:docPr id="2" name="Picture 2" descr="Observation scene for Types of Classification Error"/>
-            <wp:cNvGraphicFramePr>
-              <a:graphicFrameLocks noChangeAspect="1"/>
-            </wp:cNvGraphicFramePr>
-            <a:graphic>
-              <a:graphicData uri="http://schemas.openxmlformats.org/drawingml/2006/picture">
-                <pic:pic>
-                  <pic:nvPicPr>
-                    <pic:cNvPr id="0" name="846ea10de0527acd42581ed717b2dbd2fb1b939f2898da45e0e466a9bbd08bab.png"/>
-                    <pic:cNvPicPr/>
-                  </pic:nvPicPr>
-                  <pic:blipFill>
-                    <a:blip r:embed="rId9"/>
-                    <a:stretch>
-                      <a:fillRect/>
-                    </a:stretch>
-                  </pic:blipFill>
-                  <pic:spPr>
-                    <a:xfrm>
-                      <a:off x="0" y="0"/>
-                      <a:ext cx="2942705" cy="2942705"/>
-                    </a:xfrm>
-                    <a:prstGeom prst="rect"/>
-                  </pic:spPr>
-                </pic:pic>
-              </a:graphicData>
-            </a:graphic>
-          </wp:inline>
-        </w:drawing>
-      </w:r>
-    </w:p>
-    <w:p>
-      <w:pPr>
-        <w:pStyle w:val="Heading3"/>
-      </w:pPr>
-      <w:r>
-        <w:t>Start with this puzzle</w:t>
-      </w:r>
-    </w:p>
-    <w:p>
-      <w:pPr>
-        <w:spacing w:line="336" w:lineRule="auto" w:after="180"/>
-        <w:shd w:fill="F1F6FC"/>
-      </w:pPr>
-      <w:r>
-        <w:rPr>
-          <w:b w:val="0"/>
-        </w:rPr>
-        <w:t>MYSTERY</w:t>
-      </w:r>
-    </w:p>
-    <w:p>
-      <w:pPr>
-        <w:spacing w:line="336" w:lineRule="auto" w:after="180"/>
-        <w:shd w:fill="F5F1FB"/>
-      </w:pPr>
-      <w:r>
-        <w:rPr>
-          <w:b w:val="0"/>
-        </w:rPr>
-        <w:t xml:space="preserve">The learners must use types of classification error to solve a problem. What information do they have? What decision or calculation do they make? What would count as </w:t>
-      </w:r>
-      <w:r>
-        <w:rPr>
-          <w:b/>
-        </w:rPr>
-        <w:t>evidence</w:t>
-      </w:r>
-      <w:r>
-        <w:rPr>
-          <w:b w:val="0"/>
-        </w:rPr>
-        <w:t xml:space="preserve"> that it worked?</w:t>
-      </w:r>
-    </w:p>
-    <w:p>
-      <w:pPr>
-        <w:spacing w:line="336" w:lineRule="auto" w:after="180"/>
-      </w:pPr>
-      <w:r>
-        <w:rPr>
-          <w:b w:val="0"/>
-        </w:rPr>
-        <w:t xml:space="preserve">Three </w:t>
-      </w:r>
-      <w:r>
-        <w:rPr>
-          <w:b/>
-        </w:rPr>
-        <w:t>observation</w:t>
-      </w:r>
-      <w:r>
-        <w:rPr>
-          <w:b w:val="0"/>
-        </w:rPr>
-        <w:t>s (what you can point to):</w:t>
-      </w:r>
-    </w:p>
-    <w:p>
-      <w:pPr>
-        <w:pStyle w:val="Heading3"/>
-      </w:pPr>
-      <w:r>
-        <w:t>Write or draw your reasoning and evidence.</w:t>
-      </w:r>
-    </w:p>
-    <w:p>
-      <w:r>
-        <w:t>________________________________________________________________</w:t>
-      </w:r>
-    </w:p>
-    <w:p>
-      <w:r>
-        <w:t>________________________________________________________________</w:t>
-      </w:r>
-    </w:p>
-    <w:p>
-      <w:r>
-        <w:t>________________________________________________________________</w:t>
-      </w:r>
-    </w:p>
-    <w:p>
-      <w:r>
-        <w:t>________________________________________________________________</w:t>
-      </w:r>
-    </w:p>
-    <w:p>
-      <w:r>
-        <w:t>________________________________________________________________</w:t>
-      </w:r>
-    </w:p>
-    <w:p>
-      <w:pPr>
-        <w:spacing w:line="336" w:lineRule="auto" w:after="180"/>
-      </w:pPr>
-      <w:r>
-        <w:rPr>
-          <w:b w:val="0"/>
-        </w:rPr>
-        <w:t xml:space="preserve">My </w:t>
-      </w:r>
-      <w:r>
-        <w:rPr>
-          <w:b/>
-        </w:rPr>
-        <w:t>prediction</w:t>
-      </w:r>
-      <w:r>
-        <w:rPr>
-          <w:b w:val="0"/>
-        </w:rPr>
-        <w:t xml:space="preserve"> and the clue supporting it:</w:t>
-      </w:r>
-    </w:p>
-    <w:p>
-      <w:pPr>
-        <w:pStyle w:val="Heading3"/>
-      </w:pPr>
-      <w:r>
-        <w:t>Write or draw your reasoning and evidence.</w:t>
-      </w:r>
-    </w:p>
-    <w:p>
-      <w:r>
-        <w:t>________________________________________________________________</w:t>
-      </w:r>
-    </w:p>
-    <w:p>
-      <w:r>
-        <w:t>________________________________________________________________</w:t>
-      </w:r>
-    </w:p>
-    <w:p>
-      <w:r>
-        <w:t>________________________________________________________________</w:t>
-      </w:r>
-    </w:p>
-    <w:p>
-      <w:r>
-        <w:t>________________________________________________________________</w:t>
-      </w:r>
-    </w:p>
-    <w:p>
-      <w:r>
-        <w:t>________________________________________________________________</w:t>
-      </w:r>
-    </w:p>
-    <w:p>
-      <w:pPr>
-        <w:pStyle w:val="Heading3"/>
-      </w:pPr>
-      <w:r>
-        <w:t>A closer explanation</w:t>
-      </w:r>
-    </w:p>
-    <w:p>
-      <w:pPr>
-        <w:spacing w:line="336" w:lineRule="auto" w:after="180"/>
-      </w:pPr>
-      <w:r>
-        <w:rPr>
-          <w:b w:val="0"/>
-        </w:rPr>
-        <w:t xml:space="preserve">A </w:t>
-      </w:r>
-      <w:r>
-        <w:rPr>
-          <w:b/>
-        </w:rPr>
-        <w:t>confusion matrix</w:t>
-      </w:r>
-      <w:r>
-        <w:rPr>
-          <w:b w:val="0"/>
-        </w:rPr>
-        <w:t xml:space="preserve"> shows which labels a classifier mixes up. It counts examples after </w:t>
-      </w:r>
-      <w:r>
-        <w:rPr>
-          <w:b/>
-        </w:rPr>
-        <w:t>prediction</w:t>
-      </w:r>
-      <w:r>
-        <w:rPr>
-          <w:b w:val="0"/>
-        </w:rPr>
-        <w:t>s are made; it does not fit or repair the classifier.</w:t>
-      </w:r>
-    </w:p>
-    <w:p>
-      <w:pPr>
-        <w:spacing w:line="336" w:lineRule="auto" w:after="180"/>
-      </w:pPr>
-      <w:r>
-        <w:rPr>
-          <w:b w:val="0"/>
-        </w:rPr>
-        <w:t>Week 12 had reference/</w:t>
-      </w:r>
-      <w:r>
-        <w:rPr>
-          <w:b/>
-        </w:rPr>
-        <w:t>prediction</w:t>
-      </w:r>
-      <w:r>
-        <w:rPr>
-          <w:b w:val="0"/>
-        </w:rPr>
         <w:t xml:space="preserve"> pairs clear/clear, blocked/blocked, clear/blocked. A labelled table can preserve the type of that error as well as the total score.</w:t>
+      </w:r>
+    </w:p>
+    <w:p>
+      <w:pPr>
+        <w:pStyle w:val="Heading2"/>
+      </w:pPr>
+      <w:r>
+        <w:t>The complete new eight-record evaluation</w:t>
       </w:r>
     </w:p>
     <w:p>
@@ -972,6 +761,14 @@
     </w:tbl>
     <w:p>
       <w:pPr>
+        <w:pStyle w:val="Heading2"/>
+      </w:pPr>
+      <w:r>
+        <w:t>The axis and positive-class convention</w:t>
+      </w:r>
+    </w:p>
+    <w:p>
+      <w:pPr>
         <w:spacing w:line="336" w:lineRule="auto" w:after="180"/>
       </w:pPr>
       <w:r>
@@ -1006,15 +803,10 @@
     </w:p>
     <w:p>
       <w:pPr>
-        <w:pStyle w:val="Heading1"/>
-      </w:pPr>
-      <w:r>
-        <w:t>03. See how it works</w:t>
-      </w:r>
-    </w:p>
-    <w:p>
-      <w:r>
-        <w:t>Follow the mechanism for Types of Classification Error. Connect each labelled input, deciding step and result.</w:t>
+        <w:pStyle w:val="Heading2"/>
+      </w:pPr>
+      <w:r>
+        <w:t>Earlier wording, alternatives and picture transcripts · reference / check after trying</w:t>
       </w:r>
     </w:p>
     <w:p>
@@ -1023,69 +815,51 @@
       </w:pPr>
       <w:r>
         <w:rPr>
+          <w:b w:val="0"/>
+        </w:rPr>
+        <w:t>PICTURE STORY</w:t>
+      </w:r>
+    </w:p>
+    <w:p>
+      <w:pPr>
+        <w:spacing w:line="336" w:lineRule="auto" w:after="180"/>
+      </w:pPr>
+      <w:r>
+        <w:rPr>
+          <w:b w:val="0"/>
+        </w:rPr>
+        <w:t>Notice → Predict → Explain</w:t>
+      </w:r>
+    </w:p>
+    <w:p>
+      <w:pPr>
+        <w:spacing w:line="336" w:lineRule="auto" w:after="180"/>
+      </w:pPr>
+      <w:r>
+        <w:rPr>
+          <w:b w:val="0"/>
+        </w:rPr>
+        <w:t xml:space="preserve">Begin with visible </w:t>
+      </w:r>
+      <w:r>
+        <w:rPr>
           <w:b/>
         </w:rPr>
-        <w:t xml:space="preserve">VISUAL </w:t>
-      </w:r>
-      <w:r>
-        <w:rPr>
-          <w:b/>
-        </w:rPr>
-        <w:t>MECHANISM</w:t>
-      </w:r>
-    </w:p>
-    <w:p>
-      <w:pPr>
-        <w:spacing w:line="336" w:lineRule="auto" w:after="180"/>
-      </w:pPr>
-      <w:r>
-        <w:rPr>
-          <w:b/>
-        </w:rPr>
-        <w:t>Input</w:t>
+        <w:t>evidence</w:t>
       </w:r>
       <w:r>
         <w:rPr>
           <w:b w:val="0"/>
         </w:rPr>
-        <w:t xml:space="preserve"> → </w:t>
-      </w:r>
-      <w:r>
-        <w:rPr>
-          <w:b/>
-        </w:rPr>
-        <w:t>Process</w:t>
-      </w:r>
-      <w:r>
-        <w:rPr>
-          <w:b w:val="0"/>
-        </w:rPr>
-        <w:t xml:space="preserve"> → </w:t>
-      </w:r>
-      <w:r>
-        <w:rPr>
-          <w:b/>
-        </w:rPr>
-        <w:t>Output</w:t>
-      </w:r>
-    </w:p>
-    <w:p>
-      <w:pPr>
-        <w:spacing w:line="336" w:lineRule="auto" w:after="180"/>
-      </w:pPr>
-      <w:r>
-        <w:rPr>
-          <w:b w:val="0"/>
-        </w:rPr>
-        <w:t>Trace the information. At each stage, ask what changed and how you could test it.</w:t>
+        <w:t>. Do not explain more than the picture and information support.</w:t>
       </w:r>
     </w:p>
     <w:p>
       <w:r>
         <w:drawing>
           <wp:inline xmlns:a="http://schemas.openxmlformats.org/drawingml/2006/main" xmlns:pic="http://schemas.openxmlformats.org/drawingml/2006/picture">
-            <wp:extent cx="5486400" cy="3145536"/>
-            <wp:docPr id="3" name="Picture 3" descr="INPUT stage for Types of Classification Error"/>
+            <wp:extent cx="2942705" cy="2942705"/>
+            <wp:docPr id="2" name="Picture 2" descr="Observation scene for Types of Classification Error"/>
             <wp:cNvGraphicFramePr>
               <a:graphicFrameLocks noChangeAspect="1"/>
             </wp:cNvGraphicFramePr>
@@ -1093,11 +867,11 @@
               <a:graphicData uri="http://schemas.openxmlformats.org/drawingml/2006/picture">
                 <pic:pic>
                   <pic:nvPicPr>
-                    <pic:cNvPr id="0" name="1014bfe34dcdbfe26dab5427f026c6322072749ab554b827f36d2da19c4aa55d.png"/>
+                    <pic:cNvPr id="0" name="846ea10de0527acd42581ed717b2dbd2fb1b939f2898da45e0e466a9bbd08bab.png"/>
                     <pic:cNvPicPr/>
                   </pic:nvPicPr>
                   <pic:blipFill>
-                    <a:blip r:embed="rId10"/>
+                    <a:blip r:embed="rId9"/>
                     <a:stretch>
                       <a:fillRect/>
                     </a:stretch>
@@ -1105,7 +879,7 @@
                   <pic:spPr>
                     <a:xfrm>
                       <a:off x="0" y="0"/>
-                      <a:ext cx="5486400" cy="3145536"/>
+                      <a:ext cx="2942705" cy="2942705"/>
                     </a:xfrm>
                     <a:prstGeom prst="rect"/>
                   </pic:spPr>
@@ -1124,43 +898,7 @@
         <w:rPr>
           <w:b w:val="0"/>
         </w:rPr>
-        <w:t>↓</w:t>
-      </w:r>
-    </w:p>
-    <w:p>
-      <w:r>
-        <w:drawing>
-          <wp:inline xmlns:a="http://schemas.openxmlformats.org/drawingml/2006/main" xmlns:pic="http://schemas.openxmlformats.org/drawingml/2006/picture">
-            <wp:extent cx="5486400" cy="3145536"/>
-            <wp:docPr id="4" name="Picture 4" descr="PROCESS stage for Types of Classification Error"/>
-            <wp:cNvGraphicFramePr>
-              <a:graphicFrameLocks noChangeAspect="1"/>
-            </wp:cNvGraphicFramePr>
-            <a:graphic>
-              <a:graphicData uri="http://schemas.openxmlformats.org/drawingml/2006/picture">
-                <pic:pic>
-                  <pic:nvPicPr>
-                    <pic:cNvPr id="0" name="4e925c60dd915ab443d70e09bb217830ff66fd50e99a43e7fdbcd96d94ee0326.png"/>
-                    <pic:cNvPicPr/>
-                  </pic:nvPicPr>
-                  <pic:blipFill>
-                    <a:blip r:embed="rId11"/>
-                    <a:stretch>
-                      <a:fillRect/>
-                    </a:stretch>
-                  </pic:blipFill>
-                  <pic:spPr>
-                    <a:xfrm>
-                      <a:off x="0" y="0"/>
-                      <a:ext cx="5486400" cy="3145536"/>
-                    </a:xfrm>
-                    <a:prstGeom prst="rect"/>
-                  </pic:spPr>
-                </pic:pic>
-              </a:graphicData>
-            </a:graphic>
-          </wp:inline>
-        </w:drawing>
+        <w:t>MYSTERY</w:t>
       </w:r>
     </w:p>
     <w:p>
@@ -1171,43 +909,19 @@
         <w:rPr>
           <w:b w:val="0"/>
         </w:rPr>
-        <w:t>↓</w:t>
-      </w:r>
-    </w:p>
-    <w:p>
-      <w:r>
-        <w:drawing>
-          <wp:inline xmlns:a="http://schemas.openxmlformats.org/drawingml/2006/main" xmlns:pic="http://schemas.openxmlformats.org/drawingml/2006/picture">
-            <wp:extent cx="5486400" cy="3145536"/>
-            <wp:docPr id="5" name="Picture 5" descr="OUTPUT stage for Types of Classification Error"/>
-            <wp:cNvGraphicFramePr>
-              <a:graphicFrameLocks noChangeAspect="1"/>
-            </wp:cNvGraphicFramePr>
-            <a:graphic>
-              <a:graphicData uri="http://schemas.openxmlformats.org/drawingml/2006/picture">
-                <pic:pic>
-                  <pic:nvPicPr>
-                    <pic:cNvPr id="0" name="5aed72fc309260397942fe62b0dc6e11c9f3e77bf5975db5676efc5c479aaecd.png"/>
-                    <pic:cNvPicPr/>
-                  </pic:nvPicPr>
-                  <pic:blipFill>
-                    <a:blip r:embed="rId12"/>
-                    <a:stretch>
-                      <a:fillRect/>
-                    </a:stretch>
-                  </pic:blipFill>
-                  <pic:spPr>
-                    <a:xfrm>
-                      <a:off x="0" y="0"/>
-                      <a:ext cx="5486400" cy="3145536"/>
-                    </a:xfrm>
-                    <a:prstGeom prst="rect"/>
-                  </pic:spPr>
-                </pic:pic>
-              </a:graphicData>
-            </a:graphic>
-          </wp:inline>
-        </w:drawing>
+        <w:t xml:space="preserve">The learners must use types of classification error to solve a problem. What information do they have? What decision or calculation do they make? What would count as </w:t>
+      </w:r>
+      <w:r>
+        <w:rPr>
+          <w:b/>
+        </w:rPr>
+        <w:t>evidence</w:t>
+      </w:r>
+      <w:r>
+        <w:rPr>
+          <w:b w:val="0"/>
+        </w:rPr>
+        <w:t xml:space="preserve"> that it worked?</w:t>
       </w:r>
     </w:p>
     <w:p>
@@ -1218,7 +932,19 @@
         <w:rPr>
           <w:b w:val="0"/>
         </w:rPr>
-        <w:t>Which stage could fail even when the other two are correct? Explain:</w:t>
+        <w:t xml:space="preserve">Three </w:t>
+      </w:r>
+      <w:r>
+        <w:rPr>
+          <w:b/>
+        </w:rPr>
+        <w:t>observation</w:t>
+      </w:r>
+      <w:r>
+        <w:rPr>
+          <w:b w:val="0"/>
+        </w:rPr>
+        <w:t>s (what you can point to):</w:t>
       </w:r>
     </w:p>
     <w:p>
@@ -1256,10 +982,106 @@
     </w:p>
     <w:p>
       <w:pPr>
+        <w:spacing w:line="336" w:lineRule="auto" w:after="180"/>
+      </w:pPr>
+      <w:r>
+        <w:rPr>
+          <w:b w:val="0"/>
+        </w:rPr>
+        <w:t xml:space="preserve">My </w:t>
+      </w:r>
+      <w:r>
+        <w:rPr>
+          <w:b/>
+        </w:rPr>
+        <w:t>prediction</w:t>
+      </w:r>
+      <w:r>
+        <w:rPr>
+          <w:b w:val="0"/>
+        </w:rPr>
+        <w:t xml:space="preserve"> and the clue supporting it:</w:t>
+      </w:r>
+    </w:p>
+    <w:p>
+      <w:pPr>
         <w:pStyle w:val="Heading3"/>
       </w:pPr>
       <w:r>
+        <w:t>Write or draw your reasoning and evidence.</w:t>
+      </w:r>
+    </w:p>
+    <w:p>
+      <w:r>
+        <w:t>________________________________________________________________</w:t>
+      </w:r>
+    </w:p>
+    <w:p>
+      <w:r>
+        <w:t>________________________________________________________________</w:t>
+      </w:r>
+    </w:p>
+    <w:p>
+      <w:r>
+        <w:t>________________________________________________________________</w:t>
+      </w:r>
+    </w:p>
+    <w:p>
+      <w:r>
+        <w:t>________________________________________________________________</w:t>
+      </w:r>
+    </w:p>
+    <w:p>
+      <w:r>
+        <w:t>________________________________________________________________</w:t>
+      </w:r>
+    </w:p>
+    <w:p>
+      <w:pPr>
+        <w:pStyle w:val="Heading3"/>
+      </w:pPr>
+      <w:r>
         <w:t>A closer explanation</w:t>
+      </w:r>
+    </w:p>
+    <w:p>
+      <w:pPr>
+        <w:pStyle w:val="Heading1"/>
+      </w:pPr>
+      <w:r>
+        <w:t>03. Trace one record into one matrix cell</w:t>
+      </w:r>
+    </w:p>
+    <w:p>
+      <w:r>
+        <w:t>The code counts supplied outcomes; it does not train or repair a model.</w:t>
+      </w:r>
+    </w:p>
+    <w:p>
+      <w:pPr>
+        <w:pStyle w:val="Heading2"/>
+      </w:pPr>
+      <w:r>
+        <w:t>Understand the tuple and lookup syntax</w:t>
+      </w:r>
+    </w:p>
+    <w:p>
+      <w:pPr>
+        <w:spacing w:line="336" w:lineRule="auto" w:after="180"/>
+      </w:pPr>
+      <w:r>
+        <w:rPr>
+          <w:b w:val="0"/>
+        </w:rPr>
+        <w:t>Read each tuple as (ID, reference, prediction). enumerate(labels) gives clear position0 and blocked position1; the dictionary comprehension builds those two lookups. counts starts as two rows of two zeros. The first lookup chooses the reference row and the second chooses the prediction column. +=1 adds one case to that cell. The loop unpacks each tuple into three names; it never guesses a reference label from a prediction.</w:t>
+      </w:r>
+    </w:p>
+    <w:p>
+      <w:pPr>
+        <w:pStyle w:val="Heading2"/>
+      </w:pPr>
+      <w:r>
+        <w:t>Predict and run the complete counting script</w:t>
       </w:r>
     </w:p>
     <w:p>
@@ -1303,6 +1125,14 @@
     </w:p>
     <w:p>
       <w:pPr>
+        <w:pStyle w:val="Heading2"/>
+      </w:pPr>
+      <w:r>
+        <w:t>Explain the output and assumptions</w:t>
+      </w:r>
+    </w:p>
+    <w:p>
+      <w:pPr>
         <w:spacing w:line="336" w:lineRule="auto" w:after="180"/>
       </w:pPr>
       <w:r>
@@ -1333,6 +1163,14 @@
           <w:b w:val="0"/>
         </w:rPr>
         <w:t>Check IDs and missing or unresolved references before counting; the code does not validate all those conditions.</w:t>
+      </w:r>
+    </w:p>
+    <w:p>
+      <w:pPr>
+        <w:pStyle w:val="Heading2"/>
+      </w:pPr>
+      <w:r>
+        <w:t>Keep labelled cells, totals and the diagonal</w:t>
       </w:r>
     </w:p>
     <w:tbl>
@@ -1482,94 +1320,300 @@
     </w:p>
     <w:p>
       <w:pPr>
+        <w:pStyle w:val="Heading2"/>
+      </w:pPr>
+      <w:r>
+        <w:t>Point to the deciding row and column</w:t>
+      </w:r>
+    </w:p>
+    <w:p>
+      <w:pPr>
+        <w:pStyle w:val="ListBullet"/>
+      </w:pPr>
+      <w:r>
+        <w:t>Point to the input, the deciding step and the result in this week’s visual. Explain the same step in ordinary words. A picture helps when you can say what each part represents.</w:t>
+      </w:r>
+    </w:p>
+    <w:p>
+      <w:pPr>
+        <w:pStyle w:val="Heading2"/>
+      </w:pPr>
+      <w:r>
+        <w:t>Earlier wording, alternatives and picture transcripts · reference / check after trying</w:t>
+      </w:r>
+    </w:p>
+    <w:p>
+      <w:pPr>
+        <w:spacing w:line="336" w:lineRule="auto" w:after="180"/>
+      </w:pPr>
+      <w:r>
+        <w:rPr>
+          <w:b w:val="0"/>
+        </w:rPr>
+        <w:t xml:space="preserve">VISUAL </w:t>
+      </w:r>
+      <w:r>
+        <w:rPr>
+          <w:b/>
+        </w:rPr>
+        <w:t>MECHANISM</w:t>
+      </w:r>
+    </w:p>
+    <w:p>
+      <w:pPr>
+        <w:spacing w:line="336" w:lineRule="auto" w:after="180"/>
+      </w:pPr>
+      <w:r>
+        <w:rPr>
+          <w:b/>
+        </w:rPr>
+        <w:t>Input</w:t>
+      </w:r>
+      <w:r>
+        <w:rPr>
+          <w:b w:val="0"/>
+        </w:rPr>
+        <w:t xml:space="preserve"> → </w:t>
+      </w:r>
+      <w:r>
+        <w:rPr>
+          <w:b/>
+        </w:rPr>
+        <w:t>Process</w:t>
+      </w:r>
+      <w:r>
+        <w:rPr>
+          <w:b w:val="0"/>
+        </w:rPr>
+        <w:t xml:space="preserve"> → </w:t>
+      </w:r>
+      <w:r>
+        <w:rPr>
+          <w:b/>
+        </w:rPr>
+        <w:t>Output</w:t>
+      </w:r>
+    </w:p>
+    <w:p>
+      <w:pPr>
+        <w:spacing w:line="336" w:lineRule="auto" w:after="180"/>
+      </w:pPr>
+      <w:r>
+        <w:rPr>
+          <w:b w:val="0"/>
+        </w:rPr>
+        <w:t>Trace the information. At each stage, ask what changed and how you could test it.</w:t>
+      </w:r>
+    </w:p>
+    <w:p>
+      <w:r>
+        <w:drawing>
+          <wp:inline xmlns:a="http://schemas.openxmlformats.org/drawingml/2006/main" xmlns:pic="http://schemas.openxmlformats.org/drawingml/2006/picture">
+            <wp:extent cx="5486400" cy="3145536"/>
+            <wp:docPr id="3" name="Picture 3" descr="INPUT stage for Types of Classification Error"/>
+            <wp:cNvGraphicFramePr>
+              <a:graphicFrameLocks noChangeAspect="1"/>
+            </wp:cNvGraphicFramePr>
+            <a:graphic>
+              <a:graphicData uri="http://schemas.openxmlformats.org/drawingml/2006/picture">
+                <pic:pic>
+                  <pic:nvPicPr>
+                    <pic:cNvPr id="0" name="1014bfe34dcdbfe26dab5427f026c6322072749ab554b827f36d2da19c4aa55d.png"/>
+                    <pic:cNvPicPr/>
+                  </pic:nvPicPr>
+                  <pic:blipFill>
+                    <a:blip r:embed="rId10"/>
+                    <a:stretch>
+                      <a:fillRect/>
+                    </a:stretch>
+                  </pic:blipFill>
+                  <pic:spPr>
+                    <a:xfrm>
+                      <a:off x="0" y="0"/>
+                      <a:ext cx="5486400" cy="3145536"/>
+                    </a:xfrm>
+                    <a:prstGeom prst="rect"/>
+                  </pic:spPr>
+                </pic:pic>
+              </a:graphicData>
+            </a:graphic>
+          </wp:inline>
+        </w:drawing>
+      </w:r>
+    </w:p>
+    <w:p>
+      <w:pPr>
+        <w:spacing w:line="336" w:lineRule="auto" w:after="180"/>
+      </w:pPr>
+      <w:r>
+        <w:rPr>
+          <w:b w:val="0"/>
+        </w:rPr>
+        <w:t>↓</w:t>
+      </w:r>
+    </w:p>
+    <w:p>
+      <w:r>
+        <w:drawing>
+          <wp:inline xmlns:a="http://schemas.openxmlformats.org/drawingml/2006/main" xmlns:pic="http://schemas.openxmlformats.org/drawingml/2006/picture">
+            <wp:extent cx="5486400" cy="3145536"/>
+            <wp:docPr id="4" name="Picture 4" descr="PROCESS stage for Types of Classification Error"/>
+            <wp:cNvGraphicFramePr>
+              <a:graphicFrameLocks noChangeAspect="1"/>
+            </wp:cNvGraphicFramePr>
+            <a:graphic>
+              <a:graphicData uri="http://schemas.openxmlformats.org/drawingml/2006/picture">
+                <pic:pic>
+                  <pic:nvPicPr>
+                    <pic:cNvPr id="0" name="4e925c60dd915ab443d70e09bb217830ff66fd50e99a43e7fdbcd96d94ee0326.png"/>
+                    <pic:cNvPicPr/>
+                  </pic:nvPicPr>
+                  <pic:blipFill>
+                    <a:blip r:embed="rId11"/>
+                    <a:stretch>
+                      <a:fillRect/>
+                    </a:stretch>
+                  </pic:blipFill>
+                  <pic:spPr>
+                    <a:xfrm>
+                      <a:off x="0" y="0"/>
+                      <a:ext cx="5486400" cy="3145536"/>
+                    </a:xfrm>
+                    <a:prstGeom prst="rect"/>
+                  </pic:spPr>
+                </pic:pic>
+              </a:graphicData>
+            </a:graphic>
+          </wp:inline>
+        </w:drawing>
+      </w:r>
+    </w:p>
+    <w:p>
+      <w:pPr>
+        <w:spacing w:line="336" w:lineRule="auto" w:after="180"/>
+      </w:pPr>
+      <w:r>
+        <w:rPr>
+          <w:b w:val="0"/>
+        </w:rPr>
+        <w:t>↓</w:t>
+      </w:r>
+    </w:p>
+    <w:p>
+      <w:r>
+        <w:drawing>
+          <wp:inline xmlns:a="http://schemas.openxmlformats.org/drawingml/2006/main" xmlns:pic="http://schemas.openxmlformats.org/drawingml/2006/picture">
+            <wp:extent cx="5486400" cy="3145536"/>
+            <wp:docPr id="5" name="Picture 5" descr="OUTPUT stage for Types of Classification Error"/>
+            <wp:cNvGraphicFramePr>
+              <a:graphicFrameLocks noChangeAspect="1"/>
+            </wp:cNvGraphicFramePr>
+            <a:graphic>
+              <a:graphicData uri="http://schemas.openxmlformats.org/drawingml/2006/picture">
+                <pic:pic>
+                  <pic:nvPicPr>
+                    <pic:cNvPr id="0" name="5aed72fc309260397942fe62b0dc6e11c9f3e77bf5975db5676efc5c479aaecd.png"/>
+                    <pic:cNvPicPr/>
+                  </pic:nvPicPr>
+                  <pic:blipFill>
+                    <a:blip r:embed="rId12"/>
+                    <a:stretch>
+                      <a:fillRect/>
+                    </a:stretch>
+                  </pic:blipFill>
+                  <pic:spPr>
+                    <a:xfrm>
+                      <a:off x="0" y="0"/>
+                      <a:ext cx="5486400" cy="3145536"/>
+                    </a:xfrm>
+                    <a:prstGeom prst="rect"/>
+                  </pic:spPr>
+                </pic:pic>
+              </a:graphicData>
+            </a:graphic>
+          </wp:inline>
+        </w:drawing>
+      </w:r>
+    </w:p>
+    <w:p>
+      <w:pPr>
+        <w:spacing w:line="336" w:lineRule="auto" w:after="180"/>
+      </w:pPr>
+      <w:r>
+        <w:rPr>
+          <w:b w:val="0"/>
+        </w:rPr>
+        <w:t>Which stage could fail even when the other two are correct? Explain:</w:t>
+      </w:r>
+    </w:p>
+    <w:p>
+      <w:pPr>
         <w:pStyle w:val="Heading3"/>
       </w:pPr>
       <w:r>
+        <w:t>Write or draw your reasoning and evidence.</w:t>
+      </w:r>
+    </w:p>
+    <w:p>
+      <w:r>
+        <w:t>________________________________________________________________</w:t>
+      </w:r>
+    </w:p>
+    <w:p>
+      <w:r>
+        <w:t>________________________________________________________________</w:t>
+      </w:r>
+    </w:p>
+    <w:p>
+      <w:r>
+        <w:t>________________________________________________________________</w:t>
+      </w:r>
+    </w:p>
+    <w:p>
+      <w:r>
+        <w:t>________________________________________________________________</w:t>
+      </w:r>
+    </w:p>
+    <w:p>
+      <w:r>
+        <w:t>________________________________________________________________</w:t>
+      </w:r>
+    </w:p>
+    <w:p>
+      <w:pPr>
+        <w:pStyle w:val="Heading3"/>
+      </w:pPr>
+      <w:r>
+        <w:t>A closer explanation</w:t>
+      </w:r>
+    </w:p>
+    <w:p>
+      <w:pPr>
+        <w:pStyle w:val="Heading3"/>
+      </w:pPr>
+      <w:r>
         <w:t>Connect the picture and the explanation</w:t>
       </w:r>
     </w:p>
     <w:p>
       <w:pPr>
-        <w:spacing w:line="336" w:lineRule="auto" w:after="180"/>
-      </w:pPr>
-      <w:r>
-        <w:rPr>
-          <w:b w:val="0"/>
-        </w:rPr>
-        <w:t xml:space="preserve">Point to the </w:t>
-      </w:r>
-      <w:r>
-        <w:rPr>
-          <w:b/>
-        </w:rPr>
-        <w:t>input</w:t>
-      </w:r>
-      <w:r>
-        <w:rPr>
-          <w:b w:val="0"/>
-        </w:rPr>
-        <w:t>, the deciding step and the result in this week’s visual. Explain the same step in ordinary words. A picture helps when you can say what each part represents.</w:t>
-      </w:r>
-    </w:p>
-    <w:p>
-      <w:pPr>
         <w:pStyle w:val="Heading1"/>
       </w:pPr>
       <w:r>
-        <w:t>04. Compare the cases</w:t>
-      </w:r>
-    </w:p>
-    <w:p>
-      <w:r>
-        <w:t>Compare the supplied cases for Types of Classification Error. Identify the detail that changes the conclusion.</w:t>
-      </w:r>
-    </w:p>
-    <w:p>
-      <w:pPr>
-        <w:pStyle w:val="Heading3"/>
-      </w:pPr>
-      <w:r>
-        <w:t>The case to investigate</w:t>
-      </w:r>
-    </w:p>
-    <w:p>
-      <w:pPr>
-        <w:spacing w:line="336" w:lineRule="auto" w:after="180"/>
-        <w:shd w:fill="F1F6FC"/>
-      </w:pPr>
-      <w:r>
-        <w:rPr>
-          <w:b w:val="0"/>
-        </w:rPr>
-        <w:t>CASE GALLERY</w:t>
-      </w:r>
-    </w:p>
-    <w:p>
-      <w:pPr>
-        <w:spacing w:line="336" w:lineRule="auto" w:after="180"/>
-      </w:pPr>
-      <w:r>
-        <w:rPr>
-          <w:b w:val="0"/>
-        </w:rPr>
-        <w:t xml:space="preserve">Four Tests, Four Kinds of </w:t>
-      </w:r>
-      <w:r>
-        <w:rPr>
-          <w:b/>
-        </w:rPr>
-        <w:t>Evidence</w:t>
-      </w:r>
-    </w:p>
-    <w:p>
-      <w:pPr>
-        <w:spacing w:line="336" w:lineRule="auto" w:after="180"/>
-      </w:pPr>
-      <w:r>
-        <w:rPr>
-          <w:b w:val="0"/>
-        </w:rPr>
-        <w:t>A system is not understood until it survives more than one comfortable example.</w:t>
+        <w:t>04. Choose a case that exposes a wrong cell definition</w:t>
+      </w:r>
+    </w:p>
+    <w:p>
+      <w:r>
+        <w:t>Read the headers before naming an error.</w:t>
+      </w:r>
+    </w:p>
+    <w:p>
+      <w:pPr>
+        <w:pStyle w:val="Heading2"/>
+      </w:pPr>
+      <w:r>
+        <w:t>Four pictures with a purpose</w:t>
       </w:r>
     </w:p>
     <w:p>
@@ -1610,6 +1654,11 @@
     </w:p>
     <w:p>
       <w:r>
+        <w:t>Normal case: predict the result and deciding evidence.</w:t>
+      </w:r>
+    </w:p>
+    <w:p>
+      <w:r>
         <w:drawing>
           <wp:inline xmlns:a="http://schemas.openxmlformats.org/drawingml/2006/main" xmlns:pic="http://schemas.openxmlformats.org/drawingml/2006/picture">
             <wp:extent cx="5486400" cy="3200400"/>
@@ -1645,47 +1694,8 @@
       </w:r>
     </w:p>
     <w:p>
-      <w:pPr>
-        <w:pStyle w:val="Heading3"/>
-      </w:pPr>
-      <w:r>
-        <w:t>The normal case</w:t>
-      </w:r>
-    </w:p>
-    <w:p>
-      <w:pPr>
-        <w:spacing w:line="336" w:lineRule="auto" w:after="180"/>
-        <w:shd w:fill="F1F6FC"/>
-      </w:pPr>
-      <w:r>
-        <w:rPr>
-          <w:b w:val="0"/>
-        </w:rPr>
-        <w:t xml:space="preserve">NORMAL CASE: predict and name </w:t>
-      </w:r>
-      <w:r>
-        <w:rPr>
-          <w:b/>
-        </w:rPr>
-        <w:t>evidence</w:t>
-      </w:r>
-      <w:r>
-        <w:rPr>
-          <w:b w:val="0"/>
-        </w:rPr>
-        <w:t xml:space="preserve">.     BOUNDARY CASE: predict and name </w:t>
-      </w:r>
-      <w:r>
-        <w:rPr>
-          <w:b/>
-        </w:rPr>
-        <w:t>evidence</w:t>
-      </w:r>
-      <w:r>
-        <w:rPr>
-          <w:b w:val="0"/>
-        </w:rPr>
-        <w:t>.</w:t>
+      <w:r>
+        <w:t>Boundary case: identify the exact limit.</w:t>
       </w:r>
     </w:p>
     <w:p>
@@ -1726,6 +1736,11 @@
     </w:p>
     <w:p>
       <w:r>
+        <w:t>Missing information: name what must be clarified.</w:t>
+      </w:r>
+    </w:p>
+    <w:p>
+      <w:r>
         <w:drawing>
           <wp:inline xmlns:a="http://schemas.openxmlformats.org/drawingml/2006/main" xmlns:pic="http://schemas.openxmlformats.org/drawingml/2006/picture">
             <wp:extent cx="5486400" cy="3200400"/>
@@ -1761,248 +1776,180 @@
       </w:r>
     </w:p>
     <w:p>
+      <w:r>
+        <w:t>Transfer case: explain which procedure still applies.</w:t>
+      </w:r>
+    </w:p>
+    <w:p>
+      <w:pPr>
+        <w:pStyle w:val="Heading2"/>
+      </w:pPr>
+      <w:r>
+        <w:t>Choose a revealing case</w:t>
+      </w:r>
+    </w:p>
+    <w:p>
+      <w:pPr>
+        <w:pStyle w:val="ListBullet"/>
+      </w:pPr>
+      <w:r>
+        <w:t>Which case is most likely to reveal a hidden assumption? Why?</w:t>
+      </w:r>
+    </w:p>
+    <w:p>
       <w:pPr>
         <w:pStyle w:val="Heading3"/>
       </w:pPr>
       <w:r>
-        <w:t>Check missing information</w:t>
+        <w:t>Write or draw your reasoning and evidence.</w:t>
+      </w:r>
+    </w:p>
+    <w:p>
+      <w:r>
+        <w:t>________________________________________________________________</w:t>
+      </w:r>
+    </w:p>
+    <w:p>
+      <w:r>
+        <w:t>________________________________________________________________</w:t>
+      </w:r>
+    </w:p>
+    <w:p>
+      <w:r>
+        <w:t>________________________________________________________________</w:t>
+      </w:r>
+    </w:p>
+    <w:p>
+      <w:r>
+        <w:t>________________________________________________________________</w:t>
+      </w:r>
+    </w:p>
+    <w:p>
+      <w:r>
+        <w:t>________________________________________________________________</w:t>
+      </w:r>
+    </w:p>
+    <w:p>
+      <w:pPr>
+        <w:pStyle w:val="Heading2"/>
+      </w:pPr>
+      <w:r>
+        <w:t>Predict the supplied changed case</w:t>
+      </w:r>
+    </w:p>
+    <w:p>
+      <w:pPr>
+        <w:pStyle w:val="ListBullet"/>
+      </w:pPr>
+      <w:r>
+        <w:t>Change: Change one repair/sound prediction to repair/repair after a real model revision.</w:t>
+      </w:r>
+    </w:p>
+    <w:p>
+      <w:pPr>
+        <w:pStyle w:val="Heading2"/>
+      </w:pPr>
+      <w:r>
+        <w:t>Check after predicting · reference / check after trying</w:t>
       </w:r>
     </w:p>
     <w:p>
       <w:pPr>
         <w:spacing w:line="336" w:lineRule="auto" w:after="180"/>
-        <w:shd w:fill="FFF5E6"/>
-      </w:pPr>
+      </w:pPr>
+      <w:r>
+        <w:rPr>
+          <w:b/>
+        </w:rPr>
+        <w:t>Prediction</w:t>
+      </w:r>
       <w:r>
         <w:rPr>
           <w:b w:val="0"/>
         </w:rPr>
-        <w:t xml:space="preserve">MISSING INFORMATION: predict and name </w:t>
+        <w:t>: Repair row becomes [0,3]; agreement becomes 5/6.</w:t>
+      </w:r>
+    </w:p>
+    <w:p>
+      <w:pPr>
+        <w:spacing w:line="336" w:lineRule="auto" w:after="180"/>
+      </w:pPr>
+      <w:r>
+        <w:rPr>
+          <w:b w:val="0"/>
+        </w:rPr>
+        <w:t xml:space="preserve">Reason: One </w:t>
       </w:r>
       <w:r>
         <w:rPr>
           <w:b/>
         </w:rPr>
-        <w:t>evidence</w:t>
+        <w:t>false negative</w:t>
       </w:r>
       <w:r>
         <w:rPr>
           <w:b w:val="0"/>
         </w:rPr>
-        <w:t xml:space="preserve">.     TRANSFER CASE: predict and name </w:t>
+        <w:t xml:space="preserve"> moves to </w:t>
       </w:r>
       <w:r>
         <w:rPr>
           <w:b/>
         </w:rPr>
-        <w:t>evidence</w:t>
+        <w:t>true positive</w:t>
       </w:r>
       <w:r>
         <w:rPr>
           <w:b w:val="0"/>
         </w:rPr>
-        <w:t>.</w:t>
+        <w:t>; the sound row stays [2,1].</w:t>
+      </w:r>
+    </w:p>
+    <w:p>
+      <w:pPr>
+        <w:pStyle w:val="Heading2"/>
+      </w:pPr>
+      <w:r>
+        <w:t>Earlier wording, alternatives and picture transcripts · reference / check after trying</w:t>
       </w:r>
     </w:p>
     <w:p>
       <w:pPr>
         <w:spacing w:line="336" w:lineRule="auto" w:after="180"/>
-        <w:shd w:fill="F5F1FB"/>
       </w:pPr>
       <w:r>
         <w:rPr>
           <w:b w:val="0"/>
         </w:rPr>
-        <w:t>Which case is most likely to reveal a hidden assumption? Why?</w:t>
-      </w:r>
-    </w:p>
-    <w:p>
-      <w:pPr>
-        <w:pStyle w:val="Heading3"/>
-      </w:pPr>
-      <w:r>
-        <w:t>Write or draw your reasoning and evidence.</w:t>
-      </w:r>
-    </w:p>
-    <w:p>
-      <w:r>
-        <w:t>________________________________________________________________</w:t>
-      </w:r>
-    </w:p>
-    <w:p>
-      <w:r>
-        <w:t>________________________________________________________________</w:t>
-      </w:r>
-    </w:p>
-    <w:p>
-      <w:r>
-        <w:t>________________________________________________________________</w:t>
-      </w:r>
-    </w:p>
-    <w:p>
-      <w:r>
-        <w:t>________________________________________________________________</w:t>
-      </w:r>
-    </w:p>
-    <w:p>
-      <w:r>
-        <w:t>________________________________________________________________</w:t>
-      </w:r>
-    </w:p>
-    <w:p>
-      <w:pPr>
-        <w:pStyle w:val="Heading3"/>
-      </w:pPr>
-      <w:r>
-        <w:t>Change one thing in the pictured case</w:t>
-      </w:r>
-    </w:p>
-    <w:p>
-      <w:pPr>
-        <w:pStyle w:val="Heading3"/>
-      </w:pPr>
-      <w:r>
-        <w:t>Change one thing</w:t>
+        <w:t>CASE GALLERY</w:t>
       </w:r>
     </w:p>
     <w:p>
       <w:pPr>
         <w:spacing w:line="336" w:lineRule="auto" w:after="180"/>
-        <w:shd w:fill="F5F1FB"/>
       </w:pPr>
       <w:r>
         <w:rPr>
           <w:b w:val="0"/>
         </w:rPr>
-        <w:t xml:space="preserve">Change: Change one repair/sound </w:t>
+        <w:t xml:space="preserve">Four Tests, Four Kinds of </w:t>
       </w:r>
       <w:r>
         <w:rPr>
           <w:b/>
         </w:rPr>
-        <w:t>prediction</w:t>
-      </w:r>
+        <w:t>Evidence</w:t>
+      </w:r>
+    </w:p>
+    <w:p>
+      <w:pPr>
+        <w:spacing w:line="336" w:lineRule="auto" w:after="180"/>
+      </w:pPr>
       <w:r>
         <w:rPr>
           <w:b w:val="0"/>
         </w:rPr>
-        <w:t xml:space="preserve"> to repair/repair after a real model revision.</w:t>
-      </w:r>
-    </w:p>
-    <w:p>
-      <w:pPr>
-        <w:pStyle w:val="Heading3"/>
-      </w:pPr>
-      <w:r>
-        <w:t>Predicted result</w:t>
-      </w:r>
-    </w:p>
-    <w:p>
-      <w:pPr>
-        <w:spacing w:line="336" w:lineRule="auto" w:after="180"/>
-        <w:shd w:fill="F1F6FC"/>
-      </w:pPr>
-      <w:r>
-        <w:rPr>
-          <w:b/>
-        </w:rPr>
-        <w:t>Prediction</w:t>
-      </w:r>
-      <w:r>
-        <w:rPr>
-          <w:b w:val="0"/>
-        </w:rPr>
-        <w:t>: Repair row becomes [0,3]; agreement becomes 5/6.</w:t>
-      </w:r>
-    </w:p>
-    <w:p>
-      <w:pPr>
-        <w:pStyle w:val="Heading3"/>
-      </w:pPr>
-      <w:r>
-        <w:t>Why the result follows</w:t>
-      </w:r>
-    </w:p>
-    <w:p>
-      <w:pPr>
-        <w:spacing w:line="336" w:lineRule="auto" w:after="180"/>
-        <w:shd w:fill="F1F6FC"/>
-      </w:pPr>
-      <w:r>
-        <w:rPr>
-          <w:b w:val="0"/>
-        </w:rPr>
-        <w:t xml:space="preserve">Reason: One </w:t>
-      </w:r>
-      <w:r>
-        <w:rPr>
-          <w:b/>
-        </w:rPr>
-        <w:t>false negative</w:t>
-      </w:r>
-      <w:r>
-        <w:rPr>
-          <w:b w:val="0"/>
-        </w:rPr>
-        <w:t xml:space="preserve"> moves to </w:t>
-      </w:r>
-      <w:r>
-        <w:rPr>
-          <w:b/>
-        </w:rPr>
-        <w:t>true positive</w:t>
-      </w:r>
-      <w:r>
-        <w:rPr>
-          <w:b w:val="0"/>
-        </w:rPr>
-        <w:t>; the sound row stays [2,1].</w:t>
-      </w:r>
-    </w:p>
-    <w:p>
-      <w:pPr>
-        <w:pStyle w:val="Heading1"/>
-      </w:pPr>
-      <w:r>
-        <w:t>05. Words that unlock the idea</w:t>
-      </w:r>
-    </w:p>
-    <w:p>
-      <w:r>
-        <w:t>Use the vocabulary of Types of Classification Error to explain a concrete decision, rather than only memorising definitions.</w:t>
-      </w:r>
-    </w:p>
-    <w:p>
-      <w:pPr>
-        <w:spacing w:line="336" w:lineRule="auto" w:after="180"/>
-      </w:pPr>
-      <w:r>
-        <w:rPr>
-          <w:b/>
-        </w:rPr>
-        <w:t>VOCABULARY LAB</w:t>
-      </w:r>
-    </w:p>
-    <w:p>
-      <w:pPr>
-        <w:spacing w:line="336" w:lineRule="auto" w:after="180"/>
-      </w:pPr>
-      <w:r>
-        <w:rPr>
-          <w:b w:val="0"/>
-        </w:rPr>
-        <w:t>Words You Can Use to Reason</w:t>
-      </w:r>
-    </w:p>
-    <w:p>
-      <w:pPr>
-        <w:spacing w:line="336" w:lineRule="auto" w:after="180"/>
-      </w:pPr>
-      <w:r>
-        <w:rPr>
-          <w:b w:val="0"/>
-        </w:rPr>
-        <w:t>A definition matters when you can recognize the idea, use it, and contrast it with a near-miss.</w:t>
+        <w:t>A system is not understood until it survives more than one comfortable example.</w:t>
       </w:r>
     </w:p>
     <w:p>
@@ -2010,7 +1957,7 @@
         <w:drawing>
           <wp:inline xmlns:a="http://schemas.openxmlformats.org/drawingml/2006/main" xmlns:pic="http://schemas.openxmlformats.org/drawingml/2006/picture">
             <wp:extent cx="5486400" cy="3200400"/>
-            <wp:docPr id="10" name="Picture 10" descr="Vocabulary badge: true positive"/>
+            <wp:docPr id="10" name="Picture 10" descr="NORMAL CASE illustration"/>
             <wp:cNvGraphicFramePr>
               <a:graphicFrameLocks noChangeAspect="1"/>
             </wp:cNvGraphicFramePr>
@@ -2018,11 +1965,11 @@
               <a:graphicData uri="http://schemas.openxmlformats.org/drawingml/2006/picture">
                 <pic:pic>
                   <pic:nvPicPr>
-                    <pic:cNvPr id="0" name="e5807c60c0964e89d72930c754c0148e748af45d7113f51061f66424d1ea6620.png"/>
+                    <pic:cNvPr id="0" name="1f18213ba3d74c99072fa04ad7520b53eee0b2e9e845b0d8a61ccdda1b41f3f1.png"/>
                     <pic:cNvPicPr/>
                   </pic:nvPicPr>
                   <pic:blipFill>
-                    <a:blip r:embed="rId17"/>
+                    <a:blip r:embed="rId13"/>
                     <a:stretch>
                       <a:fillRect/>
                     </a:stretch>
@@ -2046,7 +1993,7 @@
         <w:drawing>
           <wp:inline xmlns:a="http://schemas.openxmlformats.org/drawingml/2006/main" xmlns:pic="http://schemas.openxmlformats.org/drawingml/2006/picture">
             <wp:extent cx="5486400" cy="3200400"/>
-            <wp:docPr id="11" name="Picture 11" descr="Vocabulary badge: true negative"/>
+            <wp:docPr id="11" name="Picture 11" descr="BOUNDARY CASE illustration"/>
             <wp:cNvGraphicFramePr>
               <a:graphicFrameLocks noChangeAspect="1"/>
             </wp:cNvGraphicFramePr>
@@ -2054,11 +2001,11 @@
               <a:graphicData uri="http://schemas.openxmlformats.org/drawingml/2006/picture">
                 <pic:pic>
                   <pic:nvPicPr>
-                    <pic:cNvPr id="0" name="d6c42cfd448c57bcda38c594e07a42dd1c85654d7c50a8e907f4123095835c60.png"/>
+                    <pic:cNvPr id="0" name="fed8318cf337134a2c31a8d2c90831db67a27a43d3c6f85b25079c53ec37ff9a.png"/>
                     <pic:cNvPicPr/>
                   </pic:nvPicPr>
                   <pic:blipFill>
-                    <a:blip r:embed="rId18"/>
+                    <a:blip r:embed="rId14"/>
                     <a:stretch>
                       <a:fillRect/>
                     </a:stretch>
@@ -2078,11 +2025,46 @@
       </w:r>
     </w:p>
     <w:p>
+      <w:pPr>
+        <w:spacing w:line="336" w:lineRule="auto" w:after="180"/>
+      </w:pPr>
+      <w:r>
+        <w:rPr>
+          <w:b w:val="0"/>
+        </w:rPr>
+        <w:t xml:space="preserve">NORMAL CASE: predict and name </w:t>
+      </w:r>
+      <w:r>
+        <w:rPr>
+          <w:b/>
+        </w:rPr>
+        <w:t>evidence</w:t>
+      </w:r>
+      <w:r>
+        <w:rPr>
+          <w:b w:val="0"/>
+        </w:rPr>
+        <w:t xml:space="preserve">.     BOUNDARY CASE: predict and name </w:t>
+      </w:r>
+      <w:r>
+        <w:rPr>
+          <w:b/>
+        </w:rPr>
+        <w:t>evidence</w:t>
+      </w:r>
+      <w:r>
+        <w:rPr>
+          <w:b w:val="0"/>
+        </w:rPr>
+        <w:t>.</w:t>
+      </w:r>
+    </w:p>
+    <w:p>
       <w:r>
         <w:drawing>
           <wp:inline xmlns:a="http://schemas.openxmlformats.org/drawingml/2006/main" xmlns:pic="http://schemas.openxmlformats.org/drawingml/2006/picture">
             <wp:extent cx="5486400" cy="3200400"/>
-            <wp:docPr id="12" name="Picture 12" descr="Vocabulary badge: false positive"/>
+            <wp:docPr id="12" name="Picture 12" descr="MISSING INFORMATION illustration"/>
             <wp:cNvGraphicFramePr>
               <a:graphicFrameLocks noChangeAspect="1"/>
             </wp:cNvGraphicFramePr>
@@ -2090,11 +2072,11 @@
               <a:graphicData uri="http://schemas.openxmlformats.org/drawingml/2006/picture">
                 <pic:pic>
                   <pic:nvPicPr>
-                    <pic:cNvPr id="0" name="7bd73b03452488ec3b3af89989ff34d236688304ebee2bfdcdd9a05411a76453.png"/>
+                    <pic:cNvPr id="0" name="75f964dbe29000347e518a59e2717387d7109bd1f947abdafa07e931a61cf754.png"/>
                     <pic:cNvPicPr/>
                   </pic:nvPicPr>
                   <pic:blipFill>
-                    <a:blip r:embed="rId19"/>
+                    <a:blip r:embed="rId15"/>
                     <a:stretch>
                       <a:fillRect/>
                     </a:stretch>
@@ -2118,7 +2100,7 @@
         <w:drawing>
           <wp:inline xmlns:a="http://schemas.openxmlformats.org/drawingml/2006/main" xmlns:pic="http://schemas.openxmlformats.org/drawingml/2006/picture">
             <wp:extent cx="5486400" cy="3200400"/>
-            <wp:docPr id="13" name="Picture 13" descr="Vocabulary badge: false negative"/>
+            <wp:docPr id="13" name="Picture 13" descr="TRANSFER CASE illustration"/>
             <wp:cNvGraphicFramePr>
               <a:graphicFrameLocks noChangeAspect="1"/>
             </wp:cNvGraphicFramePr>
@@ -2126,11 +2108,11 @@
               <a:graphicData uri="http://schemas.openxmlformats.org/drawingml/2006/picture">
                 <pic:pic>
                   <pic:nvPicPr>
-                    <pic:cNvPr id="0" name="c130a6f4de263ccee73e813f36c3dc7b7420eec389541e50e7515c2c40459807.png"/>
+                    <pic:cNvPr id="0" name="4d936b6648b81ac897fc99370c2788f8e0b135d8fc31cfd77afceee66a92128c.png"/>
                     <pic:cNvPicPr/>
                   </pic:nvPicPr>
                   <pic:blipFill>
-                    <a:blip r:embed="rId20"/>
+                    <a:blip r:embed="rId16"/>
                     <a:stretch>
                       <a:fillRect/>
                     </a:stretch>
@@ -2149,495 +2131,68 @@
         </w:drawing>
       </w:r>
     </w:p>
-    <w:tbl>
-      <w:tblPr>
-        <w:tblStyle w:val="LightShading-Accent1"/>
-        <w:tblW w:type="auto" w:w="0"/>
-        <w:tblLook w:firstColumn="1" w:firstRow="1" w:lastColumn="0" w:lastRow="0" w:noHBand="0" w:noVBand="1" w:val="04A0"/>
-      </w:tblPr>
-      <w:tblGrid>
-        <w:gridCol w:w="3408"/>
-        <w:gridCol w:w="3408"/>
-        <w:gridCol w:w="3408"/>
-      </w:tblGrid>
-      <w:tr>
-        <w:trPr>
-          <w:tblHeader/>
-        </w:trPr>
-        <w:tc>
-          <w:tcPr>
-            <w:tcW w:type="dxa" w:w="3408"/>
-          </w:tcPr>
-          <w:p>
-            <w:r>
-              <w:t>Word</w:t>
-            </w:r>
-          </w:p>
-        </w:tc>
-        <w:tc>
-          <w:tcPr>
-            <w:tcW w:type="dxa" w:w="3408"/>
-          </w:tcPr>
-          <w:p>
-            <w:r>
-              <w:t>My own example</w:t>
-            </w:r>
-          </w:p>
-        </w:tc>
-        <w:tc>
-          <w:tcPr>
-            <w:tcW w:type="dxa" w:w="3408"/>
-          </w:tcPr>
-          <w:p>
-            <w:r>
-              <w:t>Not this / boundary</w:t>
-            </w:r>
-          </w:p>
-        </w:tc>
-      </w:tr>
-      <w:tr>
-        <w:tc>
-          <w:tcPr>
-            <w:tcW w:type="dxa" w:w="3408"/>
-          </w:tcPr>
-          <w:p>
-            <w:r>
-              <w:t>true positive</w:t>
-            </w:r>
-          </w:p>
-        </w:tc>
-        <w:tc>
-          <w:tcPr>
-            <w:tcW w:type="dxa" w:w="3408"/>
-          </w:tcPr>
-          <w:p>
-            <w:r>
-              <w:t>An actually positive case correctly predicted positive.</w:t>
-            </w:r>
-          </w:p>
-        </w:tc>
-        <w:tc>
-          <w:tcPr>
-            <w:tcW w:type="dxa" w:w="3408"/>
-          </w:tcPr>
-          <w:p>
-            <w:r/>
-          </w:p>
-        </w:tc>
-      </w:tr>
-      <w:tr>
-        <w:tc>
-          <w:tcPr>
-            <w:tcW w:type="dxa" w:w="3408"/>
-          </w:tcPr>
-          <w:p>
-            <w:r>
-              <w:t>true negative</w:t>
-            </w:r>
-          </w:p>
-        </w:tc>
-        <w:tc>
-          <w:tcPr>
-            <w:tcW w:type="dxa" w:w="3408"/>
-          </w:tcPr>
-          <w:p>
-            <w:r>
-              <w:t>An actually negative case correctly predicted negative.</w:t>
-            </w:r>
-          </w:p>
-        </w:tc>
-        <w:tc>
-          <w:tcPr>
-            <w:tcW w:type="dxa" w:w="3408"/>
-          </w:tcPr>
-          <w:p>
-            <w:r/>
-          </w:p>
-        </w:tc>
-      </w:tr>
-      <w:tr>
-        <w:tc>
-          <w:tcPr>
-            <w:tcW w:type="dxa" w:w="3408"/>
-          </w:tcPr>
-          <w:p>
-            <w:r>
-              <w:t>false positive</w:t>
-            </w:r>
-          </w:p>
-        </w:tc>
-        <w:tc>
-          <w:tcPr>
-            <w:tcW w:type="dxa" w:w="3408"/>
-          </w:tcPr>
-          <w:p>
-            <w:r>
-              <w:t>An actually negative case predicted positive, under a stated definition of positive.</w:t>
-            </w:r>
-          </w:p>
-        </w:tc>
-        <w:tc>
-          <w:tcPr>
-            <w:tcW w:type="dxa" w:w="3408"/>
-          </w:tcPr>
-          <w:p>
-            <w:r/>
-          </w:p>
-        </w:tc>
-      </w:tr>
-      <w:tr>
-        <w:tc>
-          <w:tcPr>
-            <w:tcW w:type="dxa" w:w="3408"/>
-          </w:tcPr>
-          <w:p>
-            <w:r>
-              <w:t>false negative</w:t>
-            </w:r>
-          </w:p>
-        </w:tc>
-        <w:tc>
-          <w:tcPr>
-            <w:tcW w:type="dxa" w:w="3408"/>
-          </w:tcPr>
-          <w:p>
-            <w:r>
-              <w:t>An actually positive case predicted negative, under a stated definition of positive.</w:t>
-            </w:r>
-          </w:p>
-        </w:tc>
-        <w:tc>
-          <w:tcPr>
-            <w:tcW w:type="dxa" w:w="3408"/>
-          </w:tcPr>
-          <w:p>
-            <w:r/>
-          </w:p>
-        </w:tc>
-      </w:tr>
-    </w:tbl>
+    <w:p>
+      <w:pPr>
+        <w:spacing w:line="336" w:lineRule="auto" w:after="180"/>
+      </w:pPr>
+      <w:r>
+        <w:rPr>
+          <w:b w:val="0"/>
+        </w:rPr>
+        <w:t xml:space="preserve">MISSING INFORMATION: predict and name </w:t>
+      </w:r>
+      <w:r>
+        <w:rPr>
+          <w:b/>
+        </w:rPr>
+        <w:t>evidence</w:t>
+      </w:r>
+      <w:r>
+        <w:rPr>
+          <w:b w:val="0"/>
+        </w:rPr>
+        <w:t xml:space="preserve">.     TRANSFER CASE: predict and name </w:t>
+      </w:r>
+      <w:r>
+        <w:rPr>
+          <w:b/>
+        </w:rPr>
+        <w:t>evidence</w:t>
+      </w:r>
+      <w:r>
+        <w:rPr>
+          <w:b w:val="0"/>
+        </w:rPr>
+        <w:t>.</w:t>
+      </w:r>
+    </w:p>
     <w:p>
       <w:pPr>
         <w:pStyle w:val="Heading3"/>
       </w:pPr>
       <w:r>
-        <w:t>Words used in the closer explanation</w:t>
-      </w:r>
-    </w:p>
-    <w:tbl>
-      <w:tblPr>
-        <w:tblStyle w:val="LightShading-Accent1"/>
-        <w:tblW w:type="auto" w:w="0"/>
-        <w:tblLook w:firstColumn="1" w:firstRow="1" w:lastColumn="0" w:lastRow="0" w:noHBand="0" w:noVBand="1" w:val="04A0"/>
-      </w:tblPr>
-      <w:tblGrid>
-        <w:gridCol w:w="5112"/>
-        <w:gridCol w:w="5112"/>
-      </w:tblGrid>
-      <w:tr>
-        <w:trPr>
-          <w:tblHeader/>
-        </w:trPr>
-        <w:tc>
-          <w:tcPr>
-            <w:tcW w:type="dxa" w:w="5112"/>
-          </w:tcPr>
-          <w:p>
-            <w:r>
-              <w:t>Word</w:t>
-            </w:r>
-          </w:p>
-        </w:tc>
-        <w:tc>
-          <w:tcPr>
-            <w:tcW w:type="dxa" w:w="5112"/>
-          </w:tcPr>
-          <w:p>
-            <w:r>
-              <w:t>Meaning</w:t>
-            </w:r>
-          </w:p>
-        </w:tc>
-      </w:tr>
-      <w:tr>
-        <w:tc>
-          <w:tcPr>
-            <w:tcW w:type="dxa" w:w="5112"/>
-          </w:tcPr>
-          <w:p>
-            <w:r>
-              <w:t>Confusion matrix</w:t>
-            </w:r>
-          </w:p>
-        </w:tc>
-        <w:tc>
-          <w:tcPr>
-            <w:tcW w:type="dxa" w:w="5112"/>
-          </w:tcPr>
-          <w:p>
-            <w:r>
-              <w:t>A table counting reference and prediction combinations</w:t>
-            </w:r>
-          </w:p>
-        </w:tc>
-      </w:tr>
-      <w:tr>
-        <w:tc>
-          <w:tcPr>
-            <w:tcW w:type="dxa" w:w="5112"/>
-          </w:tcPr>
-          <w:p>
-            <w:r>
-              <w:t>Positive class</w:t>
-            </w:r>
-          </w:p>
-        </w:tc>
-        <w:tc>
-          <w:tcPr>
-            <w:tcW w:type="dxa" w:w="5112"/>
-          </w:tcPr>
-          <w:p>
-            <w:r>
-              <w:t>The class chosen as the condition of interest</w:t>
-            </w:r>
-          </w:p>
-        </w:tc>
-      </w:tr>
-    </w:tbl>
+        <w:t>Change one thing in the pictured case</w:t>
+      </w:r>
+    </w:p>
     <w:p>
       <w:pPr>
         <w:pStyle w:val="Heading1"/>
       </w:pPr>
       <w:r>
-        <w:t>06. Follow a worked example</w:t>
-      </w:r>
-    </w:p>
-    <w:p>
-      <w:r>
-        <w:t>Follow the worked trace for Types of Classification Error, predict a step, then compare with its explanation.</w:t>
-      </w:r>
-    </w:p>
-    <w:p>
-      <w:pPr>
-        <w:spacing w:line="336" w:lineRule="auto" w:after="180"/>
-      </w:pPr>
-      <w:r>
-        <w:rPr>
-          <w:b/>
-        </w:rPr>
-        <w:t xml:space="preserve">WORKED </w:t>
-      </w:r>
-      <w:r>
-        <w:rPr>
-          <w:b/>
-        </w:rPr>
-        <w:t>EVIDENCE</w:t>
-      </w:r>
-    </w:p>
-    <w:p>
-      <w:pPr>
-        <w:spacing w:line="336" w:lineRule="auto" w:after="180"/>
-      </w:pPr>
-      <w:r>
-        <w:rPr>
-          <w:b w:val="0"/>
-        </w:rPr>
-        <w:t>Reason Step by Step</w:t>
-      </w:r>
-    </w:p>
-    <w:p>
-      <w:pPr>
-        <w:spacing w:line="336" w:lineRule="auto" w:after="180"/>
-      </w:pPr>
-      <w:r>
-        <w:rPr>
-          <w:b w:val="0"/>
-        </w:rPr>
-        <w:t xml:space="preserve">Predict first. Then check each step. A correct answer without visible reasoning is incomplete </w:t>
-      </w:r>
-      <w:r>
-        <w:rPr>
-          <w:b/>
-        </w:rPr>
-        <w:t>evidence</w:t>
-      </w:r>
-      <w:r>
-        <w:rPr>
-          <w:b w:val="0"/>
-        </w:rPr>
-        <w:t>.</w:t>
-      </w:r>
-    </w:p>
-    <w:p>
-      <w:r>
-        <w:drawing>
-          <wp:inline xmlns:a="http://schemas.openxmlformats.org/drawingml/2006/main" xmlns:pic="http://schemas.openxmlformats.org/drawingml/2006/picture">
-            <wp:extent cx="5486400" cy="2377440"/>
-            <wp:docPr id="14" name="Picture 14" descr="Worked evidence for Types of Classification Error"/>
-            <wp:cNvGraphicFramePr>
-              <a:graphicFrameLocks noChangeAspect="1"/>
-            </wp:cNvGraphicFramePr>
-            <a:graphic>
-              <a:graphicData uri="http://schemas.openxmlformats.org/drawingml/2006/picture">
-                <pic:pic>
-                  <pic:nvPicPr>
-                    <pic:cNvPr id="0" name="22878771cfa907d8fdd82a59c69a1ddb72520a93d8b7a55c8d094b19302955e4.png"/>
-                    <pic:cNvPicPr/>
-                  </pic:nvPicPr>
-                  <pic:blipFill>
-                    <a:blip r:embed="rId21"/>
-                    <a:stretch>
-                      <a:fillRect/>
-                    </a:stretch>
-                  </pic:blipFill>
-                  <pic:spPr>
-                    <a:xfrm>
-                      <a:off x="0" y="0"/>
-                      <a:ext cx="5486400" cy="2377440"/>
-                    </a:xfrm>
-                    <a:prstGeom prst="rect"/>
-                  </pic:spPr>
-                </pic:pic>
-              </a:graphicData>
-            </a:graphic>
-          </wp:inline>
-        </w:drawing>
-      </w:r>
-    </w:p>
-    <w:p>
-      <w:pPr>
-        <w:spacing w:line="336" w:lineRule="auto" w:after="180"/>
-        <w:shd w:fill="F4F9FC"/>
-      </w:pPr>
-      <w:r>
-        <w:rPr>
-          <w:b w:val="0"/>
-        </w:rPr>
-        <w:t xml:space="preserve">1. </w:t>
-      </w:r>
-      <w:r>
-        <w:rPr>
-          <w:b/>
-        </w:rPr>
-        <w:t>Evidence</w:t>
-      </w:r>
-      <w:r>
-        <w:rPr>
-          <w:b w:val="0"/>
-        </w:rPr>
-        <w:t xml:space="preserve"> record: TP=4, TN=5, FP=2, FN=1.</w:t>
-      </w:r>
-    </w:p>
-    <w:p>
-      <w:pPr>
-        <w:spacing w:line="336" w:lineRule="auto" w:after="180"/>
-        <w:shd w:fill="F4F9FC"/>
-      </w:pPr>
-      <w:r>
-        <w:rPr>
-          <w:b w:val="0"/>
-        </w:rPr>
-        <w:t>2. Correct = TP + TN = 9; all = 12; accuracy = 9/12 = 75%.</w:t>
-      </w:r>
-    </w:p>
-    <w:p>
-      <w:pPr>
-        <w:spacing w:line="336" w:lineRule="auto" w:after="180"/>
-        <w:shd w:fill="F4F9FC"/>
-      </w:pPr>
-      <w:r>
-        <w:rPr>
-          <w:b w:val="0"/>
-        </w:rPr>
-        <w:t>3. False alarms = 2; misses = 1.</w:t>
-      </w:r>
-    </w:p>
-    <w:p>
-      <w:pPr>
-        <w:spacing w:line="336" w:lineRule="auto" w:after="180"/>
-        <w:shd w:fill="F4F9FC"/>
-      </w:pPr>
-      <w:r>
-        <w:rPr>
-          <w:b w:val="0"/>
-        </w:rPr>
-        <w:t>4. Which error matters more depends on the decision’s consequence.</w:t>
-      </w:r>
-    </w:p>
-    <w:p>
-      <w:pPr>
-        <w:spacing w:line="336" w:lineRule="auto" w:after="180"/>
-      </w:pPr>
-      <w:r>
-        <w:rPr>
-          <w:b w:val="0"/>
-        </w:rPr>
-        <w:t>Recalculate, retrace, or restate the reasoning in your own representation:</w:t>
-      </w:r>
-    </w:p>
-    <w:p>
-      <w:pPr>
-        <w:pStyle w:val="Heading3"/>
-      </w:pPr>
-      <w:r>
-        <w:t>Write or draw your reasoning and evidence.</w:t>
-      </w:r>
-    </w:p>
-    <w:p>
-      <w:r>
-        <w:t>________________________________________________________________</w:t>
-      </w:r>
-    </w:p>
-    <w:p>
-      <w:r>
-        <w:t>________________________________________________________________</w:t>
-      </w:r>
-    </w:p>
-    <w:p>
-      <w:r>
-        <w:t>________________________________________________________________</w:t>
-      </w:r>
-    </w:p>
-    <w:p>
-      <w:r>
-        <w:t>________________________________________________________________</w:t>
-      </w:r>
-    </w:p>
-    <w:p>
-      <w:r>
-        <w:t>________________________________________________________________</w:t>
-      </w:r>
-    </w:p>
-    <w:p>
-      <w:pPr>
-        <w:spacing w:line="336" w:lineRule="auto" w:after="180"/>
-        <w:shd w:fill="F5F1FB"/>
-      </w:pPr>
-      <w:r>
-        <w:rPr>
-          <w:b w:val="0"/>
-        </w:rPr>
-        <w:t xml:space="preserve">CHECK  Did the </w:t>
-      </w:r>
-      <w:r>
-        <w:rPr>
-          <w:b/>
-        </w:rPr>
-        <w:t>evidence</w:t>
-      </w:r>
-      <w:r>
-        <w:rPr>
-          <w:b w:val="0"/>
-        </w:rPr>
-        <w:t xml:space="preserve"> answer the exact question? Did the total, path, or source record stay consistent?</w:t>
-      </w:r>
-    </w:p>
-    <w:p>
-      <w:pPr>
-        <w:pStyle w:val="Heading3"/>
-      </w:pPr>
-      <w:r>
-        <w:t>A closer explanation</w:t>
+        <w:t>06. Name the eight-record errors, then trace a separate book matrix</w:t>
+      </w:r>
+    </w:p>
+    <w:p>
+      <w:r>
+        <w:t>The book example has six cases and uses sound/repair labels.</w:t>
+      </w:r>
+    </w:p>
+    <w:p>
+      <w:pPr>
+        <w:pStyle w:val="Heading2"/>
+      </w:pPr>
+      <w:r>
+        <w:t>Match the main records to four outcome names</w:t>
       </w:r>
     </w:p>
     <w:p>
@@ -2830,6 +2385,14 @@
     </w:p>
     <w:p>
       <w:pPr>
+        <w:pStyle w:val="Heading2"/>
+      </w:pPr>
+      <w:r>
+        <w:t>Place V3 and V4 before discussing</w:t>
+      </w:r>
+    </w:p>
+    <w:p>
+      <w:pPr>
         <w:pStyle w:val="Heading3"/>
       </w:pPr>
       <w:r>
@@ -2858,6 +2421,14 @@
     </w:p>
     <w:p>
       <w:pPr>
+        <w:pStyle w:val="Heading2"/>
+      </w:pPr>
+      <w:r>
+        <w:t>Keep reference uncertainty visible</w:t>
+      </w:r>
+    </w:p>
+    <w:p>
+      <w:pPr>
         <w:spacing w:line="336" w:lineRule="auto" w:after="180"/>
       </w:pPr>
       <w:r>
@@ -2893,9 +2464,469 @@
     </w:p>
     <w:p>
       <w:pPr>
+        <w:pStyle w:val="Heading2"/>
+      </w:pPr>
+      <w:r>
+        <w:t>Introduce the separate six-book evaluation</w:t>
+      </w:r>
+    </w:p>
+    <w:p>
+      <w:pPr>
+        <w:spacing w:line="336" w:lineRule="auto" w:after="180"/>
+      </w:pPr>
+      <w:r>
+        <w:rPr>
+          <w:b w:val="0"/>
+        </w:rPr>
+        <w:t>A fictional book-condition checker predicts repair or sound.</w:t>
+      </w:r>
+    </w:p>
+    <w:p>
+      <w:pPr>
+        <w:spacing w:line="336" w:lineRule="auto" w:after="180"/>
+      </w:pPr>
+      <w:r>
+        <w:rPr>
+          <w:b w:val="0"/>
+        </w:rPr>
+        <w:t xml:space="preserve">Use reference rows and </w:t>
+      </w:r>
+      <w:r>
+        <w:rPr>
+          <w:b/>
+        </w:rPr>
+        <w:t>prediction</w:t>
+      </w:r>
+      <w:r>
+        <w:rPr>
+          <w:b w:val="0"/>
+        </w:rPr>
+        <w:t xml:space="preserve"> columns in order sound,repair. Repair is positive.</w:t>
+      </w:r>
+    </w:p>
+    <w:p>
+      <w:pPr>
+        <w:spacing w:line="336" w:lineRule="auto" w:after="180"/>
+      </w:pPr>
+      <w:r>
+        <w:rPr>
+          <w:b w:val="0"/>
+        </w:rPr>
+        <w:t>Six reference/</w:t>
+      </w:r>
+      <w:r>
+        <w:rPr>
+          <w:b/>
+        </w:rPr>
+        <w:t>prediction</w:t>
+      </w:r>
+      <w:r>
+        <w:rPr>
+          <w:b w:val="0"/>
+        </w:rPr>
+        <w:t xml:space="preserve"> pairs: sound/sound twice; sound/repair once; repair/sound once; repair/repair twice.</w:t>
+      </w:r>
+    </w:p>
+    <w:p>
+      <w:pPr>
+        <w:pStyle w:val="Heading2"/>
+      </w:pPr>
+      <w:r>
+        <w:t>Trace each book-case cell</w:t>
+      </w:r>
+    </w:p>
+    <w:p>
+      <w:r>
+        <w:drawing>
+          <wp:inline xmlns:a="http://schemas.openxmlformats.org/drawingml/2006/main" xmlns:pic="http://schemas.openxmlformats.org/drawingml/2006/picture">
+            <wp:extent cx="5486400" cy="4005072"/>
+            <wp:docPr id="14" name="Picture 14" descr="Declare axes: Rows: reference sound,repair. Columns: predicted sound,repair. → Fill sound row: Two true negatives and one false positive: [2,1]. → Fill repair row: One false negative and two true positives: [1,2]. → Read result: Matrix [[2,1],[1,2]]: agreement 4/6, repair recall 2/3."/>
+            <wp:cNvGraphicFramePr>
+              <a:graphicFrameLocks noChangeAspect="1"/>
+            </wp:cNvGraphicFramePr>
+            <a:graphic>
+              <a:graphicData uri="http://schemas.openxmlformats.org/drawingml/2006/picture">
+                <pic:pic>
+                  <pic:nvPicPr>
+                    <pic:cNvPr id="0" name="academy-story-ai-2-13-02.png"/>
+                    <pic:cNvPicPr/>
+                  </pic:nvPicPr>
+                  <pic:blipFill>
+                    <a:blip r:embed="rId17"/>
+                    <a:stretch>
+                      <a:fillRect/>
+                    </a:stretch>
+                  </pic:blipFill>
+                  <pic:spPr>
+                    <a:xfrm>
+                      <a:off x="0" y="0"/>
+                      <a:ext cx="5486400" cy="4005072"/>
+                    </a:xfrm>
+                    <a:prstGeom prst="rect"/>
+                  </pic:spPr>
+                </pic:pic>
+              </a:graphicData>
+            </a:graphic>
+          </wp:inline>
+        </w:drawing>
+      </w:r>
+    </w:p>
+    <w:p>
+      <w:pPr>
+        <w:spacing w:line="336" w:lineRule="auto" w:after="180"/>
+      </w:pPr>
+      <w:r>
+        <w:rPr>
+          <w:b w:val="0"/>
+        </w:rPr>
+        <w:t>Each case enters one cell according to its reference and predicted label. The off-diagonal cells represent different mistakes: a false alarm on a sound book versus a missed repair.</w:t>
+      </w:r>
+    </w:p>
+    <w:p>
+      <w:pPr>
+        <w:spacing w:line="336" w:lineRule="auto" w:after="180"/>
+      </w:pPr>
+      <w:r>
+        <w:rPr>
+          <w:b w:val="0"/>
+        </w:rPr>
+        <w:t>Trace the cell definitions before naming rates; swapping axes changes the table’s interpretation even if its diagonal sum remains unchanged.</w:t>
+      </w:r>
+    </w:p>
+    <w:p>
+      <w:pPr>
+        <w:pStyle w:val="Heading2"/>
+      </w:pPr>
+      <w:r>
+        <w:t>State the changed case’s observation status</w:t>
+      </w:r>
+    </w:p>
+    <w:p>
+      <w:pPr>
+        <w:spacing w:line="336" w:lineRule="auto" w:after="180"/>
+      </w:pPr>
+      <w:r>
+        <w:rPr>
+          <w:b w:val="0"/>
+        </w:rPr>
+        <w:t>The changed book-case outcome is a hypothetical new-version scenario. Recounting the supplied changed prediction is an arithmetic exercise; this lesson does not run a real model revision or establish general improvement.</w:t>
+      </w:r>
+    </w:p>
+    <w:p>
+      <w:pPr>
+        <w:pStyle w:val="Heading2"/>
+      </w:pPr>
+      <w:r>
+        <w:t>Predict a supplied hypothetical revision</w:t>
+      </w:r>
+    </w:p>
+    <w:p>
+      <w:pPr>
+        <w:pStyle w:val="ListBullet"/>
+      </w:pPr>
+      <w:r>
+        <w:t>Change one thing: Change one repair/sound prediction to repair/repair after a real model revision. Predict the result before checking the explanation. What remains the same?</w:t>
+      </w:r>
+    </w:p>
+    <w:p>
+      <w:pPr>
+        <w:pStyle w:val="Heading2"/>
+      </w:pPr>
+      <w:r>
+        <w:t>Check after predicting · reference / check after trying</w:t>
+      </w:r>
+    </w:p>
+    <w:p>
+      <w:r>
+        <w:drawing>
+          <wp:inline xmlns:a="http://schemas.openxmlformats.org/drawingml/2006/main" xmlns:pic="http://schemas.openxmlformats.org/drawingml/2006/picture">
+            <wp:extent cx="5486400" cy="3026664"/>
+            <wp:docPr id="15" name="Picture 15" descr="Original case: Matrix [[2,1],[1,2]]: agreement 4/6, repair recall 2/3. Changed condition: Change one repair/sound prediction to repair/repair after a real model revision. Expected result: Repair row becomes [0,3]; agreement becomes 5/6. Reason: One false negative moves to true positive; the sound row stays [2,1]."/>
+            <wp:cNvGraphicFramePr>
+              <a:graphicFrameLocks noChangeAspect="1"/>
+            </wp:cNvGraphicFramePr>
+            <a:graphic>
+              <a:graphicData uri="http://schemas.openxmlformats.org/drawingml/2006/picture">
+                <pic:pic>
+                  <pic:nvPicPr>
+                    <pic:cNvPr id="0" name="academy-story-ai-2-13-04.png"/>
+                    <pic:cNvPicPr/>
+                  </pic:nvPicPr>
+                  <pic:blipFill>
+                    <a:blip r:embed="rId18"/>
+                    <a:stretch>
+                      <a:fillRect/>
+                    </a:stretch>
+                  </pic:blipFill>
+                  <pic:spPr>
+                    <a:xfrm>
+                      <a:off x="0" y="0"/>
+                      <a:ext cx="5486400" cy="3026664"/>
+                    </a:xfrm>
+                    <a:prstGeom prst="rect"/>
+                  </pic:spPr>
+                </pic:pic>
+              </a:graphicData>
+            </a:graphic>
+          </wp:inline>
+        </w:drawing>
+      </w:r>
+    </w:p>
+    <w:p>
+      <w:pPr>
+        <w:pStyle w:val="Heading2"/>
+      </w:pPr>
+      <w:r>
+        <w:t>Explain the unnecessary review and label limit</w:t>
+      </w:r>
+    </w:p>
+    <w:p>
+      <w:pPr>
+        <w:pStyle w:val="ListBullet"/>
+      </w:pPr>
+      <w:r>
+        <w:t>Read the labelled picture: Which error causes a sound book to be sent for unnecessary repair review?</w:t>
+      </w:r>
+    </w:p>
+    <w:p>
+      <w:pPr>
+        <w:pStyle w:val="ListBullet"/>
+      </w:pPr>
+      <w:r>
+        <w:t>Reference labels can themselves be disputed; a true-positive name does not guarantee the annotation is infallible.</w:t>
+      </w:r>
+    </w:p>
+    <w:p>
+      <w:pPr>
+        <w:pStyle w:val="Heading2"/>
+      </w:pPr>
+      <w:r>
+        <w:t>Earlier wording, alternatives and picture transcripts · reference / check after trying</w:t>
+      </w:r>
+    </w:p>
+    <w:p>
+      <w:pPr>
+        <w:spacing w:line="336" w:lineRule="auto" w:after="180"/>
+      </w:pPr>
+      <w:r>
+        <w:rPr>
+          <w:b w:val="0"/>
+        </w:rPr>
+        <w:t xml:space="preserve">WORKED </w:t>
+      </w:r>
+      <w:r>
+        <w:rPr>
+          <w:b/>
+        </w:rPr>
+        <w:t>EVIDENCE</w:t>
+      </w:r>
+    </w:p>
+    <w:p>
+      <w:pPr>
+        <w:spacing w:line="336" w:lineRule="auto" w:after="180"/>
+      </w:pPr>
+      <w:r>
+        <w:rPr>
+          <w:b w:val="0"/>
+        </w:rPr>
+        <w:t>Reason Step by Step</w:t>
+      </w:r>
+    </w:p>
+    <w:p>
+      <w:pPr>
+        <w:spacing w:line="336" w:lineRule="auto" w:after="180"/>
+      </w:pPr>
+      <w:r>
+        <w:rPr>
+          <w:b w:val="0"/>
+        </w:rPr>
+        <w:t xml:space="preserve">Predict first. Then check each step. A correct answer without visible reasoning is incomplete </w:t>
+      </w:r>
+      <w:r>
+        <w:rPr>
+          <w:b/>
+        </w:rPr>
+        <w:t>evidence</w:t>
+      </w:r>
+      <w:r>
+        <w:rPr>
+          <w:b w:val="0"/>
+        </w:rPr>
+        <w:t>.</w:t>
+      </w:r>
+    </w:p>
+    <w:p>
+      <w:r>
+        <w:drawing>
+          <wp:inline xmlns:a="http://schemas.openxmlformats.org/drawingml/2006/main" xmlns:pic="http://schemas.openxmlformats.org/drawingml/2006/picture">
+            <wp:extent cx="5486400" cy="2377440"/>
+            <wp:docPr id="16" name="Picture 16" descr="Worked evidence for Types of Classification Error"/>
+            <wp:cNvGraphicFramePr>
+              <a:graphicFrameLocks noChangeAspect="1"/>
+            </wp:cNvGraphicFramePr>
+            <a:graphic>
+              <a:graphicData uri="http://schemas.openxmlformats.org/drawingml/2006/picture">
+                <pic:pic>
+                  <pic:nvPicPr>
+                    <pic:cNvPr id="0" name="22878771cfa907d8fdd82a59c69a1ddb72520a93d8b7a55c8d094b19302955e4.png"/>
+                    <pic:cNvPicPr/>
+                  </pic:nvPicPr>
+                  <pic:blipFill>
+                    <a:blip r:embed="rId19"/>
+                    <a:stretch>
+                      <a:fillRect/>
+                    </a:stretch>
+                  </pic:blipFill>
+                  <pic:spPr>
+                    <a:xfrm>
+                      <a:off x="0" y="0"/>
+                      <a:ext cx="5486400" cy="2377440"/>
+                    </a:xfrm>
+                    <a:prstGeom prst="rect"/>
+                  </pic:spPr>
+                </pic:pic>
+              </a:graphicData>
+            </a:graphic>
+          </wp:inline>
+        </w:drawing>
+      </w:r>
+    </w:p>
+    <w:p>
+      <w:pPr>
+        <w:spacing w:line="336" w:lineRule="auto" w:after="180"/>
+      </w:pPr>
+      <w:r>
+        <w:rPr>
+          <w:b w:val="0"/>
+        </w:rPr>
+        <w:t xml:space="preserve">1. </w:t>
+      </w:r>
+      <w:r>
+        <w:rPr>
+          <w:b/>
+        </w:rPr>
+        <w:t>Evidence</w:t>
+      </w:r>
+      <w:r>
+        <w:rPr>
+          <w:b w:val="0"/>
+        </w:rPr>
+        <w:t xml:space="preserve"> record: TP=4, TN=5, FP=2, FN=1.</w:t>
+      </w:r>
+    </w:p>
+    <w:p>
+      <w:pPr>
+        <w:spacing w:line="336" w:lineRule="auto" w:after="180"/>
+      </w:pPr>
+      <w:r>
+        <w:rPr>
+          <w:b w:val="0"/>
+        </w:rPr>
+        <w:t>2. Correct = TP + TN = 9; all = 12; accuracy = 9/12 = 75%.</w:t>
+      </w:r>
+    </w:p>
+    <w:p>
+      <w:pPr>
+        <w:spacing w:line="336" w:lineRule="auto" w:after="180"/>
+      </w:pPr>
+      <w:r>
+        <w:rPr>
+          <w:b w:val="0"/>
+        </w:rPr>
+        <w:t>3. False alarms = 2; misses = 1.</w:t>
+      </w:r>
+    </w:p>
+    <w:p>
+      <w:pPr>
+        <w:spacing w:line="336" w:lineRule="auto" w:after="180"/>
+      </w:pPr>
+      <w:r>
+        <w:rPr>
+          <w:b w:val="0"/>
+        </w:rPr>
+        <w:t>4. Which error matters more depends on the decision’s consequence.</w:t>
+      </w:r>
+    </w:p>
+    <w:p>
+      <w:pPr>
+        <w:spacing w:line="336" w:lineRule="auto" w:after="180"/>
+      </w:pPr>
+      <w:r>
+        <w:rPr>
+          <w:b w:val="0"/>
+        </w:rPr>
+        <w:t>Recalculate, retrace, or restate the reasoning in your own representation:</w:t>
+      </w:r>
+    </w:p>
+    <w:p>
+      <w:pPr>
         <w:pStyle w:val="Heading3"/>
       </w:pPr>
       <w:r>
+        <w:t>Write or draw your reasoning and evidence.</w:t>
+      </w:r>
+    </w:p>
+    <w:p>
+      <w:r>
+        <w:t>________________________________________________________________</w:t>
+      </w:r>
+    </w:p>
+    <w:p>
+      <w:r>
+        <w:t>________________________________________________________________</w:t>
+      </w:r>
+    </w:p>
+    <w:p>
+      <w:r>
+        <w:t>________________________________________________________________</w:t>
+      </w:r>
+    </w:p>
+    <w:p>
+      <w:r>
+        <w:t>________________________________________________________________</w:t>
+      </w:r>
+    </w:p>
+    <w:p>
+      <w:r>
+        <w:t>________________________________________________________________</w:t>
+      </w:r>
+    </w:p>
+    <w:p>
+      <w:pPr>
+        <w:spacing w:line="336" w:lineRule="auto" w:after="180"/>
+      </w:pPr>
+      <w:r>
+        <w:rPr>
+          <w:b w:val="0"/>
+        </w:rPr>
+        <w:t xml:space="preserve">CHECK  Did the </w:t>
+      </w:r>
+      <w:r>
+        <w:rPr>
+          <w:b/>
+        </w:rPr>
+        <w:t>evidence</w:t>
+      </w:r>
+      <w:r>
+        <w:rPr>
+          <w:b w:val="0"/>
+        </w:rPr>
+        <w:t xml:space="preserve"> answer the exact question? Did the total, path, or source record stay consistent?</w:t>
+      </w:r>
+    </w:p>
+    <w:p>
+      <w:pPr>
+        <w:pStyle w:val="Heading3"/>
+      </w:pPr>
+      <w:r>
+        <w:t>A closer explanation</w:t>
+      </w:r>
+    </w:p>
+    <w:p>
+      <w:pPr>
+        <w:pStyle w:val="Heading3"/>
+      </w:pPr>
+      <w:r>
         <w:t>Learn from the worked case</w:t>
       </w:r>
     </w:p>
@@ -2920,85 +2951,10 @@
     </w:p>
     <w:p>
       <w:pPr>
-        <w:spacing w:line="336" w:lineRule="auto" w:after="180"/>
-      </w:pPr>
-      <w:r>
-        <w:rPr>
-          <w:b w:val="0"/>
-        </w:rPr>
-        <w:t>A fictional book-condition checker predicts repair or sound.</w:t>
-      </w:r>
-    </w:p>
-    <w:p>
-      <w:pPr>
         <w:pStyle w:val="Heading3"/>
       </w:pPr>
       <w:r>
         <w:t>The facts we will use</w:t>
-      </w:r>
-    </w:p>
-    <w:p>
-      <w:pPr>
-        <w:pStyle w:val="Heading3"/>
-      </w:pPr>
-      <w:r>
-        <w:t>Supplied facts</w:t>
-      </w:r>
-    </w:p>
-    <w:p>
-      <w:pPr>
-        <w:spacing w:line="336" w:lineRule="auto" w:after="180"/>
-        <w:shd w:fill="F1F6FC"/>
-      </w:pPr>
-      <w:r>
-        <w:rPr>
-          <w:b w:val="0"/>
-        </w:rPr>
-        <w:t xml:space="preserve">Use reference rows and </w:t>
-      </w:r>
-      <w:r>
-        <w:rPr>
-          <w:b/>
-        </w:rPr>
-        <w:t>prediction</w:t>
-      </w:r>
-      <w:r>
-        <w:rPr>
-          <w:b w:val="0"/>
-        </w:rPr>
-        <w:t xml:space="preserve"> columns in order sound,repair. Repair is positive.</w:t>
-      </w:r>
-    </w:p>
-    <w:p>
-      <w:pPr>
-        <w:pStyle w:val="Heading3"/>
-      </w:pPr>
-      <w:r>
-        <w:t>Supplied facts</w:t>
-      </w:r>
-    </w:p>
-    <w:p>
-      <w:pPr>
-        <w:spacing w:line="336" w:lineRule="auto" w:after="180"/>
-        <w:shd w:fill="F1F6FC"/>
-      </w:pPr>
-      <w:r>
-        <w:rPr>
-          <w:b w:val="0"/>
-        </w:rPr>
-        <w:t>Six reference/</w:t>
-      </w:r>
-      <w:r>
-        <w:rPr>
-          <w:b/>
-        </w:rPr>
-        <w:t>prediction</w:t>
-      </w:r>
-      <w:r>
-        <w:rPr>
-          <w:b w:val="0"/>
-        </w:rPr>
-        <w:t xml:space="preserve"> pairs: sound/sound twice; sound/repair once; repair/sound once; repair/repair twice.</w:t>
       </w:r>
     </w:p>
     <w:p>
@@ -3006,7 +2962,7 @@
         <w:drawing>
           <wp:inline xmlns:a="http://schemas.openxmlformats.org/drawingml/2006/main" xmlns:pic="http://schemas.openxmlformats.org/drawingml/2006/picture">
             <wp:extent cx="5486400" cy="3077029"/>
-            <wp:docPr id="15" name="Picture 15" descr="Reference rows, prediction columns"/>
+            <wp:docPr id="17" name="Picture 17" descr="Reference rows, prediction columns"/>
             <wp:cNvGraphicFramePr>
               <a:graphicFrameLocks noChangeAspect="1"/>
             </wp:cNvGraphicFramePr>
@@ -3018,7 +2974,7 @@
                     <pic:cNvPicPr/>
                   </pic:nvPicPr>
                   <pic:blipFill>
-                    <a:blip r:embed="rId22"/>
+                    <a:blip r:embed="rId20"/>
                     <a:stretch>
                       <a:fillRect/>
                     </a:stretch>
@@ -3042,7 +2998,7 @@
         <w:drawing>
           <wp:inline xmlns:a="http://schemas.openxmlformats.org/drawingml/2006/main" xmlns:pic="http://schemas.openxmlformats.org/drawingml/2006/picture">
             <wp:extent cx="5346057" cy="5943599"/>
-            <wp:docPr id="16" name="Picture 16" descr="Types of Classification Error. Declare axes: Rows: reference sound,repair. Columns: predicted sound,repair.. Fill sound row: Two true negatives and one false positive: [2,1].. Fill repair row: One false negative and two true positives: [1,2].. Read result: Matrix [[2,1],[1,2]]: agreement 4/6, repair recall 2/3."/>
+            <wp:docPr id="18" name="Picture 18" descr="Types of Classification Error. Declare axes: Rows: reference sound,repair. Columns: predicted sound,repair.. Fill sound row: Two true negatives and one false positive: [2,1].. Fill repair row: One false negative and two true positives: [1,2].. Read result: Matrix [[2,1],[1,2]]: agreement 4/6, repair recall 2/3."/>
             <wp:cNvGraphicFramePr>
               <a:graphicFrameLocks noChangeAspect="1"/>
             </wp:cNvGraphicFramePr>
@@ -3054,7 +3010,7 @@
                     <pic:cNvPicPr/>
                   </pic:nvPicPr>
                   <pic:blipFill>
-                    <a:blip r:embed="rId23"/>
+                    <a:blip r:embed="rId21"/>
                     <a:stretch>
                       <a:fillRect/>
                     </a:stretch>
@@ -3223,31 +3179,113 @@
         <w:pStyle w:val="Heading3"/>
       </w:pPr>
       <w:r>
-        <w:t>Why the result follows</w:t>
+        <w:t>What this example does not establish</w:t>
+      </w:r>
+    </w:p>
+    <w:p>
+      <w:pPr>
+        <w:pStyle w:val="Heading1"/>
+      </w:pPr>
+      <w:r>
+        <w:t>07. A zero cell is an observation, not a guarantee</w:t>
+      </w:r>
+    </w:p>
+    <w:p>
+      <w:r>
+        <w:t>A matrix records error patterns without proving their cause.</w:t>
+      </w:r>
+    </w:p>
+    <w:p>
+      <w:pPr>
+        <w:pStyle w:val="Heading2"/>
+      </w:pPr>
+      <w:r>
+        <w:t>Report the full axis convention and evaluation scope</w:t>
       </w:r>
     </w:p>
     <w:p>
       <w:pPr>
         <w:spacing w:line="336" w:lineRule="auto" w:after="180"/>
-        <w:shd w:fill="F1F6FC"/>
       </w:pPr>
       <w:r>
         <w:rPr>
           <w:b w:val="0"/>
         </w:rPr>
-        <w:t>Each case enters one cell according to its reference and predicted label. The off-diagonal cells represent different mistakes: a false alarm on a sound book versus a missed repair.</w:t>
+        <w:t xml:space="preserve">Always report the evaluated split, number of records, reference and </w:t>
+      </w:r>
+      <w:r>
+        <w:rPr>
+          <w:b/>
+        </w:rPr>
+        <w:t>prediction</w:t>
+      </w:r>
+      <w:r>
+        <w:rPr>
+          <w:b w:val="0"/>
+        </w:rPr>
+        <w:t xml:space="preserve"> axes, label order and </w:t>
+      </w:r>
+      <w:r>
+        <w:rPr>
+          <w:b/>
+        </w:rPr>
+        <w:t>positive class</w:t>
+      </w:r>
+      <w:r>
+        <w:rPr>
+          <w:b w:val="0"/>
+        </w:rPr>
+        <w:t>. Reversing the axis order changes positions, not the underlying outcomes.</w:t>
       </w:r>
     </w:p>
     <w:p>
       <w:pPr>
         <w:spacing w:line="336" w:lineRule="auto" w:after="180"/>
-        <w:shd w:fill="F1F6FC"/>
       </w:pPr>
       <w:r>
         <w:rPr>
           <w:b w:val="0"/>
         </w:rPr>
-        <w:t>Trace the cell definitions before naming rates; swapping axes changes the table’s interpretation even if its diagonal sum remains unchanged.</w:t>
+        <w:t>Transposing rows and columns swaps the two kinds of error unless the labels are corrected. Read the headers before interpreting a diagram from another source.</w:t>
+      </w:r>
+    </w:p>
+    <w:p>
+      <w:pPr>
+        <w:pStyle w:val="Heading2"/>
+      </w:pPr>
+      <w:r>
+        <w:t>Retain ID-level records and future limits</w:t>
+      </w:r>
+    </w:p>
+    <w:p>
+      <w:pPr>
+        <w:spacing w:line="336" w:lineRule="auto" w:after="180"/>
+      </w:pPr>
+      <w:r>
+        <w:rPr>
+          <w:b w:val="0"/>
+        </w:rPr>
+        <w:t xml:space="preserve">A zero cell means no such event in this evaluated set, not that it is impossible. A </w:t>
+      </w:r>
+      <w:r>
+        <w:rPr>
+          <w:b/>
+        </w:rPr>
+        <w:t>confusion matrix</w:t>
+      </w:r>
+      <w:r>
+        <w:rPr>
+          <w:b w:val="0"/>
+        </w:rPr>
+        <w:t xml:space="preserve"> does not show the cause of errors, label quality or performance on future data. Keep the ID-level records for investigation. Next is Week14, Decision Trees. Carry forward linked records and error evidence when inspecting a tree’s decisions; class imbalance was introduced in Week12.</w:t>
+      </w:r>
+    </w:p>
+    <w:p>
+      <w:pPr>
+        <w:pStyle w:val="Heading2"/>
+      </w:pPr>
+      <w:r>
+        <w:t>Compare equal scores with different mistakes</w:t>
       </w:r>
     </w:p>
     <w:p>
@@ -3255,106 +3293,40 @@
         <w:pStyle w:val="Heading3"/>
       </w:pPr>
       <w:r>
-        <w:t>What this example does not establish</w:t>
-      </w:r>
-    </w:p>
-    <w:p>
-      <w:pPr>
-        <w:pStyle w:val="Heading3"/>
-      </w:pPr>
-      <w:r>
-        <w:t>Keep the stated limit</w:t>
+        <w:t>Two classifiers have accuracy 5/8. One misses two blocked records and the other misses three. Explain how both statements can be true and what must accompany their matrices for a fair comparison.</w:t>
+      </w:r>
+    </w:p>
+    <w:p>
+      <w:r>
+        <w:t>________________________________________________________________</w:t>
+      </w:r>
+    </w:p>
+    <w:p>
+      <w:r>
+        <w:t>________________________________________________________________</w:t>
+      </w:r>
+    </w:p>
+    <w:p>
+      <w:r>
+        <w:t>________________________________________________________________</w:t>
+      </w:r>
+    </w:p>
+    <w:p>
+      <w:r>
+        <w:t>________________________________________________________________</w:t>
+      </w:r>
+    </w:p>
+    <w:p>
+      <w:pPr>
+        <w:pStyle w:val="Heading2"/>
+      </w:pPr>
+      <w:r>
+        <w:t>Earlier wording, alternatives and picture transcripts · reference / check after trying</w:t>
       </w:r>
     </w:p>
     <w:p>
       <w:pPr>
         <w:spacing w:line="336" w:lineRule="auto" w:after="180"/>
-        <w:shd w:fill="FFF5E6"/>
-      </w:pPr>
-      <w:r>
-        <w:rPr>
-          <w:b w:val="0"/>
-        </w:rPr>
-        <w:t>Reference labels can themselves be disputed; a true-positive name does not guarantee the annotation is infallible.</w:t>
-      </w:r>
-    </w:p>
-    <w:p>
-      <w:pPr>
-        <w:pStyle w:val="Heading3"/>
-      </w:pPr>
-      <w:r>
-        <w:t>Keep the stated limit</w:t>
-      </w:r>
-    </w:p>
-    <w:p>
-      <w:pPr>
-        <w:spacing w:line="336" w:lineRule="auto" w:after="180"/>
-        <w:shd w:fill="FFF5E6"/>
-      </w:pPr>
-      <w:r>
-        <w:rPr>
-          <w:b w:val="0"/>
-        </w:rPr>
-        <w:t>Read the labelled picture: Which error causes a sound book to be sent for unnecessary repair review?</w:t>
-      </w:r>
-    </w:p>
-    <w:p>
-      <w:pPr>
-        <w:pStyle w:val="Heading3"/>
-      </w:pPr>
-      <w:r>
-        <w:t>Keep the stated limit</w:t>
-      </w:r>
-    </w:p>
-    <w:p>
-      <w:pPr>
-        <w:spacing w:line="336" w:lineRule="auto" w:after="180"/>
-        <w:shd w:fill="FFF5E6"/>
-      </w:pPr>
-      <w:r>
-        <w:rPr>
-          <w:b w:val="0"/>
-        </w:rPr>
-        <w:t xml:space="preserve">Change one thing: Change one repair/sound </w:t>
-      </w:r>
-      <w:r>
-        <w:rPr>
-          <w:b/>
-        </w:rPr>
-        <w:t>prediction</w:t>
-      </w:r>
-      <w:r>
-        <w:rPr>
-          <w:b w:val="0"/>
-        </w:rPr>
-        <w:t xml:space="preserve"> to repair/repair after a real model revision. Predict the result before checking the explanation. What remains the same?</w:t>
-      </w:r>
-    </w:p>
-    <w:p>
-      <w:pPr>
-        <w:pStyle w:val="Heading1"/>
-      </w:pPr>
-      <w:r>
-        <w:t>07. Find and repair a mistake</w:t>
-      </w:r>
-    </w:p>
-    <w:p>
-      <w:r>
-        <w:t>Find the unsupported step in the Types of Classification Error claim and explain a repair using the supplied evidence.</w:t>
-      </w:r>
-    </w:p>
-    <w:p>
-      <w:pPr>
-        <w:pStyle w:val="Heading3"/>
-      </w:pPr>
-      <w:r>
-        <w:t>Find the first error</w:t>
-      </w:r>
-    </w:p>
-    <w:p>
-      <w:pPr>
-        <w:spacing w:line="336" w:lineRule="auto" w:after="180"/>
-        <w:shd w:fill="FFF5E6"/>
       </w:pPr>
       <w:r>
         <w:rPr>
@@ -3402,7 +3374,7 @@
         <w:drawing>
           <wp:inline xmlns:a="http://schemas.openxmlformats.org/drawingml/2006/main" xmlns:pic="http://schemas.openxmlformats.org/drawingml/2006/picture">
             <wp:extent cx="5486400" cy="1901952"/>
-            <wp:docPr id="17" name="Picture 17" descr="Misconception diagnosis for Types of Classification Error"/>
+            <wp:docPr id="19" name="Picture 19" descr="Misconception diagnosis for Types of Classification Error"/>
             <wp:cNvGraphicFramePr>
               <a:graphicFrameLocks noChangeAspect="1"/>
             </wp:cNvGraphicFramePr>
@@ -3414,7 +3386,7 @@
                     <pic:cNvPicPr/>
                   </pic:nvPicPr>
                   <pic:blipFill>
-                    <a:blip r:embed="rId24"/>
+                    <a:blip r:embed="rId22"/>
                     <a:stretch>
                       <a:fillRect/>
                     </a:stretch>
@@ -3646,7 +3618,6 @@
     <w:p>
       <w:pPr>
         <w:spacing w:line="336" w:lineRule="auto" w:after="180"/>
-        <w:shd w:fill="F5F1FB"/>
       </w:pPr>
       <w:r>
         <w:rPr>
@@ -3698,422 +3669,132 @@
     </w:p>
     <w:p>
       <w:pPr>
-        <w:pStyle w:val="Heading3"/>
-      </w:pPr>
-      <w:r>
-        <w:t>Check the claim against the facts</w:t>
+        <w:pStyle w:val="Heading1"/>
+      </w:pPr>
+      <w:r>
+        <w:t>08. Check row totals, column totals and the same-record comparison</w:t>
+      </w:r>
+    </w:p>
+    <w:p>
+      <w:r>
+        <w:t>Equal accuracy can conceal a different distribution of mistakes.</w:t>
+      </w:r>
+    </w:p>
+    <w:p>
+      <w:pPr>
+        <w:pStyle w:val="Heading2"/>
+      </w:pPr>
+      <w:r>
+        <w:t>Audit the main totals and accuracy</w:t>
       </w:r>
     </w:p>
     <w:p>
       <w:pPr>
         <w:spacing w:line="336" w:lineRule="auto" w:after="180"/>
-        <w:shd w:fill="FFF5E6"/>
       </w:pPr>
       <w:r>
         <w:rPr>
           <w:b w:val="0"/>
         </w:rPr>
-        <w:t xml:space="preserve">Always report the evaluated split, number of records, reference and </w:t>
+        <w:t>Row totals are 3 reference-clear and 5 reference-blocked. Column totals are 4 predicted-clear and 4 predicted-blocked. All four cells sum to 8. Accuracy is the diagonal total divided by the total: 5/8, or 62.5 percent. A separate miniature three-record illustration, clear/clear, clear/blocked and blocked/blocked, has matrix [[1,1],[0,1]] and accuracy2/3. These three records are an illustration here, not the Week12 twenty-case evaluation.</w:t>
+      </w:r>
+    </w:p>
+    <w:p>
+      <w:pPr>
+        <w:pStyle w:val="Heading2"/>
+      </w:pPr>
+      <w:r>
+        <w:t>Compare the alternative on the same eight references</w:t>
+      </w:r>
+    </w:p>
+    <w:p>
+      <w:pPr>
+        <w:spacing w:line="336" w:lineRule="auto" w:after="180"/>
+      </w:pPr>
+      <w:r>
+        <w:rPr>
+          <w:b w:val="0"/>
+        </w:rPr>
+        <w:t xml:space="preserve">Another classifier on these same eight reference-labelled records could have matrix [[3,0],[3,2]]. It also gets 5/8 correct, but has zero </w:t>
       </w:r>
       <w:r>
         <w:rPr>
           <w:b/>
         </w:rPr>
-        <w:t>prediction</w:t>
+        <w:t>false positive</w:t>
       </w:r>
       <w:r>
         <w:rPr>
           <w:b w:val="0"/>
         </w:rPr>
-        <w:t xml:space="preserve"> axes, label order and </w:t>
+        <w:t xml:space="preserve">s and three </w:t>
       </w:r>
       <w:r>
         <w:rPr>
           <w:b/>
         </w:rPr>
-        <w:t>positive class</w:t>
+        <w:t>false negative</w:t>
       </w:r>
       <w:r>
         <w:rPr>
           <w:b w:val="0"/>
         </w:rPr>
-        <w:t>. Reversing the axis order changes positions, not the underlying outcomes.</w:t>
+        <w:t>s.</w:t>
       </w:r>
     </w:p>
     <w:p>
       <w:pPr>
         <w:spacing w:line="336" w:lineRule="auto" w:after="180"/>
-        <w:shd w:fill="FFF5E6"/>
       </w:pPr>
       <w:r>
         <w:rPr>
           <w:b w:val="0"/>
         </w:rPr>
-        <w:t>Transposing rows and columns swaps the two kinds of error unless the labels are corrected. Read the headers before interpreting a diagram from another source.</w:t>
-      </w:r>
-    </w:p>
-    <w:p>
-      <w:pPr>
-        <w:pStyle w:val="Heading3"/>
-      </w:pPr>
-      <w:r>
-        <w:t>Check the claim against the facts</w:t>
-      </w:r>
-    </w:p>
-    <w:p>
-      <w:pPr>
-        <w:spacing w:line="336" w:lineRule="auto" w:after="180"/>
-        <w:shd w:fill="FFF5E6"/>
-      </w:pPr>
+        <w:t xml:space="preserve">Our worked classifier has one </w:t>
+      </w:r>
+      <w:r>
+        <w:rPr>
+          <w:b/>
+        </w:rPr>
+        <w:t>false positive</w:t>
+      </w:r>
       <w:r>
         <w:rPr>
           <w:b w:val="0"/>
         </w:rPr>
-        <w:t xml:space="preserve">A zero cell means no such event in this evaluated set, not that it is impossible. A </w:t>
+        <w:t xml:space="preserve"> and two </w:t>
       </w:r>
       <w:r>
         <w:rPr>
           <w:b/>
         </w:rPr>
-        <w:t>confusion matrix</w:t>
+        <w:t>false negative</w:t>
       </w:r>
       <w:r>
         <w:rPr>
           <w:b w:val="0"/>
         </w:rPr>
-        <w:t xml:space="preserve"> does not show the cause of errors, label quality or performance on future data. Keep the ID-level records for investigation.</w:t>
-      </w:r>
-    </w:p>
-    <w:p>
-      <w:pPr>
-        <w:spacing w:line="336" w:lineRule="auto" w:after="180"/>
-        <w:shd w:fill="FFF5E6"/>
-      </w:pPr>
+        <w:t xml:space="preserve">s. Equal accuracy does not settle which error pattern is preferable; consider the task and </w:t>
+      </w:r>
+      <w:r>
+        <w:rPr>
+          <w:b/>
+        </w:rPr>
+        <w:t>evidence</w:t>
+      </w:r>
       <w:r>
         <w:rPr>
           <w:b w:val="0"/>
         </w:rPr>
-        <w:t>Next week examines accuracy when class counts are unequal.</w:t>
-      </w:r>
-    </w:p>
-    <w:p>
-      <w:pPr>
-        <w:pStyle w:val="Heading3"/>
-      </w:pPr>
-      <w:r>
-        <w:t>Two classifiers have accuracy 5/8. One misses two blocked records and the other misses three. Explain how both statements can be true and what must accompany their matrices for a fair comparison.</w:t>
-      </w:r>
-    </w:p>
-    <w:p>
-      <w:r>
-        <w:t>________________________________________________________________</w:t>
-      </w:r>
-    </w:p>
-    <w:p>
-      <w:r>
-        <w:t>________________________________________________________________</w:t>
-      </w:r>
-    </w:p>
-    <w:p>
-      <w:r>
-        <w:t>________________________________________________________________</w:t>
-      </w:r>
-    </w:p>
-    <w:p>
-      <w:r>
-        <w:t>________________________________________________________________</w:t>
-      </w:r>
-    </w:p>
-    <w:p>
-      <w:pPr>
-        <w:pStyle w:val="Heading1"/>
-      </w:pPr>
-      <w:r>
-        <w:t>08. Practise together</w:t>
-      </w:r>
-    </w:p>
-    <w:p>
-      <w:r>
-        <w:t>Practise Types of Classification Error with support, then explain the deciding step in your own words.</w:t>
-      </w:r>
-    </w:p>
-    <w:p>
-      <w:pPr>
-        <w:spacing w:line="336" w:lineRule="auto" w:after="180"/>
-      </w:pPr>
-      <w:r>
-        <w:rPr>
-          <w:b/>
-        </w:rPr>
-        <w:t>LOGIC STUDIO</w:t>
-      </w:r>
-    </w:p>
-    <w:p>
-      <w:pPr>
-        <w:spacing w:line="336" w:lineRule="auto" w:after="180"/>
-      </w:pPr>
-      <w:r>
-        <w:rPr>
-          <w:b w:val="0"/>
-        </w:rPr>
-        <w:t>Trace Before You Run</w:t>
-      </w:r>
-    </w:p>
-    <w:p>
-      <w:pPr>
-        <w:spacing w:line="336" w:lineRule="auto" w:after="180"/>
-      </w:pPr>
-      <w:r>
-        <w:rPr>
-          <w:b w:val="0"/>
-        </w:rPr>
-        <w:t>Block code, pseudocode, tables, and diagrams are different ways to expose the same reasoning.</w:t>
-      </w:r>
-    </w:p>
-    <w:p>
-      <w:r>
-        <w:drawing>
-          <wp:inline xmlns:a="http://schemas.openxmlformats.org/drawingml/2006/main" xmlns:pic="http://schemas.openxmlformats.org/drawingml/2006/picture">
-            <wp:extent cx="5486400" cy="1901952"/>
-            <wp:docPr id="18" name="Picture 18" descr="Logic tracing graphic for Types of Classification Error"/>
-            <wp:cNvGraphicFramePr>
-              <a:graphicFrameLocks noChangeAspect="1"/>
-            </wp:cNvGraphicFramePr>
-            <a:graphic>
-              <a:graphicData uri="http://schemas.openxmlformats.org/drawingml/2006/picture">
-                <pic:pic>
-                  <pic:nvPicPr>
-                    <pic:cNvPr id="0" name="eea505167ffbbb10362ff86f5f17a806cbfff2dadf444f92883587fa6eb375a7.png"/>
-                    <pic:cNvPicPr/>
-                  </pic:nvPicPr>
-                  <pic:blipFill>
-                    <a:blip r:embed="rId25"/>
-                    <a:stretch>
-                      <a:fillRect/>
-                    </a:stretch>
-                  </pic:blipFill>
-                  <pic:spPr>
-                    <a:xfrm>
-                      <a:off x="0" y="0"/>
-                      <a:ext cx="5486400" cy="1901952"/>
-                    </a:xfrm>
-                    <a:prstGeom prst="rect"/>
-                  </pic:spPr>
-                </pic:pic>
-              </a:graphicData>
-            </a:graphic>
-          </wp:inline>
-        </w:drawing>
-      </w:r>
-    </w:p>
-    <w:p>
-      <w:pPr>
-        <w:spacing w:line="336" w:lineRule="auto" w:after="180"/>
-      </w:pPr>
-      <w:r>
-        <w:rPr>
-          <w:b w:val="0"/>
-        </w:rPr>
-        <w:t xml:space="preserve">SET </w:t>
-      </w:r>
-      <w:r>
-        <w:rPr>
-          <w:b/>
-        </w:rPr>
-        <w:t>evidence</w:t>
-      </w:r>
-      <w:r>
-        <w:rPr>
-          <w:b w:val="0"/>
-        </w:rPr>
-        <w:t>_record</w:t>
-        <w:br/>
-        <w:t>PREDICT expected_result</w:t>
-        <w:br/>
-        <w:t>RUN one normal case and one boundary case</w:t>
-        <w:br/>
-        <w:t>COMPARE actual_result with expected_result</w:t>
-        <w:br/>
-        <w:t>IF different: locate first cause; change one factor; RETEST</w:t>
-        <w:br/>
-        <w:t>EXPLAIN result, limitation, and next safe step</w:t>
-      </w:r>
-    </w:p>
-    <w:p>
-      <w:pPr>
-        <w:spacing w:line="336" w:lineRule="auto" w:after="180"/>
-        <w:shd w:fill="F5F1FB"/>
-      </w:pPr>
-      <w:r>
-        <w:rPr>
-          <w:b w:val="0"/>
-        </w:rPr>
-        <w:t xml:space="preserve">Trace one </w:t>
-      </w:r>
-      <w:r>
-        <w:rPr>
-          <w:b/>
-        </w:rPr>
-        <w:t>input</w:t>
-      </w:r>
-      <w:r>
-        <w:rPr>
-          <w:b w:val="0"/>
-        </w:rPr>
-        <w:t>. Which line changes the state or chooses a path?</w:t>
-      </w:r>
-    </w:p>
-    <w:p>
-      <w:pPr>
-        <w:pStyle w:val="Heading3"/>
-      </w:pPr>
-      <w:r>
-        <w:t>Write or draw your reasoning and evidence.</w:t>
-      </w:r>
-    </w:p>
-    <w:p>
-      <w:r>
-        <w:t>________________________________________________________________</w:t>
-      </w:r>
-    </w:p>
-    <w:p>
-      <w:r>
-        <w:t>________________________________________________________________</w:t>
-      </w:r>
-    </w:p>
-    <w:p>
-      <w:r>
-        <w:t>________________________________________________________________</w:t>
-      </w:r>
-    </w:p>
-    <w:p>
-      <w:r>
-        <w:t>________________________________________________________________</w:t>
-      </w:r>
-    </w:p>
-    <w:p>
-      <w:r>
-        <w:t>________________________________________________________________</w:t>
-      </w:r>
-    </w:p>
-    <w:p>
-      <w:pPr>
-        <w:pStyle w:val="Heading3"/>
-      </w:pPr>
-      <w:r>
-        <w:t>A closer explanation</w:t>
-      </w:r>
-    </w:p>
-    <w:p>
-      <w:pPr>
-        <w:spacing w:line="336" w:lineRule="auto" w:after="180"/>
-      </w:pPr>
-      <w:r>
-        <w:rPr>
-          <w:b w:val="0"/>
-        </w:rPr>
-        <w:t>Row totals are 3 reference-clear and 5 reference-blocked. Column totals are 4 predicted-clear and 4 predicted-blocked. All four cells sum to 8. Accuracy is the diagonal total divided by the total: 5/8, or 62.5 percent.</w:t>
-      </w:r>
-    </w:p>
-    <w:p>
-      <w:pPr>
-        <w:spacing w:line="336" w:lineRule="auto" w:after="180"/>
-      </w:pPr>
-      <w:r>
-        <w:rPr>
-          <w:b w:val="0"/>
-        </w:rPr>
-        <w:t>The Week 12 three-record matrix was [[1,1],[0,1]] in this same axis order, giving 2/3.</w:t>
-      </w:r>
-    </w:p>
-    <w:p>
-      <w:pPr>
-        <w:spacing w:line="336" w:lineRule="auto" w:after="180"/>
-      </w:pPr>
-      <w:r>
-        <w:rPr>
-          <w:b w:val="0"/>
-        </w:rPr>
-        <w:t xml:space="preserve">Another classifier on these same eight reference-labelled records could have matrix [[3,0],[3,2]]. It also gets 5/8 correct, but has zero </w:t>
-      </w:r>
-      <w:r>
-        <w:rPr>
-          <w:b/>
-        </w:rPr>
-        <w:t>false positive</w:t>
-      </w:r>
-      <w:r>
-        <w:rPr>
-          <w:b w:val="0"/>
-        </w:rPr>
-        <w:t xml:space="preserve">s and three </w:t>
-      </w:r>
-      <w:r>
-        <w:rPr>
-          <w:b/>
-        </w:rPr>
-        <w:t>false negative</w:t>
-      </w:r>
-      <w:r>
-        <w:rPr>
-          <w:b w:val="0"/>
-        </w:rPr>
-        <w:t>s.</w:t>
-      </w:r>
-    </w:p>
-    <w:p>
-      <w:pPr>
-        <w:spacing w:line="336" w:lineRule="auto" w:after="180"/>
-      </w:pPr>
-      <w:r>
-        <w:rPr>
-          <w:b w:val="0"/>
-        </w:rPr>
-        <w:t xml:space="preserve">Our worked classifier has one </w:t>
-      </w:r>
-      <w:r>
-        <w:rPr>
-          <w:b/>
-        </w:rPr>
-        <w:t>false positive</w:t>
-      </w:r>
-      <w:r>
-        <w:rPr>
-          <w:b w:val="0"/>
-        </w:rPr>
-        <w:t xml:space="preserve"> and two </w:t>
-      </w:r>
-      <w:r>
-        <w:rPr>
-          <w:b/>
-        </w:rPr>
-        <w:t>false negative</w:t>
-      </w:r>
-      <w:r>
-        <w:rPr>
-          <w:b w:val="0"/>
-        </w:rPr>
-        <w:t xml:space="preserve">s. Equal accuracy does not settle which error pattern is preferable; consider the task and </w:t>
-      </w:r>
-      <w:r>
-        <w:rPr>
-          <w:b/>
-        </w:rPr>
-        <w:t>evidence</w:t>
-      </w:r>
-      <w:r>
-        <w:rPr>
-          <w:b w:val="0"/>
-        </w:rPr>
         <w:t xml:space="preserve"> before choosing.</w:t>
       </w:r>
     </w:p>
     <w:p>
       <w:pPr>
-        <w:pStyle w:val="Heading3"/>
-      </w:pPr>
-      <w:r>
-        <w:t>Practise with less help: Explain the two error types</w:t>
+        <w:pStyle w:val="Heading2"/>
+      </w:pPr>
+      <w:r>
+        <w:t>Practise outcome names in W2</w:t>
       </w:r>
     </w:p>
     <w:p>
@@ -4231,10 +3912,34 @@
     </w:p>
     <w:p>
       <w:pPr>
-        <w:pStyle w:val="Heading3"/>
-      </w:pPr>
-      <w:r>
-        <w:t>Check your reasoning</w:t>
+        <w:pStyle w:val="Heading2"/>
+      </w:pPr>
+      <w:r>
+        <w:t>Repair positive means good</w:t>
+      </w:r>
+    </w:p>
+    <w:p>
+      <w:pPr>
+        <w:pStyle w:val="ListBullet"/>
+      </w:pPr>
+      <w:r>
+        <w:t>Use the worked case for Confusion matrices. Proposed explanation: “Positive means good”. Decide whether this explanation is supported. Point to the step or supplied fact that decides; explain your repair if needed.</w:t>
+      </w:r>
+    </w:p>
+    <w:p>
+      <w:pPr>
+        <w:pStyle w:val="ListBullet"/>
+      </w:pPr>
+      <w:r>
+        <w:t>Answer on your own before discussion. If you are unsure, say which step you need help with.</w:t>
+      </w:r>
+    </w:p>
+    <w:p>
+      <w:pPr>
+        <w:pStyle w:val="Heading2"/>
+      </w:pPr>
+      <w:r>
+        <w:t>Explain the separate book false alarm</w:t>
       </w:r>
     </w:p>
     <w:p>
@@ -4245,7 +3950,7 @@
         <w:rPr>
           <w:b w:val="0"/>
         </w:rPr>
-        <w:t>Use the worked case for Confusion matrices. Proposed explanation: “Positive means good”. Decide whether this explanation is supported. Point to the step or supplied fact that decides; explain your repair if needed.</w:t>
+        <w:t>Which error causes a sound book to be sent for unnecessary repair review?</w:t>
       </w:r>
     </w:p>
     <w:p>
@@ -4256,55 +3961,26 @@
         <w:rPr>
           <w:b w:val="0"/>
         </w:rPr>
-        <w:t>Answer on your own before discussion. If you are unsure, say which step you need help with.</w:t>
-      </w:r>
-    </w:p>
-    <w:p>
-      <w:pPr>
-        <w:pStyle w:val="Heading3"/>
-      </w:pPr>
-      <w:r>
-        <w:t>Explain the picture</w:t>
+        <w:t>This is supported practice. Keep the separately named independent case for an attempt before feedback.</w:t>
+      </w:r>
+    </w:p>
+    <w:p>
+      <w:pPr>
+        <w:pStyle w:val="Heading2"/>
+      </w:pPr>
+      <w:r>
+        <w:t>Earlier wording, alternatives and picture transcripts · reference / check after trying</w:t>
       </w:r>
     </w:p>
     <w:p>
       <w:pPr>
         <w:spacing w:line="336" w:lineRule="auto" w:after="180"/>
-        <w:shd w:fill="F5F1FB"/>
       </w:pPr>
       <w:r>
         <w:rPr>
           <w:b w:val="0"/>
         </w:rPr>
-        <w:t>Which error causes a sound book to be sent for unnecessary repair review?</w:t>
-      </w:r>
-    </w:p>
-    <w:p>
-      <w:pPr>
-        <w:pStyle w:val="Heading3"/>
-      </w:pPr>
-      <w:r>
-        <w:t>My explanation using a pictured step and the given facts</w:t>
-      </w:r>
-    </w:p>
-    <w:p>
-      <w:r>
-        <w:t>________________________________________________________________</w:t>
-      </w:r>
-    </w:p>
-    <w:p>
-      <w:r>
-        <w:t>________________________________________________________________</w:t>
-      </w:r>
-    </w:p>
-    <w:p>
-      <w:r>
-        <w:t>________________________________________________________________</w:t>
-      </w:r>
-    </w:p>
-    <w:p>
-      <w:r>
-        <w:t>________________________________________________________________</w:t>
+        <w:t>LOGIC STUDIO</w:t>
       </w:r>
     </w:p>
     <w:p>
@@ -4315,20 +3991,7 @@
         <w:rPr>
           <w:b w:val="0"/>
         </w:rPr>
-        <w:t>This is supported practice. Keep the separately named independent case for an attempt before feedback.</w:t>
-      </w:r>
-    </w:p>
-    <w:p>
-      <w:pPr>
-        <w:pStyle w:val="Heading1"/>
-      </w:pPr>
-      <w:r>
-        <w:t>09. Run the investigation</w:t>
-      </w:r>
-    </w:p>
-    <w:p>
-      <w:r>
-        <w:t>Investigate Types of Classification Error. Record the prediction, actual observation or labelled paper trace, explanation and next test separately.</w:t>
+        <w:t>Trace Before You Run</w:t>
       </w:r>
     </w:p>
     <w:p>
@@ -4337,37 +4000,9 @@
       </w:pPr>
       <w:r>
         <w:rPr>
-          <w:b/>
-        </w:rPr>
-        <w:t>EVIDENCE</w:t>
-      </w:r>
-      <w:r>
-        <w:rPr>
-          <w:b/>
-        </w:rPr>
-        <w:t xml:space="preserve"> LAB</w:t>
-      </w:r>
-    </w:p>
-    <w:p>
-      <w:pPr>
-        <w:spacing w:line="336" w:lineRule="auto" w:after="180"/>
-      </w:pPr>
-      <w:r>
-        <w:rPr>
           <w:b w:val="0"/>
         </w:rPr>
-        <w:t>Predict → Test → Record → Explain</w:t>
-      </w:r>
-    </w:p>
-    <w:p>
-      <w:pPr>
-        <w:spacing w:line="336" w:lineRule="auto" w:after="180"/>
-      </w:pPr>
-      <w:r>
-        <w:rPr>
-          <w:b w:val="0"/>
-        </w:rPr>
-        <w:t>Keep expected and actual results separate. Surprises are useful data when recorded honestly.</w:t>
+        <w:t>Block code, pseudocode, tables, and diagrams are different ways to expose the same reasoning.</w:t>
       </w:r>
     </w:p>
     <w:p>
@@ -4375,7 +4010,7 @@
         <w:drawing>
           <wp:inline xmlns:a="http://schemas.openxmlformats.org/drawingml/2006/main" xmlns:pic="http://schemas.openxmlformats.org/drawingml/2006/picture">
             <wp:extent cx="5486400" cy="1901952"/>
-            <wp:docPr id="19" name="Picture 19" descr="Evidence lab graphic for Types of Classification Error"/>
+            <wp:docPr id="20" name="Picture 20" descr="Logic tracing graphic for Types of Classification Error"/>
             <wp:cNvGraphicFramePr>
               <a:graphicFrameLocks noChangeAspect="1"/>
             </wp:cNvGraphicFramePr>
@@ -4383,11 +4018,11 @@
               <a:graphicData uri="http://schemas.openxmlformats.org/drawingml/2006/picture">
                 <pic:pic>
                   <pic:nvPicPr>
-                    <pic:cNvPr id="0" name="8688453354247542ac3150f719b556b4670559dc85887ec4c14241e534553724.png"/>
+                    <pic:cNvPr id="0" name="eea505167ffbbb10362ff86f5f17a806cbfff2dadf444f92883587fa6eb375a7.png"/>
                     <pic:cNvPicPr/>
                   </pic:nvPicPr>
                   <pic:blipFill>
-                    <a:blip r:embed="rId26"/>
+                    <a:blip r:embed="rId23"/>
                     <a:stretch>
                       <a:fillRect/>
                     </a:stretch>
@@ -4414,7 +4049,201 @@
         <w:rPr>
           <w:b w:val="0"/>
         </w:rPr>
-        <w:t>Place 12 actual/predicted pairs into a 2×2 grid, total each cell, check the total equals 12, and explain one error cost.</w:t>
+        <w:t xml:space="preserve">SET </w:t>
+      </w:r>
+      <w:r>
+        <w:rPr>
+          <w:b/>
+        </w:rPr>
+        <w:t>evidence</w:t>
+      </w:r>
+      <w:r>
+        <w:rPr>
+          <w:b w:val="0"/>
+        </w:rPr>
+        <w:t>_record</w:t>
+        <w:br/>
+        <w:t>PREDICT expected_result</w:t>
+        <w:br/>
+        <w:t>RUN one normal case and one boundary case</w:t>
+        <w:br/>
+        <w:t>COMPARE actual_result with expected_result</w:t>
+        <w:br/>
+        <w:t>IF different: locate first cause; change one factor; RETEST</w:t>
+        <w:br/>
+        <w:t>EXPLAIN result, limitation, and next safe step</w:t>
+      </w:r>
+    </w:p>
+    <w:p>
+      <w:pPr>
+        <w:spacing w:line="336" w:lineRule="auto" w:after="180"/>
+      </w:pPr>
+      <w:r>
+        <w:rPr>
+          <w:b w:val="0"/>
+        </w:rPr>
+        <w:t xml:space="preserve">Trace one </w:t>
+      </w:r>
+      <w:r>
+        <w:rPr>
+          <w:b/>
+        </w:rPr>
+        <w:t>input</w:t>
+      </w:r>
+      <w:r>
+        <w:rPr>
+          <w:b w:val="0"/>
+        </w:rPr>
+        <w:t>. Which line changes the state or chooses a path?</w:t>
+      </w:r>
+    </w:p>
+    <w:p>
+      <w:pPr>
+        <w:pStyle w:val="Heading3"/>
+      </w:pPr>
+      <w:r>
+        <w:t>Write or draw your reasoning and evidence.</w:t>
+      </w:r>
+    </w:p>
+    <w:p>
+      <w:r>
+        <w:t>________________________________________________________________</w:t>
+      </w:r>
+    </w:p>
+    <w:p>
+      <w:r>
+        <w:t>________________________________________________________________</w:t>
+      </w:r>
+    </w:p>
+    <w:p>
+      <w:r>
+        <w:t>________________________________________________________________</w:t>
+      </w:r>
+    </w:p>
+    <w:p>
+      <w:r>
+        <w:t>________________________________________________________________</w:t>
+      </w:r>
+    </w:p>
+    <w:p>
+      <w:r>
+        <w:t>________________________________________________________________</w:t>
+      </w:r>
+    </w:p>
+    <w:p>
+      <w:pPr>
+        <w:pStyle w:val="Heading3"/>
+      </w:pPr>
+      <w:r>
+        <w:t>A closer explanation</w:t>
+      </w:r>
+    </w:p>
+    <w:p>
+      <w:pPr>
+        <w:pStyle w:val="Heading3"/>
+      </w:pPr>
+      <w:r>
+        <w:t>Practise with less help: Explain the two error types</w:t>
+      </w:r>
+    </w:p>
+    <w:p>
+      <w:pPr>
+        <w:pStyle w:val="Heading3"/>
+      </w:pPr>
+      <w:r>
+        <w:t>Check your reasoning</w:t>
+      </w:r>
+    </w:p>
+    <w:p>
+      <w:pPr>
+        <w:pStyle w:val="Heading3"/>
+      </w:pPr>
+      <w:r>
+        <w:t>Explain the picture</w:t>
+      </w:r>
+    </w:p>
+    <w:p>
+      <w:pPr>
+        <w:pStyle w:val="Heading3"/>
+      </w:pPr>
+      <w:r>
+        <w:t>My explanation using a pictured step and the given facts</w:t>
+      </w:r>
+    </w:p>
+    <w:p>
+      <w:r>
+        <w:t>________________________________________________________________</w:t>
+      </w:r>
+    </w:p>
+    <w:p>
+      <w:r>
+        <w:t>________________________________________________________________</w:t>
+      </w:r>
+    </w:p>
+    <w:p>
+      <w:r>
+        <w:t>________________________________________________________________</w:t>
+      </w:r>
+    </w:p>
+    <w:p>
+      <w:r>
+        <w:t>________________________________________________________________</w:t>
+      </w:r>
+    </w:p>
+    <w:p>
+      <w:pPr>
+        <w:pStyle w:val="Heading1"/>
+      </w:pPr>
+      <w:r>
+        <w:t>09. Build and audit the matrix from the eight supplied records</w:t>
+      </w:r>
+    </w:p>
+    <w:p>
+      <w:r>
+        <w:t>Keep prediction, paper tally and executed output distinguishable.</w:t>
+      </w:r>
+    </w:p>
+    <w:p>
+      <w:pPr>
+        <w:pStyle w:val="Heading2"/>
+      </w:pPr>
+      <w:r>
+        <w:t>Predict, place, count, check and reinterpret</w:t>
+      </w:r>
+    </w:p>
+    <w:p>
+      <w:pPr>
+        <w:pStyle w:val="ListNumber"/>
+      </w:pPr>
+      <w:r>
+        <w:t>Use the complete eight V1–V8 reference/prediction records in Section2 and the matching code in Section3. Write headers before placing each ID exactly once. Predict all four counts, row totals, column totals, diagonal total and accuracy. Run the supplied script or label the result a paper count; compare with your first tally. If there is a mismatch, find the first incorrectly placed ID rather than changing a total to match the output. Keep both attempts. Then read the same count grid with clear declared positive: keep the axes and numerical counts fixed, rename the four outcome types and explain why accuracy stays the same. No classifier is fitted, and the R1–R6 independent records remain reserved.</w:t>
+      </w:r>
+    </w:p>
+    <w:p>
+      <w:pPr>
+        <w:pStyle w:val="Heading2"/>
+      </w:pPr>
+      <w:r>
+        <w:t>Check the script’s input assumptions</w:t>
+      </w:r>
+    </w:p>
+    <w:p>
+      <w:pPr>
+        <w:spacing w:line="336" w:lineRule="auto" w:after="180"/>
+      </w:pPr>
+      <w:r>
+        <w:rPr>
+          <w:b w:val="0"/>
+        </w:rPr>
+        <w:t>Before counting a real evaluation, check unique IDs, allowed labels, paired references and predictions, and unresolved reviews. This supplied script assumes those checks have passed. It would count a duplicated tuple twice and raise KeyError for an unfamiliar label; neither behaviour is a complete data-review policy. Retain the source record and review a problem rather than silently dropping it or inventing a class.</w:t>
+      </w:r>
+    </w:p>
+    <w:p>
+      <w:pPr>
+        <w:pStyle w:val="Heading2"/>
+      </w:pPr>
+      <w:r>
+        <w:t>Keep the evidence and one concrete consequence</w:t>
       </w:r>
     </w:p>
     <w:tbl>
@@ -4665,7 +4494,6 @@
     <w:p>
       <w:pPr>
         <w:spacing w:line="336" w:lineRule="auto" w:after="180"/>
-        <w:shd w:fill="F5F1FB"/>
       </w:pPr>
       <w:r>
         <w:rPr>
@@ -4709,6 +4537,111 @@
     </w:p>
     <w:p>
       <w:pPr>
+        <w:spacing w:line="336" w:lineRule="auto" w:after="180"/>
+      </w:pPr>
+      <w:r>
+        <w:rPr>
+          <w:b w:val="0"/>
+        </w:rPr>
+        <w:t>Before trying: what do I expect, and why? While trying: which step could first go wrong? Afterwards: what did I actually observe, and what should change? Keep “not run” if you only traced the procedure.</w:t>
+      </w:r>
+    </w:p>
+    <w:p>
+      <w:pPr>
+        <w:pStyle w:val="Heading2"/>
+      </w:pPr>
+      <w:r>
+        <w:t>Earlier wording, alternatives and picture transcripts · reference / check after trying</w:t>
+      </w:r>
+    </w:p>
+    <w:p>
+      <w:pPr>
+        <w:spacing w:line="336" w:lineRule="auto" w:after="180"/>
+      </w:pPr>
+      <w:r>
+        <w:rPr>
+          <w:b/>
+        </w:rPr>
+        <w:t>EVIDENCE</w:t>
+      </w:r>
+      <w:r>
+        <w:rPr>
+          <w:b w:val="0"/>
+        </w:rPr>
+        <w:t xml:space="preserve"> LAB</w:t>
+      </w:r>
+    </w:p>
+    <w:p>
+      <w:pPr>
+        <w:spacing w:line="336" w:lineRule="auto" w:after="180"/>
+      </w:pPr>
+      <w:r>
+        <w:rPr>
+          <w:b w:val="0"/>
+        </w:rPr>
+        <w:t>Predict → Test → Record → Explain</w:t>
+      </w:r>
+    </w:p>
+    <w:p>
+      <w:pPr>
+        <w:spacing w:line="336" w:lineRule="auto" w:after="180"/>
+      </w:pPr>
+      <w:r>
+        <w:rPr>
+          <w:b w:val="0"/>
+        </w:rPr>
+        <w:t>Keep expected and actual results separate. Surprises are useful data when recorded honestly.</w:t>
+      </w:r>
+    </w:p>
+    <w:p>
+      <w:r>
+        <w:drawing>
+          <wp:inline xmlns:a="http://schemas.openxmlformats.org/drawingml/2006/main" xmlns:pic="http://schemas.openxmlformats.org/drawingml/2006/picture">
+            <wp:extent cx="5486400" cy="1901952"/>
+            <wp:docPr id="21" name="Picture 21" descr="Evidence lab graphic for Types of Classification Error"/>
+            <wp:cNvGraphicFramePr>
+              <a:graphicFrameLocks noChangeAspect="1"/>
+            </wp:cNvGraphicFramePr>
+            <a:graphic>
+              <a:graphicData uri="http://schemas.openxmlformats.org/drawingml/2006/picture">
+                <pic:pic>
+                  <pic:nvPicPr>
+                    <pic:cNvPr id="0" name="8688453354247542ac3150f719b556b4670559dc85887ec4c14241e534553724.png"/>
+                    <pic:cNvPicPr/>
+                  </pic:nvPicPr>
+                  <pic:blipFill>
+                    <a:blip r:embed="rId24"/>
+                    <a:stretch>
+                      <a:fillRect/>
+                    </a:stretch>
+                  </pic:blipFill>
+                  <pic:spPr>
+                    <a:xfrm>
+                      <a:off x="0" y="0"/>
+                      <a:ext cx="5486400" cy="1901952"/>
+                    </a:xfrm>
+                    <a:prstGeom prst="rect"/>
+                  </pic:spPr>
+                </pic:pic>
+              </a:graphicData>
+            </a:graphic>
+          </wp:inline>
+        </w:drawing>
+      </w:r>
+    </w:p>
+    <w:p>
+      <w:pPr>
+        <w:spacing w:line="336" w:lineRule="auto" w:after="180"/>
+      </w:pPr>
+      <w:r>
+        <w:rPr>
+          <w:b w:val="0"/>
+        </w:rPr>
+        <w:t>Place the eight supplied V1–V8 reference/prediction pairs into a labelled2×2 grid. Check all cell, row and column totals against eight records, then explain a false alarm and a missed blocked case. Keep the six R-records for independent assessment.</w:t>
+      </w:r>
+    </w:p>
+    <w:p>
+      <w:pPr>
         <w:pStyle w:val="Heading3"/>
       </w:pPr>
       <w:r>
@@ -4717,13 +4650,488 @@
     </w:p>
     <w:p>
       <w:pPr>
+        <w:pStyle w:val="Heading1"/>
+      </w:pPr>
+      <w:r>
+        <w:t>14. Try alone: count the new R1–R6 evaluation</w:t>
+      </w:r>
+    </w:p>
+    <w:p>
+      <w:r>
+        <w:t>Build labelled cells and totals before consulting the key.</w:t>
+      </w:r>
+    </w:p>
+    <w:p>
+      <w:pPr>
+        <w:pStyle w:val="Heading2"/>
+      </w:pPr>
+      <w:r>
+        <w:t>The independent paired outcomes</w:t>
+      </w:r>
+    </w:p>
+    <w:p>
+      <w:pPr>
         <w:spacing w:line="336" w:lineRule="auto" w:after="180"/>
       </w:pPr>
       <w:r>
         <w:rPr>
           <w:b w:val="0"/>
         </w:rPr>
-        <w:t>Before trying: what do I expect, and why? While trying: which step could first go wrong? Afterwards: what did I actually observe, and what should change? Keep “not run” if you only traced the procedure.</w:t>
+        <w:t xml:space="preserve">Each pair below is reference then </w:t>
+      </w:r>
+      <w:r>
+        <w:rPr>
+          <w:b/>
+        </w:rPr>
+        <w:t>prediction</w:t>
+      </w:r>
+      <w:r>
+        <w:rPr>
+          <w:b w:val="0"/>
+        </w:rPr>
+        <w:t>: R1 clear/clear, R2 clear/blocked, R3 clear/blocked, R4 blocked/blocked, R5 blocked/clear, R6 blocked/blocked. Use clear then blocked on both axes and reference rows.</w:t>
+      </w:r>
+    </w:p>
+    <w:p>
+      <w:pPr>
+        <w:spacing w:line="336" w:lineRule="auto" w:after="180"/>
+      </w:pPr>
+      <w:r>
+        <w:rPr>
+          <w:b w:val="0"/>
+        </w:rPr>
+        <w:t>Build the matrix, give row and column totals, name TP,TN,FP,FN with blocked positive, and calculate accuracy.</w:t>
+      </w:r>
+    </w:p>
+    <w:p>
+      <w:pPr>
+        <w:pStyle w:val="Heading2"/>
+      </w:pPr>
+      <w:r>
+        <w:t>Your first attempt and support record</w:t>
+      </w:r>
+    </w:p>
+    <w:p>
+      <w:pPr>
+        <w:pStyle w:val="Heading3"/>
+      </w:pPr>
+      <w:r>
+        <w:t>My independent explanation, trace and limits</w:t>
+      </w:r>
+    </w:p>
+    <w:p>
+      <w:r>
+        <w:t>________________________________________________________________</w:t>
+      </w:r>
+    </w:p>
+    <w:p>
+      <w:r>
+        <w:t>________________________________________________________________</w:t>
+      </w:r>
+    </w:p>
+    <w:p>
+      <w:r>
+        <w:t>________________________________________________________________</w:t>
+      </w:r>
+    </w:p>
+    <w:p>
+      <w:r>
+        <w:t>________________________________________________________________</w:t>
+      </w:r>
+    </w:p>
+    <w:p>
+      <w:r>
+        <w:t>________________________________________________________________</w:t>
+      </w:r>
+    </w:p>
+    <w:p>
+      <w:r>
+        <w:t>________________________________________________________________</w:t>
+      </w:r>
+    </w:p>
+    <w:p>
+      <w:r>
+        <w:t>________________________________________________________________</w:t>
+      </w:r>
+    </w:p>
+    <w:p>
+      <w:pPr>
+        <w:spacing w:line="336" w:lineRule="auto" w:after="180"/>
+      </w:pPr>
+      <w:r>
+        <w:rPr>
+          <w:b w:val="0"/>
+        </w:rPr>
+        <w:t>Attempt this case before feedback. Record any help. Earlier examples below are further practice; a case already practised with feedback cannot establish fresh transfer.</w:t>
+      </w:r>
+    </w:p>
+    <w:p>
+      <w:pPr>
+        <w:spacing w:line="336" w:lineRule="auto" w:after="180"/>
+      </w:pPr>
+      <w:r>
+        <w:rPr>
+          <w:b w:val="0"/>
+        </w:rPr>
+        <w:t xml:space="preserve">Your teacher has the independent answer and scoring criteria. Complete the matching workbook week to keep your practice </w:t>
+      </w:r>
+      <w:r>
+        <w:rPr>
+          <w:b/>
+        </w:rPr>
+        <w:t>evidence</w:t>
+      </w:r>
+      <w:r>
+        <w:rPr>
+          <w:b w:val="0"/>
+        </w:rPr>
+        <w:t xml:space="preserve"> together.</w:t>
+      </w:r>
+    </w:p>
+    <w:p>
+      <w:pPr>
+        <w:pStyle w:val="Heading2"/>
+      </w:pPr>
+      <w:r>
+        <w:t>Use feedback afterwards</w:t>
+      </w:r>
+    </w:p>
+    <w:p>
+      <w:pPr>
+        <w:spacing w:line="336" w:lineRule="auto" w:after="180"/>
+      </w:pPr>
+      <w:r>
+        <w:rPr>
+          <w:b w:val="0"/>
+        </w:rPr>
+        <w:t>Attempt the independent case before hints. Record whether you worked alone, used a hint or followed a model. After feedback, fix the first unsupported step and explain why it changed.</w:t>
+      </w:r>
+    </w:p>
+    <w:p>
+      <w:pPr>
+        <w:spacing w:line="336" w:lineRule="auto" w:after="180"/>
+      </w:pPr>
+      <w:r>
+        <w:rPr>
+          <w:b w:val="0"/>
+        </w:rPr>
+        <w:t>A later check uses a changed case, not a copied answer.</w:t>
+      </w:r>
+    </w:p>
+    <w:p>
+      <w:pPr>
+        <w:pStyle w:val="Heading2"/>
+      </w:pPr>
+      <w:r>
+        <w:t>Earlier wording, alternatives and picture transcripts · reference / check after trying</w:t>
+      </w:r>
+    </w:p>
+    <w:p>
+      <w:pPr>
+        <w:pStyle w:val="Heading3"/>
+      </w:pPr>
+      <w:r>
+        <w:t>Independent case: Count a fresh evaluation independently</w:t>
+      </w:r>
+    </w:p>
+    <w:p>
+      <w:pPr>
+        <w:pStyle w:val="Heading3"/>
+      </w:pPr>
+      <w:r>
+        <w:t>Week 13 Independent application</w:t>
+      </w:r>
+    </w:p>
+    <w:p>
+      <w:pPr>
+        <w:spacing w:line="336" w:lineRule="auto" w:after="180"/>
+      </w:pPr>
+      <w:r>
+        <w:rPr>
+          <w:b w:val="0"/>
+        </w:rPr>
+        <w:t>Close the worked explanation. Apply the idea to this different question without copying.</w:t>
+      </w:r>
+    </w:p>
+    <w:p>
+      <w:pPr>
+        <w:spacing w:line="336" w:lineRule="auto" w:after="180"/>
+      </w:pPr>
+      <w:r>
+        <w:rPr>
+          <w:b w:val="0"/>
+        </w:rPr>
+        <w:t>Positive means sports. A sports book predicted other and a non-sports book predicted sports occur. Name each error and its consequence for the sports shelf.</w:t>
+      </w:r>
+    </w:p>
+    <w:p>
+      <w:pPr>
+        <w:spacing w:line="336" w:lineRule="auto" w:after="180"/>
+      </w:pPr>
+      <w:r>
+        <w:rPr>
+          <w:b w:val="0"/>
+        </w:rPr>
+        <w:t xml:space="preserve">My answer, with a trace, calculation or supporting </w:t>
+      </w:r>
+      <w:r>
+        <w:rPr>
+          <w:b/>
+        </w:rPr>
+        <w:t>evidence</w:t>
+      </w:r>
+    </w:p>
+    <w:p>
+      <w:pPr>
+        <w:pStyle w:val="Heading3"/>
+      </w:pPr>
+      <w:r>
+        <w:t>Write or draw your reasoning and evidence.</w:t>
+      </w:r>
+    </w:p>
+    <w:p>
+      <w:r>
+        <w:t>________________________________________________________________</w:t>
+      </w:r>
+    </w:p>
+    <w:p>
+      <w:r>
+        <w:t>________________________________________________________________</w:t>
+      </w:r>
+    </w:p>
+    <w:p>
+      <w:r>
+        <w:t>________________________________________________________________</w:t>
+      </w:r>
+    </w:p>
+    <w:p>
+      <w:r>
+        <w:t>________________________________________________________________</w:t>
+      </w:r>
+    </w:p>
+    <w:p>
+      <w:r>
+        <w:t>________________________________________________________________</w:t>
+      </w:r>
+    </w:p>
+    <w:p>
+      <w:pPr>
+        <w:pStyle w:val="Heading3"/>
+      </w:pPr>
+      <w:r>
+        <w:t>Create and test</w:t>
+      </w:r>
+    </w:p>
+    <w:p>
+      <w:pPr>
+        <w:spacing w:line="336" w:lineRule="auto" w:after="180"/>
+      </w:pPr>
+      <w:r>
+        <w:rPr>
+          <w:b w:val="0"/>
+        </w:rPr>
+        <w:t>Change one relevant detail. Predict the result before testing. Include a boundary or missing-information case when it helps reveal a limit.</w:t>
+      </w:r>
+    </w:p>
+    <w:p>
+      <w:pPr>
+        <w:spacing w:line="336" w:lineRule="auto" w:after="180"/>
+      </w:pPr>
+      <w:r>
+        <w:rPr>
+          <w:b w:val="0"/>
+        </w:rPr>
+        <w:t xml:space="preserve">My changed </w:t>
+      </w:r>
+      <w:r>
+        <w:rPr>
+          <w:b/>
+        </w:rPr>
+        <w:t>input</w:t>
+      </w:r>
+      <w:r>
+        <w:rPr>
+          <w:b w:val="0"/>
+        </w:rPr>
+        <w:t xml:space="preserve"> and expected result</w:t>
+      </w:r>
+    </w:p>
+    <w:p>
+      <w:pPr>
+        <w:pStyle w:val="Heading3"/>
+      </w:pPr>
+      <w:r>
+        <w:t>Write or draw your reasoning and evidence.</w:t>
+      </w:r>
+    </w:p>
+    <w:p>
+      <w:r>
+        <w:t>________________________________________________________________</w:t>
+      </w:r>
+    </w:p>
+    <w:p>
+      <w:r>
+        <w:t>________________________________________________________________</w:t>
+      </w:r>
+    </w:p>
+    <w:p>
+      <w:r>
+        <w:t>________________________________________________________________</w:t>
+      </w:r>
+    </w:p>
+    <w:p>
+      <w:r>
+        <w:t>________________________________________________________________</w:t>
+      </w:r>
+    </w:p>
+    <w:p>
+      <w:r>
+        <w:t>________________________________________________________________</w:t>
+      </w:r>
+    </w:p>
+    <w:p>
+      <w:pPr>
+        <w:pStyle w:val="Heading3"/>
+      </w:pPr>
+      <w:r>
+        <w:t>Connect to your project</w:t>
+      </w:r>
+    </w:p>
+    <w:p>
+      <w:pPr>
+        <w:spacing w:line="336" w:lineRule="auto" w:after="180"/>
+      </w:pPr>
+      <w:r>
+        <w:rPr>
+          <w:b w:val="0"/>
+        </w:rPr>
+        <w:t>Separate recommending an unsuitable book from failing to surface a suitable one.</w:t>
+      </w:r>
+    </w:p>
+    <w:p>
+      <w:pPr>
+        <w:spacing w:line="336" w:lineRule="auto" w:after="180"/>
+      </w:pPr>
+      <w:r>
+        <w:rPr>
+          <w:b w:val="0"/>
+        </w:rPr>
+        <w:t xml:space="preserve">The </w:t>
+      </w:r>
+      <w:r>
+        <w:rPr>
+          <w:b/>
+        </w:rPr>
+        <w:t>evidence</w:t>
+      </w:r>
+      <w:r>
+        <w:rPr>
+          <w:b w:val="0"/>
+        </w:rPr>
+        <w:t xml:space="preserve"> I will keep</w:t>
+      </w:r>
+    </w:p>
+    <w:p>
+      <w:pPr>
+        <w:pStyle w:val="Heading3"/>
+      </w:pPr>
+      <w:r>
+        <w:t>Write or draw your reasoning and evidence.</w:t>
+      </w:r>
+    </w:p>
+    <w:p>
+      <w:r>
+        <w:t>________________________________________________________________</w:t>
+      </w:r>
+    </w:p>
+    <w:p>
+      <w:r>
+        <w:t>________________________________________________________________</w:t>
+      </w:r>
+    </w:p>
+    <w:p>
+      <w:r>
+        <w:t>________________________________________________________________</w:t>
+      </w:r>
+    </w:p>
+    <w:p>
+      <w:r>
+        <w:t>________________________________________________________________</w:t>
+      </w:r>
+    </w:p>
+    <w:p>
+      <w:r>
+        <w:t>________________________________________________________________</w:t>
+      </w:r>
+    </w:p>
+    <w:p>
+      <w:pPr>
+        <w:pStyle w:val="Heading3"/>
+      </w:pPr>
+      <w:r>
+        <w:t>Transfer practice from the original programme</w:t>
+      </w:r>
+    </w:p>
+    <w:p>
+      <w:pPr>
+        <w:spacing w:line="336" w:lineRule="auto" w:after="180"/>
+      </w:pPr>
+      <w:r>
+        <w:rPr>
+          <w:b w:val="0"/>
+        </w:rPr>
+        <w:t>Positive means 'should recommend'. A book that should be recommended is rejected; a book that should not be recommended is accepted. Name both errors and explain who experiences each consequence.</w:t>
+      </w:r>
+    </w:p>
+    <w:p>
+      <w:pPr>
+        <w:pStyle w:val="Heading3"/>
+      </w:pPr>
+      <w:r>
+        <w:t>Explain the mechanism, evidence and one limit.</w:t>
+      </w:r>
+    </w:p>
+    <w:p>
+      <w:r>
+        <w:t>________________________________________________________________</w:t>
+      </w:r>
+    </w:p>
+    <w:p>
+      <w:r>
+        <w:t>________________________________________________________________</w:t>
+      </w:r>
+    </w:p>
+    <w:p>
+      <w:r>
+        <w:t>________________________________________________________________</w:t>
+      </w:r>
+    </w:p>
+    <w:p>
+      <w:r>
+        <w:t>________________________________________________________________</w:t>
+      </w:r>
+    </w:p>
+    <w:p>
+      <w:r>
+        <w:t>________________________________________________________________</w:t>
+      </w:r>
+    </w:p>
+    <w:p>
+      <w:r>
+        <w:t>________________________________________________________________</w:t>
+      </w:r>
+    </w:p>
+    <w:p>
+      <w:r>
+        <w:t>________________________________________________________________</w:t>
+      </w:r>
+    </w:p>
+    <w:p>
+      <w:pPr>
+        <w:pStyle w:val="Heading3"/>
+      </w:pPr>
+      <w:r>
+        <w:t>Use feedback to improve</w:t>
       </w:r>
     </w:p>
     <w:p>
@@ -4731,12 +5139,20 @@
         <w:pStyle w:val="Heading1"/>
       </w:pPr>
       <w:r>
-        <w:t>10. Build your understanding</w:t>
-      </w:r>
-    </w:p>
-    <w:p>
-      <w:r>
-        <w:t>Move from recall to tracing, diagnosis and transfer in Types of Classification Error. Explain why each step is justified.</w:t>
+        <w:t>11. Record different recommender errors and their consequences</w:t>
+      </w:r>
+    </w:p>
+    <w:p>
+      <w:r>
+        <w:t>Keep reference policy, prediction and human decision visible.</w:t>
+      </w:r>
+    </w:p>
+    <w:p>
+      <w:pPr>
+        <w:pStyle w:val="Heading2"/>
+      </w:pPr>
+      <w:r>
+        <w:t>This week’s concrete portfolio contribution</w:t>
       </w:r>
     </w:p>
     <w:p>
@@ -4745,7 +5161,1000 @@
       </w:pPr>
       <w:r>
         <w:rPr>
+          <w:b w:val="0"/>
+        </w:rPr>
+        <w:t>Use a declared binary category task for the fictional recommender, not an unexplained judgement that a ranking is good. Define should recommend from a documented reference policy and declare it positive. Keep paired reference/prediction outcomes by invented case ID, identify an unsuitable option shown versus a suitable option missed, and attach a concrete consequence to each. Do not infer error causes or reader enjoyment from the matrix alone.</w:t>
+      </w:r>
+    </w:p>
+    <w:p>
+      <w:pPr>
+        <w:spacing w:line="336" w:lineRule="auto" w:after="180"/>
+      </w:pPr>
+      <w:r>
+        <w:rPr>
+          <w:b w:val="0"/>
+        </w:rPr>
+        <w:t xml:space="preserve">Use a confusion table when evaluating recommender category </w:t>
+      </w:r>
+      <w:r>
+        <w:rPr>
           <w:b/>
+        </w:rPr>
+        <w:t>prediction</w:t>
+      </w:r>
+      <w:r>
+        <w:rPr>
+          <w:b w:val="0"/>
+        </w:rPr>
+        <w:t>s and attach concrete consequences to each error.</w:t>
+      </w:r>
+    </w:p>
+    <w:p>
+      <w:pPr>
+        <w:pStyle w:val="Heading2"/>
+      </w:pPr>
+      <w:r>
+        <w:t>Keep the checkpoint and evidence</w:t>
+      </w:r>
+    </w:p>
+    <w:p>
+      <w:pPr>
+        <w:spacing w:line="336" w:lineRule="auto" w:after="180"/>
+      </w:pPr>
+      <w:r>
+        <w:rPr>
+          <w:b w:val="0"/>
+        </w:rPr>
+        <w:t>THIS WEEK’S CHECKPOINT  Separate recommending an unsuitable book from failing to surface a suitable one.</w:t>
+      </w:r>
+    </w:p>
+    <w:p>
+      <w:pPr>
+        <w:spacing w:line="336" w:lineRule="auto" w:after="180"/>
+      </w:pPr>
+      <w:r>
+        <w:rPr>
+          <w:b w:val="0"/>
+        </w:rPr>
+        <w:t xml:space="preserve">SYSTEM MAP  Reader need → allowed </w:t>
+      </w:r>
+      <w:r>
+        <w:rPr>
+          <w:b/>
+        </w:rPr>
+        <w:t>input</w:t>
+      </w:r>
+      <w:r>
+        <w:rPr>
+          <w:b w:val="0"/>
+        </w:rPr>
+        <w:t xml:space="preserve">s → transparent rule or score → ranked candidates → explanation → test record → </w:t>
+      </w:r>
+      <w:r>
+        <w:rPr>
+          <w:b/>
+        </w:rPr>
+        <w:t>human decision</w:t>
+      </w:r>
+    </w:p>
+    <w:p>
+      <w:pPr>
+        <w:spacing w:line="336" w:lineRule="auto" w:after="180"/>
+      </w:pPr>
+      <w:r>
+        <w:rPr>
+          <w:b w:val="0"/>
+        </w:rPr>
+        <w:t>What will you add, change, or verify in the project this week?</w:t>
+      </w:r>
+    </w:p>
+    <w:p>
+      <w:pPr>
+        <w:pStyle w:val="Heading3"/>
+      </w:pPr>
+      <w:r>
+        <w:t>Write or draw your reasoning and evidence.</w:t>
+      </w:r>
+    </w:p>
+    <w:p>
+      <w:r>
+        <w:t>________________________________________________________________</w:t>
+      </w:r>
+    </w:p>
+    <w:p>
+      <w:r>
+        <w:t>________________________________________________________________</w:t>
+      </w:r>
+    </w:p>
+    <w:p>
+      <w:r>
+        <w:t>________________________________________________________________</w:t>
+      </w:r>
+    </w:p>
+    <w:p>
+      <w:r>
+        <w:t>________________________________________________________________</w:t>
+      </w:r>
+    </w:p>
+    <w:p>
+      <w:r>
+        <w:t>________________________________________________________________</w:t>
+      </w:r>
+    </w:p>
+    <w:p>
+      <w:pPr>
+        <w:spacing w:line="336" w:lineRule="auto" w:after="180"/>
+      </w:pPr>
+      <w:r>
+        <w:rPr>
+          <w:b w:val="0"/>
+        </w:rPr>
+        <w:t xml:space="preserve">What should remain under </w:t>
+      </w:r>
+      <w:r>
+        <w:rPr>
+          <w:b/>
+        </w:rPr>
+        <w:t>human control</w:t>
+      </w:r>
+      <w:r>
+        <w:rPr>
+          <w:b w:val="0"/>
+        </w:rPr>
+        <w:t>?</w:t>
+      </w:r>
+    </w:p>
+    <w:p>
+      <w:pPr>
+        <w:pStyle w:val="Heading3"/>
+      </w:pPr>
+      <w:r>
+        <w:t>Write or draw your reasoning and evidence.</w:t>
+      </w:r>
+    </w:p>
+    <w:p>
+      <w:r>
+        <w:t>________________________________________________________________</w:t>
+      </w:r>
+    </w:p>
+    <w:p>
+      <w:r>
+        <w:t>________________________________________________________________</w:t>
+      </w:r>
+    </w:p>
+    <w:p>
+      <w:r>
+        <w:t>________________________________________________________________</w:t>
+      </w:r>
+    </w:p>
+    <w:p>
+      <w:r>
+        <w:t>________________________________________________________________</w:t>
+      </w:r>
+    </w:p>
+    <w:p>
+      <w:r>
+        <w:t>________________________________________________________________</w:t>
+      </w:r>
+    </w:p>
+    <w:p>
+      <w:pPr>
+        <w:spacing w:line="336" w:lineRule="auto" w:after="180"/>
+      </w:pPr>
+      <w:r>
+        <w:rPr>
+          <w:b w:val="0"/>
+        </w:rPr>
+        <w:t>RESPONSIBLE DESIGN  Collect only necessary information. Show uncertainty and limits. Never confuse a ranking with a fact about a person.</w:t>
+      </w:r>
+    </w:p>
+    <w:p>
+      <w:pPr>
+        <w:pStyle w:val="Heading2"/>
+      </w:pPr>
+      <w:r>
+        <w:t>Earlier wording, alternatives and picture transcripts · reference / check after trying</w:t>
+      </w:r>
+    </w:p>
+    <w:p>
+      <w:pPr>
+        <w:spacing w:line="336" w:lineRule="auto" w:after="180"/>
+      </w:pPr>
+      <w:r>
+        <w:rPr>
+          <w:b w:val="0"/>
+        </w:rPr>
+        <w:t>CUMULATIVE PROJECT</w:t>
+      </w:r>
+    </w:p>
+    <w:p>
+      <w:pPr>
+        <w:spacing w:line="336" w:lineRule="auto" w:after="180"/>
+      </w:pPr>
+      <w:r>
+        <w:rPr>
+          <w:b w:val="0"/>
+        </w:rPr>
+        <w:t>Transparent Book Recommender</w:t>
+      </w:r>
+    </w:p>
+    <w:p>
+      <w:pPr>
+        <w:spacing w:line="336" w:lineRule="auto" w:after="180"/>
+      </w:pPr>
+      <w:r>
+        <w:rPr>
+          <w:b w:val="0"/>
+        </w:rPr>
+        <w:t>Every week adds one inspectable piece. The system must show how it reached a result.</w:t>
+      </w:r>
+    </w:p>
+    <w:p>
+      <w:r>
+        <w:drawing>
+          <wp:inline xmlns:a="http://schemas.openxmlformats.org/drawingml/2006/main" xmlns:pic="http://schemas.openxmlformats.org/drawingml/2006/picture">
+            <wp:extent cx="5486400" cy="1901952"/>
+            <wp:docPr id="22" name="Picture 22" descr="Book recommender connection for Types of Classification Error"/>
+            <wp:cNvGraphicFramePr>
+              <a:graphicFrameLocks noChangeAspect="1"/>
+            </wp:cNvGraphicFramePr>
+            <a:graphic>
+              <a:graphicData uri="http://schemas.openxmlformats.org/drawingml/2006/picture">
+                <pic:pic>
+                  <pic:nvPicPr>
+                    <pic:cNvPr id="0" name="b0178a892832b04754fdeb3a77558a99fe084b376fae5e5de286ba65f2245b91.png"/>
+                    <pic:cNvPicPr/>
+                  </pic:nvPicPr>
+                  <pic:blipFill>
+                    <a:blip r:embed="rId25"/>
+                    <a:stretch>
+                      <a:fillRect/>
+                    </a:stretch>
+                  </pic:blipFill>
+                  <pic:spPr>
+                    <a:xfrm>
+                      <a:off x="0" y="0"/>
+                      <a:ext cx="5486400" cy="1901952"/>
+                    </a:xfrm>
+                    <a:prstGeom prst="rect"/>
+                  </pic:spPr>
+                </pic:pic>
+              </a:graphicData>
+            </a:graphic>
+          </wp:inline>
+        </w:drawing>
+      </w:r>
+    </w:p>
+    <w:p>
+      <w:pPr>
+        <w:pStyle w:val="Heading3"/>
+      </w:pPr>
+      <w:r>
+        <w:t>Evidence for your project</w:t>
+      </w:r>
+    </w:p>
+    <w:p>
+      <w:pPr>
+        <w:pStyle w:val="Heading1"/>
+      </w:pPr>
+      <w:r>
+        <w:t>16. Finish: explain the cell and its consequence</w:t>
+      </w:r>
+    </w:p>
+    <w:p>
+      <w:r>
+        <w:t>Name the reference, prediction and positive class before the abbreviation.</w:t>
+      </w:r>
+    </w:p>
+    <w:p>
+      <w:pPr>
+        <w:pStyle w:val="Heading2"/>
+      </w:pPr>
+      <w:r>
+        <w:t>Your explanation without notes</w:t>
+      </w:r>
+    </w:p>
+    <w:p>
+      <w:pPr>
+        <w:pStyle w:val="ListBullet"/>
+      </w:pPr>
+      <w:r>
+        <w:t>Close your notes. Explain this goal in your own words: Build a labelled confusion matrix from matched reference and prediction pairs</w:t>
+      </w:r>
+    </w:p>
+    <w:p>
+      <w:pPr>
+        <w:pStyle w:val="Heading3"/>
+      </w:pPr>
+      <w:r>
+        <w:t>My deciding step, evidence and one remaining question</w:t>
+      </w:r>
+    </w:p>
+    <w:p>
+      <w:r>
+        <w:t>________________________________________________________________</w:t>
+      </w:r>
+    </w:p>
+    <w:p>
+      <w:r>
+        <w:t>________________________________________________________________</w:t>
+      </w:r>
+    </w:p>
+    <w:p>
+      <w:r>
+        <w:t>________________________________________________________________</w:t>
+      </w:r>
+    </w:p>
+    <w:p>
+      <w:r>
+        <w:t>________________________________________________________________</w:t>
+      </w:r>
+    </w:p>
+    <w:p>
+      <w:r>
+        <w:t>________________________________________________________________</w:t>
+      </w:r>
+    </w:p>
+    <w:p>
+      <w:pPr>
+        <w:pStyle w:val="Heading2"/>
+      </w:pPr>
+      <w:r>
+        <w:t>Choose a changed return case</w:t>
+      </w:r>
+    </w:p>
+    <w:p>
+      <w:pPr>
+        <w:spacing w:line="336" w:lineRule="auto" w:after="180"/>
+      </w:pPr>
+      <w:r>
+        <w:rPr>
+          <w:b w:val="0"/>
+        </w:rPr>
+        <w:t xml:space="preserve">If you are unsure, return to the worked picture and explain one arrow. If you are ready, change an </w:t>
+      </w:r>
+      <w:r>
+        <w:rPr>
+          <w:b/>
+        </w:rPr>
+        <w:t>input</w:t>
+      </w:r>
+      <w:r>
+        <w:rPr>
+          <w:b w:val="0"/>
+        </w:rPr>
+        <w:t xml:space="preserve"> or assumption and justify your </w:t>
+      </w:r>
+      <w:r>
+        <w:rPr>
+          <w:b/>
+        </w:rPr>
+        <w:t>prediction</w:t>
+      </w:r>
+      <w:r>
+        <w:rPr>
+          <w:b w:val="0"/>
+        </w:rPr>
+        <w:t>.</w:t>
+      </w:r>
+    </w:p>
+    <w:p>
+      <w:pPr>
+        <w:spacing w:line="336" w:lineRule="auto" w:after="180"/>
+      </w:pPr>
+      <w:r>
+        <w:rPr>
+          <w:b w:val="0"/>
+        </w:rPr>
+        <w:t xml:space="preserve">Save your workbook </w:t>
+      </w:r>
+      <w:r>
+        <w:rPr>
+          <w:b/>
+        </w:rPr>
+        <w:t>evidence</w:t>
+      </w:r>
+      <w:r>
+        <w:rPr>
+          <w:b w:val="0"/>
+        </w:rPr>
+        <w:t>. At the next review, try a different case before opening your old answer.</w:t>
+      </w:r>
+    </w:p>
+    <w:p>
+      <w:pPr>
+        <w:pStyle w:val="Heading1"/>
+      </w:pPr>
+      <w:r>
+        <w:t>Reference bank and extra practice</w:t>
+      </w:r>
+    </w:p>
+    <w:p>
+      <w:pPr>
+        <w:pStyle w:val="Heading1"/>
+      </w:pPr>
+      <w:r>
+        <w:t>05. Your quick word guide</w:t>
+      </w:r>
+    </w:p>
+    <w:p>
+      <w:r>
+        <w:t>Use the words to explain a particular step, record or limit.</w:t>
+      </w:r>
+    </w:p>
+    <w:p>
+      <w:pPr>
+        <w:pStyle w:val="Heading2"/>
+      </w:pPr>
+      <w:r>
+        <w:t>Core vocabulary</w:t>
+      </w:r>
+    </w:p>
+    <w:tbl>
+      <w:tblPr>
+        <w:tblStyle w:val="LightShading-Accent1"/>
+        <w:tblW w:type="auto" w:w="0"/>
+        <w:tblLook w:firstColumn="1" w:firstRow="1" w:lastColumn="0" w:lastRow="0" w:noHBand="0" w:noVBand="1" w:val="04A0"/>
+      </w:tblPr>
+      <w:tblGrid>
+        <w:gridCol w:w="3408"/>
+        <w:gridCol w:w="3408"/>
+        <w:gridCol w:w="3408"/>
+      </w:tblGrid>
+      <w:tr>
+        <w:trPr>
+          <w:tblHeader/>
+        </w:trPr>
+        <w:tc>
+          <w:tcPr>
+            <w:tcW w:type="dxa" w:w="3408"/>
+          </w:tcPr>
+          <w:p>
+            <w:r>
+              <w:t>Word</w:t>
+            </w:r>
+          </w:p>
+        </w:tc>
+        <w:tc>
+          <w:tcPr>
+            <w:tcW w:type="dxa" w:w="3408"/>
+          </w:tcPr>
+          <w:p>
+            <w:r>
+              <w:t>My own example</w:t>
+            </w:r>
+          </w:p>
+        </w:tc>
+        <w:tc>
+          <w:tcPr>
+            <w:tcW w:type="dxa" w:w="3408"/>
+          </w:tcPr>
+          <w:p>
+            <w:r>
+              <w:t>Not this / boundary</w:t>
+            </w:r>
+          </w:p>
+        </w:tc>
+      </w:tr>
+      <w:tr>
+        <w:tc>
+          <w:tcPr>
+            <w:tcW w:type="dxa" w:w="3408"/>
+          </w:tcPr>
+          <w:p>
+            <w:r>
+              <w:t>true positive</w:t>
+            </w:r>
+          </w:p>
+        </w:tc>
+        <w:tc>
+          <w:tcPr>
+            <w:tcW w:type="dxa" w:w="3408"/>
+          </w:tcPr>
+          <w:p>
+            <w:r>
+              <w:t>An actually positive case correctly predicted positive.</w:t>
+            </w:r>
+          </w:p>
+        </w:tc>
+        <w:tc>
+          <w:tcPr>
+            <w:tcW w:type="dxa" w:w="3408"/>
+          </w:tcPr>
+          <w:p>
+            <w:r/>
+          </w:p>
+        </w:tc>
+      </w:tr>
+      <w:tr>
+        <w:tc>
+          <w:tcPr>
+            <w:tcW w:type="dxa" w:w="3408"/>
+          </w:tcPr>
+          <w:p>
+            <w:r>
+              <w:t>true negative</w:t>
+            </w:r>
+          </w:p>
+        </w:tc>
+        <w:tc>
+          <w:tcPr>
+            <w:tcW w:type="dxa" w:w="3408"/>
+          </w:tcPr>
+          <w:p>
+            <w:r>
+              <w:t>An actually negative case correctly predicted negative.</w:t>
+            </w:r>
+          </w:p>
+        </w:tc>
+        <w:tc>
+          <w:tcPr>
+            <w:tcW w:type="dxa" w:w="3408"/>
+          </w:tcPr>
+          <w:p>
+            <w:r/>
+          </w:p>
+        </w:tc>
+      </w:tr>
+      <w:tr>
+        <w:tc>
+          <w:tcPr>
+            <w:tcW w:type="dxa" w:w="3408"/>
+          </w:tcPr>
+          <w:p>
+            <w:r>
+              <w:t>false positive</w:t>
+            </w:r>
+          </w:p>
+        </w:tc>
+        <w:tc>
+          <w:tcPr>
+            <w:tcW w:type="dxa" w:w="3408"/>
+          </w:tcPr>
+          <w:p>
+            <w:r>
+              <w:t>An actually negative case predicted positive, under a stated definition of positive.</w:t>
+            </w:r>
+          </w:p>
+        </w:tc>
+        <w:tc>
+          <w:tcPr>
+            <w:tcW w:type="dxa" w:w="3408"/>
+          </w:tcPr>
+          <w:p>
+            <w:r/>
+          </w:p>
+        </w:tc>
+      </w:tr>
+      <w:tr>
+        <w:tc>
+          <w:tcPr>
+            <w:tcW w:type="dxa" w:w="3408"/>
+          </w:tcPr>
+          <w:p>
+            <w:r>
+              <w:t>false negative</w:t>
+            </w:r>
+          </w:p>
+        </w:tc>
+        <w:tc>
+          <w:tcPr>
+            <w:tcW w:type="dxa" w:w="3408"/>
+          </w:tcPr>
+          <w:p>
+            <w:r>
+              <w:t>An actually positive case predicted negative, under a stated definition of positive.</w:t>
+            </w:r>
+          </w:p>
+        </w:tc>
+        <w:tc>
+          <w:tcPr>
+            <w:tcW w:type="dxa" w:w="3408"/>
+          </w:tcPr>
+          <w:p>
+            <w:r/>
+          </w:p>
+        </w:tc>
+      </w:tr>
+    </w:tbl>
+    <w:p>
+      <w:pPr>
+        <w:pStyle w:val="Heading2"/>
+      </w:pPr>
+      <w:r>
+        <w:t>Terms for the connected explanation</w:t>
+      </w:r>
+    </w:p>
+    <w:tbl>
+      <w:tblPr>
+        <w:tblStyle w:val="LightShading-Accent1"/>
+        <w:tblW w:type="auto" w:w="0"/>
+        <w:tblLook w:firstColumn="1" w:firstRow="1" w:lastColumn="0" w:lastRow="0" w:noHBand="0" w:noVBand="1" w:val="04A0"/>
+      </w:tblPr>
+      <w:tblGrid>
+        <w:gridCol w:w="5112"/>
+        <w:gridCol w:w="5112"/>
+      </w:tblGrid>
+      <w:tr>
+        <w:trPr>
+          <w:tblHeader/>
+        </w:trPr>
+        <w:tc>
+          <w:tcPr>
+            <w:tcW w:type="dxa" w:w="5112"/>
+          </w:tcPr>
+          <w:p>
+            <w:r>
+              <w:t>Word</w:t>
+            </w:r>
+          </w:p>
+        </w:tc>
+        <w:tc>
+          <w:tcPr>
+            <w:tcW w:type="dxa" w:w="5112"/>
+          </w:tcPr>
+          <w:p>
+            <w:r>
+              <w:t>Meaning</w:t>
+            </w:r>
+          </w:p>
+        </w:tc>
+      </w:tr>
+      <w:tr>
+        <w:tc>
+          <w:tcPr>
+            <w:tcW w:type="dxa" w:w="5112"/>
+          </w:tcPr>
+          <w:p>
+            <w:r>
+              <w:t>Confusion matrix</w:t>
+            </w:r>
+          </w:p>
+        </w:tc>
+        <w:tc>
+          <w:tcPr>
+            <w:tcW w:type="dxa" w:w="5112"/>
+          </w:tcPr>
+          <w:p>
+            <w:r>
+              <w:t>A table counting reference and prediction combinations</w:t>
+            </w:r>
+          </w:p>
+        </w:tc>
+      </w:tr>
+      <w:tr>
+        <w:tc>
+          <w:tcPr>
+            <w:tcW w:type="dxa" w:w="5112"/>
+          </w:tcPr>
+          <w:p>
+            <w:r>
+              <w:t>Positive class</w:t>
+            </w:r>
+          </w:p>
+        </w:tc>
+        <w:tc>
+          <w:tcPr>
+            <w:tcW w:type="dxa" w:w="5112"/>
+          </w:tcPr>
+          <w:p>
+            <w:r>
+              <w:t>The class chosen as the condition of interest</w:t>
+            </w:r>
+          </w:p>
+        </w:tc>
+      </w:tr>
+    </w:tbl>
+    <w:p>
+      <w:pPr>
+        <w:pStyle w:val="Heading2"/>
+      </w:pPr>
+      <w:r>
+        <w:t>Earlier wording, alternatives and picture transcripts · reference / check after trying</w:t>
+      </w:r>
+    </w:p>
+    <w:p>
+      <w:pPr>
+        <w:spacing w:line="336" w:lineRule="auto" w:after="180"/>
+      </w:pPr>
+      <w:r>
+        <w:rPr>
+          <w:b w:val="0"/>
+        </w:rPr>
+        <w:t>VOCABULARY LAB</w:t>
+      </w:r>
+    </w:p>
+    <w:p>
+      <w:pPr>
+        <w:spacing w:line="336" w:lineRule="auto" w:after="180"/>
+      </w:pPr>
+      <w:r>
+        <w:rPr>
+          <w:b w:val="0"/>
+        </w:rPr>
+        <w:t>Words You Can Use to Reason</w:t>
+      </w:r>
+    </w:p>
+    <w:p>
+      <w:pPr>
+        <w:spacing w:line="336" w:lineRule="auto" w:after="180"/>
+      </w:pPr>
+      <w:r>
+        <w:rPr>
+          <w:b w:val="0"/>
+        </w:rPr>
+        <w:t>A definition matters when you can recognize the idea, use it, and contrast it with a near-miss.</w:t>
+      </w:r>
+    </w:p>
+    <w:p>
+      <w:r>
+        <w:drawing>
+          <wp:inline xmlns:a="http://schemas.openxmlformats.org/drawingml/2006/main" xmlns:pic="http://schemas.openxmlformats.org/drawingml/2006/picture">
+            <wp:extent cx="5486400" cy="3200400"/>
+            <wp:docPr id="23" name="Picture 23" descr="Vocabulary badge: true positive"/>
+            <wp:cNvGraphicFramePr>
+              <a:graphicFrameLocks noChangeAspect="1"/>
+            </wp:cNvGraphicFramePr>
+            <a:graphic>
+              <a:graphicData uri="http://schemas.openxmlformats.org/drawingml/2006/picture">
+                <pic:pic>
+                  <pic:nvPicPr>
+                    <pic:cNvPr id="0" name="e5807c60c0964e89d72930c754c0148e748af45d7113f51061f66424d1ea6620.png"/>
+                    <pic:cNvPicPr/>
+                  </pic:nvPicPr>
+                  <pic:blipFill>
+                    <a:blip r:embed="rId26"/>
+                    <a:stretch>
+                      <a:fillRect/>
+                    </a:stretch>
+                  </pic:blipFill>
+                  <pic:spPr>
+                    <a:xfrm>
+                      <a:off x="0" y="0"/>
+                      <a:ext cx="5486400" cy="3200400"/>
+                    </a:xfrm>
+                    <a:prstGeom prst="rect"/>
+                  </pic:spPr>
+                </pic:pic>
+              </a:graphicData>
+            </a:graphic>
+          </wp:inline>
+        </w:drawing>
+      </w:r>
+    </w:p>
+    <w:p>
+      <w:r>
+        <w:drawing>
+          <wp:inline xmlns:a="http://schemas.openxmlformats.org/drawingml/2006/main" xmlns:pic="http://schemas.openxmlformats.org/drawingml/2006/picture">
+            <wp:extent cx="5486400" cy="3200400"/>
+            <wp:docPr id="24" name="Picture 24" descr="Vocabulary badge: true negative"/>
+            <wp:cNvGraphicFramePr>
+              <a:graphicFrameLocks noChangeAspect="1"/>
+            </wp:cNvGraphicFramePr>
+            <a:graphic>
+              <a:graphicData uri="http://schemas.openxmlformats.org/drawingml/2006/picture">
+                <pic:pic>
+                  <pic:nvPicPr>
+                    <pic:cNvPr id="0" name="d6c42cfd448c57bcda38c594e07a42dd1c85654d7c50a8e907f4123095835c60.png"/>
+                    <pic:cNvPicPr/>
+                  </pic:nvPicPr>
+                  <pic:blipFill>
+                    <a:blip r:embed="rId27"/>
+                    <a:stretch>
+                      <a:fillRect/>
+                    </a:stretch>
+                  </pic:blipFill>
+                  <pic:spPr>
+                    <a:xfrm>
+                      <a:off x="0" y="0"/>
+                      <a:ext cx="5486400" cy="3200400"/>
+                    </a:xfrm>
+                    <a:prstGeom prst="rect"/>
+                  </pic:spPr>
+                </pic:pic>
+              </a:graphicData>
+            </a:graphic>
+          </wp:inline>
+        </w:drawing>
+      </w:r>
+    </w:p>
+    <w:p>
+      <w:r>
+        <w:drawing>
+          <wp:inline xmlns:a="http://schemas.openxmlformats.org/drawingml/2006/main" xmlns:pic="http://schemas.openxmlformats.org/drawingml/2006/picture">
+            <wp:extent cx="5486400" cy="3200400"/>
+            <wp:docPr id="25" name="Picture 25" descr="Vocabulary badge: false positive"/>
+            <wp:cNvGraphicFramePr>
+              <a:graphicFrameLocks noChangeAspect="1"/>
+            </wp:cNvGraphicFramePr>
+            <a:graphic>
+              <a:graphicData uri="http://schemas.openxmlformats.org/drawingml/2006/picture">
+                <pic:pic>
+                  <pic:nvPicPr>
+                    <pic:cNvPr id="0" name="7bd73b03452488ec3b3af89989ff34d236688304ebee2bfdcdd9a05411a76453.png"/>
+                    <pic:cNvPicPr/>
+                  </pic:nvPicPr>
+                  <pic:blipFill>
+                    <a:blip r:embed="rId28"/>
+                    <a:stretch>
+                      <a:fillRect/>
+                    </a:stretch>
+                  </pic:blipFill>
+                  <pic:spPr>
+                    <a:xfrm>
+                      <a:off x="0" y="0"/>
+                      <a:ext cx="5486400" cy="3200400"/>
+                    </a:xfrm>
+                    <a:prstGeom prst="rect"/>
+                  </pic:spPr>
+                </pic:pic>
+              </a:graphicData>
+            </a:graphic>
+          </wp:inline>
+        </w:drawing>
+      </w:r>
+    </w:p>
+    <w:p>
+      <w:r>
+        <w:drawing>
+          <wp:inline xmlns:a="http://schemas.openxmlformats.org/drawingml/2006/main" xmlns:pic="http://schemas.openxmlformats.org/drawingml/2006/picture">
+            <wp:extent cx="5486400" cy="3200400"/>
+            <wp:docPr id="26" name="Picture 26" descr="Vocabulary badge: false negative"/>
+            <wp:cNvGraphicFramePr>
+              <a:graphicFrameLocks noChangeAspect="1"/>
+            </wp:cNvGraphicFramePr>
+            <a:graphic>
+              <a:graphicData uri="http://schemas.openxmlformats.org/drawingml/2006/picture">
+                <pic:pic>
+                  <pic:nvPicPr>
+                    <pic:cNvPr id="0" name="c130a6f4de263ccee73e813f36c3dc7b7420eec389541e50e7515c2c40459807.png"/>
+                    <pic:cNvPicPr/>
+                  </pic:nvPicPr>
+                  <pic:blipFill>
+                    <a:blip r:embed="rId29"/>
+                    <a:stretch>
+                      <a:fillRect/>
+                    </a:stretch>
+                  </pic:blipFill>
+                  <pic:spPr>
+                    <a:xfrm>
+                      <a:off x="0" y="0"/>
+                      <a:ext cx="5486400" cy="3200400"/>
+                    </a:xfrm>
+                    <a:prstGeom prst="rect"/>
+                  </pic:spPr>
+                </pic:pic>
+              </a:graphicData>
+            </a:graphic>
+          </wp:inline>
+        </w:drawing>
+      </w:r>
+    </w:p>
+    <w:p>
+      <w:pPr>
+        <w:pStyle w:val="Heading3"/>
+      </w:pPr>
+      <w:r>
+        <w:t>Words used in the closer explanation</w:t>
+      </w:r>
+    </w:p>
+    <w:p>
+      <w:pPr>
+        <w:pStyle w:val="Heading1"/>
+      </w:pPr>
+      <w:r>
+        <w:t>10. Choose a stronger thinking challenge</w:t>
+      </w:r>
+    </w:p>
+    <w:p>
+      <w:r>
+        <w:t>Choose the next useful challenge rather than treating the whole ladder as compulsory.</w:t>
+      </w:r>
+    </w:p>
+    <w:p>
+      <w:pPr>
+        <w:pStyle w:val="Heading2"/>
+      </w:pPr>
+      <w:r>
+        <w:t>Pick your next step</w:t>
+      </w:r>
+    </w:p>
+    <w:p>
+      <w:pPr>
+        <w:pStyle w:val="ListBullet"/>
+      </w:pPr>
+      <w:r>
+        <w:t>1 • NAME: Define the concept without repeating the textbook.</w:t>
+      </w:r>
+    </w:p>
+    <w:p>
+      <w:pPr>
+        <w:pStyle w:val="ListBullet"/>
+      </w:pPr>
+      <w:r>
+        <w:t>2 • TRACE: Show the information, state, branch, calculation, or evidence path.</w:t>
+      </w:r>
+    </w:p>
+    <w:p>
+      <w:pPr>
+        <w:pStyle w:val="ListBullet"/>
+      </w:pPr>
+      <w:r>
+        <w:t>3 • APPLY: Solve a different example independently.</w:t>
+      </w:r>
+    </w:p>
+    <w:p>
+      <w:pPr>
+        <w:pStyle w:val="ListBullet"/>
+      </w:pPr>
+      <w:r>
+        <w:t>4 • CHALLENGE: Find a boundary case, counterexample, or unfair outcome.</w:t>
+      </w:r>
+    </w:p>
+    <w:p>
+      <w:pPr>
+        <w:pStyle w:val="ListBullet"/>
+      </w:pPr>
+      <w:r>
+        <w:t>5 • EXPLAIN LIMITS: Say when the result should not be trusted or used alone.</w:t>
+      </w:r>
+    </w:p>
+    <w:p>
+      <w:pPr>
+        <w:pStyle w:val="ListBullet"/>
+      </w:pPr>
+      <w:r>
+        <w:t>My strongest evidence of independent understanding:</w:t>
+      </w:r>
+    </w:p>
+    <w:p>
+      <w:pPr>
+        <w:pStyle w:val="Heading3"/>
+      </w:pPr>
+      <w:r>
+        <w:t>Write or draw your reasoning and evidence.</w:t>
+      </w:r>
+    </w:p>
+    <w:p>
+      <w:r>
+        <w:t>________________________________________________________________</w:t>
+      </w:r>
+    </w:p>
+    <w:p>
+      <w:r>
+        <w:t>________________________________________________________________</w:t>
+      </w:r>
+    </w:p>
+    <w:p>
+      <w:r>
+        <w:t>________________________________________________________________</w:t>
+      </w:r>
+    </w:p>
+    <w:p>
+      <w:r>
+        <w:t>________________________________________________________________</w:t>
+      </w:r>
+    </w:p>
+    <w:p>
+      <w:r>
+        <w:t>________________________________________________________________</w:t>
+      </w:r>
+    </w:p>
+    <w:p>
+      <w:pPr>
+        <w:pStyle w:val="Heading2"/>
+      </w:pPr>
+      <w:r>
+        <w:t>Earlier wording, alternatives and picture transcripts · reference / check after trying</w:t>
+      </w:r>
+    </w:p>
+    <w:p>
+      <w:pPr>
+        <w:spacing w:line="336" w:lineRule="auto" w:after="180"/>
+      </w:pPr>
+      <w:r>
+        <w:rPr>
+          <w:b w:val="0"/>
         </w:rPr>
         <w:t>MASTERY</w:t>
       </w:r>
@@ -4789,7 +6198,7 @@
         <w:drawing>
           <wp:inline xmlns:a="http://schemas.openxmlformats.org/drawingml/2006/main" xmlns:pic="http://schemas.openxmlformats.org/drawingml/2006/picture">
             <wp:extent cx="5486400" cy="1719072"/>
-            <wp:docPr id="20" name="Picture 20" descr="Mastery ladder for Types of Classification Error"/>
+            <wp:docPr id="27" name="Picture 27" descr="Mastery ladder for Types of Classification Error"/>
             <wp:cNvGraphicFramePr>
               <a:graphicFrameLocks noChangeAspect="1"/>
             </wp:cNvGraphicFramePr>
@@ -4801,7 +6210,7 @@
                     <pic:cNvPicPr/>
                   </pic:nvPicPr>
                   <pic:blipFill>
-                    <a:blip r:embed="rId27"/>
+                    <a:blip r:embed="rId30"/>
                     <a:stretch>
                       <a:fillRect/>
                     </a:stretch>
@@ -4822,13 +6231,164 @@
     </w:p>
     <w:p>
       <w:pPr>
+        <w:pStyle w:val="Heading1"/>
+      </w:pPr>
+      <w:r>
+        <w:t>12. Reference: check your explanation</w:t>
+      </w:r>
+    </w:p>
+    <w:p>
+      <w:r>
+        <w:t>Use after practice. Count a fresh evaluation independently is the selected independent case.</w:t>
+      </w:r>
+    </w:p>
+    <w:p>
+      <w:pPr>
+        <w:pStyle w:val="Heading2"/>
+      </w:pPr>
+      <w:r>
+        <w:t>Check the evidence and its limit</w:t>
+      </w:r>
+    </w:p>
+    <w:p>
+      <w:pPr>
+        <w:pStyle w:val="ListBullet"/>
+      </w:pPr>
+      <w:r>
+        <w:t>1. My fresh example, trace, calculation, or design:</w:t>
+      </w:r>
+    </w:p>
+    <w:p>
+      <w:pPr>
+        <w:pStyle w:val="Heading3"/>
+      </w:pPr>
+      <w:r>
+        <w:t>Write or draw your reasoning and evidence.</w:t>
+      </w:r>
+    </w:p>
+    <w:p>
+      <w:r>
+        <w:t>________________________________________________________________</w:t>
+      </w:r>
+    </w:p>
+    <w:p>
+      <w:r>
+        <w:t>________________________________________________________________</w:t>
+      </w:r>
+    </w:p>
+    <w:p>
+      <w:r>
+        <w:t>________________________________________________________________</w:t>
+      </w:r>
+    </w:p>
+    <w:p>
+      <w:r>
+        <w:t>________________________________________________________________</w:t>
+      </w:r>
+    </w:p>
+    <w:p>
+      <w:r>
+        <w:t>________________________________________________________________</w:t>
+      </w:r>
+    </w:p>
+    <w:p>
+      <w:pPr>
+        <w:pStyle w:val="ListBullet"/>
+      </w:pPr>
+      <w:r>
+        <w:t>2. My evidence that it works (include a boundary or missing-data case):</w:t>
+      </w:r>
+    </w:p>
+    <w:p>
+      <w:pPr>
+        <w:pStyle w:val="Heading3"/>
+      </w:pPr>
+      <w:r>
+        <w:t>Write or draw your reasoning and evidence.</w:t>
+      </w:r>
+    </w:p>
+    <w:p>
+      <w:r>
+        <w:t>________________________________________________________________</w:t>
+      </w:r>
+    </w:p>
+    <w:p>
+      <w:r>
+        <w:t>________________________________________________________________</w:t>
+      </w:r>
+    </w:p>
+    <w:p>
+      <w:r>
+        <w:t>________________________________________________________________</w:t>
+      </w:r>
+    </w:p>
+    <w:p>
+      <w:r>
+        <w:t>________________________________________________________________</w:t>
+      </w:r>
+    </w:p>
+    <w:p>
+      <w:r>
+        <w:t>________________________________________________________________</w:t>
+      </w:r>
+    </w:p>
+    <w:p>
+      <w:pPr>
+        <w:pStyle w:val="ListBullet"/>
+      </w:pPr>
+      <w:r>
+        <w:t>3. One limitation, fairness concern, or situation needing human review:</w:t>
+      </w:r>
+    </w:p>
+    <w:p>
+      <w:pPr>
+        <w:pStyle w:val="Heading2"/>
+      </w:pPr>
+      <w:r>
+        <w:t>Self-check and record</w:t>
+      </w:r>
+    </w:p>
+    <w:p>
+      <w:pPr>
         <w:spacing w:line="336" w:lineRule="auto" w:after="180"/>
       </w:pPr>
       <w:r>
         <w:rPr>
           <w:b w:val="0"/>
         </w:rPr>
-        <w:t>1 • NAME: Define the concept without repeating the textbook.</w:t>
+        <w:t xml:space="preserve">SELF-CHECK  □ I explained the </w:t>
+      </w:r>
+      <w:r>
+        <w:rPr>
+          <w:b/>
+        </w:rPr>
+        <w:t>mechanism</w:t>
+      </w:r>
+      <w:r>
+        <w:rPr>
+          <w:b w:val="0"/>
+        </w:rPr>
+        <w:t xml:space="preserve">  □ I used </w:t>
+      </w:r>
+      <w:r>
+        <w:rPr>
+          <w:b/>
+        </w:rPr>
+        <w:t>evidence</w:t>
+      </w:r>
+      <w:r>
+        <w:rPr>
+          <w:b w:val="0"/>
+        </w:rPr>
+        <w:t xml:space="preserve">  □ I tested a fresh case  □ I named a limitation  □ I can answer ‘why?’</w:t>
+      </w:r>
+    </w:p>
+    <w:p>
+      <w:pPr>
+        <w:pStyle w:val="Heading2"/>
+      </w:pPr>
+      <w:r>
+        <w:t>Earlier wording, alternatives and picture transcripts · reference / check after trying</w:t>
       </w:r>
     </w:p>
     <w:p>
@@ -4839,19 +6399,18 @@
         <w:rPr>
           <w:b w:val="0"/>
         </w:rPr>
-        <w:t xml:space="preserve">2 • TRACE: Show the information, state, branch, calculation, or </w:t>
-      </w:r>
-      <w:r>
-        <w:rPr>
-          <w:b/>
-        </w:rPr>
-        <w:t>evidence</w:t>
-      </w:r>
+        <w:t>INDEPENDENT MASTERY PROOF</w:t>
+      </w:r>
+    </w:p>
+    <w:p>
+      <w:pPr>
+        <w:spacing w:line="336" w:lineRule="auto" w:after="180"/>
+      </w:pPr>
       <w:r>
         <w:rPr>
           <w:b w:val="0"/>
         </w:rPr>
-        <w:t xml:space="preserve"> path.</w:t>
+        <w:t>Checklist for explaining this week’s idea</w:t>
       </w:r>
     </w:p>
     <w:p>
@@ -4862,131 +6421,7 @@
         <w:rPr>
           <w:b w:val="0"/>
         </w:rPr>
-        <w:t>3 • APPLY: Solve a different example independently.</w:t>
-      </w:r>
-    </w:p>
-    <w:p>
-      <w:pPr>
-        <w:spacing w:line="336" w:lineRule="auto" w:after="180"/>
-      </w:pPr>
-      <w:r>
-        <w:rPr>
-          <w:b w:val="0"/>
-        </w:rPr>
-        <w:t>4 • CHALLENGE: Find a boundary case, counterexample, or unfair outcome.</w:t>
-      </w:r>
-    </w:p>
-    <w:p>
-      <w:pPr>
-        <w:spacing w:line="336" w:lineRule="auto" w:after="180"/>
-      </w:pPr>
-      <w:r>
-        <w:rPr>
-          <w:b w:val="0"/>
-        </w:rPr>
-        <w:t>5 • EXPLAIN LIMITS: Say when the result should not be trusted or used alone.</w:t>
-      </w:r>
-    </w:p>
-    <w:p>
-      <w:pPr>
-        <w:spacing w:line="336" w:lineRule="auto" w:after="180"/>
-      </w:pPr>
-      <w:r>
-        <w:rPr>
-          <w:b w:val="0"/>
-        </w:rPr>
-        <w:t xml:space="preserve">My strongest </w:t>
-      </w:r>
-      <w:r>
-        <w:rPr>
-          <w:b/>
-        </w:rPr>
-        <w:t>evidence</w:t>
-      </w:r>
-      <w:r>
-        <w:rPr>
-          <w:b w:val="0"/>
-        </w:rPr>
-        <w:t xml:space="preserve"> of independent understanding:</w:t>
-      </w:r>
-    </w:p>
-    <w:p>
-      <w:pPr>
-        <w:pStyle w:val="Heading3"/>
-      </w:pPr>
-      <w:r>
-        <w:t>Write or draw your reasoning and evidence.</w:t>
-      </w:r>
-    </w:p>
-    <w:p>
-      <w:r>
-        <w:t>________________________________________________________________</w:t>
-      </w:r>
-    </w:p>
-    <w:p>
-      <w:r>
-        <w:t>________________________________________________________________</w:t>
-      </w:r>
-    </w:p>
-    <w:p>
-      <w:r>
-        <w:t>________________________________________________________________</w:t>
-      </w:r>
-    </w:p>
-    <w:p>
-      <w:r>
-        <w:t>________________________________________________________________</w:t>
-      </w:r>
-    </w:p>
-    <w:p>
-      <w:r>
-        <w:t>________________________________________________________________</w:t>
-      </w:r>
-    </w:p>
-    <w:p>
-      <w:pPr>
-        <w:pStyle w:val="Heading1"/>
-      </w:pPr>
-      <w:r>
-        <w:t>11. Connect your project</w:t>
-      </w:r>
-    </w:p>
-    <w:p>
-      <w:r>
-        <w:t>Apply this week’s idea to Transparent Book Recommender. Keep an annotated decision and the evidence supporting it.</w:t>
-      </w:r>
-    </w:p>
-    <w:p>
-      <w:pPr>
-        <w:spacing w:line="336" w:lineRule="auto" w:after="180"/>
-      </w:pPr>
-      <w:r>
-        <w:rPr>
-          <w:b/>
-        </w:rPr>
-        <w:t>CUMULATIVE PROJECT</w:t>
-      </w:r>
-    </w:p>
-    <w:p>
-      <w:pPr>
-        <w:spacing w:line="336" w:lineRule="auto" w:after="180"/>
-      </w:pPr>
-      <w:r>
-        <w:rPr>
-          <w:b w:val="0"/>
-        </w:rPr>
-        <w:t>Transparent Book Recommender</w:t>
-      </w:r>
-    </w:p>
-    <w:p>
-      <w:pPr>
-        <w:spacing w:line="336" w:lineRule="auto" w:after="180"/>
-      </w:pPr>
-      <w:r>
-        <w:rPr>
-          <w:b w:val="0"/>
-        </w:rPr>
-        <w:t>Every week adds one inspectable piece. The system must show how it reached a result.</w:t>
+        <w:t>Use after practice. Count a fresh evaluation independently is the selected independent case.</w:t>
       </w:r>
     </w:p>
     <w:p>
@@ -4994,7 +6429,7 @@
         <w:drawing>
           <wp:inline xmlns:a="http://schemas.openxmlformats.org/drawingml/2006/main" xmlns:pic="http://schemas.openxmlformats.org/drawingml/2006/picture">
             <wp:extent cx="5486400" cy="1901952"/>
-            <wp:docPr id="21" name="Picture 21" descr="Book recommender connection for Types of Classification Error"/>
+            <wp:docPr id="28" name="Picture 28" descr="Independent proof graphic for Types of Classification Error"/>
             <wp:cNvGraphicFramePr>
               <a:graphicFrameLocks noChangeAspect="1"/>
             </wp:cNvGraphicFramePr>
@@ -5002,11 +6437,11 @@
               <a:graphicData uri="http://schemas.openxmlformats.org/drawingml/2006/picture">
                 <pic:pic>
                   <pic:nvPicPr>
-                    <pic:cNvPr id="0" name="b0178a892832b04754fdeb3a77558a99fe084b376fae5e5de286ba65f2245b91.png"/>
+                    <pic:cNvPr id="0" name="0fc8fee2933b8e128936f24d3ca72f7acfb6076e1b301807afec1563a5883e38.png"/>
                     <pic:cNvPicPr/>
                   </pic:nvPicPr>
                   <pic:blipFill>
-                    <a:blip r:embed="rId28"/>
+                    <a:blip r:embed="rId31"/>
                     <a:stretch>
                       <a:fillRect/>
                     </a:stretch>
@@ -5033,7 +6468,7 @@
         <w:rPr>
           <w:b w:val="0"/>
         </w:rPr>
-        <w:t>THIS WEEK’S CHECKPOINT  Separate recommending an unsuitable book from failing to surface a suitable one.</w:t>
+        <w:t>EXPLANATION CHECK  Declare the axes and positive class, retain each paired ID and distinguish false alarms from missed cases.</w:t>
       </w:r>
     </w:p>
     <w:p>
@@ -5041,704 +6476,185 @@
         <w:pStyle w:val="Heading3"/>
       </w:pPr>
       <w:r>
-        <w:t>Trace the system</w:t>
+        <w:t>Write or draw your reasoning and evidence.</w:t>
+      </w:r>
+    </w:p>
+    <w:p>
+      <w:r>
+        <w:t>________________________________________________________________</w:t>
+      </w:r>
+    </w:p>
+    <w:p>
+      <w:r>
+        <w:t>________________________________________________________________</w:t>
+      </w:r>
+    </w:p>
+    <w:p>
+      <w:r>
+        <w:t>________________________________________________________________</w:t>
+      </w:r>
+    </w:p>
+    <w:p>
+      <w:r>
+        <w:t>________________________________________________________________</w:t>
+      </w:r>
+    </w:p>
+    <w:p>
+      <w:r>
+        <w:t>________________________________________________________________</w:t>
+      </w:r>
+    </w:p>
+    <w:p>
+      <w:pPr>
+        <w:pStyle w:val="Heading1"/>
+      </w:pPr>
+      <w:r>
+        <w:t>13. Extra practice: Name outcomes using actual and predicted labels</w:t>
+      </w:r>
+    </w:p>
+    <w:p>
+      <w:r>
+        <w:t>Try the question before opening its worked explanation.</w:t>
+      </w:r>
+    </w:p>
+    <w:p>
+      <w:pPr>
+        <w:pStyle w:val="Heading2"/>
+      </w:pPr>
+      <w:r>
+        <w:t>Read the supplied case and question</w:t>
       </w:r>
     </w:p>
     <w:p>
       <w:pPr>
         <w:spacing w:line="336" w:lineRule="auto" w:after="180"/>
-        <w:shd w:fill="EDF7F3"/>
       </w:pPr>
       <w:r>
         <w:rPr>
           <w:b w:val="0"/>
         </w:rPr>
-        <w:t xml:space="preserve">SYSTEM MAP  Reader need → allowed </w:t>
-      </w:r>
+        <w:t>Positive means should recommend. Actual/predicted pairs are yes/yes, no/yes, yes/no, no/no.</w:t>
+      </w:r>
+    </w:p>
+    <w:p>
+      <w:pPr>
+        <w:spacing w:line="336" w:lineRule="auto" w:after="180"/>
+      </w:pPr>
+      <w:r>
+        <w:rPr>
+          <w:b w:val="0"/>
+        </w:rPr>
+        <w:t>Name the four outcomes.</w:t>
+      </w:r>
+    </w:p>
+    <w:p>
+      <w:pPr>
+        <w:pStyle w:val="Heading2"/>
+      </w:pPr>
+      <w:r>
+        <w:t>Your explanation</w:t>
+      </w:r>
+    </w:p>
+    <w:p>
+      <w:pPr>
+        <w:pStyle w:val="ListBullet"/>
+      </w:pPr>
+      <w:r>
+        <w:t>Which detail supports the answer, and why does it matter?</w:t>
+      </w:r>
+    </w:p>
+    <w:p>
+      <w:pPr>
+        <w:pStyle w:val="Heading3"/>
+      </w:pPr>
+      <w:r>
+        <w:t>Write or draw your reasoning and evidence.</w:t>
+      </w:r>
+    </w:p>
+    <w:p>
+      <w:r>
+        <w:t>________________________________________________________________</w:t>
+      </w:r>
+    </w:p>
+    <w:p>
+      <w:r>
+        <w:t>________________________________________________________________</w:t>
+      </w:r>
+    </w:p>
+    <w:p>
+      <w:r>
+        <w:t>________________________________________________________________</w:t>
+      </w:r>
+    </w:p>
+    <w:p>
+      <w:r>
+        <w:t>________________________________________________________________</w:t>
+      </w:r>
+    </w:p>
+    <w:p>
+      <w:r>
+        <w:t>________________________________________________________________</w:t>
+      </w:r>
+    </w:p>
+    <w:p>
+      <w:pPr>
+        <w:pStyle w:val="Heading2"/>
+      </w:pPr>
+      <w:r>
+        <w:t>Check after trying · reference / check after trying</w:t>
+      </w:r>
+    </w:p>
+    <w:p>
+      <w:pPr>
+        <w:spacing w:line="336" w:lineRule="auto" w:after="180"/>
+      </w:pPr>
       <w:r>
         <w:rPr>
           <w:b/>
         </w:rPr>
-        <w:t>input</w:t>
+        <w:t>True positive</w:t>
       </w:r>
       <w:r>
         <w:rPr>
           <w:b w:val="0"/>
         </w:rPr>
-        <w:t xml:space="preserve">s → transparent rule or score → ranked candidates → explanation → test record → </w:t>
+        <w:t xml:space="preserve">, </w:t>
       </w:r>
       <w:r>
         <w:rPr>
           <w:b/>
         </w:rPr>
-        <w:t>human decision</w:t>
-      </w:r>
-    </w:p>
-    <w:p>
-      <w:pPr>
-        <w:spacing w:line="336" w:lineRule="auto" w:after="180"/>
-        <w:shd w:fill="F5F1FB"/>
-      </w:pPr>
+        <w:t>false positive</w:t>
+      </w:r>
       <w:r>
         <w:rPr>
           <w:b w:val="0"/>
         </w:rPr>
-        <w:t>What will you add, change, or verify in the project this week?</w:t>
-      </w:r>
-    </w:p>
-    <w:p>
-      <w:pPr>
-        <w:pStyle w:val="Heading3"/>
-      </w:pPr>
-      <w:r>
-        <w:t>Write or draw your reasoning and evidence.</w:t>
-      </w:r>
-    </w:p>
-    <w:p>
-      <w:r>
-        <w:t>________________________________________________________________</w:t>
-      </w:r>
-    </w:p>
-    <w:p>
-      <w:r>
-        <w:t>________________________________________________________________</w:t>
-      </w:r>
-    </w:p>
-    <w:p>
-      <w:r>
-        <w:t>________________________________________________________________</w:t>
-      </w:r>
-    </w:p>
-    <w:p>
-      <w:r>
-        <w:t>________________________________________________________________</w:t>
-      </w:r>
-    </w:p>
-    <w:p>
-      <w:r>
-        <w:t>________________________________________________________________</w:t>
-      </w:r>
-    </w:p>
-    <w:p>
-      <w:pPr>
-        <w:spacing w:line="336" w:lineRule="auto" w:after="180"/>
-        <w:shd w:fill="F5F1FB"/>
-      </w:pPr>
+        <w:t xml:space="preserve">, </w:t>
+      </w:r>
+      <w:r>
+        <w:rPr>
+          <w:b/>
+        </w:rPr>
+        <w:t>false negative</w:t>
+      </w:r>
       <w:r>
         <w:rPr>
           <w:b w:val="0"/>
         </w:rPr>
-        <w:t xml:space="preserve">What should remain under </w:t>
+        <w:t xml:space="preserve">, </w:t>
       </w:r>
       <w:r>
         <w:rPr>
           <w:b/>
         </w:rPr>
-        <w:t>human control</w:t>
+        <w:t>true negative</w:t>
       </w:r>
       <w:r>
         <w:rPr>
           <w:b w:val="0"/>
         </w:rPr>
-        <w:t>?</w:t>
-      </w:r>
-    </w:p>
-    <w:p>
-      <w:pPr>
-        <w:pStyle w:val="Heading3"/>
-      </w:pPr>
-      <w:r>
-        <w:t>Write or draw your reasoning and evidence.</w:t>
-      </w:r>
-    </w:p>
-    <w:p>
-      <w:r>
-        <w:t>________________________________________________________________</w:t>
-      </w:r>
-    </w:p>
-    <w:p>
-      <w:r>
-        <w:t>________________________________________________________________</w:t>
-      </w:r>
-    </w:p>
-    <w:p>
-      <w:r>
-        <w:t>________________________________________________________________</w:t>
-      </w:r>
-    </w:p>
-    <w:p>
-      <w:r>
-        <w:t>________________________________________________________________</w:t>
-      </w:r>
-    </w:p>
-    <w:p>
-      <w:r>
-        <w:t>________________________________________________________________</w:t>
-      </w:r>
-    </w:p>
-    <w:p>
-      <w:pPr>
-        <w:pStyle w:val="Heading3"/>
-      </w:pPr>
-      <w:r>
-        <w:t>Responsible design</w:t>
-      </w:r>
-    </w:p>
-    <w:p>
-      <w:pPr>
-        <w:spacing w:line="336" w:lineRule="auto" w:after="180"/>
-        <w:shd w:fill="FFF5E6"/>
-      </w:pPr>
-      <w:r>
-        <w:rPr>
-          <w:b w:val="0"/>
-        </w:rPr>
-        <w:t>RESPONSIBLE DESIGN  Collect only necessary information. Show uncertainty and limits. Never confuse a ranking with a fact about a person.</w:t>
-      </w:r>
-    </w:p>
-    <w:p>
-      <w:pPr>
-        <w:pStyle w:val="Heading3"/>
-      </w:pPr>
-      <w:r>
-        <w:t>Evidence for your project</w:t>
-      </w:r>
-    </w:p>
-    <w:p>
-      <w:pPr>
-        <w:spacing w:line="336" w:lineRule="auto" w:after="180"/>
-      </w:pPr>
-      <w:r>
-        <w:rPr>
-          <w:b w:val="0"/>
-        </w:rPr>
-        <w:t xml:space="preserve">Use a confusion table when evaluating recommender category </w:t>
-      </w:r>
-      <w:r>
-        <w:rPr>
-          <w:b/>
-        </w:rPr>
-        <w:t>prediction</w:t>
-      </w:r>
-      <w:r>
-        <w:rPr>
-          <w:b w:val="0"/>
-        </w:rPr>
-        <w:t>s and attach concrete consequences to each error.</w:t>
-      </w:r>
-    </w:p>
-    <w:p>
-      <w:pPr>
-        <w:pStyle w:val="Heading1"/>
-      </w:pPr>
-      <w:r>
-        <w:t>12. Show what you know</w:t>
-      </w:r>
-    </w:p>
-    <w:p>
-      <w:r>
-        <w:t>Use a genuinely new case for independent evidence. Previously discussed examples remain practice; use the separately named independent case before feedback.</w:t>
-      </w:r>
-    </w:p>
-    <w:p>
-      <w:pPr>
-        <w:pStyle w:val="Heading3"/>
-      </w:pPr>
-      <w:r>
-        <w:t>Independent evidence</w:t>
-      </w:r>
-    </w:p>
-    <w:p>
-      <w:pPr>
-        <w:spacing w:line="336" w:lineRule="auto" w:after="180"/>
-        <w:shd w:fill="FFF5E6"/>
-      </w:pPr>
-      <w:r>
-        <w:rPr>
-          <w:b w:val="0"/>
-        </w:rPr>
-        <w:t>INDEPENDENT MASTERY PROOF</w:t>
-      </w:r>
-    </w:p>
-    <w:p>
-      <w:pPr>
-        <w:spacing w:line="336" w:lineRule="auto" w:after="180"/>
-      </w:pPr>
-      <w:r>
-        <w:rPr>
-          <w:b w:val="0"/>
-        </w:rPr>
-        <w:t>Explain • Transfer • Test • Defend</w:t>
-      </w:r>
-    </w:p>
-    <w:p>
-      <w:pPr>
-        <w:spacing w:line="336" w:lineRule="auto" w:after="180"/>
-      </w:pPr>
-      <w:r>
-        <w:rPr>
-          <w:b w:val="0"/>
-        </w:rPr>
-        <w:t>Complete this page without copying the worked example. Your reasoning matters more than decoration.</w:t>
-      </w:r>
-    </w:p>
-    <w:p>
-      <w:r>
-        <w:drawing>
-          <wp:inline xmlns:a="http://schemas.openxmlformats.org/drawingml/2006/main" xmlns:pic="http://schemas.openxmlformats.org/drawingml/2006/picture">
-            <wp:extent cx="5486400" cy="1901952"/>
-            <wp:docPr id="22" name="Picture 22" descr="Independent proof graphic for Types of Classification Error"/>
-            <wp:cNvGraphicFramePr>
-              <a:graphicFrameLocks noChangeAspect="1"/>
-            </wp:cNvGraphicFramePr>
-            <a:graphic>
-              <a:graphicData uri="http://schemas.openxmlformats.org/drawingml/2006/picture">
-                <pic:pic>
-                  <pic:nvPicPr>
-                    <pic:cNvPr id="0" name="0fc8fee2933b8e128936f24d3ca72f7acfb6076e1b301807afec1563a5883e38.png"/>
-                    <pic:cNvPicPr/>
-                  </pic:nvPicPr>
-                  <pic:blipFill>
-                    <a:blip r:embed="rId29"/>
-                    <a:stretch>
-                      <a:fillRect/>
-                    </a:stretch>
-                  </pic:blipFill>
-                  <pic:spPr>
-                    <a:xfrm>
-                      <a:off x="0" y="0"/>
-                      <a:ext cx="5486400" cy="1901952"/>
-                    </a:xfrm>
-                    <a:prstGeom prst="rect"/>
-                  </pic:spPr>
-                </pic:pic>
-              </a:graphicData>
-            </a:graphic>
-          </wp:inline>
-        </w:drawing>
-      </w:r>
-    </w:p>
-    <w:p>
-      <w:pPr>
-        <w:pStyle w:val="Heading3"/>
-      </w:pPr>
-      <w:r>
-        <w:t>Try a more demanding case</w:t>
-      </w:r>
-    </w:p>
-    <w:p>
-      <w:pPr>
-        <w:spacing w:line="336" w:lineRule="auto" w:after="180"/>
-        <w:shd w:fill="F5F1FB"/>
-      </w:pPr>
-      <w:r>
-        <w:rPr>
-          <w:b w:val="0"/>
-        </w:rPr>
-        <w:t xml:space="preserve">CHALLENGE  Sort 12 </w:t>
-      </w:r>
-      <w:r>
-        <w:rPr>
-          <w:b/>
-        </w:rPr>
-        <w:t>prediction</w:t>
-      </w:r>
-      <w:r>
-        <w:rPr>
-          <w:b w:val="0"/>
-        </w:rPr>
-        <w:t>s into four outcome boxes.</w:t>
-      </w:r>
-    </w:p>
-    <w:p>
-      <w:pPr>
-        <w:spacing w:line="336" w:lineRule="auto" w:after="180"/>
-        <w:shd w:fill="F4F9FC"/>
-      </w:pPr>
-      <w:r>
-        <w:rPr>
-          <w:b w:val="0"/>
-        </w:rPr>
-        <w:t>1. My fresh example, trace, calculation, or design:</w:t>
-      </w:r>
-    </w:p>
-    <w:p>
-      <w:pPr>
-        <w:pStyle w:val="Heading3"/>
-      </w:pPr>
-      <w:r>
-        <w:t>Write or draw your reasoning and evidence.</w:t>
-      </w:r>
-    </w:p>
-    <w:p>
-      <w:r>
-        <w:t>________________________________________________________________</w:t>
-      </w:r>
-    </w:p>
-    <w:p>
-      <w:r>
-        <w:t>________________________________________________________________</w:t>
-      </w:r>
-    </w:p>
-    <w:p>
-      <w:r>
-        <w:t>________________________________________________________________</w:t>
-      </w:r>
-    </w:p>
-    <w:p>
-      <w:r>
-        <w:t>________________________________________________________________</w:t>
-      </w:r>
-    </w:p>
-    <w:p>
-      <w:r>
-        <w:t>________________________________________________________________</w:t>
-      </w:r>
-    </w:p>
-    <w:p>
-      <w:pPr>
-        <w:spacing w:line="336" w:lineRule="auto" w:after="180"/>
-        <w:shd w:fill="F4F9FC"/>
-      </w:pPr>
-      <w:r>
-        <w:rPr>
-          <w:b w:val="0"/>
-        </w:rPr>
-        <w:t xml:space="preserve">2. My </w:t>
-      </w:r>
-      <w:r>
-        <w:rPr>
-          <w:b/>
-        </w:rPr>
-        <w:t>evidence</w:t>
-      </w:r>
-      <w:r>
-        <w:rPr>
-          <w:b w:val="0"/>
-        </w:rPr>
-        <w:t xml:space="preserve"> that it works (include a boundary or missing-data case):</w:t>
-      </w:r>
-    </w:p>
-    <w:p>
-      <w:pPr>
-        <w:pStyle w:val="Heading3"/>
-      </w:pPr>
-      <w:r>
-        <w:t>Write or draw your reasoning and evidence.</w:t>
-      </w:r>
-    </w:p>
-    <w:p>
-      <w:r>
-        <w:t>________________________________________________________________</w:t>
-      </w:r>
-    </w:p>
-    <w:p>
-      <w:r>
-        <w:t>________________________________________________________________</w:t>
-      </w:r>
-    </w:p>
-    <w:p>
-      <w:r>
-        <w:t>________________________________________________________________</w:t>
-      </w:r>
-    </w:p>
-    <w:p>
-      <w:r>
-        <w:t>________________________________________________________________</w:t>
-      </w:r>
-    </w:p>
-    <w:p>
-      <w:r>
-        <w:t>________________________________________________________________</w:t>
-      </w:r>
-    </w:p>
-    <w:p>
-      <w:pPr>
-        <w:spacing w:line="336" w:lineRule="auto" w:after="180"/>
-        <w:shd w:fill="F4F9FC"/>
-      </w:pPr>
-      <w:r>
-        <w:rPr>
-          <w:b w:val="0"/>
-        </w:rPr>
-        <w:t>3. One limitation, fairness concern, or situation needing human review:</w:t>
-      </w:r>
-    </w:p>
-    <w:p>
-      <w:pPr>
-        <w:pStyle w:val="Heading3"/>
-      </w:pPr>
-      <w:r>
-        <w:t>Write or draw your reasoning and evidence.</w:t>
-      </w:r>
-    </w:p>
-    <w:p>
-      <w:r>
-        <w:t>________________________________________________________________</w:t>
-      </w:r>
-    </w:p>
-    <w:p>
-      <w:r>
-        <w:t>________________________________________________________________</w:t>
-      </w:r>
-    </w:p>
-    <w:p>
-      <w:r>
-        <w:t>________________________________________________________________</w:t>
-      </w:r>
-    </w:p>
-    <w:p>
-      <w:r>
-        <w:t>________________________________________________________________</w:t>
-      </w:r>
-    </w:p>
-    <w:p>
-      <w:r>
-        <w:t>________________________________________________________________</w:t>
-      </w:r>
-    </w:p>
-    <w:p>
-      <w:pPr>
-        <w:pStyle w:val="Heading3"/>
-      </w:pPr>
-      <w:r>
-        <w:t>Check your explanation</w:t>
-      </w:r>
-    </w:p>
-    <w:p>
-      <w:pPr>
-        <w:spacing w:line="336" w:lineRule="auto" w:after="180"/>
-        <w:shd w:fill="F5F1FB"/>
-      </w:pPr>
-      <w:r>
-        <w:rPr>
-          <w:b w:val="0"/>
-        </w:rPr>
-        <w:t xml:space="preserve">SELF-CHECK  □ I explained the </w:t>
-      </w:r>
-      <w:r>
-        <w:rPr>
-          <w:b/>
-        </w:rPr>
-        <w:t>mechanism</w:t>
-      </w:r>
-      <w:r>
-        <w:rPr>
-          <w:b w:val="0"/>
-        </w:rPr>
-        <w:t xml:space="preserve">  □ I used </w:t>
-      </w:r>
-      <w:r>
-        <w:rPr>
-          <w:b/>
-        </w:rPr>
-        <w:t>evidence</w:t>
-      </w:r>
-      <w:r>
-        <w:rPr>
-          <w:b w:val="0"/>
-        </w:rPr>
-        <w:t xml:space="preserve">  □ I tested a fresh case  □ I named a limitation  □ I can answer ‘why?’</w:t>
-      </w:r>
-    </w:p>
-    <w:p>
-      <w:pPr>
-        <w:pStyle w:val="Heading1"/>
-      </w:pPr>
-      <w:r>
-        <w:t>13. Study a complete case</w:t>
-      </w:r>
-    </w:p>
-    <w:p>
-      <w:r>
-        <w:t>Revisit the complete Types of Classification Error case for supported practice. Repeated examples do not become fresh assessments.</w:t>
-      </w:r>
-    </w:p>
-    <w:p>
-      <w:pPr>
-        <w:pStyle w:val="Heading3"/>
-      </w:pPr>
-      <w:r>
-        <w:t>Week 13 Worked case</w:t>
-      </w:r>
-    </w:p>
-    <w:p>
-      <w:pPr>
-        <w:spacing w:line="336" w:lineRule="auto" w:after="180"/>
-      </w:pPr>
-      <w:r>
-        <w:rPr>
-          <w:b w:val="0"/>
-        </w:rPr>
-        <w:t>Use the supplied details to practise the weekly concept before attempting the independent question. This case extends the illustrated lesson.</w:t>
-      </w:r>
-    </w:p>
-    <w:p>
-      <w:pPr>
-        <w:pStyle w:val="Heading3"/>
-      </w:pPr>
-      <w:r>
-        <w:t>The situation</w:t>
-      </w:r>
-    </w:p>
-    <w:p>
-      <w:pPr>
-        <w:spacing w:line="336" w:lineRule="auto" w:after="180"/>
-      </w:pPr>
-      <w:r>
-        <w:rPr>
-          <w:b w:val="0"/>
-        </w:rPr>
-        <w:t>Positive means should recommend. Actual/predicted pairs are yes/yes, no/yes, yes/no, no/no.</w:t>
-      </w:r>
-    </w:p>
-    <w:p>
-      <w:pPr>
-        <w:pStyle w:val="Heading3"/>
-      </w:pPr>
-      <w:r>
-        <w:t>The question</w:t>
-      </w:r>
-    </w:p>
-    <w:p>
-      <w:pPr>
-        <w:spacing w:line="336" w:lineRule="auto" w:after="180"/>
-      </w:pPr>
-      <w:r>
-        <w:rPr>
-          <w:b w:val="0"/>
-        </w:rPr>
-        <w:t>Name the four outcomes.</w:t>
-      </w:r>
-    </w:p>
-    <w:p>
-      <w:pPr>
-        <w:pStyle w:val="Heading3"/>
-      </w:pPr>
-      <w:r>
-        <w:t>Worked explanation</w:t>
-      </w:r>
-    </w:p>
-    <w:p>
-      <w:pPr>
-        <w:spacing w:line="336" w:lineRule="auto" w:after="180"/>
-      </w:pPr>
-      <w:r>
-        <w:rPr>
-          <w:b/>
-        </w:rPr>
-        <w:t>True positive</w:t>
-      </w:r>
-      <w:r>
-        <w:rPr>
-          <w:b w:val="0"/>
-        </w:rPr>
-        <w:t xml:space="preserve">, </w:t>
-      </w:r>
-      <w:r>
-        <w:rPr>
-          <w:b/>
-        </w:rPr>
-        <w:t>false positive</w:t>
-      </w:r>
-      <w:r>
-        <w:rPr>
-          <w:b w:val="0"/>
-        </w:rPr>
-        <w:t xml:space="preserve">, </w:t>
-      </w:r>
-      <w:r>
-        <w:rPr>
-          <w:b/>
-        </w:rPr>
-        <w:t>false negative</w:t>
-      </w:r>
-      <w:r>
-        <w:rPr>
-          <w:b w:val="0"/>
-        </w:rPr>
-        <w:t xml:space="preserve">, </w:t>
-      </w:r>
-      <w:r>
-        <w:rPr>
-          <w:b/>
-        </w:rPr>
-        <w:t>true negative</w:t>
-      </w:r>
-      <w:r>
-        <w:rPr>
-          <w:b w:val="0"/>
-        </w:rPr>
         <w:t>. Define positive before naming errors.</w:t>
-      </w:r>
-    </w:p>
-    <w:p>
-      <w:pPr>
-        <w:pStyle w:val="Heading3"/>
-      </w:pPr>
-      <w:r>
-        <w:t>Explain it in your own words</w:t>
-      </w:r>
-    </w:p>
-    <w:p>
-      <w:pPr>
-        <w:spacing w:line="336" w:lineRule="auto" w:after="180"/>
-        <w:shd w:fill="F5F1FB"/>
-      </w:pPr>
-      <w:r>
-        <w:rPr>
-          <w:b w:val="0"/>
-        </w:rPr>
-        <w:t>Which detail supports the answer, and why does it matter?</w:t>
-      </w:r>
-    </w:p>
-    <w:p>
-      <w:pPr>
-        <w:pStyle w:val="Heading3"/>
-      </w:pPr>
-      <w:r>
-        <w:t>Write or draw your reasoning and evidence.</w:t>
-      </w:r>
-    </w:p>
-    <w:p>
-      <w:r>
-        <w:t>________________________________________________________________</w:t>
-      </w:r>
-    </w:p>
-    <w:p>
-      <w:r>
-        <w:t>________________________________________________________________</w:t>
-      </w:r>
-    </w:p>
-    <w:p>
-      <w:r>
-        <w:t>________________________________________________________________</w:t>
-      </w:r>
-    </w:p>
-    <w:p>
-      <w:r>
-        <w:t>________________________________________________________________</w:t>
-      </w:r>
-    </w:p>
-    <w:p>
-      <w:r>
-        <w:t>________________________________________________________________</w:t>
-      </w:r>
-    </w:p>
-    <w:p>
-      <w:pPr>
-        <w:pStyle w:val="Heading3"/>
-      </w:pPr>
-      <w:r>
-        <w:t>Trace the supplied case visually</w:t>
-      </w:r>
-    </w:p>
-    <w:p>
-      <w:pPr>
-        <w:pStyle w:val="Heading3"/>
-      </w:pPr>
-      <w:r>
-        <w:t>Name outcomes using actual and predicted labels</w:t>
       </w:r>
     </w:p>
     <w:tbl>
@@ -5867,12 +6783,87 @@
     </w:tbl>
     <w:p>
       <w:pPr>
+        <w:pStyle w:val="Heading2"/>
+      </w:pPr>
+      <w:r>
+        <w:t>Earlier wording, alternatives and picture transcripts · reference / check after trying</w:t>
+      </w:r>
+    </w:p>
+    <w:p>
+      <w:pPr>
+        <w:pStyle w:val="Heading3"/>
+      </w:pPr>
+      <w:r>
+        <w:t>Week 13 Worked case</w:t>
+      </w:r>
+    </w:p>
+    <w:p>
+      <w:pPr>
         <w:spacing w:line="336" w:lineRule="auto" w:after="180"/>
       </w:pPr>
       <w:r>
         <w:rPr>
           <w:b w:val="0"/>
         </w:rPr>
+        <w:t>Use the supplied details to practise the weekly concept before attempting the independent question. This case extends the illustrated lesson.</w:t>
+      </w:r>
+    </w:p>
+    <w:p>
+      <w:pPr>
+        <w:pStyle w:val="Heading3"/>
+      </w:pPr>
+      <w:r>
+        <w:t>The situation</w:t>
+      </w:r>
+    </w:p>
+    <w:p>
+      <w:pPr>
+        <w:pStyle w:val="Heading3"/>
+      </w:pPr>
+      <w:r>
+        <w:t>The question</w:t>
+      </w:r>
+    </w:p>
+    <w:p>
+      <w:pPr>
+        <w:pStyle w:val="Heading3"/>
+      </w:pPr>
+      <w:r>
+        <w:t>Worked explanation</w:t>
+      </w:r>
+    </w:p>
+    <w:p>
+      <w:pPr>
+        <w:pStyle w:val="Heading3"/>
+      </w:pPr>
+      <w:r>
+        <w:t>Explain it in your own words</w:t>
+      </w:r>
+    </w:p>
+    <w:p>
+      <w:pPr>
+        <w:pStyle w:val="Heading3"/>
+      </w:pPr>
+      <w:r>
+        <w:t>Trace the supplied case visually</w:t>
+      </w:r>
+    </w:p>
+    <w:p>
+      <w:pPr>
+        <w:pStyle w:val="Heading3"/>
+      </w:pPr>
+      <w:r>
+        <w:t>Name outcomes using actual and predicted labels</w:t>
+      </w:r>
+    </w:p>
+    <w:p>
+      <w:pPr>
+        <w:spacing w:line="336" w:lineRule="auto" w:after="180"/>
+      </w:pPr>
+      <w:r>
+        <w:rPr>
+          <w:b w:val="0"/>
+        </w:rPr>
         <w:t>Positive means should recommend. Actual/predicted pairs are yes/yes, no/yes, yes/no, no/no.</w:t>
       </w:r>
     </w:p>
@@ -5945,477 +6936,20 @@
         <w:pStyle w:val="Heading1"/>
       </w:pPr>
       <w:r>
-        <w:t>14. Try a new case independently</w:t>
-      </w:r>
-    </w:p>
-    <w:p>
-      <w:r>
-        <w:t>Attempt the reserved new case before feedback. Record support; the earlier examples below remain additional practice.</w:t>
-      </w:r>
-    </w:p>
-    <w:p>
-      <w:pPr>
-        <w:pStyle w:val="Heading3"/>
-      </w:pPr>
-      <w:r>
-        <w:t>Independent case: Count a fresh evaluation independently</w:t>
-      </w:r>
-    </w:p>
-    <w:p>
-      <w:pPr>
-        <w:spacing w:line="336" w:lineRule="auto" w:after="180"/>
-      </w:pPr>
-      <w:r>
-        <w:rPr>
-          <w:b w:val="0"/>
-        </w:rPr>
-        <w:t xml:space="preserve">Each pair below is reference then </w:t>
-      </w:r>
-      <w:r>
-        <w:rPr>
-          <w:b/>
-        </w:rPr>
-        <w:t>prediction</w:t>
-      </w:r>
-      <w:r>
-        <w:rPr>
-          <w:b w:val="0"/>
-        </w:rPr>
-        <w:t>: R1 clear/clear, R2 clear/blocked, R3 clear/blocked, R4 blocked/blocked, R5 blocked/clear, R6 blocked/blocked. Use clear then blocked on both axes and reference rows.</w:t>
-      </w:r>
-    </w:p>
-    <w:p>
-      <w:pPr>
-        <w:spacing w:line="336" w:lineRule="auto" w:after="180"/>
-      </w:pPr>
-      <w:r>
-        <w:rPr>
-          <w:b w:val="0"/>
-        </w:rPr>
-        <w:t>Build the matrix, give row and column totals, name TP,TN,FP,FN with blocked positive, and calculate accuracy.</w:t>
-      </w:r>
-    </w:p>
-    <w:p>
-      <w:pPr>
-        <w:pStyle w:val="Heading3"/>
-      </w:pPr>
-      <w:r>
-        <w:t>My independent explanation, trace and limits</w:t>
-      </w:r>
-    </w:p>
-    <w:p>
-      <w:r>
-        <w:t>________________________________________________________________</w:t>
-      </w:r>
-    </w:p>
-    <w:p>
-      <w:r>
-        <w:t>________________________________________________________________</w:t>
-      </w:r>
-    </w:p>
-    <w:p>
-      <w:r>
-        <w:t>________________________________________________________________</w:t>
-      </w:r>
-    </w:p>
-    <w:p>
-      <w:r>
-        <w:t>________________________________________________________________</w:t>
-      </w:r>
-    </w:p>
-    <w:p>
-      <w:r>
-        <w:t>________________________________________________________________</w:t>
-      </w:r>
-    </w:p>
-    <w:p>
-      <w:r>
-        <w:t>________________________________________________________________</w:t>
-      </w:r>
-    </w:p>
-    <w:p>
-      <w:r>
-        <w:t>________________________________________________________________</w:t>
-      </w:r>
-    </w:p>
-    <w:p>
-      <w:pPr>
-        <w:spacing w:line="336" w:lineRule="auto" w:after="180"/>
-      </w:pPr>
-      <w:r>
-        <w:rPr>
-          <w:b w:val="0"/>
-        </w:rPr>
-        <w:t>Attempt this case before feedback. Record any help. Earlier examples below are further practice; a case already practised with feedback cannot establish fresh transfer.</w:t>
-      </w:r>
-    </w:p>
-    <w:p>
-      <w:pPr>
-        <w:pStyle w:val="Heading3"/>
-      </w:pPr>
-      <w:r>
-        <w:t>Week 13 Independent application</w:t>
-      </w:r>
-    </w:p>
-    <w:p>
-      <w:pPr>
-        <w:spacing w:line="336" w:lineRule="auto" w:after="180"/>
-      </w:pPr>
-      <w:r>
-        <w:rPr>
-          <w:b w:val="0"/>
-        </w:rPr>
-        <w:t>Close the worked explanation. Apply the idea to this different question without copying.</w:t>
-      </w:r>
-    </w:p>
-    <w:p>
-      <w:pPr>
-        <w:spacing w:line="336" w:lineRule="auto" w:after="180"/>
-      </w:pPr>
-      <w:r>
-        <w:rPr>
-          <w:b w:val="0"/>
-        </w:rPr>
-        <w:t>Positive means sports. A sports book predicted other and a non-sports book predicted sports occur. Name each error and its consequence for the sports shelf.</w:t>
-      </w:r>
-    </w:p>
-    <w:p>
-      <w:pPr>
-        <w:spacing w:line="336" w:lineRule="auto" w:after="180"/>
-      </w:pPr>
-      <w:r>
-        <w:rPr>
-          <w:b w:val="0"/>
-        </w:rPr>
-        <w:t xml:space="preserve">My answer, with a trace, calculation or supporting </w:t>
-      </w:r>
-      <w:r>
-        <w:rPr>
-          <w:b/>
-        </w:rPr>
-        <w:t>evidence</w:t>
-      </w:r>
-    </w:p>
-    <w:p>
-      <w:pPr>
-        <w:pStyle w:val="Heading3"/>
-      </w:pPr>
-      <w:r>
-        <w:t>Write or draw your reasoning and evidence.</w:t>
-      </w:r>
-    </w:p>
-    <w:p>
-      <w:r>
-        <w:t>________________________________________________________________</w:t>
-      </w:r>
-    </w:p>
-    <w:p>
-      <w:r>
-        <w:t>________________________________________________________________</w:t>
-      </w:r>
-    </w:p>
-    <w:p>
-      <w:r>
-        <w:t>________________________________________________________________</w:t>
-      </w:r>
-    </w:p>
-    <w:p>
-      <w:r>
-        <w:t>________________________________________________________________</w:t>
-      </w:r>
-    </w:p>
-    <w:p>
-      <w:r>
-        <w:t>________________________________________________________________</w:t>
-      </w:r>
-    </w:p>
-    <w:p>
-      <w:pPr>
-        <w:pStyle w:val="Heading3"/>
-      </w:pPr>
-      <w:r>
-        <w:t>Create and test</w:t>
-      </w:r>
-    </w:p>
-    <w:p>
-      <w:pPr>
-        <w:spacing w:line="336" w:lineRule="auto" w:after="180"/>
-      </w:pPr>
-      <w:r>
-        <w:rPr>
-          <w:b w:val="0"/>
-        </w:rPr>
-        <w:t>Change one relevant detail. Predict the result before testing. Include a boundary or missing-information case when it helps reveal a limit.</w:t>
-      </w:r>
-    </w:p>
-    <w:p>
-      <w:pPr>
-        <w:spacing w:line="336" w:lineRule="auto" w:after="180"/>
-      </w:pPr>
-      <w:r>
-        <w:rPr>
-          <w:b w:val="0"/>
-        </w:rPr>
-        <w:t xml:space="preserve">My changed </w:t>
-      </w:r>
-      <w:r>
-        <w:rPr>
-          <w:b/>
-        </w:rPr>
-        <w:t>input</w:t>
-      </w:r>
-      <w:r>
-        <w:rPr>
-          <w:b w:val="0"/>
-        </w:rPr>
-        <w:t xml:space="preserve"> and expected result</w:t>
-      </w:r>
-    </w:p>
-    <w:p>
-      <w:pPr>
-        <w:pStyle w:val="Heading3"/>
-      </w:pPr>
-      <w:r>
-        <w:t>Write or draw your reasoning and evidence.</w:t>
-      </w:r>
-    </w:p>
-    <w:p>
-      <w:r>
-        <w:t>________________________________________________________________</w:t>
-      </w:r>
-    </w:p>
-    <w:p>
-      <w:r>
-        <w:t>________________________________________________________________</w:t>
-      </w:r>
-    </w:p>
-    <w:p>
-      <w:r>
-        <w:t>________________________________________________________________</w:t>
-      </w:r>
-    </w:p>
-    <w:p>
-      <w:r>
-        <w:t>________________________________________________________________</w:t>
-      </w:r>
-    </w:p>
-    <w:p>
-      <w:r>
-        <w:t>________________________________________________________________</w:t>
-      </w:r>
-    </w:p>
-    <w:p>
-      <w:pPr>
-        <w:pStyle w:val="Heading3"/>
-      </w:pPr>
-      <w:r>
-        <w:t>Connect to your project</w:t>
-      </w:r>
-    </w:p>
-    <w:p>
-      <w:pPr>
-        <w:spacing w:line="336" w:lineRule="auto" w:after="180"/>
-      </w:pPr>
-      <w:r>
-        <w:rPr>
-          <w:b w:val="0"/>
-        </w:rPr>
-        <w:t>Separate recommending an unsuitable book from failing to surface a suitable one.</w:t>
-      </w:r>
-    </w:p>
-    <w:p>
-      <w:pPr>
-        <w:spacing w:line="336" w:lineRule="auto" w:after="180"/>
-      </w:pPr>
-      <w:r>
-        <w:rPr>
-          <w:b w:val="0"/>
-        </w:rPr>
-        <w:t xml:space="preserve">The </w:t>
-      </w:r>
-      <w:r>
-        <w:rPr>
-          <w:b/>
-        </w:rPr>
-        <w:t>evidence</w:t>
-      </w:r>
-      <w:r>
-        <w:rPr>
-          <w:b w:val="0"/>
-        </w:rPr>
-        <w:t xml:space="preserve"> I will keep</w:t>
-      </w:r>
-    </w:p>
-    <w:p>
-      <w:pPr>
-        <w:pStyle w:val="Heading3"/>
-      </w:pPr>
-      <w:r>
-        <w:t>Write or draw your reasoning and evidence.</w:t>
-      </w:r>
-    </w:p>
-    <w:p>
-      <w:r>
-        <w:t>________________________________________________________________</w:t>
-      </w:r>
-    </w:p>
-    <w:p>
-      <w:r>
-        <w:t>________________________________________________________________</w:t>
-      </w:r>
-    </w:p>
-    <w:p>
-      <w:r>
-        <w:t>________________________________________________________________</w:t>
-      </w:r>
-    </w:p>
-    <w:p>
-      <w:r>
-        <w:t>________________________________________________________________</w:t>
-      </w:r>
-    </w:p>
-    <w:p>
-      <w:r>
-        <w:t>________________________________________________________________</w:t>
-      </w:r>
-    </w:p>
-    <w:p>
-      <w:pPr>
-        <w:spacing w:line="336" w:lineRule="auto" w:after="180"/>
-      </w:pPr>
-      <w:r>
-        <w:rPr>
-          <w:b w:val="0"/>
-        </w:rPr>
-        <w:t xml:space="preserve">Your teacher has the independent answer and scoring criteria. Complete the matching workbook week to keep your practice </w:t>
-      </w:r>
-      <w:r>
-        <w:rPr>
-          <w:b/>
-        </w:rPr>
-        <w:t>evidence</w:t>
-      </w:r>
-      <w:r>
-        <w:rPr>
-          <w:b w:val="0"/>
-        </w:rPr>
-        <w:t xml:space="preserve"> together.</w:t>
-      </w:r>
-    </w:p>
-    <w:p>
-      <w:pPr>
-        <w:pStyle w:val="Heading3"/>
-      </w:pPr>
-      <w:r>
-        <w:t>Transfer practice from the original programme</w:t>
-      </w:r>
-    </w:p>
-    <w:p>
-      <w:pPr>
-        <w:spacing w:line="336" w:lineRule="auto" w:after="180"/>
-      </w:pPr>
-      <w:r>
-        <w:rPr>
-          <w:b w:val="0"/>
-        </w:rPr>
-        <w:t>Positive means 'should recommend'. A book that should be recommended is rejected; a book that should not be recommended is accepted. Name both errors and explain who experiences each consequence.</w:t>
-      </w:r>
-    </w:p>
-    <w:p>
-      <w:pPr>
-        <w:pStyle w:val="Heading3"/>
-      </w:pPr>
-      <w:r>
-        <w:t>Explain the mechanism, evidence and one limit.</w:t>
-      </w:r>
-    </w:p>
-    <w:p>
-      <w:r>
-        <w:t>________________________________________________________________</w:t>
-      </w:r>
-    </w:p>
-    <w:p>
-      <w:r>
-        <w:t>________________________________________________________________</w:t>
-      </w:r>
-    </w:p>
-    <w:p>
-      <w:r>
-        <w:t>________________________________________________________________</w:t>
-      </w:r>
-    </w:p>
-    <w:p>
-      <w:r>
-        <w:t>________________________________________________________________</w:t>
-      </w:r>
-    </w:p>
-    <w:p>
-      <w:r>
-        <w:t>________________________________________________________________</w:t>
-      </w:r>
-    </w:p>
-    <w:p>
-      <w:r>
-        <w:t>________________________________________________________________</w:t>
-      </w:r>
-    </w:p>
-    <w:p>
-      <w:r>
-        <w:t>________________________________________________________________</w:t>
-      </w:r>
-    </w:p>
-    <w:p>
-      <w:pPr>
-        <w:pStyle w:val="Heading3"/>
-      </w:pPr>
-      <w:r>
-        <w:t>Use feedback to improve</w:t>
-      </w:r>
-    </w:p>
-    <w:p>
-      <w:pPr>
-        <w:spacing w:line="336" w:lineRule="auto" w:after="180"/>
-      </w:pPr>
-      <w:r>
-        <w:rPr>
-          <w:b w:val="0"/>
-        </w:rPr>
-        <w:t>Attempt the independent case before hints. Record whether you worked alone, used a hint or followed a model. After feedback, fix the first unsupported step and explain why it changed.</w:t>
-      </w:r>
-    </w:p>
-    <w:p>
-      <w:pPr>
-        <w:spacing w:line="336" w:lineRule="auto" w:after="180"/>
-      </w:pPr>
-      <w:r>
-        <w:rPr>
-          <w:b w:val="0"/>
-        </w:rPr>
-        <w:t>A later check uses a changed case, not a copied answer.</w:t>
-      </w:r>
-    </w:p>
-    <w:p>
-      <w:pPr>
-        <w:pStyle w:val="Heading1"/>
-      </w:pPr>
-      <w:r>
-        <w:t>15. Your lesson route</w:t>
-      </w:r>
-    </w:p>
-    <w:p>
-      <w:r>
-        <w:t>Use this map to navigate Types of Classification Error, connect the goals to tasks and keep one evidence record for each attempt.</w:t>
-      </w:r>
-    </w:p>
-    <w:p>
-      <w:pPr>
-        <w:spacing w:line="336" w:lineRule="auto" w:after="180"/>
-      </w:pPr>
-      <w:r>
-        <w:rPr>
-          <w:b w:val="0"/>
-        </w:rPr>
-        <w:t>Start with this question: A fictional book-condition checker predicts repair or sound.</w:t>
+        <w:t>15. Reference: original lesson checklist</w:t>
+      </w:r>
+    </w:p>
+    <w:p>
+      <w:r>
+        <w:t>Use an additional checklist when it helps inspect your explanation.</w:t>
+      </w:r>
+    </w:p>
+    <w:p>
+      <w:pPr>
+        <w:pStyle w:val="Heading2"/>
+      </w:pPr>
+      <w:r>
+        <w:t>Targets and evidence</w:t>
       </w:r>
     </w:p>
     <w:tbl>
@@ -6522,6 +7056,14 @@
     </w:tbl>
     <w:p>
       <w:pPr>
+        <w:pStyle w:val="Heading2"/>
+      </w:pPr>
+      <w:r>
+        <w:t>Keep your route and first prediction</w:t>
+      </w:r>
+    </w:p>
+    <w:p>
+      <w:pPr>
         <w:spacing w:line="336" w:lineRule="auto" w:after="180"/>
       </w:pPr>
       <w:r>
@@ -6580,15 +7122,147 @@
     </w:p>
     <w:p>
       <w:pPr>
+        <w:pStyle w:val="Heading2"/>
+      </w:pPr>
+      <w:r>
+        <w:t>Earlier wording, alternatives and picture transcripts · reference / check after trying</w:t>
+      </w:r>
+    </w:p>
+    <w:p>
+      <w:pPr>
+        <w:spacing w:line="336" w:lineRule="auto" w:after="180"/>
+      </w:pPr>
+      <w:r>
+        <w:rPr>
+          <w:b w:val="0"/>
+        </w:rPr>
+        <w:t>Start with this question: A fictional book-condition checker predicts repair or sound.</w:t>
+      </w:r>
+    </w:p>
+    <w:p>
+      <w:pPr>
         <w:pStyle w:val="Heading1"/>
       </w:pPr>
       <w:r>
-        <w:t>16. Finish and return</w:t>
-      </w:r>
-    </w:p>
-    <w:p>
-      <w:r>
-        <w:t>Explain Types of Classification Error without notes, identify a remaining question and plan a later check with a changed case.</w:t>
+        <w:t>17. Extra practice: pictures, repair and feedback</w:t>
+      </w:r>
+    </w:p>
+    <w:p>
+      <w:r>
+        <w:t>Attempt each question before opening its explanation. Use one browser or paper copy.</w:t>
+      </w:r>
+    </w:p>
+    <w:p>
+      <w:pPr>
+        <w:pStyle w:val="Heading2"/>
+      </w:pPr>
+      <w:r>
+        <w:t>First supported question</w:t>
+      </w:r>
+    </w:p>
+    <w:p>
+      <w:pPr>
+        <w:pStyle w:val="ListBullet"/>
+      </w:pPr>
+      <w:r>
+        <w:t>A fictional book-condition checker predicts repair or sound.</w:t>
+      </w:r>
+    </w:p>
+    <w:p>
+      <w:pPr>
+        <w:pStyle w:val="Heading3"/>
+      </w:pPr>
+      <w:r>
+        <w:t>Practice 1: explain the deciding evidence</w:t>
+      </w:r>
+    </w:p>
+    <w:p>
+      <w:pPr>
+        <w:pStyle w:val="ListBullet"/>
+      </w:pPr>
+      <w:r>
+        <w:t>Which labelled step matches this detail? Matrix [[2,1],[1,2]]: agreement 4/6, repair recall 2/3.</w:t>
+      </w:r>
+    </w:p>
+    <w:p>
+      <w:pPr>
+        <w:pStyle w:val="ListBullet"/>
+      </w:pPr>
+      <w:r>
+        <w:t>1. Declare axes</w:t>
+      </w:r>
+    </w:p>
+    <w:p>
+      <w:pPr>
+        <w:pStyle w:val="ListBullet"/>
+      </w:pPr>
+      <w:r>
+        <w:t>2. Read result</w:t>
+      </w:r>
+    </w:p>
+    <w:p>
+      <w:pPr>
+        <w:pStyle w:val="ListBullet"/>
+      </w:pPr>
+      <w:r>
+        <w:t>3. Fill repair row</w:t>
+      </w:r>
+    </w:p>
+    <w:p>
+      <w:pPr>
+        <w:pStyle w:val="ListBullet"/>
+      </w:pPr>
+      <w:r>
+        <w:t>4. Fill sound row</w:t>
+      </w:r>
+    </w:p>
+    <w:p>
+      <w:pPr>
+        <w:pStyle w:val="Heading3"/>
+      </w:pPr>
+      <w:r>
+        <w:t>My selected conclusion, deciding fact and explanation</w:t>
+      </w:r>
+    </w:p>
+    <w:p>
+      <w:r>
+        <w:t>________________________________________________________________</w:t>
+      </w:r>
+    </w:p>
+    <w:p>
+      <w:r>
+        <w:t>________________________________________________________________</w:t>
+      </w:r>
+    </w:p>
+    <w:p>
+      <w:r>
+        <w:t>________________________________________________________________</w:t>
+      </w:r>
+    </w:p>
+    <w:p>
+      <w:r>
+        <w:t>________________________________________________________________</w:t>
+      </w:r>
+    </w:p>
+    <w:p>
+      <w:r>
+        <w:t>________________________________________________________________</w:t>
+      </w:r>
+    </w:p>
+    <w:p>
+      <w:pPr>
+        <w:pStyle w:val="ListBullet"/>
+      </w:pPr>
+      <w:r>
+        <w:t>Hint if needed: Read the steps in the pictorial case. Match the supplied detail to the stage that performs or records it.</w:t>
+      </w:r>
+    </w:p>
+    <w:p>
+      <w:pPr>
+        <w:pStyle w:val="Heading2"/>
+      </w:pPr>
+      <w:r>
+        <w:t>Check the first explanation · reference / check after trying</w:t>
       </w:r>
     </w:p>
     <w:p>
@@ -6599,31 +7273,359 @@
         <w:rPr>
           <w:b w:val="0"/>
         </w:rPr>
-        <w:t xml:space="preserve">Close your notes. Explain this goal in your own words: Build a labelled </w:t>
+        <w:t>After your attempt, compare with the supported explanation: Read result Matrix [[2,1],[1,2]]: agreement 4/6, repair recall 2/3. Each case enters one cell according to its reference and predicted label.</w:t>
+      </w:r>
+    </w:p>
+    <w:p>
+      <w:pPr>
+        <w:spacing w:line="336" w:lineRule="auto" w:after="180"/>
+      </w:pPr>
+      <w:r>
+        <w:rPr>
+          <w:b w:val="0"/>
+        </w:rPr>
+        <w:t>The off-diagonal cells represent different mistakes: a false alarm on a sound book versus a missed repair.</w:t>
+      </w:r>
+    </w:p>
+    <w:p>
+      <w:pPr>
+        <w:spacing w:line="336" w:lineRule="auto" w:after="180"/>
+      </w:pPr>
+      <w:r>
+        <w:rPr>
+          <w:b w:val="0"/>
+        </w:rPr>
+        <w:t>Trace the cell definitions before naming rates; swapping axes changes the table’s interpretation even if its diagonal sum remains unchanged.</w:t>
+      </w:r>
+    </w:p>
+    <w:p>
+      <w:pPr>
+        <w:pStyle w:val="Heading2"/>
+      </w:pPr>
+      <w:r>
+        <w:t>Changed-case question</w:t>
+      </w:r>
+    </w:p>
+    <w:p>
+      <w:pPr>
+        <w:pStyle w:val="Heading3"/>
+      </w:pPr>
+      <w:r>
+        <w:t>Practice 2: explain the deciding evidence</w:t>
+      </w:r>
+    </w:p>
+    <w:p>
+      <w:pPr>
+        <w:pStyle w:val="ListBullet"/>
+      </w:pPr>
+      <w:r>
+        <w:t>Changed-case practice: Change one repair/sound prediction to repair/repair after a real model revision. Which conclusion is supported by the supplied facts?</w:t>
+      </w:r>
+    </w:p>
+    <w:p>
+      <w:pPr>
+        <w:pStyle w:val="ListBullet"/>
+      </w:pPr>
+      <w:r>
+        <w:t>1. Repair row becomes [0,3]; agreement becomes 5/6.</w:t>
+      </w:r>
+    </w:p>
+    <w:p>
+      <w:pPr>
+        <w:pStyle w:val="ListBullet"/>
+      </w:pPr>
+      <w:r>
+        <w:t>2. We can decide the result without examining the changed input or the procedure.</w:t>
+      </w:r>
+    </w:p>
+    <w:p>
+      <w:pPr>
+        <w:pStyle w:val="ListBullet"/>
+      </w:pPr>
+      <w:r>
+        <w:t>3. This one example guarantees correct results for every future input.</w:t>
+      </w:r>
+    </w:p>
+    <w:p>
+      <w:pPr>
+        <w:pStyle w:val="Heading3"/>
+      </w:pPr>
+      <w:r>
+        <w:t>My selected conclusion, deciding fact and explanation</w:t>
+      </w:r>
+    </w:p>
+    <w:p>
+      <w:r>
+        <w:t>________________________________________________________________</w:t>
+      </w:r>
+    </w:p>
+    <w:p>
+      <w:r>
+        <w:t>________________________________________________________________</w:t>
+      </w:r>
+    </w:p>
+    <w:p>
+      <w:r>
+        <w:t>________________________________________________________________</w:t>
+      </w:r>
+    </w:p>
+    <w:p>
+      <w:r>
+        <w:t>________________________________________________________________</w:t>
+      </w:r>
+    </w:p>
+    <w:p>
+      <w:r>
+        <w:t>________________________________________________________________</w:t>
+      </w:r>
+    </w:p>
+    <w:p>
+      <w:pPr>
+        <w:pStyle w:val="ListBullet"/>
+      </w:pPr>
+      <w:r>
+        <w:t>Hint if needed: Use the changed condition and the deciding step in the pictorial trace. The answer must say what follows from those facts.</w:t>
+      </w:r>
+    </w:p>
+    <w:p>
+      <w:pPr>
+        <w:pStyle w:val="Heading2"/>
+      </w:pPr>
+      <w:r>
+        <w:t>Check the changed case · reference / check after trying</w:t>
+      </w:r>
+    </w:p>
+    <w:p>
+      <w:pPr>
+        <w:spacing w:line="336" w:lineRule="auto" w:after="180"/>
+      </w:pPr>
+      <w:r>
+        <w:rPr>
+          <w:b w:val="0"/>
+        </w:rPr>
+        <w:t xml:space="preserve">After your attempt, compare with the supported explanation: Repair row becomes [0,3]; agreement becomes 5/6. One </w:t>
       </w:r>
       <w:r>
         <w:rPr>
           <w:b/>
         </w:rPr>
-        <w:t>confusion matrix</w:t>
+        <w:t>false negative</w:t>
       </w:r>
       <w:r>
         <w:rPr>
           <w:b w:val="0"/>
         </w:rPr>
-        <w:t xml:space="preserve"> from matched reference and </w:t>
+        <w:t xml:space="preserve"> moves to </w:t>
       </w:r>
       <w:r>
         <w:rPr>
           <w:b/>
         </w:rPr>
+        <w:t>true positive</w:t>
+      </w:r>
+      <w:r>
+        <w:rPr>
+          <w:b w:val="0"/>
+        </w:rPr>
+        <w:t>; the sound row stays [2,1].</w:t>
+      </w:r>
+    </w:p>
+    <w:p>
+      <w:pPr>
+        <w:pStyle w:val="Heading2"/>
+      </w:pPr>
+      <w:r>
+        <w:t>Repair and save your work</w:t>
+      </w:r>
+    </w:p>
+    <w:p>
+      <w:pPr>
+        <w:spacing w:line="336" w:lineRule="auto" w:after="180"/>
+      </w:pPr>
+      <w:r>
+        <w:rPr>
+          <w:b w:val="0"/>
+        </w:rPr>
+        <w:t>Review Accuracy as a Fraction (ai-2/12). Goal: Explain why overall accuracy can hide failure on a less common class. Short practice: Why is 100% repair detection not sufficient to declare the changed classifier best?.</w:t>
+      </w:r>
+    </w:p>
+    <w:p>
+      <w:pPr>
+        <w:spacing w:line="336" w:lineRule="auto" w:after="180"/>
+      </w:pPr>
+      <w:r>
+        <w:rPr>
+          <w:b w:val="0"/>
+        </w:rPr>
+        <w:t>Return to this week and explain what you changed.</w:t>
+      </w:r>
+    </w:p>
+    <w:p>
+      <w:pPr>
+        <w:spacing w:line="336" w:lineRule="auto" w:after="180"/>
+      </w:pPr>
+      <w:r>
+        <w:rPr>
+          <w:b w:val="0"/>
+        </w:rPr>
+        <w:t xml:space="preserve">Review Human Classifier Simulation (ai-2/10). Goal: Construct a classifier with a stated </w:t>
+      </w:r>
+      <w:r>
+        <w:rPr>
+          <w:b/>
+        </w:rPr>
+        <w:t>input</w:t>
+      </w:r>
+      <w:r>
+        <w:rPr>
+          <w:b w:val="0"/>
+        </w:rPr>
+        <w:t xml:space="preserve"> format, selected rule and recorded </w:t>
+      </w:r>
+      <w:r>
+        <w:rPr>
+          <w:b/>
+        </w:rPr>
+        <w:t>output</w:t>
+      </w:r>
+      <w:r>
+        <w:rPr>
+          <w:b w:val="0"/>
+        </w:rPr>
+        <w:t>.</w:t>
+      </w:r>
+    </w:p>
+    <w:p>
+      <w:pPr>
+        <w:spacing w:line="336" w:lineRule="auto" w:after="180"/>
+      </w:pPr>
+      <w:r>
+        <w:rPr>
+          <w:b w:val="0"/>
+        </w:rPr>
+        <w:t>Short practice: Why are J and M initially treated differently even though both are illustrated mysteries?. Return to this week and explain what you changed.</w:t>
+      </w:r>
+    </w:p>
+    <w:p>
+      <w:pPr>
+        <w:spacing w:line="336" w:lineRule="auto" w:after="180"/>
+      </w:pPr>
+      <w:r>
+        <w:rPr>
+          <w:b w:val="0"/>
+        </w:rPr>
+        <w:t>Review Rows Columns and Data Types (ai-2/7). Goal: Specify a table schema. Short practice: Which two rows originally fail, and do they fail for the same reason?. Return to this week and explain what you changed.</w:t>
+      </w:r>
+    </w:p>
+    <w:p>
+      <w:pPr>
+        <w:spacing w:line="336" w:lineRule="auto" w:after="180"/>
+      </w:pPr>
+      <w:r>
+        <w:rPr>
+          <w:b w:val="0"/>
+        </w:rPr>
+        <w:t xml:space="preserve">The browser lab lets you edit the supported Python examples already included in this lesson. Predict first, run, inspect the actual </w:t>
+      </w:r>
+      <w:r>
+        <w:rPr>
+          <w:b/>
+        </w:rPr>
+        <w:t>output</w:t>
+      </w:r>
+      <w:r>
+        <w:rPr>
+          <w:b w:val="0"/>
+        </w:rPr>
+        <w:t xml:space="preserve"> or error, change one </w:t>
+      </w:r>
+      <w:r>
+        <w:rPr>
+          <w:b/>
+        </w:rPr>
+        <w:t>input</w:t>
+      </w:r>
+      <w:r>
+        <w:rPr>
+          <w:b w:val="0"/>
+        </w:rPr>
+        <w:t>, then run again.</w:t>
+      </w:r>
+    </w:p>
+    <w:p>
+      <w:pPr>
+        <w:spacing w:line="336" w:lineRule="auto" w:after="180"/>
+      </w:pPr>
+      <w:r>
+        <w:rPr>
+          <w:b w:val="0"/>
+        </w:rPr>
+        <w:t xml:space="preserve">Keep code, </w:t>
+      </w:r>
+      <w:r>
+        <w:rPr>
+          <w:b/>
+        </w:rPr>
         <w:t>prediction</w:t>
       </w:r>
       <w:r>
         <w:rPr>
           <w:b w:val="0"/>
         </w:rPr>
-        <w:t xml:space="preserve"> pairs</w:t>
+        <w:t>s, actual results and a reasoned revision together. On paper, label your result as a trace rather than an execution.</w:t>
+      </w:r>
+    </w:p>
+    <w:p>
+      <w:pPr>
+        <w:spacing w:line="336" w:lineRule="auto" w:after="180"/>
+      </w:pPr>
+      <w:r>
+        <w:rPr>
+          <w:b w:val="0"/>
+        </w:rPr>
+        <w:t xml:space="preserve">Use Download completed work in the hosted lesson to export your answers, reflections, practice feedback and code-run </w:t>
+      </w:r>
+      <w:r>
+        <w:rPr>
+          <w:b/>
+        </w:rPr>
+        <w:t>evidence</w:t>
+      </w:r>
+      <w:r>
+        <w:rPr>
+          <w:b w:val="0"/>
+        </w:rPr>
+        <w:t>. Open the HTML copy to read or print it.</w:t>
+      </w:r>
+    </w:p>
+    <w:p>
+      <w:pPr>
+        <w:spacing w:line="336" w:lineRule="auto" w:after="180"/>
+      </w:pPr>
+      <w:r>
+        <w:rPr>
+          <w:b w:val="0"/>
+        </w:rPr>
+        <w:t>Drafts stay in this browser when storage is available; clear drafts on a shared device.</w:t>
+      </w:r>
+    </w:p>
+    <w:p>
+      <w:pPr>
+        <w:pStyle w:val="Heading2"/>
+      </w:pPr>
+      <w:r>
+        <w:t>Earlier wording, alternatives and picture transcripts · reference / check after trying</w:t>
+      </w:r>
+    </w:p>
+    <w:p>
+      <w:pPr>
+        <w:spacing w:line="336" w:lineRule="auto" w:after="180"/>
+      </w:pPr>
+      <w:r>
+        <w:rPr>
+          <w:b w:val="0"/>
+        </w:rPr>
+        <w:t>Use this supported practice once, in the browser or on paper. Keep the reserved independent assessment for a separate first attempt before teacher feedback.</w:t>
       </w:r>
     </w:p>
     <w:p>
@@ -6631,90 +7633,23 @@
         <w:pStyle w:val="Heading3"/>
       </w:pPr>
       <w:r>
-        <w:t>My deciding step, evidence and one remaining question</w:t>
-      </w:r>
-    </w:p>
-    <w:p>
-      <w:r>
-        <w:t>________________________________________________________________</w:t>
-      </w:r>
-    </w:p>
-    <w:p>
-      <w:r>
-        <w:t>________________________________________________________________</w:t>
-      </w:r>
-    </w:p>
-    <w:p>
-      <w:r>
-        <w:t>________________________________________________________________</w:t>
-      </w:r>
-    </w:p>
-    <w:p>
-      <w:r>
-        <w:t>________________________________________________________________</w:t>
-      </w:r>
-    </w:p>
-    <w:p>
-      <w:r>
-        <w:t>________________________________________________________________</w:t>
-      </w:r>
-    </w:p>
-    <w:p>
-      <w:pPr>
-        <w:spacing w:line="336" w:lineRule="auto" w:after="180"/>
-      </w:pPr>
-      <w:r>
-        <w:rPr>
-          <w:b w:val="0"/>
-        </w:rPr>
-        <w:t xml:space="preserve">If you are unsure, return to the worked picture and explain one arrow. If you are ready, change an </w:t>
-      </w:r>
-      <w:r>
-        <w:rPr>
-          <w:b/>
-        </w:rPr>
-        <w:t>input</w:t>
-      </w:r>
-      <w:r>
-        <w:rPr>
-          <w:b w:val="0"/>
-        </w:rPr>
-        <w:t xml:space="preserve"> or assumption and justify your </w:t>
-      </w:r>
-      <w:r>
-        <w:rPr>
-          <w:b/>
-        </w:rPr>
-        <w:t>prediction</w:t>
-      </w:r>
-      <w:r>
-        <w:rPr>
-          <w:b w:val="0"/>
-        </w:rPr>
-        <w:t>.</w:t>
-      </w:r>
-    </w:p>
-    <w:p>
-      <w:pPr>
-        <w:spacing w:line="336" w:lineRule="auto" w:after="180"/>
-      </w:pPr>
-      <w:r>
-        <w:rPr>
-          <w:b w:val="0"/>
-        </w:rPr>
-        <w:t xml:space="preserve">Save your workbook </w:t>
-      </w:r>
-      <w:r>
-        <w:rPr>
-          <w:b/>
-        </w:rPr>
-        <w:t>evidence</w:t>
-      </w:r>
-      <w:r>
-        <w:rPr>
-          <w:b w:val="0"/>
-        </w:rPr>
-        <w:t>. At the next review, try a different case before opening your old answer.</w:t>
+        <w:t>Repair a missing building block</w:t>
+      </w:r>
+    </w:p>
+    <w:p>
+      <w:pPr>
+        <w:pStyle w:val="Heading3"/>
+      </w:pPr>
+      <w:r>
+        <w:t>Predict, run and debug</w:t>
+      </w:r>
+    </w:p>
+    <w:p>
+      <w:pPr>
+        <w:pStyle w:val="Heading3"/>
+      </w:pPr>
+      <w:r>
+        <w:t>Keep your completed work</w:t>
       </w:r>
     </w:p>
     <w:p>
@@ -6722,608 +7657,17 @@
         <w:pStyle w:val="Heading1"/>
       </w:pPr>
       <w:r>
-        <w:t>17. Supported practice, repair and portfolio</w:t>
-      </w:r>
-    </w:p>
-    <w:p>
-      <w:r>
-        <w:t>Attempt supported questions before using hints or feedback. Review a missing building block, then keep the completed work.</w:t>
-      </w:r>
-    </w:p>
-    <w:p>
-      <w:pPr>
-        <w:spacing w:line="336" w:lineRule="auto" w:after="180"/>
-      </w:pPr>
-      <w:r>
-        <w:rPr>
-          <w:b w:val="0"/>
-        </w:rPr>
-        <w:t>Use this supported practice once, in the browser or on paper. Keep the reserved independent assessment for a separate first attempt before teacher feedback.</w:t>
-      </w:r>
-    </w:p>
-    <w:p>
-      <w:pPr>
-        <w:spacing w:line="336" w:lineRule="auto" w:after="180"/>
-      </w:pPr>
-      <w:r>
-        <w:rPr>
-          <w:b w:val="0"/>
-        </w:rPr>
-        <w:t>A fictional book-condition checker predicts repair or sound.</w:t>
-      </w:r>
-    </w:p>
-    <w:p>
-      <w:pPr>
-        <w:pStyle w:val="Heading3"/>
-      </w:pPr>
-      <w:r>
-        <w:t>Practice 1: explain the deciding evidence</w:t>
-      </w:r>
-    </w:p>
-    <w:p>
-      <w:pPr>
-        <w:spacing w:line="336" w:lineRule="auto" w:after="180"/>
-      </w:pPr>
-      <w:r>
-        <w:rPr>
-          <w:b w:val="0"/>
-        </w:rPr>
-        <w:t>Which labelled step matches this detail? Matrix [[2,1],[1,2]]: agreement 4/6, repair recall 2/3.</w:t>
-      </w:r>
-    </w:p>
-    <w:p>
-      <w:pPr>
-        <w:spacing w:line="336" w:lineRule="auto" w:after="180"/>
-        <w:shd w:fill="F4F9FC"/>
-      </w:pPr>
-      <w:r>
-        <w:rPr>
-          <w:b w:val="0"/>
-        </w:rPr>
-        <w:t>1. Declare axes</w:t>
-      </w:r>
-    </w:p>
-    <w:p>
-      <w:pPr>
-        <w:spacing w:line="336" w:lineRule="auto" w:after="180"/>
-        <w:shd w:fill="F4F9FC"/>
-      </w:pPr>
-      <w:r>
-        <w:rPr>
-          <w:b w:val="0"/>
-        </w:rPr>
-        <w:t>2. Read result</w:t>
-      </w:r>
-    </w:p>
-    <w:p>
-      <w:pPr>
-        <w:spacing w:line="336" w:lineRule="auto" w:after="180"/>
-        <w:shd w:fill="F4F9FC"/>
-      </w:pPr>
-      <w:r>
-        <w:rPr>
-          <w:b w:val="0"/>
-        </w:rPr>
-        <w:t>3. Fill repair row</w:t>
-      </w:r>
-    </w:p>
-    <w:p>
-      <w:pPr>
-        <w:spacing w:line="336" w:lineRule="auto" w:after="180"/>
-        <w:shd w:fill="F4F9FC"/>
-      </w:pPr>
-      <w:r>
-        <w:rPr>
-          <w:b w:val="0"/>
-        </w:rPr>
-        <w:t>4. Fill sound row</w:t>
-      </w:r>
-    </w:p>
-    <w:p>
-      <w:pPr>
-        <w:pStyle w:val="Heading3"/>
-      </w:pPr>
-      <w:r>
-        <w:t>My selected conclusion, deciding fact and explanation</w:t>
-      </w:r>
-    </w:p>
-    <w:p>
-      <w:r>
-        <w:t>________________________________________________________________</w:t>
-      </w:r>
-    </w:p>
-    <w:p>
-      <w:r>
-        <w:t>________________________________________________________________</w:t>
-      </w:r>
-    </w:p>
-    <w:p>
-      <w:r>
-        <w:t>________________________________________________________________</w:t>
-      </w:r>
-    </w:p>
-    <w:p>
-      <w:r>
-        <w:t>________________________________________________________________</w:t>
-      </w:r>
-    </w:p>
-    <w:p>
-      <w:r>
-        <w:t>________________________________________________________________</w:t>
-      </w:r>
-    </w:p>
-    <w:p>
-      <w:pPr>
-        <w:pStyle w:val="Heading3"/>
-      </w:pPr>
-      <w:r>
-        <w:t>Hint · try first</w:t>
-      </w:r>
-    </w:p>
-    <w:p>
-      <w:pPr>
-        <w:spacing w:line="336" w:lineRule="auto" w:after="180"/>
-        <w:shd w:fill="F1F6F8"/>
-      </w:pPr>
-      <w:r>
-        <w:rPr>
-          <w:b w:val="0"/>
-        </w:rPr>
-        <w:t>Hint if needed: Read the steps in the pictorial case. Match the supplied detail to the stage that performs or records it.</w:t>
-      </w:r>
-    </w:p>
-    <w:p>
-      <w:pPr>
-        <w:pStyle w:val="Heading3"/>
-      </w:pPr>
-      <w:r>
-        <w:t>Feedback · compare after trying</w:t>
-      </w:r>
-    </w:p>
-    <w:p>
-      <w:pPr>
-        <w:spacing w:line="336" w:lineRule="auto" w:after="180"/>
-        <w:shd w:fill="F1F6FC"/>
-      </w:pPr>
-      <w:r>
-        <w:rPr>
-          <w:b w:val="0"/>
-        </w:rPr>
-        <w:t>After your attempt, compare with the supported explanation: Read result Matrix [[2,1],[1,2]]: agreement 4/6, repair recall 2/3. Each case enters one cell according to its reference and predicted label.</w:t>
-      </w:r>
-    </w:p>
-    <w:p>
-      <w:pPr>
-        <w:spacing w:line="336" w:lineRule="auto" w:after="180"/>
-        <w:shd w:fill="F1F6FC"/>
-      </w:pPr>
-      <w:r>
-        <w:rPr>
-          <w:b w:val="0"/>
-        </w:rPr>
-        <w:t>The off-diagonal cells represent different mistakes: a false alarm on a sound book versus a missed repair.</w:t>
-      </w:r>
-    </w:p>
-    <w:p>
-      <w:pPr>
-        <w:spacing w:line="336" w:lineRule="auto" w:after="180"/>
-        <w:shd w:fill="F1F6FC"/>
-      </w:pPr>
-      <w:r>
-        <w:rPr>
-          <w:b w:val="0"/>
-        </w:rPr>
-        <w:t>Trace the cell definitions before naming rates; swapping axes changes the table’s interpretation even if its diagonal sum remains unchanged.</w:t>
-      </w:r>
-    </w:p>
-    <w:p>
-      <w:pPr>
-        <w:pStyle w:val="Heading3"/>
-      </w:pPr>
-      <w:r>
-        <w:t>Practice 2: explain the deciding evidence</w:t>
-      </w:r>
-    </w:p>
-    <w:p>
-      <w:pPr>
-        <w:pStyle w:val="Heading3"/>
-      </w:pPr>
-      <w:r>
-        <w:t>Changed case · predict first</w:t>
-      </w:r>
-    </w:p>
-    <w:p>
-      <w:pPr>
-        <w:spacing w:line="336" w:lineRule="auto" w:after="180"/>
-        <w:shd w:fill="F5F1FB"/>
-      </w:pPr>
-      <w:r>
-        <w:rPr>
-          <w:b w:val="0"/>
-        </w:rPr>
-        <w:t xml:space="preserve">Changed-case practice: Change one repair/sound </w:t>
-      </w:r>
-      <w:r>
-        <w:rPr>
-          <w:b/>
-        </w:rPr>
-        <w:t>prediction</w:t>
-      </w:r>
-      <w:r>
-        <w:rPr>
-          <w:b w:val="0"/>
-        </w:rPr>
-        <w:t xml:space="preserve"> to repair/repair after a real model revision. Which conclusion is supported by the supplied facts?</w:t>
-      </w:r>
-    </w:p>
-    <w:p>
-      <w:pPr>
-        <w:spacing w:line="336" w:lineRule="auto" w:after="180"/>
-        <w:shd w:fill="F4F9FC"/>
-      </w:pPr>
-      <w:r>
-        <w:rPr>
-          <w:b w:val="0"/>
-        </w:rPr>
-        <w:t>1. Repair row becomes [0,3]; agreement becomes 5/6.</w:t>
-      </w:r>
-    </w:p>
-    <w:p>
-      <w:pPr>
-        <w:spacing w:line="336" w:lineRule="auto" w:after="180"/>
-        <w:shd w:fill="F4F9FC"/>
-      </w:pPr>
-      <w:r>
-        <w:rPr>
-          <w:b w:val="0"/>
-        </w:rPr>
-        <w:t xml:space="preserve">2. We can decide the result without examining the changed </w:t>
-      </w:r>
-      <w:r>
-        <w:rPr>
-          <w:b/>
-        </w:rPr>
-        <w:t>input</w:t>
-      </w:r>
-      <w:r>
-        <w:rPr>
-          <w:b w:val="0"/>
-        </w:rPr>
-        <w:t xml:space="preserve"> or the procedure.</w:t>
-      </w:r>
-    </w:p>
-    <w:p>
-      <w:pPr>
-        <w:spacing w:line="336" w:lineRule="auto" w:after="180"/>
-        <w:shd w:fill="F4F9FC"/>
-      </w:pPr>
-      <w:r>
-        <w:rPr>
-          <w:b w:val="0"/>
-        </w:rPr>
-        <w:t xml:space="preserve">3. This one example guarantees correct results for every future </w:t>
-      </w:r>
-      <w:r>
-        <w:rPr>
-          <w:b/>
-        </w:rPr>
-        <w:t>input</w:t>
-      </w:r>
-      <w:r>
-        <w:rPr>
-          <w:b w:val="0"/>
-        </w:rPr>
-        <w:t>.</w:t>
-      </w:r>
-    </w:p>
-    <w:p>
-      <w:pPr>
-        <w:pStyle w:val="Heading3"/>
-      </w:pPr>
-      <w:r>
-        <w:t>My selected conclusion, deciding fact and explanation</w:t>
-      </w:r>
-    </w:p>
-    <w:p>
-      <w:r>
-        <w:t>________________________________________________________________</w:t>
-      </w:r>
-    </w:p>
-    <w:p>
-      <w:r>
-        <w:t>________________________________________________________________</w:t>
-      </w:r>
-    </w:p>
-    <w:p>
-      <w:r>
-        <w:t>________________________________________________________________</w:t>
-      </w:r>
-    </w:p>
-    <w:p>
-      <w:r>
-        <w:t>________________________________________________________________</w:t>
-      </w:r>
-    </w:p>
-    <w:p>
-      <w:r>
-        <w:t>________________________________________________________________</w:t>
-      </w:r>
-    </w:p>
-    <w:p>
-      <w:pPr>
-        <w:pStyle w:val="Heading3"/>
-      </w:pPr>
-      <w:r>
-        <w:t>Hint · try first</w:t>
-      </w:r>
-    </w:p>
-    <w:p>
-      <w:pPr>
-        <w:spacing w:line="336" w:lineRule="auto" w:after="180"/>
-        <w:shd w:fill="F1F6F8"/>
-      </w:pPr>
-      <w:r>
-        <w:rPr>
-          <w:b w:val="0"/>
-        </w:rPr>
-        <w:t>Hint if needed: Use the changed condition and the deciding step in the pictorial trace. The answer must say what follows from those facts.</w:t>
-      </w:r>
-    </w:p>
-    <w:p>
-      <w:pPr>
-        <w:pStyle w:val="Heading3"/>
-      </w:pPr>
-      <w:r>
-        <w:t>Feedback · compare after trying</w:t>
-      </w:r>
-    </w:p>
-    <w:p>
-      <w:pPr>
-        <w:spacing w:line="336" w:lineRule="auto" w:after="180"/>
-        <w:shd w:fill="F1F6FC"/>
-      </w:pPr>
-      <w:r>
-        <w:rPr>
-          <w:b w:val="0"/>
-        </w:rPr>
-        <w:t xml:space="preserve">After your attempt, compare with the supported explanation: Repair row becomes [0,3]; agreement becomes 5/6. One </w:t>
-      </w:r>
-      <w:r>
-        <w:rPr>
-          <w:b/>
-        </w:rPr>
-        <w:t>false negative</w:t>
-      </w:r>
-      <w:r>
-        <w:rPr>
-          <w:b w:val="0"/>
-        </w:rPr>
-        <w:t xml:space="preserve"> moves to </w:t>
-      </w:r>
-      <w:r>
-        <w:rPr>
-          <w:b/>
-        </w:rPr>
-        <w:t>true positive</w:t>
-      </w:r>
-      <w:r>
-        <w:rPr>
-          <w:b w:val="0"/>
-        </w:rPr>
-        <w:t>; the sound row stays [2,1].</w:t>
-      </w:r>
-    </w:p>
-    <w:p>
-      <w:pPr>
-        <w:pStyle w:val="Heading3"/>
-      </w:pPr>
-      <w:r>
-        <w:t>Repair a missing building block</w:t>
-      </w:r>
-    </w:p>
-    <w:p>
-      <w:pPr>
-        <w:spacing w:line="336" w:lineRule="auto" w:after="180"/>
-      </w:pPr>
-      <w:r>
-        <w:rPr>
-          <w:b w:val="0"/>
-        </w:rPr>
-        <w:t>Review Accuracy as a Fraction (ai-2/12). Goal: Explain why overall accuracy can hide failure on a less common class. Short practice: Why is 100% repair detection not sufficient to declare the changed classifier best?.</w:t>
-      </w:r>
-    </w:p>
-    <w:p>
-      <w:pPr>
-        <w:spacing w:line="336" w:lineRule="auto" w:after="180"/>
-      </w:pPr>
-      <w:r>
-        <w:rPr>
-          <w:b w:val="0"/>
-        </w:rPr>
-        <w:t>Return to this week and explain what you changed.</w:t>
-      </w:r>
-    </w:p>
-    <w:p>
-      <w:pPr>
-        <w:spacing w:line="336" w:lineRule="auto" w:after="180"/>
-      </w:pPr>
-      <w:r>
-        <w:rPr>
-          <w:b w:val="0"/>
-        </w:rPr>
-        <w:t xml:space="preserve">Review Human Classifier Simulation (ai-2/10). Goal: Construct a classifier with a stated </w:t>
-      </w:r>
-      <w:r>
-        <w:rPr>
-          <w:b/>
-        </w:rPr>
-        <w:t>input</w:t>
-      </w:r>
-      <w:r>
-        <w:rPr>
-          <w:b w:val="0"/>
-        </w:rPr>
-        <w:t xml:space="preserve"> format, selected rule and recorded </w:t>
-      </w:r>
-      <w:r>
-        <w:rPr>
-          <w:b/>
-        </w:rPr>
-        <w:t>output</w:t>
-      </w:r>
-      <w:r>
-        <w:rPr>
-          <w:b w:val="0"/>
-        </w:rPr>
-        <w:t>.</w:t>
-      </w:r>
-    </w:p>
-    <w:p>
-      <w:pPr>
-        <w:spacing w:line="336" w:lineRule="auto" w:after="180"/>
-      </w:pPr>
-      <w:r>
-        <w:rPr>
-          <w:b w:val="0"/>
-        </w:rPr>
-        <w:t>Short practice: Why are J and M initially treated differently even though both are illustrated mysteries?. Return to this week and explain what you changed.</w:t>
-      </w:r>
-    </w:p>
-    <w:p>
-      <w:pPr>
-        <w:spacing w:line="336" w:lineRule="auto" w:after="180"/>
-      </w:pPr>
-      <w:r>
-        <w:rPr>
-          <w:b w:val="0"/>
-        </w:rPr>
-        <w:t>Review Rows Columns and Data Types (ai-2/7). Goal: Specify a table schema. Short practice: Which two rows originally fail, and do they fail for the same reason?. Return to this week and explain what you changed.</w:t>
-      </w:r>
-    </w:p>
-    <w:p>
-      <w:pPr>
-        <w:pStyle w:val="Heading3"/>
-      </w:pPr>
-      <w:r>
-        <w:t>Predict, run and debug</w:t>
-      </w:r>
-    </w:p>
-    <w:p>
-      <w:pPr>
-        <w:spacing w:line="336" w:lineRule="auto" w:after="180"/>
-      </w:pPr>
-      <w:r>
-        <w:rPr>
-          <w:b w:val="0"/>
-        </w:rPr>
-        <w:t xml:space="preserve">The browser lab lets you edit the supported Python examples already included in this lesson. Predict first, run, inspect the actual </w:t>
-      </w:r>
-      <w:r>
-        <w:rPr>
-          <w:b/>
-        </w:rPr>
-        <w:t>output</w:t>
-      </w:r>
-      <w:r>
-        <w:rPr>
-          <w:b w:val="0"/>
-        </w:rPr>
-        <w:t xml:space="preserve"> or error, change one </w:t>
-      </w:r>
-      <w:r>
-        <w:rPr>
-          <w:b/>
-        </w:rPr>
-        <w:t>input</w:t>
-      </w:r>
-      <w:r>
-        <w:rPr>
-          <w:b w:val="0"/>
-        </w:rPr>
-        <w:t>, then run again.</w:t>
-      </w:r>
-    </w:p>
-    <w:p>
-      <w:pPr>
-        <w:spacing w:line="336" w:lineRule="auto" w:after="180"/>
-      </w:pPr>
-      <w:r>
-        <w:rPr>
-          <w:b w:val="0"/>
-        </w:rPr>
-        <w:t xml:space="preserve">Keep code, </w:t>
-      </w:r>
-      <w:r>
-        <w:rPr>
-          <w:b/>
-        </w:rPr>
-        <w:t>prediction</w:t>
-      </w:r>
-      <w:r>
-        <w:rPr>
-          <w:b w:val="0"/>
-        </w:rPr>
-        <w:t>s, actual results and a reasoned revision together. On paper, label your result as a trace rather than an execution.</w:t>
-      </w:r>
-    </w:p>
-    <w:p>
-      <w:pPr>
-        <w:pStyle w:val="Heading3"/>
-      </w:pPr>
-      <w:r>
-        <w:t>Keep your completed work</w:t>
-      </w:r>
-    </w:p>
-    <w:p>
-      <w:pPr>
-        <w:spacing w:line="336" w:lineRule="auto" w:after="180"/>
-      </w:pPr>
-      <w:r>
-        <w:rPr>
-          <w:b w:val="0"/>
-        </w:rPr>
-        <w:t xml:space="preserve">Use Download completed work in the hosted lesson to export your answers, reflections, practice feedback and code-run </w:t>
-      </w:r>
-      <w:r>
-        <w:rPr>
-          <w:b/>
-        </w:rPr>
-        <w:t>evidence</w:t>
-      </w:r>
-      <w:r>
-        <w:rPr>
-          <w:b w:val="0"/>
-        </w:rPr>
-        <w:t>. Open the HTML copy to read or print it.</w:t>
-      </w:r>
-    </w:p>
-    <w:p>
-      <w:pPr>
-        <w:spacing w:line="336" w:lineRule="auto" w:after="180"/>
-      </w:pPr>
-      <w:r>
-        <w:rPr>
-          <w:b w:val="0"/>
-        </w:rPr>
-        <w:t>Drafts stay in this browser when storage is available; clear drafts on a shared device.</w:t>
-      </w:r>
-    </w:p>
-    <w:p>
-      <w:pPr>
-        <w:pStyle w:val="Heading1"/>
-      </w:pPr>
-      <w:r>
-        <w:t>18. Visual concept journey</w:t>
-      </w:r>
-    </w:p>
-    <w:p>
-      <w:r>
-        <w:t>Explain each Types of Classification Error graphic using its labels, deciding evidence and relevant limitation.</w:t>
-      </w:r>
-    </w:p>
-    <w:p>
-      <w:pPr>
-        <w:pStyle w:val="Heading3"/>
+        <w:t>18. Reference: the six-picture journey</w:t>
+      </w:r>
+    </w:p>
+    <w:p>
+      <w:r>
+        <w:t>Revisit the picture that serves the current question; key diagrams already sit beside the main explanation.</w:t>
+      </w:r>
+    </w:p>
+    <w:p>
+      <w:pPr>
+        <w:pStyle w:val="Heading2"/>
       </w:pPr>
       <w:r>
         <w:t>01. Types of Classification Error: the case</w:t>
@@ -7334,7 +7678,7 @@
         <w:drawing>
           <wp:inline xmlns:a="http://schemas.openxmlformats.org/drawingml/2006/main" xmlns:pic="http://schemas.openxmlformats.org/drawingml/2006/picture">
             <wp:extent cx="5486400" cy="2840736"/>
-            <wp:docPr id="23" name="Picture 23" descr="A fictional book-condition checker predicts repair or sound. Supplied facts: Use reference rows and prediction columns in order sound,repair. Repair is positive. Six reference/prediction pairs: sound/sound twice; sound/repair once; repair/sound once; repair/repair twice."/>
+            <wp:docPr id="29" name="Picture 29" descr="A fictional book-condition checker predicts repair or sound. Supplied facts: Use reference rows and prediction columns in order sound,repair. Repair is positive. Six reference/prediction pairs: sound/sound twice; sound/repair once; repair/sound once; repair/repair twice."/>
             <wp:cNvGraphicFramePr>
               <a:graphicFrameLocks noChangeAspect="1"/>
             </wp:cNvGraphicFramePr>
@@ -7346,7 +7690,7 @@
                     <pic:cNvPicPr/>
                   </pic:nvPicPr>
                   <pic:blipFill>
-                    <a:blip r:embed="rId30"/>
+                    <a:blip r:embed="rId32"/>
                     <a:stretch>
                       <a:fillRect/>
                     </a:stretch>
@@ -7414,7 +7758,6 @@
     <w:p>
       <w:pPr>
         <w:spacing w:line="336" w:lineRule="auto" w:after="180"/>
-        <w:shd w:fill="F5F1FB"/>
       </w:pPr>
       <w:r>
         <w:rPr>
@@ -7425,7 +7768,7 @@
     </w:p>
     <w:p>
       <w:pPr>
-        <w:pStyle w:val="Heading3"/>
+        <w:pStyle w:val="Heading2"/>
       </w:pPr>
       <w:r>
         <w:t>02. Follow the deciding steps</w:t>
@@ -7436,7 +7779,7 @@
         <w:drawing>
           <wp:inline xmlns:a="http://schemas.openxmlformats.org/drawingml/2006/main" xmlns:pic="http://schemas.openxmlformats.org/drawingml/2006/picture">
             <wp:extent cx="5486400" cy="4005072"/>
-            <wp:docPr id="24" name="Picture 24" descr="Declare axes: Rows: reference sound,repair. Columns: predicted sound,repair. → Fill sound row: Two true negatives and one false positive: [2,1]. → Fill repair row: One false negative and two true positives: [1,2]. → Read result: Matrix [[2,1],[1,2]]: agreement 4/6, repair recall 2/3."/>
+            <wp:docPr id="30" name="Picture 30" descr="Declare axes: Rows: reference sound,repair. Columns: predicted sound,repair. → Fill sound row: Two true negatives and one false positive: [2,1]. → Fill repair row: One false negative and two true positives: [1,2]. → Read result: Matrix [[2,1],[1,2]]: agreement 4/6, repair recall 2/3."/>
             <wp:cNvGraphicFramePr>
               <a:graphicFrameLocks noChangeAspect="1"/>
             </wp:cNvGraphicFramePr>
@@ -7448,7 +7791,7 @@
                     <pic:cNvPicPr/>
                   </pic:nvPicPr>
                   <pic:blipFill>
-                    <a:blip r:embed="rId31"/>
+                    <a:blip r:embed="rId17"/>
                     <a:stretch>
                       <a:fillRect/>
                     </a:stretch>
@@ -7540,7 +7883,6 @@
     <w:p>
       <w:pPr>
         <w:spacing w:line="336" w:lineRule="auto" w:after="180"/>
-        <w:shd w:fill="F5F1FB"/>
       </w:pPr>
       <w:r>
         <w:rPr>
@@ -7563,7 +7905,7 @@
     </w:p>
     <w:p>
       <w:pPr>
-        <w:pStyle w:val="Heading3"/>
+        <w:pStyle w:val="Heading2"/>
       </w:pPr>
       <w:r>
         <w:t>03. Reference rows, prediction columns</w:t>
@@ -7574,7 +7916,7 @@
         <w:drawing>
           <wp:inline xmlns:a="http://schemas.openxmlformats.org/drawingml/2006/main" xmlns:pic="http://schemas.openxmlformats.org/drawingml/2006/picture">
             <wp:extent cx="5486400" cy="3096768"/>
-            <wp:docPr id="25" name="Picture 25" descr="Reference rows, prediction columns. Reference sound: Predicted sound = 2, Predicted repair = 1. Reference repair: Predicted sound = 1, Predicted repair = 2."/>
+            <wp:docPr id="31" name="Picture 31" descr="Reference rows, prediction columns. Reference sound: Predicted sound = 2, Predicted repair = 1. Reference repair: Predicted sound = 1, Predicted repair = 2."/>
             <wp:cNvGraphicFramePr>
               <a:graphicFrameLocks noChangeAspect="1"/>
             </wp:cNvGraphicFramePr>
@@ -7586,7 +7928,7 @@
                     <pic:cNvPicPr/>
                   </pic:nvPicPr>
                   <pic:blipFill>
-                    <a:blip r:embed="rId32"/>
+                    <a:blip r:embed="rId33"/>
                     <a:stretch>
                       <a:fillRect/>
                     </a:stretch>
@@ -7631,7 +7973,6 @@
     <w:p>
       <w:pPr>
         <w:spacing w:line="336" w:lineRule="auto" w:after="180"/>
-        <w:shd w:fill="F5F1FB"/>
       </w:pPr>
       <w:r>
         <w:rPr>
@@ -7642,7 +7983,7 @@
     </w:p>
     <w:p>
       <w:pPr>
-        <w:pStyle w:val="Heading3"/>
+        <w:pStyle w:val="Heading2"/>
       </w:pPr>
       <w:r>
         <w:t>04. Change one thing. Trace what follows.</w:t>
@@ -7653,7 +7994,7 @@
         <w:drawing>
           <wp:inline xmlns:a="http://schemas.openxmlformats.org/drawingml/2006/main" xmlns:pic="http://schemas.openxmlformats.org/drawingml/2006/picture">
             <wp:extent cx="5486400" cy="3026664"/>
-            <wp:docPr id="26" name="Picture 26" descr="Original case: Matrix [[2,1],[1,2]]: agreement 4/6, repair recall 2/3. Changed condition: Change one repair/sound prediction to repair/repair after a real model revision. Expected result: Repair row becomes [0,3]; agreement becomes 5/6. Reason: One false negative moves to true positive; the sound row stays [2,1]."/>
+            <wp:docPr id="32" name="Picture 32" descr="Original case: Matrix [[2,1],[1,2]]: agreement 4/6, repair recall 2/3. Changed condition: Change one repair/sound prediction to repair/repair after a real model revision. Expected result: Repair row becomes [0,3]; agreement becomes 5/6. Reason: One false negative moves to true positive; the sound row stays [2,1]."/>
             <wp:cNvGraphicFramePr>
               <a:graphicFrameLocks noChangeAspect="1"/>
             </wp:cNvGraphicFramePr>
@@ -7665,7 +8006,7 @@
                     <pic:cNvPicPr/>
                   </pic:nvPicPr>
                   <pic:blipFill>
-                    <a:blip r:embed="rId33"/>
+                    <a:blip r:embed="rId18"/>
                     <a:stretch>
                       <a:fillRect/>
                     </a:stretch>
@@ -7745,7 +8086,6 @@
     <w:p>
       <w:pPr>
         <w:spacing w:line="336" w:lineRule="auto" w:after="180"/>
-        <w:shd w:fill="F5F1FB"/>
       </w:pPr>
       <w:r>
         <w:rPr>
@@ -7756,7 +8096,7 @@
     </w:p>
     <w:p>
       <w:pPr>
-        <w:pStyle w:val="Heading3"/>
+        <w:pStyle w:val="Heading2"/>
       </w:pPr>
       <w:r>
         <w:t>05. Connect the explanation to its limit</w:t>
@@ -7767,7 +8107,7 @@
         <w:drawing>
           <wp:inline xmlns:a="http://schemas.openxmlformats.org/drawingml/2006/main" xmlns:pic="http://schemas.openxmlformats.org/drawingml/2006/picture">
             <wp:extent cx="5486400" cy="2834640"/>
-            <wp:docPr id="27" name="Picture 27" descr="Each case enters one cell according to its reference and predicted label. The off-diagonal cells represent different mistakes: a false alarm on a sound book versus a missed repair. Trace the cell definitions before naming rates; swapping axes changes the table’s interpretation even if its diagonal sum remains unchanged. Limit: Reference labels can themselves be disputed; a true-positive name does not guarantee the annotation is infallible."/>
+            <wp:docPr id="33" name="Picture 33" descr="Each case enters one cell according to its reference and predicted label. The off-diagonal cells represent different mistakes: a false alarm on a sound book versus a missed repair. Trace the cell definitions before naming rates; swapping axes changes the table’s interpretation even if its diagonal sum remains unchanged. Limit: Reference labels can themselves be disputed; a true-positive name does not guarantee the annotation is infallible."/>
             <wp:cNvGraphicFramePr>
               <a:graphicFrameLocks noChangeAspect="1"/>
             </wp:cNvGraphicFramePr>
@@ -7834,7 +8174,6 @@
     <w:p>
       <w:pPr>
         <w:spacing w:line="336" w:lineRule="auto" w:after="180"/>
-        <w:shd w:fill="F5F1FB"/>
       </w:pPr>
       <w:r>
         <w:rPr>
@@ -7845,7 +8184,7 @@
     </w:p>
     <w:p>
       <w:pPr>
-        <w:pStyle w:val="Heading3"/>
+        <w:pStyle w:val="Heading2"/>
       </w:pPr>
       <w:r>
         <w:t>06. Make the idea visible in your project</w:t>
@@ -7856,7 +8195,7 @@
         <w:drawing>
           <wp:inline xmlns:a="http://schemas.openxmlformats.org/drawingml/2006/main" xmlns:pic="http://schemas.openxmlformats.org/drawingml/2006/picture">
             <wp:extent cx="5486400" cy="3380232"/>
-            <wp:docPr id="28" name="Picture 28" descr="Use a confusion table when evaluating recommender category predictions and attach concrete consequences to each error. Draw your input, deciding step, result and limit. Supported question: Which error causes a sound book to be sent for unnecessary repair review?"/>
+            <wp:docPr id="34" name="Picture 34" descr="Use a confusion table when evaluating recommender category predictions and attach concrete consequences to each error. Draw your input, deciding step, result and limit. Supported question: Which error causes a sound book to be sent for unnecessary repair review?"/>
             <wp:cNvGraphicFramePr>
               <a:graphicFrameLocks noChangeAspect="1"/>
             </wp:cNvGraphicFramePr>
@@ -7936,7 +8275,6 @@
     <w:p>
       <w:pPr>
         <w:spacing w:line="336" w:lineRule="auto" w:after="180"/>
-        <w:shd w:fill="F5F1FB"/>
       </w:pPr>
       <w:r>
         <w:rPr>
@@ -7955,6 +8293,62 @@
           <w:b w:val="0"/>
         </w:rPr>
         <w:t>.</w:t>
+      </w:r>
+    </w:p>
+    <w:p>
+      <w:pPr>
+        <w:pStyle w:val="Heading2"/>
+      </w:pPr>
+      <w:r>
+        <w:t>Earlier wording, alternatives and picture transcripts · reference / check after trying</w:t>
+      </w:r>
+    </w:p>
+    <w:p>
+      <w:pPr>
+        <w:pStyle w:val="Heading3"/>
+      </w:pPr>
+      <w:r>
+        <w:t>01. Types of Classification Error: the case</w:t>
+      </w:r>
+    </w:p>
+    <w:p>
+      <w:pPr>
+        <w:pStyle w:val="Heading3"/>
+      </w:pPr>
+      <w:r>
+        <w:t>02. Follow the deciding steps</w:t>
+      </w:r>
+    </w:p>
+    <w:p>
+      <w:pPr>
+        <w:pStyle w:val="Heading3"/>
+      </w:pPr>
+      <w:r>
+        <w:t>03. Reference rows, prediction columns</w:t>
+      </w:r>
+    </w:p>
+    <w:p>
+      <w:pPr>
+        <w:pStyle w:val="Heading3"/>
+      </w:pPr>
+      <w:r>
+        <w:t>04. Change one thing. Trace what follows.</w:t>
+      </w:r>
+    </w:p>
+    <w:p>
+      <w:pPr>
+        <w:pStyle w:val="Heading3"/>
+      </w:pPr>
+      <w:r>
+        <w:t>05. Connect the explanation to its limit</w:t>
+      </w:r>
+    </w:p>
+    <w:p>
+      <w:pPr>
+        <w:pStyle w:val="Heading3"/>
+      </w:pPr>
+      <w:r>
+        <w:t>06. Make the idea visible in your project</w:t>
       </w:r>
     </w:p>
     <w:sectPr>
